--- a/docs/ecostats_lectures/lecture_12/12_01_lecture_powerpoint.docx
+++ b/docs/ecostats_lectures/lecture_12/12_01_lecture_powerpoint.docx
@@ -443,13 +443,7 @@
         </w:numPr>
       </w:pPr>
       <w:r>
-        <w:t xml:space="preserve">Interaction effects; is there synergistic/ antagonistic effect</w:t>
-      </w:r>
-      <w:r>
-        <w:t xml:space="preserve"> </w:t>
-      </w:r>
-      <w:r>
-        <w:t xml:space="preserve">of factors?</w:t>
+        <w:t xml:space="preserve">Interaction effects; is there synergistic/ antagonistic effect of factors?</w:t>
       </w:r>
     </w:p>
     <w:p>
@@ -639,13 +633,7 @@
         </w:numPr>
       </w:pPr>
       <w:r>
-        <w:t xml:space="preserve">q levels of factor B (j= 1…q), crossed with each level of A (4</w:t>
-      </w:r>
-      <w:r>
-        <w:t xml:space="preserve"> </w:t>
-      </w:r>
-      <w:r>
-        <w:t xml:space="preserve">density levels)</w:t>
+        <w:t xml:space="preserve">q levels of factor B (j= 1…q), crossed with each level of A (4 density levels)</w:t>
       </w:r>
     </w:p>
     <w:p>
@@ -678,13 +666,7 @@
         <w:t xml:space="preserve">i</w:t>
       </w:r>
       <w:r>
-        <w:t xml:space="preserve">) in each combination of A and B (3</w:t>
-      </w:r>
-      <w:r>
-        <w:t xml:space="preserve"> </w:t>
-      </w:r>
-      <w:r>
-        <w:t xml:space="preserve">replicate plates per density per season)</w:t>
+        <w:t xml:space="preserve">) in each combination of A and B (3 replicate plates per density per season)</w:t>
       </w:r>
     </w:p>
     <w:p>
@@ -771,7 +753,7 @@
       <w:r>
         <w:drawing>
           <wp:inline>
-            <wp:extent cx="5943600" cy="1622849"/>
+            <wp:extent cx="6578600" cy="1796230"/>
             <wp:effectExtent b="0" l="0" r="0" t="0"/>
             <wp:docPr descr="" title="" id="45" name="Picture"/>
             <a:graphic>
@@ -792,7 +774,7 @@
                   <pic:spPr bwMode="auto">
                     <a:xfrm>
                       <a:off x="0" y="0"/>
-                      <a:ext cx="5943600" cy="1622849"/>
+                      <a:ext cx="6578600" cy="1796230"/>
                     </a:xfrm>
                     <a:prstGeom prst="rect">
                       <a:avLst/>
@@ -838,13 +820,7 @@
         </w:numPr>
       </w:pPr>
       <w:r>
-        <w:t xml:space="preserve">Marginal means for levels of each factor, pooling across all levels</w:t>
-      </w:r>
-      <w:r>
-        <w:t xml:space="preserve"> </w:t>
-      </w:r>
-      <w:r>
-        <w:t xml:space="preserve">of other factor</w:t>
+        <w:t xml:space="preserve">Marginal means for levels of each factor, pooling across all levels of other factor</w:t>
       </w:r>
       <w:r>
         <w:br/>
@@ -881,7 +857,7 @@
       <w:r>
         <w:drawing>
           <wp:inline>
-            <wp:extent cx="5943600" cy="1622849"/>
+            <wp:extent cx="6578600" cy="1796230"/>
             <wp:effectExtent b="0" l="0" r="0" t="0"/>
             <wp:docPr descr="" title="" id="48" name="Picture"/>
             <a:graphic>
@@ -902,7 +878,7 @@
                   <pic:spPr bwMode="auto">
                     <a:xfrm>
                       <a:off x="0" y="0"/>
-                      <a:ext cx="5943600" cy="1622849"/>
+                      <a:ext cx="6578600" cy="1796230"/>
                     </a:xfrm>
                     <a:prstGeom prst="rect">
                       <a:avLst/>
@@ -964,7 +940,7 @@
       <w:r>
         <w:drawing>
           <wp:inline>
-            <wp:extent cx="5943600" cy="1622849"/>
+            <wp:extent cx="6578600" cy="1796230"/>
             <wp:effectExtent b="0" l="0" r="0" t="0"/>
             <wp:docPr descr="" title="" id="51" name="Picture"/>
             <a:graphic>
@@ -985,7 +961,7 @@
                   <pic:spPr bwMode="auto">
                     <a:xfrm>
                       <a:off x="0" y="0"/>
-                      <a:ext cx="5943600" cy="1622849"/>
+                      <a:ext cx="6578600" cy="1796230"/>
                     </a:xfrm>
                     <a:prstGeom prst="rect">
                       <a:avLst/>
@@ -1386,13 +1362,7 @@
         <w:t xml:space="preserve"> </w:t>
       </w:r>
       <w:r>
-        <w:t xml:space="preserve">observation from jth and ith</w:t>
-      </w:r>
-      <w:r>
-        <w:t xml:space="preserve"> </w:t>
-      </w:r>
-      <w:r>
-        <w:t xml:space="preserve">combination of B and A (fecundity on 2nd plate, in</w:t>
+        <w:t xml:space="preserve">observation from jth and ith combination of B and A (fecundity on 2nd plate, in</w:t>
       </w:r>
       <w:r>
         <w:t xml:space="preserve"> </w:t>
@@ -1428,13 +1398,7 @@
         </w:numPr>
       </w:pPr>
       <w:r>
-        <w:t xml:space="preserve">αi: effect of the ith level of A, pooling across all levels of B:</w:t>
-      </w:r>
-      <w:r>
-        <w:t xml:space="preserve"> </w:t>
-      </w:r>
-      <w:r>
-        <w:t xml:space="preserve">µi- µ (difference between average fecundity in all</w:t>
+        <w:t xml:space="preserve">αi: effect of the ith level of A, pooling across all levels of B: µi- µ (difference between average fecundity in all</w:t>
       </w:r>
       <w:r>
         <w:t xml:space="preserve"> </w:t>
@@ -1603,19 +1567,7 @@
         </w:numPr>
       </w:pPr>
       <w:r>
-        <w:t xml:space="preserve">Βj: effect of jth level of B, pooling across all levels of A: µj- µ</w:t>
-      </w:r>
-      <w:r>
-        <w:t xml:space="preserve"> </w:t>
-      </w:r>
-      <w:r>
-        <w:t xml:space="preserve">(difference between average fecundity in all winter treatments and</w:t>
-      </w:r>
-      <w:r>
-        <w:t xml:space="preserve"> </w:t>
-      </w:r>
-      <w:r>
-        <w:t xml:space="preserve">overall mean)</w:t>
+        <w:t xml:space="preserve">Βj: effect of jth level of B, pooling across all levels of A: µj- µ (difference between average fecundity in all winter treatments and overall mean)</w:t>
       </w:r>
     </w:p>
     <w:p>
@@ -1627,13 +1579,7 @@
         </w:numPr>
       </w:pPr>
       <w:r>
-        <w:t xml:space="preserve">(αβ)ij: effect of interaction of ith level of A and jth level of B</w:t>
-      </w:r>
-      <w:r>
-        <w:t xml:space="preserve"> </w:t>
-      </w:r>
-      <w:r>
-        <w:t xml:space="preserve">(µij - µi - µj + µ).</w:t>
+        <w:t xml:space="preserve">(αβ)ij: effect of interaction of ith level of A and jth level of B (µij - µi - µj + µ).</w:t>
       </w:r>
     </w:p>
     <w:p>
@@ -1645,13 +1591,7 @@
         </w:numPr>
       </w:pPr>
       <w:r>
-        <w:t xml:space="preserve">Does effect of B depend on level of A? (is effect of density</w:t>
-      </w:r>
-      <w:r>
-        <w:t xml:space="preserve"> </w:t>
-      </w:r>
-      <w:r>
-        <w:t xml:space="preserve">different in winter and summer?)</w:t>
+        <w:t xml:space="preserve">Does effect of B depend on level of A? (is effect of density different in winter and summer?)</w:t>
       </w:r>
     </w:p>
     <w:bookmarkEnd w:id="58"/>
@@ -1832,13 +1772,7 @@
         </w:numPr>
       </w:pPr>
       <w:r>
-        <w:t xml:space="preserve">βj: random variable measuring variance in y across all possible</w:t>
-      </w:r>
-      <w:r>
-        <w:t xml:space="preserve"> </w:t>
-      </w:r>
-      <w:r>
-        <w:t xml:space="preserve">levels of B, pooling across all levels of A</w:t>
+        <w:t xml:space="preserve">βj: random variable measuring variance in y across all possible levels of B, pooling across all levels of A</w:t>
       </w:r>
     </w:p>
     <w:p>
@@ -1850,28 +1784,10 @@
         </w:numPr>
       </w:pPr>
       <w:r>
-        <w:t xml:space="preserve">(αβ)ij is random variable measuring variance of interaction bw A</w:t>
-      </w:r>
-      <w:r>
-        <w:t xml:space="preserve"> </w:t>
-      </w:r>
-      <w:r>
-        <w:t xml:space="preserve">and B across all possible levels of B (</w:t>
-      </w:r>
-      <w:r>
-        <w:t xml:space="preserve">“is effect of A</w:t>
-      </w:r>
-      <w:r>
-        <w:t xml:space="preserve"> </w:t>
-      </w:r>
-      <w:r>
-        <w:t xml:space="preserve">consistent across all possible levels of B that could have been</w:t>
-      </w:r>
-      <w:r>
-        <w:t xml:space="preserve"> </w:t>
-      </w:r>
-      <w:r>
-        <w:t xml:space="preserve">chosen?”</w:t>
+        <w:t xml:space="preserve">(αβ)ij is random variable measuring variance of interaction bw A and B across all possible levels of B (</w:t>
+      </w:r>
+      <w:r>
+        <w:t xml:space="preserve">“is effect of A consistent across all possible levels of B that could have been chosen?”</w:t>
       </w:r>
       <w:r>
         <w:t xml:space="preserve">)</w:t>
@@ -1893,13 +1809,7 @@
         <w:pStyle w:val="FirstParagraph"/>
       </w:pPr>
       <w:r>
-        <w:t xml:space="preserve">SSA is SS of differences between each marginal mean of A and overall</w:t>
-      </w:r>
-      <w:r>
-        <w:t xml:space="preserve"> </w:t>
-      </w:r>
-      <w:r>
-        <w:t xml:space="preserve">mean</w:t>
+        <w:t xml:space="preserve">SSA is SS of differences between each marginal mean of A and overall mean</w:t>
       </w:r>
     </w:p>
     <w:tbl>
@@ -3191,13 +3101,7 @@
         <w:pStyle w:val="FirstParagraph"/>
       </w:pPr>
       <w:r>
-        <w:t xml:space="preserve">SSA is SS of differences between each marginal mean of A and overall</w:t>
-      </w:r>
-      <w:r>
-        <w:t xml:space="preserve"> </w:t>
-      </w:r>
-      <w:r>
-        <w:t xml:space="preserve">mean</w:t>
+        <w:t xml:space="preserve">SSA is SS of differences between each marginal mean of A and overall mean</w:t>
       </w:r>
     </w:p>
     <w:p>
@@ -3262,13 +3166,7 @@
         <w:pStyle w:val="FirstParagraph"/>
       </w:pPr>
       <w:r>
-        <w:t xml:space="preserve">SSB is SS of differences between each marginal mean of B and overall</w:t>
-      </w:r>
-      <w:r>
-        <w:t xml:space="preserve"> </w:t>
-      </w:r>
-      <w:r>
-        <w:t xml:space="preserve">mean</w:t>
+        <w:t xml:space="preserve">SSB is SS of differences between each marginal mean of B and overall mean</w:t>
       </w:r>
     </w:p>
     <w:p>
@@ -3333,13 +3231,7 @@
         <w:pStyle w:val="FirstParagraph"/>
       </w:pPr>
       <w:r>
-        <w:t xml:space="preserve">SSB is SS of differences between each marginal mean of B and overall</w:t>
-      </w:r>
-      <w:r>
-        <w:t xml:space="preserve"> </w:t>
-      </w:r>
-      <w:r>
-        <w:t xml:space="preserve">mean</w:t>
+        <w:t xml:space="preserve">SSB is SS of differences between each marginal mean of B and overall mean</w:t>
       </w:r>
     </w:p>
     <w:p>
@@ -3534,13 +3426,7 @@
         <w:pStyle w:val="FirstParagraph"/>
       </w:pPr>
       <w:r>
-        <w:t xml:space="preserve">SSresid is difference between each observation and the appropriate cell</w:t>
-      </w:r>
-      <w:r>
-        <w:t xml:space="preserve"> </w:t>
-      </w:r>
-      <w:r>
-        <w:t xml:space="preserve">mean, summed over all observations</w:t>
+        <w:t xml:space="preserve">SSresid is difference between each observation and the appropriate cell mean, summed over all observations</w:t>
       </w:r>
     </w:p>
     <w:p>
@@ -3678,13 +3564,7 @@
         <w:pStyle w:val="BodyText"/>
       </w:pPr>
       <w:r>
-        <w:t xml:space="preserve">F-ratio calculations are different depending on whether factors are</w:t>
-      </w:r>
-      <w:r>
-        <w:t xml:space="preserve"> </w:t>
-      </w:r>
-      <w:r>
-        <w:t xml:space="preserve">fixed, random or mixed</w:t>
+        <w:t xml:space="preserve">F-ratio calculations are different depending on whether factors are fixed, random or mixed</w:t>
       </w:r>
     </w:p>
     <w:tbl>
@@ -4407,13 +4287,7 @@
         </w:numPr>
       </w:pPr>
       <w:r>
-        <w:t xml:space="preserve">Ho(A): µ1= µ2= µ3=…. µi= µp (no diff. in marginal means of A,</w:t>
-      </w:r>
-      <w:r>
-        <w:t xml:space="preserve"> </w:t>
-      </w:r>
-      <w:r>
-        <w:t xml:space="preserve">pooling across all levels of B)</w:t>
+        <w:t xml:space="preserve">Ho(A): µ1= µ2= µ3=…. µi= µp (no diff. in marginal means of A, pooling across all levels of B)</w:t>
       </w:r>
     </w:p>
     <w:p>
@@ -4425,13 +4299,7 @@
         </w:numPr>
       </w:pPr>
       <w:r>
-        <w:t xml:space="preserve">Ho(B): µ1= µ2= µ3=…. µj= µq (no diff. in marginal means of B,</w:t>
-      </w:r>
-      <w:r>
-        <w:t xml:space="preserve"> </w:t>
-      </w:r>
-      <w:r>
-        <w:t xml:space="preserve">pooling across all levels of A)</w:t>
+        <w:t xml:space="preserve">Ho(B): µ1= µ2= µ3=…. µj= µq (no diff. in marginal means of B, pooling across all levels of A)</w:t>
       </w:r>
     </w:p>
     <w:p>
@@ -4481,13 +4349,7 @@
         </w:numPr>
       </w:pPr>
       <w:r>
-        <w:t xml:space="preserve">Ho(A): σA2= 0 (no added variance due to levels of A that could have</w:t>
-      </w:r>
-      <w:r>
-        <w:t xml:space="preserve"> </w:t>
-      </w:r>
-      <w:r>
-        <w:t xml:space="preserve">been used)</w:t>
+        <w:t xml:space="preserve">Ho(A): σA2= 0 (no added variance due to levels of A that could have been used)</w:t>
       </w:r>
     </w:p>
     <w:p>
@@ -4499,13 +4361,7 @@
         </w:numPr>
       </w:pPr>
       <w:r>
-        <w:t xml:space="preserve">Ho(B): σB2= 0 (no added variance due to levels of B that could have</w:t>
-      </w:r>
-      <w:r>
-        <w:t xml:space="preserve"> </w:t>
-      </w:r>
-      <w:r>
-        <w:t xml:space="preserve">been used)</w:t>
+        <w:t xml:space="preserve">Ho(B): σB2= 0 (no added variance due to levels of B that could have been used)</w:t>
       </w:r>
     </w:p>
     <w:p>
@@ -4517,57 +4373,27 @@
         </w:numPr>
       </w:pPr>
       <w:r>
-        <w:t xml:space="preserve">Ho(AB): σAB2= 0 (no added variance due to interaction between all</w:t>
+        <w:t xml:space="preserve">Ho(AB): σAB2= 0 (no added variance due to interaction between all levels of A and B that could have been used)</w:t>
+      </w:r>
+    </w:p>
+    <w:p>
+      <w:pPr>
+        <w:pStyle w:val="FirstParagraph"/>
+      </w:pPr>
+      <w:r>
+        <w:t xml:space="preserve">The random effect hypothesis tests whether there is significant variation or</w:t>
       </w:r>
       <w:r>
         <w:t xml:space="preserve"> </w:t>
       </w:r>
       <w:r>
-        <w:t xml:space="preserve">levels of A and B that could have been used)</w:t>
-      </w:r>
-    </w:p>
-    <w:p>
-      <w:pPr>
-        <w:pStyle w:val="FirstParagraph"/>
-      </w:pPr>
-      <w:r>
-        <w:t xml:space="preserve">The random effect hypothesis tests whether there is significant</w:t>
+        <w:t xml:space="preserve">“added variance”</w:t>
       </w:r>
       <w:r>
         <w:t xml:space="preserve"> </w:t>
       </w:r>
       <w:r>
-        <w:t xml:space="preserve">variation or</w:t>
-      </w:r>
-      <w:r>
-        <w:t xml:space="preserve"> </w:t>
-      </w:r>
-      <w:r>
-        <w:t xml:space="preserve">“added variance”</w:t>
-      </w:r>
-      <w:r>
-        <w:t xml:space="preserve"> </w:t>
-      </w:r>
-      <w:r>
-        <w:t xml:space="preserve">in the data that can be attributed to the</w:t>
-      </w:r>
-      <w:r>
-        <w:t xml:space="preserve"> </w:t>
-      </w:r>
-      <w:r>
-        <w:t xml:space="preserve">random groups or individuals within the fixed groups. In other words, it</w:t>
-      </w:r>
-      <w:r>
-        <w:t xml:space="preserve"> </w:t>
-      </w:r>
-      <w:r>
-        <w:t xml:space="preserve">examines whether there are factors beyond the fixed conditions that</w:t>
-      </w:r>
-      <w:r>
-        <w:t xml:space="preserve"> </w:t>
-      </w:r>
-      <w:r>
-        <w:t xml:space="preserve">contribute to the variability in the data.</w:t>
+        <w:t xml:space="preserve">in the data that can be attributed to the random groups or individuals within the fixed groups. In other words, it examines whether there are factors beyond the fixed conditions that contribute to the variability in the data.</w:t>
       </w:r>
     </w:p>
     <w:bookmarkEnd w:id="93"/>
@@ -4605,13 +4431,7 @@
         </w:numPr>
       </w:pPr>
       <w:r>
-        <w:t xml:space="preserve">Ho(A): µ1= µ2= µ3=…. µi= µp (no diff. in marginal means of A,</w:t>
-      </w:r>
-      <w:r>
-        <w:t xml:space="preserve"> </w:t>
-      </w:r>
-      <w:r>
-        <w:t xml:space="preserve">pooling across all levels of B)</w:t>
+        <w:t xml:space="preserve">Ho(A): µ1= µ2= µ3=…. µi= µp (no diff. in marginal means of A, pooling across all levels of B)</w:t>
       </w:r>
     </w:p>
     <w:p>
@@ -4623,13 +4443,7 @@
         </w:numPr>
       </w:pPr>
       <w:r>
-        <w:t xml:space="preserve">Ho(B): σB2= 0 (no added variance due to levels of B that could have</w:t>
-      </w:r>
-      <w:r>
-        <w:t xml:space="preserve"> </w:t>
-      </w:r>
-      <w:r>
-        <w:t xml:space="preserve">been used)</w:t>
+        <w:t xml:space="preserve">Ho(B): σB2= 0 (no added variance due to levels of B that could have been used)</w:t>
       </w:r>
     </w:p>
     <w:p>
@@ -4641,13 +4455,7 @@
         </w:numPr>
       </w:pPr>
       <w:r>
-        <w:t xml:space="preserve">Ho(AB): σAB2= 0 (no added variance due to interaction between all</w:t>
-      </w:r>
-      <w:r>
-        <w:t xml:space="preserve"> </w:t>
-      </w:r>
-      <w:r>
-        <w:t xml:space="preserve">levels of A and B that could have been used)</w:t>
+        <w:t xml:space="preserve">Ho(AB): σAB2= 0 (no added variance due to interaction between all levels of A and B that could have been used)</w:t>
       </w:r>
     </w:p>
     <w:bookmarkEnd w:id="94"/>
@@ -4665,13 +4473,7 @@
         <w:pStyle w:val="FirstParagraph"/>
       </w:pPr>
       <w:r>
-        <w:t xml:space="preserve">So lets try the example with the fecundity of limpets in low and high</w:t>
-      </w:r>
-      <w:r>
-        <w:t xml:space="preserve"> </w:t>
-      </w:r>
-      <w:r>
-        <w:t xml:space="preserve">tide areas of a rocky inter-tidal area</w:t>
+        <w:t xml:space="preserve">So lets try the example with the fecundity of limpets in low and high tide areas of a rocky inter-tidal area</w:t>
       </w:r>
     </w:p>
     <w:p>
@@ -4739,25 +4541,7 @@
         </w:numPr>
       </w:pPr>
       <w:r>
-        <w:t xml:space="preserve">This analysis examines the effects of season (winter/spring vs.</w:t>
-      </w:r>
-      <w:r>
-        <w:t xml:space="preserve"> </w:t>
-      </w:r>
-      <w:r>
-        <w:t xml:space="preserve">summer/autumn) and adult density (8, 15, 30, and 45 animals per 225</w:t>
-      </w:r>
-      <w:r>
-        <w:t xml:space="preserve"> </w:t>
-      </w:r>
-      <w:r>
-        <w:t xml:space="preserve">cm² enclosure) on the production of egg masses by inter-tidal</w:t>
-      </w:r>
-      <w:r>
-        <w:t xml:space="preserve"> </w:t>
-      </w:r>
-      <w:r>
-        <w:t xml:space="preserve">pulmonate limpets (</w:t>
+        <w:t xml:space="preserve">This analysis examines the effects of season (winter/spring vs. summer/autumn) and adult density (8, 15, 30, and 45 animals per 225 cm² enclosure) on the production of egg masses by inter-tidal pulmonate limpets (</w:t>
       </w:r>
       <w:r>
         <w:rPr>
@@ -4767,13 +4551,7 @@
         <w:t xml:space="preserve">Siphonaria diemenensis</w:t>
       </w:r>
       <w:r>
-        <w:t xml:space="preserve">) as described in Quinn</w:t>
-      </w:r>
-      <w:r>
-        <w:t xml:space="preserve"> </w:t>
-      </w:r>
-      <w:r>
-        <w:t xml:space="preserve">(1988).</w:t>
+        <w:t xml:space="preserve">) as described in Quinn (1988).</w:t>
       </w:r>
     </w:p>
     <w:p>
@@ -5586,13 +5364,7 @@
         <w:pStyle w:val="FirstParagraph"/>
       </w:pPr>
       <w:r>
-        <w:t xml:space="preserve">Before conducting the factorial ANOVA, we need to check several</w:t>
-      </w:r>
-      <w:r>
-        <w:t xml:space="preserve"> </w:t>
-      </w:r>
-      <w:r>
-        <w:t xml:space="preserve">assumptions:</w:t>
+        <w:t xml:space="preserve">Before conducting the factorial ANOVA, we need to check several assumptions:</w:t>
       </w:r>
     </w:p>
     <w:p>
@@ -6544,7 +6316,7 @@
       <w:r>
         <w:drawing>
           <wp:inline>
-            <wp:extent cx="5943600" cy="3782290"/>
+            <wp:extent cx="2743200" cy="2743200"/>
             <wp:effectExtent b="0" l="0" r="0" t="0"/>
             <wp:docPr descr="" title="" id="101" name="Picture"/>
             <a:graphic>
@@ -6565,7 +6337,7 @@
                   <pic:spPr bwMode="auto">
                     <a:xfrm>
                       <a:off x="0" y="0"/>
-                      <a:ext cx="5943600" cy="3782290"/>
+                      <a:ext cx="2743200" cy="2743200"/>
                     </a:xfrm>
                     <a:prstGeom prst="rect">
                       <a:avLst/>
@@ -6875,7 +6647,7 @@
       <w:r>
         <w:drawing>
           <wp:inline>
-            <wp:extent cx="5943600" cy="3782290"/>
+            <wp:extent cx="2743200" cy="2743200"/>
             <wp:effectExtent b="0" l="0" r="0" t="0"/>
             <wp:docPr descr="" title="" id="105" name="Picture"/>
             <a:graphic>
@@ -6896,7 +6668,7 @@
                   <pic:spPr bwMode="auto">
                     <a:xfrm>
                       <a:off x="0" y="0"/>
-                      <a:ext cx="5943600" cy="3782290"/>
+                      <a:ext cx="2743200" cy="2743200"/>
                     </a:xfrm>
                     <a:prstGeom prst="rect">
                       <a:avLst/>
@@ -7454,7 +7226,7 @@
       <w:r>
         <w:drawing>
           <wp:inline>
-            <wp:extent cx="5943600" cy="3782290"/>
+            <wp:extent cx="2743200" cy="2743200"/>
             <wp:effectExtent b="0" l="0" r="0" t="0"/>
             <wp:docPr descr="" title="" id="111" name="Picture"/>
             <a:graphic>
@@ -7475,7 +7247,7 @@
                   <pic:spPr bwMode="auto">
                     <a:xfrm>
                       <a:off x="0" y="0"/>
-                      <a:ext cx="5943600" cy="3782290"/>
+                      <a:ext cx="2743200" cy="2743200"/>
                     </a:xfrm>
                     <a:prstGeom prst="rect">
                       <a:avLst/>
@@ -7836,7 +7608,7 @@
       <w:r>
         <w:drawing>
           <wp:inline>
-            <wp:extent cx="5943600" cy="3782290"/>
+            <wp:extent cx="2743200" cy="2743200"/>
             <wp:effectExtent b="0" l="0" r="0" t="0"/>
             <wp:docPr descr="" title="" id="115" name="Picture"/>
             <a:graphic>
@@ -7857,7 +7629,7 @@
                   <pic:spPr bwMode="auto">
                     <a:xfrm>
                       <a:off x="0" y="0"/>
-                      <a:ext cx="5943600" cy="3782290"/>
+                      <a:ext cx="2743200" cy="2743200"/>
                     </a:xfrm>
                     <a:prstGeom prst="rect">
                       <a:avLst/>
@@ -9686,7 +9458,7 @@
       <w:r>
         <w:drawing>
           <wp:inline>
-            <wp:extent cx="5943600" cy="3782290"/>
+            <wp:extent cx="2743200" cy="2743200"/>
             <wp:effectExtent b="0" l="0" r="0" t="0"/>
             <wp:docPr descr="" title="" id="122" name="Picture"/>
             <a:graphic>
@@ -9707,7 +9479,7 @@
                   <pic:spPr bwMode="auto">
                     <a:xfrm>
                       <a:off x="0" y="0"/>
-                      <a:ext cx="5943600" cy="3782290"/>
+                      <a:ext cx="2743200" cy="2743200"/>
                     </a:xfrm>
                     <a:prstGeom prst="rect">
                       <a:avLst/>
@@ -10106,7 +9878,7 @@
       <w:r>
         <w:drawing>
           <wp:inline>
-            <wp:extent cx="5943600" cy="3782290"/>
+            <wp:extent cx="2743200" cy="2743200"/>
             <wp:effectExtent b="0" l="0" r="0" t="0"/>
             <wp:docPr descr="" title="" id="127" name="Picture"/>
             <a:graphic>
@@ -10127,7 +9899,7 @@
                   <pic:spPr bwMode="auto">
                     <a:xfrm>
                       <a:off x="0" y="0"/>
-                      <a:ext cx="5943600" cy="3782290"/>
+                      <a:ext cx="2743200" cy="2743200"/>
                     </a:xfrm>
                     <a:prstGeom prst="rect">
                       <a:avLst/>
@@ -11004,7 +10776,7 @@
       <w:r>
         <w:drawing>
           <wp:inline>
-            <wp:extent cx="5943600" cy="3782290"/>
+            <wp:extent cx="2743200" cy="2743200"/>
             <wp:effectExtent b="0" l="0" r="0" t="0"/>
             <wp:docPr descr="" title="" id="132" name="Picture"/>
             <a:graphic>
@@ -11025,7 +10797,7 @@
                   <pic:spPr bwMode="auto">
                     <a:xfrm>
                       <a:off x="0" y="0"/>
-                      <a:ext cx="5943600" cy="3782290"/>
+                      <a:ext cx="2743200" cy="2743200"/>
                     </a:xfrm>
                     <a:prstGeom prst="rect">
                       <a:avLst/>
@@ -11884,7 +11656,7 @@
       <w:r>
         <w:drawing>
           <wp:inline>
-            <wp:extent cx="5943600" cy="3782290"/>
+            <wp:extent cx="2743200" cy="2743200"/>
             <wp:effectExtent b="0" l="0" r="0" t="0"/>
             <wp:docPr descr="" title="" id="136" name="Picture"/>
             <a:graphic>
@@ -11905,7 +11677,7 @@
                   <pic:spPr bwMode="auto">
                     <a:xfrm>
                       <a:off x="0" y="0"/>
-                      <a:ext cx="5943600" cy="3782290"/>
+                      <a:ext cx="2743200" cy="2743200"/>
                     </a:xfrm>
                     <a:prstGeom prst="rect">
                       <a:avLst/>
@@ -12893,7 +12665,7 @@
       <w:r>
         <w:drawing>
           <wp:inline>
-            <wp:extent cx="5943600" cy="3782290"/>
+            <wp:extent cx="2743200" cy="2743200"/>
             <wp:effectExtent b="0" l="0" r="0" t="0"/>
             <wp:docPr descr="" title="" id="140" name="Picture"/>
             <a:graphic>
@@ -12914,7 +12686,7 @@
                   <pic:spPr bwMode="auto">
                     <a:xfrm>
                       <a:off x="0" y="0"/>
-                      <a:ext cx="5943600" cy="3782290"/>
+                      <a:ext cx="2743200" cy="2743200"/>
                     </a:xfrm>
                     <a:prstGeom prst="rect">
                       <a:avLst/>
@@ -12948,13 +12720,7 @@
         <w:pStyle w:val="FirstParagraph"/>
       </w:pPr>
       <w:r>
-        <w:t xml:space="preserve">The factorial ANOVA was conducted using a linear model approach, which</w:t>
-      </w:r>
-      <w:r>
-        <w:t xml:space="preserve"> </w:t>
-      </w:r>
-      <w:r>
-        <w:t xml:space="preserve">provides additional insights beyond the traditional ANOVA table.</w:t>
+        <w:t xml:space="preserve">The factorial ANOVA was conducted using a linear model approach, which provides additional insights beyond the traditional ANOVA table.</w:t>
       </w:r>
     </w:p>
     <w:p>
@@ -12980,31 +12746,7 @@
         <w:t xml:space="preserve">Main effect of density</w:t>
       </w:r>
       <w:r>
-        <w:t xml:space="preserve">: There was a significant effect of adult</w:t>
-      </w:r>
-      <w:r>
-        <w:t xml:space="preserve"> </w:t>
-      </w:r>
-      <w:r>
-        <w:t xml:space="preserve">density on egg mass production (F = 9.67, df = 3, 16, p = 0.001).</w:t>
-      </w:r>
-      <w:r>
-        <w:t xml:space="preserve"> </w:t>
-      </w:r>
-      <w:r>
-        <w:t xml:space="preserve">The polynomial contrast analysis revealed a significant linear trend</w:t>
-      </w:r>
-      <w:r>
-        <w:t xml:space="preserve"> </w:t>
-      </w:r>
-      <w:r>
-        <w:t xml:space="preserve">(F = 27.58, df = 1, 16, p = 0.001), indicating that egg mass</w:t>
-      </w:r>
-      <w:r>
-        <w:t xml:space="preserve"> </w:t>
-      </w:r>
-      <w:r>
-        <w:t xml:space="preserve">production decreased with increasing adult density.</w:t>
+        <w:t xml:space="preserve">: There was a significant effect of adult density on egg mass production (F = 9.67, df = 3, 16, p = 0.001). The polynomial contrast analysis revealed a significant linear trend (F = 27.58, df = 1, 16, p = 0.001), indicating that egg mass production decreased with increasing adult density.</w:t>
       </w:r>
     </w:p>
     <w:p>
@@ -13022,19 +12764,7 @@
         <w:t xml:space="preserve">Main effect of season</w:t>
       </w:r>
       <w:r>
-        <w:t xml:space="preserve">: There was a significant effect of season</w:t>
-      </w:r>
-      <w:r>
-        <w:t xml:space="preserve"> </w:t>
-      </w:r>
-      <w:r>
-        <w:t xml:space="preserve">on egg mass production (F = 17.84, df = 1, 16, p = 0.001), with</w:t>
-      </w:r>
-      <w:r>
-        <w:t xml:space="preserve"> </w:t>
-      </w:r>
-      <w:r>
-        <w:t xml:space="preserve">higher egg production in winter/spring compared to summer/autumn.</w:t>
+        <w:t xml:space="preserve">: There was a significant effect of season on egg mass production (F = 17.84, df = 1, 16, p = 0.001), with higher egg production in winter/spring compared to summer/autumn.</w:t>
       </w:r>
     </w:p>
     <w:p>
@@ -13052,25 +12782,7 @@
         <w:t xml:space="preserve">Interaction effect</w:t>
       </w:r>
       <w:r>
-        <w:t xml:space="preserve">: The interaction between density and season</w:t>
-      </w:r>
-      <w:r>
-        <w:t xml:space="preserve"> </w:t>
-      </w:r>
-      <w:r>
-        <w:t xml:space="preserve">was not significant (F = 0.30, df = 3, 16, p = 0.824), indicating</w:t>
-      </w:r>
-      <w:r>
-        <w:t xml:space="preserve"> </w:t>
-      </w:r>
-      <w:r>
-        <w:t xml:space="preserve">that the effect of density on egg mass production was consistent</w:t>
-      </w:r>
-      <w:r>
-        <w:t xml:space="preserve"> </w:t>
-      </w:r>
-      <w:r>
-        <w:t xml:space="preserve">across seasons.</w:t>
+        <w:t xml:space="preserve">: The interaction between density and season was not significant (F = 0.30, df = 3, 16, p = 0.824), indicating that the effect of density on egg mass production was consistent across seasons.</w:t>
       </w:r>
     </w:p>
     <w:bookmarkEnd w:id="143"/>
@@ -13088,13 +12800,7 @@
         <w:pStyle w:val="FirstParagraph"/>
       </w:pPr>
       <w:r>
-        <w:t xml:space="preserve">The factorial ANOVA was conducted using a linear model approach, which</w:t>
-      </w:r>
-      <w:r>
-        <w:t xml:space="preserve"> </w:t>
-      </w:r>
-      <w:r>
-        <w:t xml:space="preserve">provides additional insights beyond the traditional ANOVA table.</w:t>
+        <w:t xml:space="preserve">The factorial ANOVA was conducted using a linear model approach, which provides additional insights beyond the traditional ANOVA table.</w:t>
       </w:r>
     </w:p>
     <w:p>
@@ -13133,19 +12839,7 @@
         </w:numPr>
       </w:pPr>
       <w:r>
-        <w:t xml:space="preserve">The intercept (reference level: Density 8, Season Winter/Spring)</w:t>
-      </w:r>
-      <w:r>
-        <w:t xml:space="preserve"> </w:t>
-      </w:r>
-      <w:r>
-        <w:t xml:space="preserve">has an estimated egg production of approximately 1.90 eggs per</w:t>
-      </w:r>
-      <w:r>
-        <w:t xml:space="preserve"> </w:t>
-      </w:r>
-      <w:r>
-        <w:t xml:space="preserve">limpet</w:t>
+        <w:t xml:space="preserve">The intercept (reference level: Density 8, Season Winter/Spring) has an estimated egg production of approximately 1.90 eggs per limpet</w:t>
       </w:r>
     </w:p>
     <w:p>
@@ -13157,19 +12851,7 @@
         </w:numPr>
       </w:pPr>
       <w:r>
-        <w:t xml:space="preserve">Increasing density from 8 to 15, 30, and 45 reduces egg</w:t>
-      </w:r>
-      <w:r>
-        <w:t xml:space="preserve"> </w:t>
-      </w:r>
-      <w:r>
-        <w:t xml:space="preserve">production by approximately 0.28, 0.74, and 0.91 eggs per</w:t>
-      </w:r>
-      <w:r>
-        <w:t xml:space="preserve"> </w:t>
-      </w:r>
-      <w:r>
-        <w:t xml:space="preserve">limpet, respectively</w:t>
+        <w:t xml:space="preserve">Increasing density from 8 to 15, 30, and 45 reduces egg production by approximately 0.28, 0.74, and 0.91 eggs per limpet, respectively</w:t>
       </w:r>
     </w:p>
     <w:p>
@@ -13181,13 +12863,7 @@
         </w:numPr>
       </w:pPr>
       <w:r>
-        <w:t xml:space="preserve">Summer/Autumn season reduces egg production by approximately</w:t>
-      </w:r>
-      <w:r>
-        <w:t xml:space="preserve"> </w:t>
-      </w:r>
-      <w:r>
-        <w:t xml:space="preserve">0.75 eggs per limpet compared to Winter/Spring</w:t>
+        <w:t xml:space="preserve">Summer/Autumn season reduces egg production by approximately 0.75 eggs per limpet compared to Winter/Spring</w:t>
       </w:r>
     </w:p>
     <w:p>
@@ -13199,13 +12875,7 @@
         </w:numPr>
       </w:pPr>
       <w:r>
-        <w:t xml:space="preserve">The non-significant interaction terms indicate that the density</w:t>
-      </w:r>
-      <w:r>
-        <w:t xml:space="preserve"> </w:t>
-      </w:r>
-      <w:r>
-        <w:t xml:space="preserve">effect is not significantly different between seasons</w:t>
+        <w:t xml:space="preserve">The non-significant interaction terms indicate that the density effect is not significantly different between seasons</w:t>
       </w:r>
     </w:p>
     <w:bookmarkEnd w:id="144"/>
@@ -13233,25 +12903,7 @@
         <w:t xml:space="preserve">Polynomial contrasts</w:t>
       </w:r>
       <w:r>
-        <w:t xml:space="preserve">: The significant linear contrast (p =</w:t>
-      </w:r>
-      <w:r>
-        <w:t xml:space="preserve"> </w:t>
-      </w:r>
-      <w:r>
-        <w:t xml:space="preserve">0.001) confirms a strong linear decrease in egg production with</w:t>
-      </w:r>
-      <w:r>
-        <w:t xml:space="preserve"> </w:t>
-      </w:r>
-      <w:r>
-        <w:t xml:space="preserve">increasing density. The non-significant quadratic and cubic terms</w:t>
-      </w:r>
-      <w:r>
-        <w:t xml:space="preserve"> </w:t>
-      </w:r>
-      <w:r>
-        <w:t xml:space="preserve">indicate that the relationship is primarily linear.</w:t>
+        <w:t xml:space="preserve">: The significant linear contrast (p = 0.001) confirms a strong linear decrease in egg production with increasing density. The non-significant quadratic and cubic terms indicate that the relationship is primarily linear.</w:t>
       </w:r>
     </w:p>
     <w:p>
@@ -13269,19 +12921,7 @@
         <w:t xml:space="preserve">Model fit</w:t>
       </w:r>
       <w:r>
-        <w:t xml:space="preserve">: The overall model explains approximately 72% of the</w:t>
-      </w:r>
-      <w:r>
-        <w:t xml:space="preserve"> </w:t>
-      </w:r>
-      <w:r>
-        <w:t xml:space="preserve">variance in egg production (R-squared = 0.72), indicating a good fit</w:t>
-      </w:r>
-      <w:r>
-        <w:t xml:space="preserve"> </w:t>
-      </w:r>
-      <w:r>
-        <w:t xml:space="preserve">to the data.</w:t>
+        <w:t xml:space="preserve">: The overall model explains approximately 72% of the variance in egg production (R-squared = 0.72), indicating a good fit to the data.</w:t>
       </w:r>
     </w:p>
     <w:bookmarkEnd w:id="145"/>
@@ -13299,13 +12939,7 @@
         <w:pStyle w:val="FirstParagraph"/>
       </w:pPr>
       <w:r>
-        <w:t xml:space="preserve">Here’s how you might write up these results using the linear model</w:t>
-      </w:r>
-      <w:r>
-        <w:t xml:space="preserve"> </w:t>
-      </w:r>
-      <w:r>
-        <w:t xml:space="preserve">approach for a scientific paper:</w:t>
+        <w:t xml:space="preserve">Here’s how you might write up these results using the linear model approach for a scientific paper:</w:t>
       </w:r>
     </w:p>
     <w:p>
@@ -13372,19 +13006,13 @@
         <w:pStyle w:val="FirstParagraph"/>
       </w:pPr>
       <w:r>
-        <w:t xml:space="preserve">Note: The actual values for the model coefficients and standard errors</w:t>
-      </w:r>
-      <w:r>
-        <w:t xml:space="preserve"> </w:t>
-      </w:r>
-      <w:r>
-        <w:t xml:space="preserve">should be obtained from the model summary output.</w:t>
+        <w:t xml:space="preserve">Note: The actual values for the model coefficients and standard errors should be obtained from the model summary output.</w:t>
       </w:r>
     </w:p>
     <w:bookmarkEnd w:id="146"/>
     <w:sectPr>
       <w:pgSz w:h="15840" w:w="12240"/>
-      <w:pgMar w:bottom="1440" w:footer="720" w:gutter="0" w:header="720" w:left="1440" w:right="1440" w:top="1440"/>
+      <w:pgMar w:bottom="720" w:footer="720" w:gutter="0" w:header="720" w:left="1152" w:right="720" w:top="720"/>
       <w:cols w:space="720"/>
       <w:docGrid w:linePitch="360"/>
     </w:sectPr>
@@ -14966,7 +14594,7 @@
     <w:basedOn w:val="Normal"/>
     <w:next w:val="Normal"/>
     <w:qFormat/>
-    <w:rsid w:val="00BC28E9"/>
+    <w:rsid w:val="00B86ADC"/>
     <w:pPr>
       <w:pBdr>
         <w:top w:color="FF0000" w:space="1" w:sz="8" w:val="single"/>
@@ -14980,14 +14608,14 @@
     </w:pPr>
     <w:rPr>
       <w:rFonts w:ascii="Courier New" w:hAnsi="Courier New"/>
-      <w:sz w:val="18"/>
+      <w:sz w:val="16"/>
     </w:rPr>
   </w:style>
   <w:style w:customStyle="1" w:styleId="SourceCode" w:type="paragraph">
     <w:name w:val="Source Code"/>
     <w:basedOn w:val="Normal"/>
     <w:qFormat/>
-    <w:rsid w:val="00771E03"/>
+    <w:rsid w:val="0018210C"/>
     <w:pPr>
       <w:pBdr>
         <w:top w:color="auto" w:space="1" w:sz="8" w:val="single"/>
@@ -14995,20 +14623,20 @@
         <w:bottom w:color="auto" w:space="1" w:sz="8" w:val="single"/>
         <w:right w:color="auto" w:space="4" w:sz="8" w:val="single"/>
       </w:pBdr>
-      <w:shd w:color="auto" w:fill="auto" w:val="pct15"/>
+      <w:shd w:color="auto" w:fill="auto" w:val="pct5"/>
       <w:spacing w:after="240" w:before="240"/>
       <w:ind w:left="432" w:right="432"/>
     </w:pPr>
     <w:rPr>
       <w:rFonts w:ascii="Courier New" w:hAnsi="Courier New"/>
-      <w:sz w:val="20"/>
+      <w:sz w:val="15"/>
     </w:rPr>
   </w:style>
   <w:style w:customStyle="1" w:styleId="Verbatim" w:type="paragraph">
     <w:name w:val="Verbatim"/>
     <w:basedOn w:val="Normal"/>
     <w:qFormat/>
-    <w:rsid w:val="00771E03"/>
+    <w:rsid w:val="0018210C"/>
     <w:pPr>
       <w:shd w:color="auto" w:fill="auto" w:val="pct15"/>
       <w:spacing w:after="240" w:before="240"/>
@@ -15016,7 +14644,7 @@
     </w:pPr>
     <w:rPr>
       <w:rFonts w:ascii="Courier New" w:hAnsi="Courier New"/>
-      <w:sz w:val="18"/>
+      <w:sz w:val="16"/>
     </w:rPr>
   </w:style>
   <w:style w:customStyle="1" w:styleId="CodeBlock" w:type="paragraph">
@@ -15059,6 +14687,11 @@
     <w:pPr>
       <w:spacing w:after="100"/>
     </w:pPr>
+  </w:style>
+  <w:style w:customStyle="1" w:styleId="Graphic" w:type="paragraph">
+    <w:name w:val="Graphic"/>
+    <w:qFormat/>
+    <w:rsid w:val="00735D8A"/>
   </w:style>
   <w:style w:type="character" w:customStyle="1" w:styleId="KeywordTok">
     <w:name w:val="KeywordTok"/>

--- a/docs/ecostats_lectures/lecture_12/12_01_lecture_powerpoint.docx
+++ b/docs/ecostats_lectures/lecture_12/12_01_lecture_powerpoint.docx
@@ -1126,8 +1126,8 @@
               <m:d>
                 <m:dPr>
                   <m:begChr m:val="("/>
+                  <m:sepChr m:val=""/>
                   <m:endChr m:val=")"/>
-                  <m:sepChr m:val=""/>
                   <m:grow/>
                 </m:dPr>
                 <m:e>
@@ -1271,8 +1271,8 @@
               <m:d>
                 <m:dPr>
                   <m:begChr m:val="("/>
+                  <m:sepChr m:val=""/>
                   <m:endChr m:val=")"/>
-                  <m:sepChr m:val=""/>
                   <m:grow/>
                 </m:dPr>
                 <m:e>
@@ -1508,8 +1508,8 @@
               <m:d>
                 <m:dPr>
                   <m:begChr m:val="("/>
+                  <m:sepChr m:val=""/>
                   <m:endChr m:val=")"/>
-                  <m:sepChr m:val=""/>
                   <m:grow/>
                 </m:dPr>
                 <m:e>
@@ -1689,8 +1689,8 @@
               <m:d>
                 <m:dPr>
                   <m:begChr m:val="("/>
+                  <m:sepChr m:val=""/>
                   <m:endChr m:val=")"/>
-                  <m:sepChr m:val=""/>
                   <m:grow/>
                 </m:dPr>
                 <m:e>
@@ -1937,8 +1937,8 @@
                       <m:d>
                         <m:dPr>
                           <m:begChr m:val="("/>
+                          <m:sepChr m:val=""/>
                           <m:endChr m:val=")"/>
-                          <m:sepChr m:val=""/>
                           <m:grow/>
                         </m:dPr>
                         <m:e>
@@ -2127,8 +2127,8 @@
                       <m:d>
                         <m:dPr>
                           <m:begChr m:val="("/>
+                          <m:sepChr m:val=""/>
                           <m:endChr m:val=")"/>
-                          <m:sepChr m:val=""/>
                           <m:grow/>
                         </m:dPr>
                         <m:e>
@@ -2341,8 +2341,8 @@
                           <m:d>
                             <m:dPr>
                               <m:begChr m:val="("/>
+                              <m:sepChr m:val=""/>
                               <m:endChr m:val=")"/>
-                              <m:sepChr m:val=""/>
                               <m:grow/>
                             </m:dPr>
                             <m:e>
@@ -2473,8 +2473,8 @@
               <m:d>
                 <m:dPr>
                   <m:begChr m:val="("/>
+                  <m:sepChr m:val=""/>
                   <m:endChr m:val=")"/>
-                  <m:sepChr m:val=""/>
                   <m:grow/>
                 </m:dPr>
                 <m:e>
@@ -2495,8 +2495,8 @@
               <m:d>
                 <m:dPr>
                   <m:begChr m:val="("/>
+                  <m:sepChr m:val=""/>
                   <m:endChr m:val=")"/>
-                  <m:sepChr m:val=""/>
                   <m:grow/>
                 </m:dPr>
                 <m:e>
@@ -2553,8 +2553,8 @@
                   <m:d>
                     <m:dPr>
                       <m:begChr m:val="("/>
+                      <m:sepChr m:val=""/>
                       <m:endChr m:val=")"/>
-                      <m:sepChr m:val=""/>
                       <m:grow/>
                     </m:dPr>
                     <m:e>
@@ -2575,8 +2575,8 @@
                   <m:d>
                     <m:dPr>
                       <m:begChr m:val="("/>
+                      <m:sepChr m:val=""/>
                       <m:endChr m:val=")"/>
-                      <m:sepChr m:val=""/>
                       <m:grow/>
                     </m:dPr>
                     <m:e>
@@ -2707,8 +2707,8 @@
                               <m:d>
                                 <m:dPr>
                                   <m:begChr m:val="("/>
+                                  <m:sepChr m:val=""/>
                                   <m:endChr m:val=")"/>
-                                  <m:sepChr m:val=""/>
                                   <m:grow/>
                                 </m:dPr>
                                 <m:e>
@@ -2793,8 +2793,8 @@
               <m:d>
                 <m:dPr>
                   <m:begChr m:val="("/>
+                  <m:sepChr m:val=""/>
                   <m:endChr m:val=")"/>
-                  <m:sepChr m:val=""/>
                   <m:grow/>
                 </m:dPr>
                 <m:e>
@@ -2858,8 +2858,8 @@
                   <m:d>
                     <m:dPr>
                       <m:begChr m:val="("/>
+                      <m:sepChr m:val=""/>
                       <m:endChr m:val=")"/>
-                      <m:sepChr m:val=""/>
                       <m:grow/>
                     </m:dPr>
                     <m:e>
@@ -2990,8 +2990,8 @@
                               <m:d>
                                 <m:dPr>
                                   <m:begChr m:val="("/>
+                                  <m:sepChr m:val=""/>
                                   <m:endChr m:val=")"/>
-                                  <m:sepChr m:val=""/>
                                   <m:grow/>
                                 </m:dPr>
                                 <m:e>

--- a/docs/ecostats_lectures/lecture_12/12_01_lecture_powerpoint.docx
+++ b/docs/ecostats_lectures/lecture_12/12_01_lecture_powerpoint.docx
@@ -443,7 +443,13 @@
         </w:numPr>
       </w:pPr>
       <w:r>
-        <w:t xml:space="preserve">Interaction effects; is there synergistic/ antagonistic effect of factors?</w:t>
+        <w:t xml:space="preserve">Interaction effects; is there synergistic/ antagonistic effect</w:t>
+      </w:r>
+      <w:r>
+        <w:t xml:space="preserve"> </w:t>
+      </w:r>
+      <w:r>
+        <w:t xml:space="preserve">of factors?</w:t>
       </w:r>
     </w:p>
     <w:p>
@@ -633,7 +639,13 @@
         </w:numPr>
       </w:pPr>
       <w:r>
-        <w:t xml:space="preserve">q levels of factor B (j= 1…q), crossed with each level of A (4 density levels)</w:t>
+        <w:t xml:space="preserve">q levels of factor B (j= 1…q), crossed with each level of A (4</w:t>
+      </w:r>
+      <w:r>
+        <w:t xml:space="preserve"> </w:t>
+      </w:r>
+      <w:r>
+        <w:t xml:space="preserve">density levels)</w:t>
       </w:r>
     </w:p>
     <w:p>
@@ -666,7 +678,13 @@
         <w:t xml:space="preserve">i</w:t>
       </w:r>
       <w:r>
-        <w:t xml:space="preserve">) in each combination of A and B (3 replicate plates per density per season)</w:t>
+        <w:t xml:space="preserve">) in each combination of A and B (3</w:t>
+      </w:r>
+      <w:r>
+        <w:t xml:space="preserve"> </w:t>
+      </w:r>
+      <w:r>
+        <w:t xml:space="preserve">replicate plates per density per season)</w:t>
       </w:r>
     </w:p>
     <w:p>
@@ -820,7 +838,13 @@
         </w:numPr>
       </w:pPr>
       <w:r>
-        <w:t xml:space="preserve">Marginal means for levels of each factor, pooling across all levels of other factor</w:t>
+        <w:t xml:space="preserve">Marginal means for levels of each factor, pooling across all levels</w:t>
+      </w:r>
+      <w:r>
+        <w:t xml:space="preserve"> </w:t>
+      </w:r>
+      <w:r>
+        <w:t xml:space="preserve">of other factor</w:t>
       </w:r>
       <w:r>
         <w:br/>
@@ -1362,7 +1386,13 @@
         <w:t xml:space="preserve"> </w:t>
       </w:r>
       <w:r>
-        <w:t xml:space="preserve">observation from jth and ith combination of B and A (fecundity on 2nd plate, in</w:t>
+        <w:t xml:space="preserve">observation from jth and ith</w:t>
+      </w:r>
+      <w:r>
+        <w:t xml:space="preserve"> </w:t>
+      </w:r>
+      <w:r>
+        <w:t xml:space="preserve">combination of B and A (fecundity on 2nd plate, in</w:t>
       </w:r>
       <w:r>
         <w:t xml:space="preserve"> </w:t>
@@ -1398,7 +1428,13 @@
         </w:numPr>
       </w:pPr>
       <w:r>
-        <w:t xml:space="preserve">αi: effect of the ith level of A, pooling across all levels of B: µi- µ (difference between average fecundity in all</w:t>
+        <w:t xml:space="preserve">αi: effect of the ith level of A, pooling across all levels of B:</w:t>
+      </w:r>
+      <w:r>
+        <w:t xml:space="preserve"> </w:t>
+      </w:r>
+      <w:r>
+        <w:t xml:space="preserve">µi- µ (difference between average fecundity in all</w:t>
       </w:r>
       <w:r>
         <w:t xml:space="preserve"> </w:t>
@@ -1567,7 +1603,19 @@
         </w:numPr>
       </w:pPr>
       <w:r>
-        <w:t xml:space="preserve">Βj: effect of jth level of B, pooling across all levels of A: µj- µ (difference between average fecundity in all winter treatments and overall mean)</w:t>
+        <w:t xml:space="preserve">Βj: effect of jth level of B, pooling across all levels of A: µj- µ</w:t>
+      </w:r>
+      <w:r>
+        <w:t xml:space="preserve"> </w:t>
+      </w:r>
+      <w:r>
+        <w:t xml:space="preserve">(difference between average fecundity in all winter treatments and</w:t>
+      </w:r>
+      <w:r>
+        <w:t xml:space="preserve"> </w:t>
+      </w:r>
+      <w:r>
+        <w:t xml:space="preserve">overall mean)</w:t>
       </w:r>
     </w:p>
     <w:p>
@@ -1579,7 +1627,13 @@
         </w:numPr>
       </w:pPr>
       <w:r>
-        <w:t xml:space="preserve">(αβ)ij: effect of interaction of ith level of A and jth level of B (µij - µi - µj + µ).</w:t>
+        <w:t xml:space="preserve">(αβ)ij: effect of interaction of ith level of A and jth level of B</w:t>
+      </w:r>
+      <w:r>
+        <w:t xml:space="preserve"> </w:t>
+      </w:r>
+      <w:r>
+        <w:t xml:space="preserve">(µij - µi - µj + µ).</w:t>
       </w:r>
     </w:p>
     <w:p>
@@ -1591,7 +1645,13 @@
         </w:numPr>
       </w:pPr>
       <w:r>
-        <w:t xml:space="preserve">Does effect of B depend on level of A? (is effect of density different in winter and summer?)</w:t>
+        <w:t xml:space="preserve">Does effect of B depend on level of A? (is effect of density</w:t>
+      </w:r>
+      <w:r>
+        <w:t xml:space="preserve"> </w:t>
+      </w:r>
+      <w:r>
+        <w:t xml:space="preserve">different in winter and summer?)</w:t>
       </w:r>
     </w:p>
     <w:bookmarkEnd w:id="58"/>
@@ -1772,7 +1832,13 @@
         </w:numPr>
       </w:pPr>
       <w:r>
-        <w:t xml:space="preserve">βj: random variable measuring variance in y across all possible levels of B, pooling across all levels of A</w:t>
+        <w:t xml:space="preserve">βj: random variable measuring variance in y across all possible</w:t>
+      </w:r>
+      <w:r>
+        <w:t xml:space="preserve"> </w:t>
+      </w:r>
+      <w:r>
+        <w:t xml:space="preserve">levels of B, pooling across all levels of A</w:t>
       </w:r>
     </w:p>
     <w:p>
@@ -1784,10 +1850,28 @@
         </w:numPr>
       </w:pPr>
       <w:r>
-        <w:t xml:space="preserve">(αβ)ij is random variable measuring variance of interaction bw A and B across all possible levels of B (</w:t>
-      </w:r>
-      <w:r>
-        <w:t xml:space="preserve">“is effect of A consistent across all possible levels of B that could have been chosen?”</w:t>
+        <w:t xml:space="preserve">(αβ)ij is random variable measuring variance of interaction bw A</w:t>
+      </w:r>
+      <w:r>
+        <w:t xml:space="preserve"> </w:t>
+      </w:r>
+      <w:r>
+        <w:t xml:space="preserve">and B across all possible levels of B (</w:t>
+      </w:r>
+      <w:r>
+        <w:t xml:space="preserve">“is effect of A</w:t>
+      </w:r>
+      <w:r>
+        <w:t xml:space="preserve"> </w:t>
+      </w:r>
+      <w:r>
+        <w:t xml:space="preserve">consistent across all possible levels of B that could have been</w:t>
+      </w:r>
+      <w:r>
+        <w:t xml:space="preserve"> </w:t>
+      </w:r>
+      <w:r>
+        <w:t xml:space="preserve">chosen?”</w:t>
       </w:r>
       <w:r>
         <w:t xml:space="preserve">)</w:t>
@@ -1809,7 +1893,13 @@
         <w:pStyle w:val="FirstParagraph"/>
       </w:pPr>
       <w:r>
-        <w:t xml:space="preserve">SSA is SS of differences between each marginal mean of A and overall mean</w:t>
+        <w:t xml:space="preserve">SSA is SS of differences between each marginal mean of A and overall</w:t>
+      </w:r>
+      <w:r>
+        <w:t xml:space="preserve"> </w:t>
+      </w:r>
+      <w:r>
+        <w:t xml:space="preserve">mean</w:t>
       </w:r>
     </w:p>
     <w:tbl>
@@ -3101,7 +3191,13 @@
         <w:pStyle w:val="FirstParagraph"/>
       </w:pPr>
       <w:r>
-        <w:t xml:space="preserve">SSA is SS of differences between each marginal mean of A and overall mean</w:t>
+        <w:t xml:space="preserve">SSA is SS of differences between each marginal mean of A and overall</w:t>
+      </w:r>
+      <w:r>
+        <w:t xml:space="preserve"> </w:t>
+      </w:r>
+      <w:r>
+        <w:t xml:space="preserve">mean</w:t>
       </w:r>
     </w:p>
     <w:p>
@@ -3166,7 +3262,13 @@
         <w:pStyle w:val="FirstParagraph"/>
       </w:pPr>
       <w:r>
-        <w:t xml:space="preserve">SSB is SS of differences between each marginal mean of B and overall mean</w:t>
+        <w:t xml:space="preserve">SSB is SS of differences between each marginal mean of B and overall</w:t>
+      </w:r>
+      <w:r>
+        <w:t xml:space="preserve"> </w:t>
+      </w:r>
+      <w:r>
+        <w:t xml:space="preserve">mean</w:t>
       </w:r>
     </w:p>
     <w:p>
@@ -3231,7 +3333,13 @@
         <w:pStyle w:val="FirstParagraph"/>
       </w:pPr>
       <w:r>
-        <w:t xml:space="preserve">SSB is SS of differences between each marginal mean of B and overall mean</w:t>
+        <w:t xml:space="preserve">SSB is SS of differences between each marginal mean of B and overall</w:t>
+      </w:r>
+      <w:r>
+        <w:t xml:space="preserve"> </w:t>
+      </w:r>
+      <w:r>
+        <w:t xml:space="preserve">mean</w:t>
       </w:r>
     </w:p>
     <w:p>
@@ -3426,7 +3534,13 @@
         <w:pStyle w:val="FirstParagraph"/>
       </w:pPr>
       <w:r>
-        <w:t xml:space="preserve">SSresid is difference between each observation and the appropriate cell mean, summed over all observations</w:t>
+        <w:t xml:space="preserve">SSresid is difference between each observation and the appropriate cell</w:t>
+      </w:r>
+      <w:r>
+        <w:t xml:space="preserve"> </w:t>
+      </w:r>
+      <w:r>
+        <w:t xml:space="preserve">mean, summed over all observations</w:t>
       </w:r>
     </w:p>
     <w:p>
@@ -3564,7 +3678,13 @@
         <w:pStyle w:val="BodyText"/>
       </w:pPr>
       <w:r>
-        <w:t xml:space="preserve">F-ratio calculations are different depending on whether factors are fixed, random or mixed</w:t>
+        <w:t xml:space="preserve">F-ratio calculations are different depending on whether factors are</w:t>
+      </w:r>
+      <w:r>
+        <w:t xml:space="preserve"> </w:t>
+      </w:r>
+      <w:r>
+        <w:t xml:space="preserve">fixed, random or mixed</w:t>
       </w:r>
     </w:p>
     <w:tbl>
@@ -4287,7 +4407,13 @@
         </w:numPr>
       </w:pPr>
       <w:r>
-        <w:t xml:space="preserve">Ho(A): µ1= µ2= µ3=…. µi= µp (no diff. in marginal means of A, pooling across all levels of B)</w:t>
+        <w:t xml:space="preserve">Ho(A): µ1= µ2= µ3=…. µi= µp (no diff. in marginal means of A,</w:t>
+      </w:r>
+      <w:r>
+        <w:t xml:space="preserve"> </w:t>
+      </w:r>
+      <w:r>
+        <w:t xml:space="preserve">pooling across all levels of B)</w:t>
       </w:r>
     </w:p>
     <w:p>
@@ -4299,7 +4425,13 @@
         </w:numPr>
       </w:pPr>
       <w:r>
-        <w:t xml:space="preserve">Ho(B): µ1= µ2= µ3=…. µj= µq (no diff. in marginal means of B, pooling across all levels of A)</w:t>
+        <w:t xml:space="preserve">Ho(B): µ1= µ2= µ3=…. µj= µq (no diff. in marginal means of B,</w:t>
+      </w:r>
+      <w:r>
+        <w:t xml:space="preserve"> </w:t>
+      </w:r>
+      <w:r>
+        <w:t xml:space="preserve">pooling across all levels of A)</w:t>
       </w:r>
     </w:p>
     <w:p>
@@ -4349,7 +4481,13 @@
         </w:numPr>
       </w:pPr>
       <w:r>
-        <w:t xml:space="preserve">Ho(A): σA2= 0 (no added variance due to levels of A that could have been used)</w:t>
+        <w:t xml:space="preserve">Ho(A): σA2= 0 (no added variance due to levels of A that could have</w:t>
+      </w:r>
+      <w:r>
+        <w:t xml:space="preserve"> </w:t>
+      </w:r>
+      <w:r>
+        <w:t xml:space="preserve">been used)</w:t>
       </w:r>
     </w:p>
     <w:p>
@@ -4361,7 +4499,13 @@
         </w:numPr>
       </w:pPr>
       <w:r>
-        <w:t xml:space="preserve">Ho(B): σB2= 0 (no added variance due to levels of B that could have been used)</w:t>
+        <w:t xml:space="preserve">Ho(B): σB2= 0 (no added variance due to levels of B that could have</w:t>
+      </w:r>
+      <w:r>
+        <w:t xml:space="preserve"> </w:t>
+      </w:r>
+      <w:r>
+        <w:t xml:space="preserve">been used)</w:t>
       </w:r>
     </w:p>
     <w:p>
@@ -4373,7 +4517,13 @@
         </w:numPr>
       </w:pPr>
       <w:r>
-        <w:t xml:space="preserve">Ho(AB): σAB2= 0 (no added variance due to interaction between all levels of A and B that could have been used)</w:t>
+        <w:t xml:space="preserve">Ho(AB): σAB2= 0 (no added variance due to interaction between all</w:t>
+      </w:r>
+      <w:r>
+        <w:t xml:space="preserve"> </w:t>
+      </w:r>
+      <w:r>
+        <w:t xml:space="preserve">levels of A and B that could have been used)</w:t>
       </w:r>
     </w:p>
     <w:p>
@@ -4381,7 +4531,13 @@
         <w:pStyle w:val="FirstParagraph"/>
       </w:pPr>
       <w:r>
-        <w:t xml:space="preserve">The random effect hypothesis tests whether there is significant variation or</w:t>
+        <w:t xml:space="preserve">The random effect hypothesis tests whether there is significant</w:t>
+      </w:r>
+      <w:r>
+        <w:t xml:space="preserve"> </w:t>
+      </w:r>
+      <w:r>
+        <w:t xml:space="preserve">variation or</w:t>
       </w:r>
       <w:r>
         <w:t xml:space="preserve"> </w:t>
@@ -4393,7 +4549,25 @@
         <w:t xml:space="preserve"> </w:t>
       </w:r>
       <w:r>
-        <w:t xml:space="preserve">in the data that can be attributed to the random groups or individuals within the fixed groups. In other words, it examines whether there are factors beyond the fixed conditions that contribute to the variability in the data.</w:t>
+        <w:t xml:space="preserve">in the data that can be attributed to the</w:t>
+      </w:r>
+      <w:r>
+        <w:t xml:space="preserve"> </w:t>
+      </w:r>
+      <w:r>
+        <w:t xml:space="preserve">random groups or individuals within the fixed groups. In other words, it</w:t>
+      </w:r>
+      <w:r>
+        <w:t xml:space="preserve"> </w:t>
+      </w:r>
+      <w:r>
+        <w:t xml:space="preserve">examines whether there are factors beyond the fixed conditions that</w:t>
+      </w:r>
+      <w:r>
+        <w:t xml:space="preserve"> </w:t>
+      </w:r>
+      <w:r>
+        <w:t xml:space="preserve">contribute to the variability in the data.</w:t>
       </w:r>
     </w:p>
     <w:bookmarkEnd w:id="93"/>
@@ -4431,7 +4605,13 @@
         </w:numPr>
       </w:pPr>
       <w:r>
-        <w:t xml:space="preserve">Ho(A): µ1= µ2= µ3=…. µi= µp (no diff. in marginal means of A, pooling across all levels of B)</w:t>
+        <w:t xml:space="preserve">Ho(A): µ1= µ2= µ3=…. µi= µp (no diff. in marginal means of A,</w:t>
+      </w:r>
+      <w:r>
+        <w:t xml:space="preserve"> </w:t>
+      </w:r>
+      <w:r>
+        <w:t xml:space="preserve">pooling across all levels of B)</w:t>
       </w:r>
     </w:p>
     <w:p>
@@ -4443,7 +4623,13 @@
         </w:numPr>
       </w:pPr>
       <w:r>
-        <w:t xml:space="preserve">Ho(B): σB2= 0 (no added variance due to levels of B that could have been used)</w:t>
+        <w:t xml:space="preserve">Ho(B): σB2= 0 (no added variance due to levels of B that could have</w:t>
+      </w:r>
+      <w:r>
+        <w:t xml:space="preserve"> </w:t>
+      </w:r>
+      <w:r>
+        <w:t xml:space="preserve">been used)</w:t>
       </w:r>
     </w:p>
     <w:p>
@@ -4455,7 +4641,13 @@
         </w:numPr>
       </w:pPr>
       <w:r>
-        <w:t xml:space="preserve">Ho(AB): σAB2= 0 (no added variance due to interaction between all levels of A and B that could have been used)</w:t>
+        <w:t xml:space="preserve">Ho(AB): σAB2= 0 (no added variance due to interaction between all</w:t>
+      </w:r>
+      <w:r>
+        <w:t xml:space="preserve"> </w:t>
+      </w:r>
+      <w:r>
+        <w:t xml:space="preserve">levels of A and B that could have been used)</w:t>
       </w:r>
     </w:p>
     <w:bookmarkEnd w:id="94"/>
@@ -4473,7 +4665,13 @@
         <w:pStyle w:val="FirstParagraph"/>
       </w:pPr>
       <w:r>
-        <w:t xml:space="preserve">So lets try the example with the fecundity of limpets in low and high tide areas of a rocky inter-tidal area</w:t>
+        <w:t xml:space="preserve">So lets try the example with the fecundity of limpets in low and high</w:t>
+      </w:r>
+      <w:r>
+        <w:t xml:space="preserve"> </w:t>
+      </w:r>
+      <w:r>
+        <w:t xml:space="preserve">tide areas of a rocky inter-tidal area</w:t>
       </w:r>
     </w:p>
     <w:p>
@@ -4541,7 +4739,25 @@
         </w:numPr>
       </w:pPr>
       <w:r>
-        <w:t xml:space="preserve">This analysis examines the effects of season (winter/spring vs. summer/autumn) and adult density (8, 15, 30, and 45 animals per 225 cm² enclosure) on the production of egg masses by inter-tidal pulmonate limpets (</w:t>
+        <w:t xml:space="preserve">This analysis examines the effects of season (winter/spring vs.</w:t>
+      </w:r>
+      <w:r>
+        <w:t xml:space="preserve"> </w:t>
+      </w:r>
+      <w:r>
+        <w:t xml:space="preserve">summer/autumn) and adult density (8, 15, 30, and 45 animals per 225</w:t>
+      </w:r>
+      <w:r>
+        <w:t xml:space="preserve"> </w:t>
+      </w:r>
+      <w:r>
+        <w:t xml:space="preserve">cm² enclosure) on the production of egg masses by inter-tidal</w:t>
+      </w:r>
+      <w:r>
+        <w:t xml:space="preserve"> </w:t>
+      </w:r>
+      <w:r>
+        <w:t xml:space="preserve">pulmonate limpets (</w:t>
       </w:r>
       <w:r>
         <w:rPr>
@@ -4551,7 +4767,13 @@
         <w:t xml:space="preserve">Siphonaria diemenensis</w:t>
       </w:r>
       <w:r>
-        <w:t xml:space="preserve">) as described in Quinn (1988).</w:t>
+        <w:t xml:space="preserve">) as described in Quinn</w:t>
+      </w:r>
+      <w:r>
+        <w:t xml:space="preserve"> </w:t>
+      </w:r>
+      <w:r>
+        <w:t xml:space="preserve">(1988).</w:t>
       </w:r>
     </w:p>
     <w:p>
@@ -5364,7 +5586,13 @@
         <w:pStyle w:val="FirstParagraph"/>
       </w:pPr>
       <w:r>
-        <w:t xml:space="preserve">Before conducting the factorial ANOVA, we need to check several assumptions:</w:t>
+        <w:t xml:space="preserve">Before conducting the factorial ANOVA, we need to check several</w:t>
+      </w:r>
+      <w:r>
+        <w:t xml:space="preserve"> </w:t>
+      </w:r>
+      <w:r>
+        <w:t xml:space="preserve">assumptions:</w:t>
       </w:r>
     </w:p>
     <w:p>
@@ -12720,7 +12948,13 @@
         <w:pStyle w:val="FirstParagraph"/>
       </w:pPr>
       <w:r>
-        <w:t xml:space="preserve">The factorial ANOVA was conducted using a linear model approach, which provides additional insights beyond the traditional ANOVA table.</w:t>
+        <w:t xml:space="preserve">The factorial ANOVA was conducted using a linear model approach, which</w:t>
+      </w:r>
+      <w:r>
+        <w:t xml:space="preserve"> </w:t>
+      </w:r>
+      <w:r>
+        <w:t xml:space="preserve">provides additional insights beyond the traditional ANOVA table.</w:t>
       </w:r>
     </w:p>
     <w:p>
@@ -12746,7 +12980,31 @@
         <w:t xml:space="preserve">Main effect of density</w:t>
       </w:r>
       <w:r>
-        <w:t xml:space="preserve">: There was a significant effect of adult density on egg mass production (F = 9.67, df = 3, 16, p = 0.001). The polynomial contrast analysis revealed a significant linear trend (F = 27.58, df = 1, 16, p = 0.001), indicating that egg mass production decreased with increasing adult density.</w:t>
+        <w:t xml:space="preserve">: There was a significant effect of adult</w:t>
+      </w:r>
+      <w:r>
+        <w:t xml:space="preserve"> </w:t>
+      </w:r>
+      <w:r>
+        <w:t xml:space="preserve">density on egg mass production (F = 9.67, df = 3, 16, p = 0.001).</w:t>
+      </w:r>
+      <w:r>
+        <w:t xml:space="preserve"> </w:t>
+      </w:r>
+      <w:r>
+        <w:t xml:space="preserve">The polynomial contrast analysis revealed a significant linear trend</w:t>
+      </w:r>
+      <w:r>
+        <w:t xml:space="preserve"> </w:t>
+      </w:r>
+      <w:r>
+        <w:t xml:space="preserve">(F = 27.58, df = 1, 16, p = 0.001), indicating that egg mass</w:t>
+      </w:r>
+      <w:r>
+        <w:t xml:space="preserve"> </w:t>
+      </w:r>
+      <w:r>
+        <w:t xml:space="preserve">production decreased with increasing adult density.</w:t>
       </w:r>
     </w:p>
     <w:p>
@@ -12764,7 +13022,19 @@
         <w:t xml:space="preserve">Main effect of season</w:t>
       </w:r>
       <w:r>
-        <w:t xml:space="preserve">: There was a significant effect of season on egg mass production (F = 17.84, df = 1, 16, p = 0.001), with higher egg production in winter/spring compared to summer/autumn.</w:t>
+        <w:t xml:space="preserve">: There was a significant effect of season</w:t>
+      </w:r>
+      <w:r>
+        <w:t xml:space="preserve"> </w:t>
+      </w:r>
+      <w:r>
+        <w:t xml:space="preserve">on egg mass production (F = 17.84, df = 1, 16, p = 0.001), with</w:t>
+      </w:r>
+      <w:r>
+        <w:t xml:space="preserve"> </w:t>
+      </w:r>
+      <w:r>
+        <w:t xml:space="preserve">higher egg production in winter/spring compared to summer/autumn.</w:t>
       </w:r>
     </w:p>
     <w:p>
@@ -12782,7 +13052,25 @@
         <w:t xml:space="preserve">Interaction effect</w:t>
       </w:r>
       <w:r>
-        <w:t xml:space="preserve">: The interaction between density and season was not significant (F = 0.30, df = 3, 16, p = 0.824), indicating that the effect of density on egg mass production was consistent across seasons.</w:t>
+        <w:t xml:space="preserve">: The interaction between density and season</w:t>
+      </w:r>
+      <w:r>
+        <w:t xml:space="preserve"> </w:t>
+      </w:r>
+      <w:r>
+        <w:t xml:space="preserve">was not significant (F = 0.30, df = 3, 16, p = 0.824), indicating</w:t>
+      </w:r>
+      <w:r>
+        <w:t xml:space="preserve"> </w:t>
+      </w:r>
+      <w:r>
+        <w:t xml:space="preserve">that the effect of density on egg mass production was consistent</w:t>
+      </w:r>
+      <w:r>
+        <w:t xml:space="preserve"> </w:t>
+      </w:r>
+      <w:r>
+        <w:t xml:space="preserve">across seasons.</w:t>
       </w:r>
     </w:p>
     <w:bookmarkEnd w:id="143"/>
@@ -12800,7 +13088,13 @@
         <w:pStyle w:val="FirstParagraph"/>
       </w:pPr>
       <w:r>
-        <w:t xml:space="preserve">The factorial ANOVA was conducted using a linear model approach, which provides additional insights beyond the traditional ANOVA table.</w:t>
+        <w:t xml:space="preserve">The factorial ANOVA was conducted using a linear model approach, which</w:t>
+      </w:r>
+      <w:r>
+        <w:t xml:space="preserve"> </w:t>
+      </w:r>
+      <w:r>
+        <w:t xml:space="preserve">provides additional insights beyond the traditional ANOVA table.</w:t>
       </w:r>
     </w:p>
     <w:p>
@@ -12839,7 +13133,19 @@
         </w:numPr>
       </w:pPr>
       <w:r>
-        <w:t xml:space="preserve">The intercept (reference level: Density 8, Season Winter/Spring) has an estimated egg production of approximately 1.90 eggs per limpet</w:t>
+        <w:t xml:space="preserve">The intercept (reference level: Density 8, Season Winter/Spring)</w:t>
+      </w:r>
+      <w:r>
+        <w:t xml:space="preserve"> </w:t>
+      </w:r>
+      <w:r>
+        <w:t xml:space="preserve">has an estimated egg production of approximately 1.90 eggs per</w:t>
+      </w:r>
+      <w:r>
+        <w:t xml:space="preserve"> </w:t>
+      </w:r>
+      <w:r>
+        <w:t xml:space="preserve">limpet</w:t>
       </w:r>
     </w:p>
     <w:p>
@@ -12851,7 +13157,19 @@
         </w:numPr>
       </w:pPr>
       <w:r>
-        <w:t xml:space="preserve">Increasing density from 8 to 15, 30, and 45 reduces egg production by approximately 0.28, 0.74, and 0.91 eggs per limpet, respectively</w:t>
+        <w:t xml:space="preserve">Increasing density from 8 to 15, 30, and 45 reduces egg</w:t>
+      </w:r>
+      <w:r>
+        <w:t xml:space="preserve"> </w:t>
+      </w:r>
+      <w:r>
+        <w:t xml:space="preserve">production by approximately 0.28, 0.74, and 0.91 eggs per</w:t>
+      </w:r>
+      <w:r>
+        <w:t xml:space="preserve"> </w:t>
+      </w:r>
+      <w:r>
+        <w:t xml:space="preserve">limpet, respectively</w:t>
       </w:r>
     </w:p>
     <w:p>
@@ -12863,7 +13181,13 @@
         </w:numPr>
       </w:pPr>
       <w:r>
-        <w:t xml:space="preserve">Summer/Autumn season reduces egg production by approximately 0.75 eggs per limpet compared to Winter/Spring</w:t>
+        <w:t xml:space="preserve">Summer/Autumn season reduces egg production by approximately</w:t>
+      </w:r>
+      <w:r>
+        <w:t xml:space="preserve"> </w:t>
+      </w:r>
+      <w:r>
+        <w:t xml:space="preserve">0.75 eggs per limpet compared to Winter/Spring</w:t>
       </w:r>
     </w:p>
     <w:p>
@@ -12875,7 +13199,13 @@
         </w:numPr>
       </w:pPr>
       <w:r>
-        <w:t xml:space="preserve">The non-significant interaction terms indicate that the density effect is not significantly different between seasons</w:t>
+        <w:t xml:space="preserve">The non-significant interaction terms indicate that the density</w:t>
+      </w:r>
+      <w:r>
+        <w:t xml:space="preserve"> </w:t>
+      </w:r>
+      <w:r>
+        <w:t xml:space="preserve">effect is not significantly different between seasons</w:t>
       </w:r>
     </w:p>
     <w:bookmarkEnd w:id="144"/>
@@ -12903,7 +13233,25 @@
         <w:t xml:space="preserve">Polynomial contrasts</w:t>
       </w:r>
       <w:r>
-        <w:t xml:space="preserve">: The significant linear contrast (p = 0.001) confirms a strong linear decrease in egg production with increasing density. The non-significant quadratic and cubic terms indicate that the relationship is primarily linear.</w:t>
+        <w:t xml:space="preserve">: The significant linear contrast (p =</w:t>
+      </w:r>
+      <w:r>
+        <w:t xml:space="preserve"> </w:t>
+      </w:r>
+      <w:r>
+        <w:t xml:space="preserve">0.001) confirms a strong linear decrease in egg production with</w:t>
+      </w:r>
+      <w:r>
+        <w:t xml:space="preserve"> </w:t>
+      </w:r>
+      <w:r>
+        <w:t xml:space="preserve">increasing density. The non-significant quadratic and cubic terms</w:t>
+      </w:r>
+      <w:r>
+        <w:t xml:space="preserve"> </w:t>
+      </w:r>
+      <w:r>
+        <w:t xml:space="preserve">indicate that the relationship is primarily linear.</w:t>
       </w:r>
     </w:p>
     <w:p>
@@ -12921,7 +13269,19 @@
         <w:t xml:space="preserve">Model fit</w:t>
       </w:r>
       <w:r>
-        <w:t xml:space="preserve">: The overall model explains approximately 72% of the variance in egg production (R-squared = 0.72), indicating a good fit to the data.</w:t>
+        <w:t xml:space="preserve">: The overall model explains approximately 72% of the</w:t>
+      </w:r>
+      <w:r>
+        <w:t xml:space="preserve"> </w:t>
+      </w:r>
+      <w:r>
+        <w:t xml:space="preserve">variance in egg production (R-squared = 0.72), indicating a good fit</w:t>
+      </w:r>
+      <w:r>
+        <w:t xml:space="preserve"> </w:t>
+      </w:r>
+      <w:r>
+        <w:t xml:space="preserve">to the data.</w:t>
       </w:r>
     </w:p>
     <w:bookmarkEnd w:id="145"/>
@@ -12939,7 +13299,13 @@
         <w:pStyle w:val="FirstParagraph"/>
       </w:pPr>
       <w:r>
-        <w:t xml:space="preserve">Here’s how you might write up these results using the linear model approach for a scientific paper:</w:t>
+        <w:t xml:space="preserve">Here’s how you might write up these results using the linear model</w:t>
+      </w:r>
+      <w:r>
+        <w:t xml:space="preserve"> </w:t>
+      </w:r>
+      <w:r>
+        <w:t xml:space="preserve">approach for a scientific paper:</w:t>
       </w:r>
     </w:p>
     <w:p>
@@ -13006,7 +13372,13 @@
         <w:pStyle w:val="FirstParagraph"/>
       </w:pPr>
       <w:r>
-        <w:t xml:space="preserve">Note: The actual values for the model coefficients and standard errors should be obtained from the model summary output.</w:t>
+        <w:t xml:space="preserve">Note: The actual values for the model coefficients and standard errors</w:t>
+      </w:r>
+      <w:r>
+        <w:t xml:space="preserve"> </w:t>
+      </w:r>
+      <w:r>
+        <w:t xml:space="preserve">should be obtained from the model summary output.</w:t>
       </w:r>
     </w:p>
     <w:bookmarkEnd w:id="146"/>

--- a/docs/ecostats_lectures/lecture_12/12_01_lecture_powerpoint.docx
+++ b/docs/ecostats_lectures/lecture_12/12_01_lecture_powerpoint.docx
@@ -18,13 +18,13 @@
         <w:t xml:space="preserve">Bill Perry</w:t>
       </w:r>
     </w:p>
-    <w:bookmarkStart w:id="24" w:name="lecture-12-review"/>
+    <w:bookmarkStart w:id="24" w:name="lecture-11-review"/>
     <w:p>
       <w:pPr>
         <w:pStyle w:val="Heading1"/>
       </w:pPr>
       <w:r>
-        <w:t xml:space="preserve">Lecture 12: Review</w:t>
+        <w:t xml:space="preserve">Lecture 11: Review</w:t>
       </w:r>
     </w:p>
     <w:bookmarkStart w:id="20" w:name="anova"/>
@@ -250,7 +250,7 @@
         </w:numPr>
       </w:pPr>
       <w:r>
-        <w:t xml:space="preserve">Most multifactor designs: are factorail or nested</w:t>
+        <w:t xml:space="preserve">Most multifactor designs: are factorial or nested</w:t>
       </w:r>
     </w:p>
     <w:p>
@@ -326,7 +326,7 @@
         </w:numPr>
       </w:pPr>
       <w:r>
-        <w:t xml:space="preserve">fertilizer also might affect plat biomass</w:t>
+        <w:t xml:space="preserve">fertilizer also might affect plant biomass</w:t>
       </w:r>
     </w:p>
     <w:p>
@@ -1046,79 +1046,79 @@
         <w:rPr>
           <w:rStyle w:val="VerbatimChar"/>
         </w:rPr>
-        <w:t xml:space="preserve"># A tibble: 6 × 3</w:t>
-      </w:r>
-      <w:r>
-        <w:br/>
-      </w:r>
-      <w:r>
-        <w:rPr>
-          <w:rStyle w:val="VerbatimChar"/>
-        </w:rPr>
-        <w:t xml:space="preserve">  species sex    body_mass_g</w:t>
-      </w:r>
-      <w:r>
-        <w:br/>
-      </w:r>
-      <w:r>
-        <w:rPr>
-          <w:rStyle w:val="VerbatimChar"/>
-        </w:rPr>
-        <w:t xml:space="preserve">  &lt;fct&gt;   &lt;fct&gt;        &lt;int&gt;</w:t>
-      </w:r>
-      <w:r>
-        <w:br/>
-      </w:r>
-      <w:r>
-        <w:rPr>
-          <w:rStyle w:val="VerbatimChar"/>
-        </w:rPr>
-        <w:t xml:space="preserve">1 Adelie  male          3750</w:t>
-      </w:r>
-      <w:r>
-        <w:br/>
-      </w:r>
-      <w:r>
-        <w:rPr>
-          <w:rStyle w:val="VerbatimChar"/>
-        </w:rPr>
-        <w:t xml:space="preserve">2 Adelie  female        3800</w:t>
-      </w:r>
-      <w:r>
-        <w:br/>
-      </w:r>
-      <w:r>
-        <w:rPr>
-          <w:rStyle w:val="VerbatimChar"/>
-        </w:rPr>
-        <w:t xml:space="preserve">3 Adelie  female        3250</w:t>
-      </w:r>
-      <w:r>
-        <w:br/>
-      </w:r>
-      <w:r>
-        <w:rPr>
-          <w:rStyle w:val="VerbatimChar"/>
-        </w:rPr>
-        <w:t xml:space="preserve">4 Adelie  female        3450</w:t>
-      </w:r>
-      <w:r>
-        <w:br/>
-      </w:r>
-      <w:r>
-        <w:rPr>
-          <w:rStyle w:val="VerbatimChar"/>
-        </w:rPr>
-        <w:t xml:space="preserve">5 Adelie  male          3650</w:t>
-      </w:r>
-      <w:r>
-        <w:br/>
-      </w:r>
-      <w:r>
-        <w:rPr>
-          <w:rStyle w:val="VerbatimChar"/>
-        </w:rPr>
-        <w:t xml:space="preserve">6 Adelie  female        3625</w:t>
+        <w:t xml:space="preserve"># A tibble: 6 × 6</w:t>
+      </w:r>
+      <w:r>
+        <w:br/>
+      </w:r>
+      <w:r>
+        <w:rPr>
+          <w:rStyle w:val="VerbatimChar"/>
+        </w:rPr>
+        <w:t xml:space="preserve">  species   sex        n mean_mass sd_mass se_mass</w:t>
+      </w:r>
+      <w:r>
+        <w:br/>
+      </w:r>
+      <w:r>
+        <w:rPr>
+          <w:rStyle w:val="VerbatimChar"/>
+        </w:rPr>
+        <w:t xml:space="preserve">  &lt;fct&gt;     &lt;fct&gt;  &lt;int&gt;     &lt;dbl&gt;   &lt;dbl&gt;   &lt;dbl&gt;</w:t>
+      </w:r>
+      <w:r>
+        <w:br/>
+      </w:r>
+      <w:r>
+        <w:rPr>
+          <w:rStyle w:val="VerbatimChar"/>
+        </w:rPr>
+        <w:t xml:space="preserve">1 Adelie    female    73     3369.    269.    31.5</w:t>
+      </w:r>
+      <w:r>
+        <w:br/>
+      </w:r>
+      <w:r>
+        <w:rPr>
+          <w:rStyle w:val="VerbatimChar"/>
+        </w:rPr>
+        <w:t xml:space="preserve">2 Adelie    male      73     4043.    347.    40.6</w:t>
+      </w:r>
+      <w:r>
+        <w:br/>
+      </w:r>
+      <w:r>
+        <w:rPr>
+          <w:rStyle w:val="VerbatimChar"/>
+        </w:rPr>
+        <w:t xml:space="preserve">3 Chinstrap female    34     3527.    285.    48.9</w:t>
+      </w:r>
+      <w:r>
+        <w:br/>
+      </w:r>
+      <w:r>
+        <w:rPr>
+          <w:rStyle w:val="VerbatimChar"/>
+        </w:rPr>
+        <w:t xml:space="preserve">4 Chinstrap male      34     3939.    362.    62.1</w:t>
+      </w:r>
+      <w:r>
+        <w:br/>
+      </w:r>
+      <w:r>
+        <w:rPr>
+          <w:rStyle w:val="VerbatimChar"/>
+        </w:rPr>
+        <w:t xml:space="preserve">5 Gentoo    female    58     4680.    282.    37.0</w:t>
+      </w:r>
+      <w:r>
+        <w:br/>
+      </w:r>
+      <w:r>
+        <w:rPr>
+          <w:rStyle w:val="VerbatimChar"/>
+        </w:rPr>
+        <w:t xml:space="preserve">6 Gentoo    male      61     5485.    313.    40.1</w:t>
       </w:r>
     </w:p>
     <w:bookmarkEnd w:id="44"/>

--- a/docs/ecostats_lectures/lecture_12/12_01_lecture_powerpoint.docx
+++ b/docs/ecostats_lectures/lecture_12/12_01_lecture_powerpoint.docx
@@ -759,152 +759,154 @@
         <w:pStyle w:val="FirstParagraph"/>
       </w:pPr>
       <w:r>
-        <w:t xml:space="preserve">Statistical Model:</w:t>
-      </w:r>
-    </w:p>
-    <w:p>
-      <w:pPr>
-        <w:pStyle w:val="BodyText"/>
-      </w:pPr>
-      <m:oMathPara>
-        <m:oMathParaPr>
-          <m:jc m:val="center"/>
-        </m:oMathParaPr>
-        <m:oMath>
-          <m:sSub>
-            <m:e>
-              <m:r>
-                <m:t>Y</m:t>
-              </m:r>
-            </m:e>
-            <m:sub>
-              <m:r>
-                <m:t>i</m:t>
-              </m:r>
-              <m:r>
-                <m:t>j</m:t>
-              </m:r>
-              <m:r>
-                <m:t>k</m:t>
-              </m:r>
-            </m:sub>
-          </m:sSub>
-          <m:r>
-            <m:rPr>
-              <m:sty m:val="p"/>
-            </m:rPr>
-            <m:t>=</m:t>
-          </m:r>
-          <m:r>
-            <m:t>μ</m:t>
-          </m:r>
-          <m:r>
-            <m:rPr>
-              <m:sty m:val="p"/>
-            </m:rPr>
-            <m:t>+</m:t>
-          </m:r>
-          <m:sSub>
-            <m:e>
-              <m:r>
-                <m:t>α</m:t>
-              </m:r>
-            </m:e>
-            <m:sub>
-              <m:r>
-                <m:t>i</m:t>
-              </m:r>
-            </m:sub>
-          </m:sSub>
-          <m:r>
-            <m:rPr>
-              <m:sty m:val="p"/>
-            </m:rPr>
-            <m:t>+</m:t>
-          </m:r>
-          <m:sSub>
-            <m:e>
-              <m:r>
-                <m:t>β</m:t>
-              </m:r>
-            </m:e>
-            <m:sub>
-              <m:r>
-                <m:t>j</m:t>
-              </m:r>
-            </m:sub>
-          </m:sSub>
-          <m:r>
-            <m:rPr>
-              <m:sty m:val="p"/>
-            </m:rPr>
-            <m:t>+</m:t>
-          </m:r>
-          <m:sSub>
-            <m:e>
-              <m:d>
-                <m:dPr>
-                  <m:begChr m:val="("/>
-                  <m:sepChr m:val=""/>
-                  <m:endChr m:val=")"/>
-                  <m:grow/>
-                </m:dPr>
-                <m:e>
-                  <m:r>
-                    <m:t>α</m:t>
-                  </m:r>
-                  <m:r>
-                    <m:t>β</m:t>
-                  </m:r>
-                </m:e>
-              </m:d>
-            </m:e>
-            <m:sub>
-              <m:r>
-                <m:t>i</m:t>
-              </m:r>
-              <m:r>
-                <m:t>j</m:t>
-              </m:r>
-            </m:sub>
-          </m:sSub>
-          <m:r>
-            <m:rPr>
-              <m:sty m:val="p"/>
-            </m:rPr>
-            <m:t>+</m:t>
-          </m:r>
-          <m:sSub>
-            <m:e>
-              <m:r>
-                <m:t>ε</m:t>
-              </m:r>
-            </m:e>
-            <m:sub>
-              <m:r>
-                <m:t>i</m:t>
-              </m:r>
-              <m:r>
-                <m:t>j</m:t>
-              </m:r>
-              <m:r>
-                <m:t>k</m:t>
-              </m:r>
-            </m:sub>
-          </m:sSub>
-        </m:oMath>
-      </m:oMathPara>
-    </w:p>
-    <w:p>
-      <w:pPr>
-        <w:pStyle w:val="FirstParagraph"/>
-      </w:pPr>
-      <w:r>
-        <w:t xml:space="preserve">Where: -</w:t>
+        <w:t xml:space="preserve">Statistical Mode</w:t>
       </w:r>
       <w:r>
         <w:t xml:space="preserve"> </w:t>
       </w:r>
+      <m:oMath>
+        <m:sSub>
+          <m:e>
+            <m:r>
+              <m:t>Y</m:t>
+            </m:r>
+          </m:e>
+          <m:sub>
+            <m:r>
+              <m:t>i</m:t>
+            </m:r>
+            <m:r>
+              <m:t>j</m:t>
+            </m:r>
+            <m:r>
+              <m:t>k</m:t>
+            </m:r>
+          </m:sub>
+        </m:sSub>
+        <m:r>
+          <m:rPr>
+            <m:sty m:val="p"/>
+          </m:rPr>
+          <m:t>=</m:t>
+        </m:r>
+        <m:r>
+          <m:t>μ</m:t>
+        </m:r>
+        <m:r>
+          <m:rPr>
+            <m:sty m:val="p"/>
+          </m:rPr>
+          <m:t>+</m:t>
+        </m:r>
+        <m:sSub>
+          <m:e>
+            <m:r>
+              <m:t>α</m:t>
+            </m:r>
+          </m:e>
+          <m:sub>
+            <m:r>
+              <m:t>i</m:t>
+            </m:r>
+          </m:sub>
+        </m:sSub>
+        <m:r>
+          <m:rPr>
+            <m:sty m:val="p"/>
+          </m:rPr>
+          <m:t>+</m:t>
+        </m:r>
+        <m:sSub>
+          <m:e>
+            <m:r>
+              <m:t>β</m:t>
+            </m:r>
+          </m:e>
+          <m:sub>
+            <m:r>
+              <m:t>j</m:t>
+            </m:r>
+          </m:sub>
+        </m:sSub>
+        <m:r>
+          <m:rPr>
+            <m:sty m:val="p"/>
+          </m:rPr>
+          <m:t>+</m:t>
+        </m:r>
+        <m:sSub>
+          <m:e>
+            <m:d>
+              <m:dPr>
+                <m:begChr m:val="("/>
+                <m:sepChr m:val=""/>
+                <m:endChr m:val=")"/>
+                <m:grow/>
+              </m:dPr>
+              <m:e>
+                <m:r>
+                  <m:t>α</m:t>
+                </m:r>
+                <m:r>
+                  <m:t>β</m:t>
+                </m:r>
+              </m:e>
+            </m:d>
+          </m:e>
+          <m:sub>
+            <m:r>
+              <m:t>i</m:t>
+            </m:r>
+            <m:r>
+              <m:t>j</m:t>
+            </m:r>
+          </m:sub>
+        </m:sSub>
+        <m:r>
+          <m:rPr>
+            <m:sty m:val="p"/>
+          </m:rPr>
+          <m:t>+</m:t>
+        </m:r>
+        <m:sSub>
+          <m:e>
+            <m:r>
+              <m:t>ε</m:t>
+            </m:r>
+          </m:e>
+          <m:sub>
+            <m:r>
+              <m:t>i</m:t>
+            </m:r>
+            <m:r>
+              <m:t>j</m:t>
+            </m:r>
+            <m:r>
+              <m:t>k</m:t>
+            </m:r>
+          </m:sub>
+        </m:sSub>
+      </m:oMath>
+    </w:p>
+    <w:p>
+      <w:pPr>
+        <w:numPr>
+          <w:ilvl w:val="0"/>
+          <w:numId w:val="1010"/>
+        </w:numPr>
+      </w:pPr>
+      <w:r>
+        <w:t xml:space="preserve">Where:</w:t>
+      </w:r>
+    </w:p>
+    <w:p>
+      <w:pPr>
+        <w:pStyle w:val="Compact"/>
+        <w:numPr>
+          <w:ilvl w:val="1"/>
+          <w:numId w:val="1011"/>
+        </w:numPr>
+      </w:pPr>
       <m:oMath>
         <m:r>
           <m:t>μ</m:t>
@@ -914,11 +916,17 @@
         <w:t xml:space="preserve"> </w:t>
       </w:r>
       <w:r>
-        <w:t xml:space="preserve">= grand mean -</w:t>
-      </w:r>
-      <w:r>
-        <w:t xml:space="preserve"> </w:t>
-      </w:r>
+        <w:t xml:space="preserve">= grand mean</w:t>
+      </w:r>
+    </w:p>
+    <w:p>
+      <w:pPr>
+        <w:pStyle w:val="Compact"/>
+        <w:numPr>
+          <w:ilvl w:val="1"/>
+          <w:numId w:val="1011"/>
+        </w:numPr>
+      </w:pPr>
       <m:oMath>
         <m:sSub>
           <m:e>
@@ -937,11 +945,17 @@
         <w:t xml:space="preserve"> </w:t>
       </w:r>
       <w:r>
-        <w:t xml:space="preserve">= effect of species i -</w:t>
-      </w:r>
-      <w:r>
-        <w:t xml:space="preserve"> </w:t>
-      </w:r>
+        <w:t xml:space="preserve">= effect of species i</w:t>
+      </w:r>
+    </w:p>
+    <w:p>
+      <w:pPr>
+        <w:pStyle w:val="Compact"/>
+        <w:numPr>
+          <w:ilvl w:val="1"/>
+          <w:numId w:val="1011"/>
+        </w:numPr>
+      </w:pPr>
       <m:oMath>
         <m:sSub>
           <m:e>
@@ -960,11 +974,17 @@
         <w:t xml:space="preserve"> </w:t>
       </w:r>
       <w:r>
-        <w:t xml:space="preserve">= effect of sex j -</w:t>
-      </w:r>
-      <w:r>
-        <w:t xml:space="preserve"> </w:t>
-      </w:r>
+        <w:t xml:space="preserve">= effect of sex j</w:t>
+      </w:r>
+    </w:p>
+    <w:p>
+      <w:pPr>
+        <w:pStyle w:val="Compact"/>
+        <w:numPr>
+          <w:ilvl w:val="1"/>
+          <w:numId w:val="1011"/>
+        </w:numPr>
+      </w:pPr>
       <m:oMath>
         <m:sSub>
           <m:e>
@@ -999,17 +1019,17 @@
         <w:t xml:space="preserve"> </w:t>
       </w:r>
       <w:r>
-        <w:t xml:space="preserve">= interaction</w:t>
-      </w:r>
-      <w:r>
-        <w:t xml:space="preserve"> </w:t>
-      </w:r>
-      <w:r>
-        <w:t xml:space="preserve">effect -</w:t>
-      </w:r>
-      <w:r>
-        <w:t xml:space="preserve"> </w:t>
-      </w:r>
+        <w:t xml:space="preserve">= interaction effect</w:t>
+      </w:r>
+    </w:p>
+    <w:p>
+      <w:pPr>
+        <w:pStyle w:val="Compact"/>
+        <w:numPr>
+          <w:ilvl w:val="1"/>
+          <w:numId w:val="1011"/>
+        </w:numPr>
+      </w:pPr>
       <m:oMath>
         <m:sSub>
           <m:e>
@@ -1145,7 +1165,7 @@
         <w:pStyle w:val="FirstParagraph"/>
       </w:pPr>
       <w:r>
-        <w:t xml:space="preserve">The dataframe of penguins is unbalanced - meaning that there are unequal</w:t>
+        <w:t xml:space="preserve">The dataframe of penguins is unbalanced - there are unequal</w:t>
       </w:r>
       <w:r>
         <w:t xml:space="preserve"> </w:t>
@@ -1451,7 +1471,7 @@
         <w:pStyle w:val="Compact"/>
         <w:numPr>
           <w:ilvl w:val="0"/>
-          <w:numId w:val="1010"/>
+          <w:numId w:val="1012"/>
         </w:numPr>
       </w:pPr>
       <w:r>
@@ -1473,7 +1493,7 @@
         <w:pStyle w:val="Compact"/>
         <w:numPr>
           <w:ilvl w:val="0"/>
-          <w:numId w:val="1010"/>
+          <w:numId w:val="1012"/>
         </w:numPr>
       </w:pPr>
       <w:r>
@@ -1485,7 +1505,7 @@
         <w:pStyle w:val="Compact"/>
         <w:numPr>
           <w:ilvl w:val="0"/>
-          <w:numId w:val="1010"/>
+          <w:numId w:val="1012"/>
         </w:numPr>
       </w:pPr>
       <w:r>
@@ -1794,7 +1814,7 @@
         <w:pStyle w:val="Compact"/>
         <w:numPr>
           <w:ilvl w:val="0"/>
-          <w:numId w:val="1011"/>
+          <w:numId w:val="1013"/>
         </w:numPr>
       </w:pPr>
       <m:oMath>
@@ -1836,19 +1856,7 @@
         <w:t xml:space="preserve"> </w:t>
       </w:r>
       <w:r>
-        <w:t xml:space="preserve">combination of B and A (fecundity on 2nd plate, in</w:t>
-      </w:r>
-      <w:r>
-        <w:t xml:space="preserve"> </w:t>
-      </w:r>
-      <w:r>
-        <w:t xml:space="preserve">“8 per plate”</w:t>
-      </w:r>
-      <w:r>
-        <w:t xml:space="preserve"> </w:t>
-      </w:r>
-      <w:r>
-        <w:t xml:space="preserve">density in summer)</w:t>
+        <w:t xml:space="preserve">combination of B and A (sex m of species y)</w:t>
       </w:r>
     </w:p>
     <w:p>
@@ -1856,11 +1864,11 @@
         <w:pStyle w:val="Compact"/>
         <w:numPr>
           <w:ilvl w:val="0"/>
-          <w:numId w:val="1011"/>
+          <w:numId w:val="1013"/>
         </w:numPr>
       </w:pPr>
       <w:r>
-        <w:t xml:space="preserve">µ: overall mean (overall fecundity)</w:t>
+        <w:t xml:space="preserve">µ: overall mean (overall mass)</w:t>
       </w:r>
     </w:p>
     <w:p>
@@ -1868,7 +1876,7 @@
         <w:pStyle w:val="Compact"/>
         <w:numPr>
           <w:ilvl w:val="0"/>
-          <w:numId w:val="1011"/>
+          <w:numId w:val="1013"/>
         </w:numPr>
       </w:pPr>
       <w:r>
@@ -1878,19 +1886,19 @@
         <w:t xml:space="preserve"> </w:t>
       </w:r>
       <w:r>
-        <w:t xml:space="preserve">µi- µ (difference between average fecundity in all</w:t>
+        <w:t xml:space="preserve">µi- µ (difference between average mass in all</w:t>
       </w:r>
       <w:r>
         <w:t xml:space="preserve"> </w:t>
       </w:r>
       <w:r>
-        <w:t xml:space="preserve">“8 per plate”</w:t>
+        <w:t xml:space="preserve">“males”</w:t>
       </w:r>
       <w:r>
         <w:t xml:space="preserve"> </w:t>
       </w:r>
       <w:r>
-        <w:t xml:space="preserve">treatments and overall mean)</w:t>
+        <w:t xml:space="preserve">for species x and overall mean)</w:t>
       </w:r>
     </w:p>
     <w:bookmarkEnd w:id="54"/>
@@ -2043,7 +2051,7 @@
         <w:pStyle w:val="Compact"/>
         <w:numPr>
           <w:ilvl w:val="0"/>
-          <w:numId w:val="1012"/>
+          <w:numId w:val="1014"/>
         </w:numPr>
       </w:pPr>
       <w:r>
@@ -2053,7 +2061,7 @@
         <w:t xml:space="preserve"> </w:t>
       </w:r>
       <w:r>
-        <w:t xml:space="preserve">(difference between average fecundity in all winter treatments and</w:t>
+        <w:t xml:space="preserve">(difference between average mass in all males treatments and</w:t>
       </w:r>
       <w:r>
         <w:t xml:space="preserve"> </w:t>
@@ -2067,7 +2075,7 @@
         <w:pStyle w:val="Compact"/>
         <w:numPr>
           <w:ilvl w:val="0"/>
-          <w:numId w:val="1012"/>
+          <w:numId w:val="1014"/>
         </w:numPr>
       </w:pPr>
       <w:r>
@@ -2085,17 +2093,17 @@
         <w:pStyle w:val="Compact"/>
         <w:numPr>
           <w:ilvl w:val="1"/>
-          <w:numId w:val="1013"/>
+          <w:numId w:val="1015"/>
         </w:numPr>
       </w:pPr>
       <w:r>
-        <w:t xml:space="preserve">Does effect of B depend on level of A? (is effect of density</w:t>
+        <w:t xml:space="preserve">Does effect of B depend on level of A? (is effect of sex</w:t>
       </w:r>
       <w:r>
         <w:t xml:space="preserve"> </w:t>
       </w:r>
       <w:r>
-        <w:t xml:space="preserve">different in winter and summer?)</w:t>
+        <w:t xml:space="preserve">different in the 3 species?)</w:t>
       </w:r>
     </w:p>
     <w:bookmarkEnd w:id="56"/>
@@ -2248,92 +2256,11 @@
         <w:pStyle w:val="Compact"/>
         <w:numPr>
           <w:ilvl w:val="0"/>
-          <w:numId w:val="1014"/>
+          <w:numId w:val="1016"/>
         </w:numPr>
       </w:pPr>
       <w:r>
         <w:t xml:space="preserve">Model 2 ANOVA rare in ecology</w:t>
-      </w:r>
-    </w:p>
-    <w:p>
-      <w:pPr>
-        <w:pStyle w:val="Compact"/>
-        <w:numPr>
-          <w:ilvl w:val="0"/>
-          <w:numId w:val="1014"/>
-        </w:numPr>
-      </w:pPr>
-      <w:r>
-        <w:rPr>
-          <w:b/>
-          <w:bCs/>
-        </w:rPr>
-        <w:t xml:space="preserve">Model 3 interpretation is different:</w:t>
-      </w:r>
-    </w:p>
-    <w:p>
-      <w:pPr>
-        <w:pStyle w:val="Compact"/>
-        <w:numPr>
-          <w:ilvl w:val="1"/>
-          <w:numId w:val="1015"/>
-        </w:numPr>
-      </w:pPr>
-      <w:r>
-        <w:t xml:space="preserve">βj: random variable measuring variance in y across all possible</w:t>
-      </w:r>
-      <w:r>
-        <w:t xml:space="preserve"> </w:t>
-      </w:r>
-      <w:r>
-        <w:t xml:space="preserve">levels of B, pooling across all levels of A</w:t>
-      </w:r>
-    </w:p>
-    <w:p>
-      <w:pPr>
-        <w:pStyle w:val="Compact"/>
-        <w:numPr>
-          <w:ilvl w:val="1"/>
-          <w:numId w:val="1015"/>
-        </w:numPr>
-      </w:pPr>
-      <w:r>
-        <w:t xml:space="preserve">(αβ)ij is random variable measuring variance of interaction</w:t>
-      </w:r>
-      <w:r>
-        <w:t xml:space="preserve"> </w:t>
-      </w:r>
-      <w:r>
-        <w:t xml:space="preserve">between A and B across all possible levels of B (</w:t>
-      </w:r>
-      <w:r>
-        <w:t xml:space="preserve">“is effect of A</w:t>
-      </w:r>
-      <w:r>
-        <w:t xml:space="preserve"> </w:t>
-      </w:r>
-      <w:r>
-        <w:t xml:space="preserve">consistent across all possible levels of B that could have been</w:t>
-      </w:r>
-      <w:r>
-        <w:t xml:space="preserve"> </w:t>
-      </w:r>
-      <w:r>
-        <w:t xml:space="preserve">chosen?”</w:t>
-      </w:r>
-      <w:r>
-        <w:t xml:space="preserve">)</w:t>
-      </w:r>
-    </w:p>
-    <w:bookmarkEnd w:id="58"/>
-    <w:bookmarkEnd w:id="59"/>
-    <w:bookmarkStart w:id="60" w:name="estimated-marginal-means"/>
-    <w:p>
-      <w:pPr>
-        <w:pStyle w:val="Heading1"/>
-      </w:pPr>
-      <w:r>
-        <w:t xml:space="preserve">Estimated Marginal Means</w:t>
       </w:r>
     </w:p>
     <w:p>
@@ -2345,632 +2272,671 @@
         </w:numPr>
       </w:pPr>
       <w:r>
-        <w:t xml:space="preserve">Before we go further we need to define what estimated marginal means</w:t>
-      </w:r>
-      <w:r>
-        <w:t xml:space="preserve"> </w:t>
-      </w:r>
-      <w:r>
-        <w:t xml:space="preserve">are</w:t>
+        <w:rPr>
+          <w:b/>
+          <w:bCs/>
+        </w:rPr>
+        <w:t xml:space="preserve">Model 3 interpretation is different:</w:t>
       </w:r>
     </w:p>
     <w:p>
       <w:pPr>
         <w:pStyle w:val="Compact"/>
         <w:numPr>
-          <w:ilvl w:val="0"/>
-          <w:numId w:val="1016"/>
+          <w:ilvl w:val="1"/>
+          <w:numId w:val="1017"/>
         </w:numPr>
       </w:pPr>
       <w:r>
-        <w:t xml:space="preserve">Balanced data - it is just the means of the groups… easy</w:t>
+        <w:t xml:space="preserve">βj: random variable measuring variance in y across all possible</w:t>
+      </w:r>
+      <w:r>
+        <w:t xml:space="preserve"> </w:t>
+      </w:r>
+      <w:r>
+        <w:t xml:space="preserve">levels of B, pooling across all levels of A</w:t>
       </w:r>
     </w:p>
     <w:p>
       <w:pPr>
         <w:pStyle w:val="Compact"/>
         <w:numPr>
-          <w:ilvl w:val="0"/>
-          <w:numId w:val="1016"/>
-        </w:numPr>
-      </w:pPr>
-      <w:r>
-        <w:t xml:space="preserve">Unbalanced data - it is the mean of cells that represent the lowest</w:t>
-      </w:r>
-      <w:r>
-        <w:t xml:space="preserve"> </w:t>
-      </w:r>
-      <w:r>
-        <w:t xml:space="preserve">average of the groups</w:t>
-      </w:r>
-    </w:p>
-    <w:p>
-      <w:pPr>
-        <w:pStyle w:val="SourceCode"/>
-      </w:pPr>
-      <w:r>
-        <w:rPr>
-          <w:rStyle w:val="VerbatimChar"/>
-        </w:rPr>
-        <w:t xml:space="preserve">[1] "Combined table with means and counts:"</w:t>
-      </w:r>
-    </w:p>
-    <w:p>
-      <w:pPr>
-        <w:pStyle w:val="SourceCode"/>
-      </w:pPr>
-      <w:r>
-        <w:rPr>
-          <w:rStyle w:val="VerbatimChar"/>
-        </w:rPr>
-        <w:t xml:space="preserve"># A tibble: 3 × 5</w:t>
-      </w:r>
-      <w:r>
-        <w:br/>
-      </w:r>
-      <w:r>
-        <w:rPr>
-          <w:rStyle w:val="VerbatimChar"/>
-        </w:rPr>
-        <w:t xml:space="preserve">  species   female_mean male_mean female_n male_n</w:t>
-      </w:r>
-      <w:r>
-        <w:br/>
-      </w:r>
-      <w:r>
-        <w:rPr>
-          <w:rStyle w:val="VerbatimChar"/>
-        </w:rPr>
-        <w:t xml:space="preserve">  &lt;fct&gt;           &lt;dbl&gt;     &lt;dbl&gt;    &lt;int&gt;  &lt;int&gt;</w:t>
-      </w:r>
-      <w:r>
-        <w:br/>
-      </w:r>
-      <w:r>
-        <w:rPr>
-          <w:rStyle w:val="VerbatimChar"/>
-        </w:rPr>
-        <w:t xml:space="preserve">1 Adelie          3369.     4043.       73     73</w:t>
-      </w:r>
-      <w:r>
-        <w:br/>
-      </w:r>
-      <w:r>
-        <w:rPr>
-          <w:rStyle w:val="VerbatimChar"/>
-        </w:rPr>
-        <w:t xml:space="preserve">2 Chinstrap       3527.     3939.       34     34</w:t>
-      </w:r>
-      <w:r>
-        <w:br/>
-      </w:r>
-      <w:r>
-        <w:rPr>
-          <w:rStyle w:val="VerbatimChar"/>
-        </w:rPr>
-        <w:t xml:space="preserve">3 Gentoo          4680.     5485.       58     61</w:t>
-      </w:r>
-    </w:p>
-    <w:p>
-      <w:pPr>
-        <w:pStyle w:val="SourceCode"/>
-      </w:pPr>
-      <w:r>
-        <w:rPr>
-          <w:rStyle w:val="VerbatimChar"/>
-        </w:rPr>
-        <w:t xml:space="preserve">[1] "\nRegular means (WRONG for marginal means):"</w:t>
-      </w:r>
-    </w:p>
-    <w:p>
-      <w:pPr>
-        <w:pStyle w:val="SourceCode"/>
-      </w:pPr>
-      <w:r>
-        <w:rPr>
-          <w:rStyle w:val="VerbatimChar"/>
-        </w:rPr>
-        <w:t xml:space="preserve"># A tibble: 3 × 3</w:t>
-      </w:r>
-      <w:r>
-        <w:br/>
-      </w:r>
-      <w:r>
-        <w:rPr>
-          <w:rStyle w:val="VerbatimChar"/>
-        </w:rPr>
-        <w:t xml:space="preserve">  species   total_n regular_mean</w:t>
-      </w:r>
-      <w:r>
-        <w:br/>
-      </w:r>
-      <w:r>
-        <w:rPr>
-          <w:rStyle w:val="VerbatimChar"/>
-        </w:rPr>
-        <w:t xml:space="preserve">  &lt;fct&gt;       &lt;int&gt;        &lt;dbl&gt;</w:t>
-      </w:r>
-      <w:r>
-        <w:br/>
-      </w:r>
-      <w:r>
-        <w:rPr>
-          <w:rStyle w:val="VerbatimChar"/>
-        </w:rPr>
-        <w:t xml:space="preserve">1 Adelie        146        3706.</w:t>
-      </w:r>
-      <w:r>
-        <w:br/>
-      </w:r>
-      <w:r>
-        <w:rPr>
-          <w:rStyle w:val="VerbatimChar"/>
-        </w:rPr>
-        <w:t xml:space="preserve">2 Chinstrap      68        3733.</w:t>
-      </w:r>
-      <w:r>
-        <w:br/>
-      </w:r>
-      <w:r>
-        <w:rPr>
-          <w:rStyle w:val="VerbatimChar"/>
-        </w:rPr>
-        <w:t xml:space="preserve">3 Gentoo        119        5092.</w:t>
-      </w:r>
-    </w:p>
-    <w:p>
-      <w:pPr>
-        <w:pStyle w:val="SourceCode"/>
-      </w:pPr>
-      <w:r>
-        <w:rPr>
-          <w:rStyle w:val="VerbatimChar"/>
-        </w:rPr>
-        <w:t xml:space="preserve">[1] "\nEstimated Marginal Means for Species (CORRECT):"</w:t>
-      </w:r>
-    </w:p>
-    <w:p>
-      <w:pPr>
-        <w:pStyle w:val="SourceCode"/>
-      </w:pPr>
-      <w:r>
-        <w:rPr>
-          <w:rStyle w:val="VerbatimChar"/>
-        </w:rPr>
-        <w:t xml:space="preserve"># A tibble: 3 × 3</w:t>
-      </w:r>
-      <w:r>
-        <w:br/>
-      </w:r>
-      <w:r>
-        <w:rPr>
-          <w:rStyle w:val="VerbatimChar"/>
-        </w:rPr>
-        <w:t xml:space="preserve">  species   emm_mean calculation                   </w:t>
-      </w:r>
-      <w:r>
-        <w:br/>
-      </w:r>
-      <w:r>
-        <w:rPr>
-          <w:rStyle w:val="VerbatimChar"/>
-        </w:rPr>
-        <w:t xml:space="preserve">  &lt;fct&gt;        &lt;dbl&gt; &lt;chr&gt;                         </w:t>
-      </w:r>
-      <w:r>
-        <w:br/>
-      </w:r>
-      <w:r>
-        <w:rPr>
-          <w:rStyle w:val="VerbatimChar"/>
-        </w:rPr>
-        <w:t xml:space="preserve">1 Adelie       3706. (3368.8 + 4043.5) / 2 = 3706.2</w:t>
-      </w:r>
-      <w:r>
-        <w:br/>
-      </w:r>
-      <w:r>
-        <w:rPr>
-          <w:rStyle w:val="VerbatimChar"/>
-        </w:rPr>
-        <w:t xml:space="preserve">2 Chinstrap    3733. (3527.2 + 3939) / 2 = 3733.1  </w:t>
-      </w:r>
-      <w:r>
-        <w:br/>
-      </w:r>
-      <w:r>
-        <w:rPr>
-          <w:rStyle w:val="VerbatimChar"/>
-        </w:rPr>
-        <w:t xml:space="preserve">3 Gentoo       5082. (4679.7 + 5484.8) / 2 = 5082.3</w:t>
-      </w:r>
-    </w:p>
-    <w:p>
-      <w:pPr>
-        <w:pStyle w:val="SourceCode"/>
-      </w:pPr>
-      <w:r>
-        <w:rPr>
-          <w:rStyle w:val="VerbatimChar"/>
-        </w:rPr>
-        <w:t xml:space="preserve">[1] "\nComparison showing EMM calculation:"</w:t>
-      </w:r>
-    </w:p>
-    <w:p>
-      <w:pPr>
-        <w:pStyle w:val="SourceCode"/>
-      </w:pPr>
-      <w:r>
-        <w:rPr>
-          <w:rStyle w:val="VerbatimChar"/>
-        </w:rPr>
-        <w:t xml:space="preserve"># A tibble: 3 × 6</w:t>
-      </w:r>
-      <w:r>
-        <w:br/>
-      </w:r>
-      <w:r>
-        <w:rPr>
-          <w:rStyle w:val="VerbatimChar"/>
-        </w:rPr>
-        <w:t xml:space="preserve">  species   cell_mean_female cell_mean_male species_emm regular_mean difference</w:t>
-      </w:r>
-      <w:r>
-        <w:br/>
-      </w:r>
-      <w:r>
-        <w:rPr>
-          <w:rStyle w:val="VerbatimChar"/>
-        </w:rPr>
-        <w:t xml:space="preserve">  &lt;fct&gt;                &lt;dbl&gt;          &lt;dbl&gt;       &lt;dbl&gt;        &lt;dbl&gt;      &lt;dbl&gt;</w:t>
-      </w:r>
-      <w:r>
-        <w:br/>
-      </w:r>
-      <w:r>
-        <w:rPr>
-          <w:rStyle w:val="VerbatimChar"/>
-        </w:rPr>
-        <w:t xml:space="preserve">1 Adelie               3369.          4043.       3706.        3706.   4.55e-13</w:t>
-      </w:r>
-      <w:r>
-        <w:br/>
-      </w:r>
-      <w:r>
-        <w:rPr>
-          <w:rStyle w:val="VerbatimChar"/>
-        </w:rPr>
-        <w:t xml:space="preserve">2 Chinstrap            3527.          3939.       3733.        3733.   0       </w:t>
-      </w:r>
-      <w:r>
-        <w:br/>
-      </w:r>
-      <w:r>
-        <w:rPr>
-          <w:rStyle w:val="VerbatimChar"/>
-        </w:rPr>
-        <w:t xml:space="preserve">3 Gentoo               4680.          5485.       5082.        5092.  -1.01e+ 1</w:t>
-      </w:r>
-    </w:p>
-    <w:bookmarkEnd w:id="60"/>
-    <w:bookmarkStart w:id="61" w:name="estimated-marginal-means-1"/>
-    <w:p>
-      <w:pPr>
-        <w:pStyle w:val="Heading1"/>
-      </w:pPr>
-      <w:r>
-        <w:t xml:space="preserve">Estimated Marginal Means</w:t>
-      </w:r>
-    </w:p>
-    <w:p>
-      <w:pPr>
-        <w:pStyle w:val="Compact"/>
-        <w:numPr>
-          <w:ilvl w:val="0"/>
+          <w:ilvl w:val="1"/>
           <w:numId w:val="1017"/>
         </w:numPr>
       </w:pPr>
       <w:r>
-        <w:t xml:space="preserve">Before we go further we need to define what estimated marginal means</w:t>
+        <w:t xml:space="preserve">(αβ)ij is random variable measuring variance of interaction</w:t>
       </w:r>
       <w:r>
         <w:t xml:space="preserve"> </w:t>
       </w:r>
       <w:r>
-        <w:t xml:space="preserve">are</w:t>
-      </w:r>
-    </w:p>
-    <w:p>
-      <w:pPr>
-        <w:pStyle w:val="Compact"/>
-        <w:numPr>
-          <w:ilvl w:val="0"/>
-          <w:numId w:val="1017"/>
-        </w:numPr>
-      </w:pPr>
-      <w:r>
-        <w:t xml:space="preserve">Balanced data - it is just the means of the groups… easy</w:t>
-      </w:r>
-    </w:p>
-    <w:p>
-      <w:pPr>
-        <w:pStyle w:val="Compact"/>
-        <w:numPr>
-          <w:ilvl w:val="0"/>
-          <w:numId w:val="1017"/>
-        </w:numPr>
-      </w:pPr>
-      <w:r>
-        <w:t xml:space="preserve">Unbalanced data - it is the mean of cells that represent the lowest</w:t>
+        <w:t xml:space="preserve">between A and B across all possible levels of B (</w:t>
+      </w:r>
+      <w:r>
+        <w:t xml:space="preserve">“is effect of A</w:t>
       </w:r>
       <w:r>
         <w:t xml:space="preserve"> </w:t>
       </w:r>
       <w:r>
-        <w:t xml:space="preserve">average of the groups</w:t>
-      </w:r>
-    </w:p>
-    <w:p>
-      <w:pPr>
-        <w:pStyle w:val="SourceCode"/>
-      </w:pPr>
-      <w:r>
-        <w:rPr>
-          <w:rStyle w:val="VerbatimChar"/>
-        </w:rPr>
-        <w:t xml:space="preserve">[1] "Combined table with means and counts:"</w:t>
-      </w:r>
-    </w:p>
-    <w:p>
-      <w:pPr>
-        <w:pStyle w:val="SourceCode"/>
-      </w:pPr>
-      <w:r>
-        <w:rPr>
-          <w:rStyle w:val="VerbatimChar"/>
-        </w:rPr>
-        <w:t xml:space="preserve"># A tibble: 3 × 5</w:t>
-      </w:r>
-      <w:r>
-        <w:br/>
-      </w:r>
-      <w:r>
-        <w:rPr>
-          <w:rStyle w:val="VerbatimChar"/>
-        </w:rPr>
-        <w:t xml:space="preserve">  species   female_mean male_mean female_n male_n</w:t>
-      </w:r>
-      <w:r>
-        <w:br/>
-      </w:r>
-      <w:r>
-        <w:rPr>
-          <w:rStyle w:val="VerbatimChar"/>
-        </w:rPr>
-        <w:t xml:space="preserve">  &lt;fct&gt;           &lt;dbl&gt;     &lt;dbl&gt;    &lt;int&gt;  &lt;int&gt;</w:t>
-      </w:r>
-      <w:r>
-        <w:br/>
-      </w:r>
-      <w:r>
-        <w:rPr>
-          <w:rStyle w:val="VerbatimChar"/>
-        </w:rPr>
-        <w:t xml:space="preserve">1 Adelie          3369.     4043.       73     73</w:t>
-      </w:r>
-      <w:r>
-        <w:br/>
-      </w:r>
-      <w:r>
-        <w:rPr>
-          <w:rStyle w:val="VerbatimChar"/>
-        </w:rPr>
-        <w:t xml:space="preserve">2 Chinstrap       3527.     3939.       34     34</w:t>
-      </w:r>
-      <w:r>
-        <w:br/>
-      </w:r>
-      <w:r>
-        <w:rPr>
-          <w:rStyle w:val="VerbatimChar"/>
-        </w:rPr>
-        <w:t xml:space="preserve">3 Gentoo          4680.     5485.       58     61</w:t>
-      </w:r>
-    </w:p>
-    <w:p>
-      <w:pPr>
-        <w:pStyle w:val="SourceCode"/>
-      </w:pPr>
-      <w:r>
-        <w:rPr>
-          <w:rStyle w:val="VerbatimChar"/>
-        </w:rPr>
-        <w:t xml:space="preserve">[1] "\nRegular means sex (WRONG for marginal means):"</w:t>
-      </w:r>
-    </w:p>
-    <w:p>
-      <w:pPr>
-        <w:pStyle w:val="SourceCode"/>
-      </w:pPr>
-      <w:r>
-        <w:rPr>
-          <w:rStyle w:val="VerbatimChar"/>
-        </w:rPr>
-        <w:t xml:space="preserve"># A tibble: 2 × 3</w:t>
-      </w:r>
-      <w:r>
-        <w:br/>
-      </w:r>
-      <w:r>
-        <w:rPr>
-          <w:rStyle w:val="VerbatimChar"/>
-        </w:rPr>
-        <w:t xml:space="preserve">  sex    total_n regular_mean</w:t>
-      </w:r>
-      <w:r>
-        <w:br/>
-      </w:r>
-      <w:r>
-        <w:rPr>
-          <w:rStyle w:val="VerbatimChar"/>
-        </w:rPr>
-        <w:t xml:space="preserve">  &lt;fct&gt;    &lt;int&gt;        &lt;dbl&gt;</w:t>
-      </w:r>
-      <w:r>
-        <w:br/>
-      </w:r>
-      <w:r>
-        <w:rPr>
-          <w:rStyle w:val="VerbatimChar"/>
-        </w:rPr>
-        <w:t xml:space="preserve">1 female     165        3862.</w:t>
-      </w:r>
-      <w:r>
-        <w:br/>
-      </w:r>
-      <w:r>
-        <w:rPr>
-          <w:rStyle w:val="VerbatimChar"/>
-        </w:rPr>
-        <w:t xml:space="preserve">2 male       168        4546.</w:t>
-      </w:r>
-    </w:p>
-    <w:p>
-      <w:pPr>
-        <w:pStyle w:val="SourceCode"/>
-      </w:pPr>
-      <w:r>
-        <w:rPr>
-          <w:rStyle w:val="VerbatimChar"/>
-        </w:rPr>
-        <w:t xml:space="preserve">[1] "\nEstimated Marginal Means for Sex (CORRECT):"</w:t>
-      </w:r>
-    </w:p>
-    <w:p>
-      <w:pPr>
-        <w:pStyle w:val="SourceCode"/>
-      </w:pPr>
-      <w:r>
-        <w:rPr>
-          <w:rStyle w:val="VerbatimChar"/>
-        </w:rPr>
-        <w:t xml:space="preserve"># A tibble: 2 × 3</w:t>
-      </w:r>
-      <w:r>
-        <w:br/>
-      </w:r>
-      <w:r>
-        <w:rPr>
-          <w:rStyle w:val="VerbatimChar"/>
-        </w:rPr>
-        <w:t xml:space="preserve">  sex    emm_mean calculation                            </w:t>
-      </w:r>
-      <w:r>
-        <w:br/>
-      </w:r>
-      <w:r>
-        <w:rPr>
-          <w:rStyle w:val="VerbatimChar"/>
-        </w:rPr>
-        <w:t xml:space="preserve">  &lt;fct&gt;     &lt;dbl&gt; &lt;chr&gt;                                  </w:t>
-      </w:r>
-      <w:r>
-        <w:br/>
-      </w:r>
-      <w:r>
-        <w:rPr>
-          <w:rStyle w:val="VerbatimChar"/>
-        </w:rPr>
-        <w:t xml:space="preserve">1 female    3859. (3368.8 + 3527.2 + 4679.7) / 3 = 3858.6</w:t>
-      </w:r>
-      <w:r>
-        <w:br/>
-      </w:r>
-      <w:r>
-        <w:rPr>
-          <w:rStyle w:val="VerbatimChar"/>
-        </w:rPr>
-        <w:t xml:space="preserve">2 male      4489. (4043.5 + 3939 + 5484.8) / 3 = 4489.1  </w:t>
-      </w:r>
-    </w:p>
-    <w:p>
-      <w:pPr>
-        <w:pStyle w:val="SourceCode"/>
-      </w:pPr>
-      <w:r>
-        <w:rPr>
-          <w:rStyle w:val="VerbatimChar"/>
-        </w:rPr>
-        <w:t xml:space="preserve">[1] "\nComparison showing difference between regular and marginal means:"</w:t>
-      </w:r>
-    </w:p>
-    <w:p>
-      <w:pPr>
-        <w:pStyle w:val="SourceCode"/>
-      </w:pPr>
-      <w:r>
-        <w:rPr>
-          <w:rStyle w:val="VerbatimChar"/>
-        </w:rPr>
-        <w:t xml:space="preserve"># A tibble: 2 × 5</w:t>
-      </w:r>
-      <w:r>
-        <w:br/>
-      </w:r>
-      <w:r>
-        <w:rPr>
-          <w:rStyle w:val="VerbatimChar"/>
-        </w:rPr>
-        <w:t xml:space="preserve">  sex    total_n regular_mean emm_mean difference</w:t>
-      </w:r>
-      <w:r>
-        <w:br/>
-      </w:r>
-      <w:r>
-        <w:rPr>
-          <w:rStyle w:val="VerbatimChar"/>
-        </w:rPr>
-        <w:t xml:space="preserve">  &lt;fct&gt;    &lt;int&gt;        &lt;dbl&gt;    &lt;dbl&gt;      &lt;dbl&gt;</w:t>
-      </w:r>
-      <w:r>
-        <w:br/>
-      </w:r>
-      <w:r>
-        <w:rPr>
-          <w:rStyle w:val="VerbatimChar"/>
-        </w:rPr>
-        <w:t xml:space="preserve">1 female     165        3862.    3859.      -3.68</w:t>
-      </w:r>
-      <w:r>
-        <w:br/>
-      </w:r>
-      <w:r>
-        <w:rPr>
-          <w:rStyle w:val="VerbatimChar"/>
-        </w:rPr>
-        <w:t xml:space="preserve">2 male       168        4546.    4489.     -56.6 </w:t>
-      </w:r>
-    </w:p>
-    <w:bookmarkEnd w:id="61"/>
-    <w:bookmarkStart w:id="62" w:name="anova-table-structure"/>
+        <w:t xml:space="preserve">consistent across all possible levels of B that could have been</w:t>
+      </w:r>
+      <w:r>
+        <w:t xml:space="preserve"> </w:t>
+      </w:r>
+      <w:r>
+        <w:t xml:space="preserve">chosen?”</w:t>
+      </w:r>
+      <w:r>
+        <w:t xml:space="preserve">)</w:t>
+      </w:r>
+    </w:p>
+    <w:bookmarkEnd w:id="58"/>
+    <w:bookmarkEnd w:id="59"/>
+    <w:bookmarkStart w:id="60" w:name="estimated-marginal-means"/>
     <w:p>
       <w:pPr>
         <w:pStyle w:val="Heading1"/>
       </w:pPr>
       <w:r>
-        <w:t xml:space="preserve">ANOVA Table Structure</w:t>
-      </w:r>
-    </w:p>
-    <w:p>
-      <w:pPr>
-        <w:pStyle w:val="Compact"/>
+        <w:t xml:space="preserve">Estimated Marginal Means</w:t>
+      </w:r>
+    </w:p>
+    <w:p>
+      <w:pPr>
         <w:numPr>
           <w:ilvl w:val="0"/>
           <w:numId w:val="1018"/>
         </w:numPr>
       </w:pPr>
       <w:r>
-        <w:t xml:space="preserve">SStotal = SSA + SSB + SSAB+ SSresidual = (Y - Grand Mean Y)^2</w:t>
+        <w:t xml:space="preserve">Before we go further we need to define what estimated marginal means are</w:t>
+      </w:r>
+    </w:p>
+    <w:p>
+      <w:pPr>
+        <w:numPr>
+          <w:ilvl w:val="0"/>
+          <w:numId w:val="1018"/>
+        </w:numPr>
+      </w:pPr>
+      <w:r>
+        <w:t xml:space="preserve">Balanced data - it is just the means of the groups… easy</w:t>
+      </w:r>
+    </w:p>
+    <w:p>
+      <w:pPr>
+        <w:numPr>
+          <w:ilvl w:val="0"/>
+          <w:numId w:val="1018"/>
+        </w:numPr>
+      </w:pPr>
+      <w:r>
+        <w:t xml:space="preserve">Unbalanced data - it is the mean of cells that represent the lowest average of the groups</w:t>
+      </w:r>
+    </w:p>
+    <w:p>
+      <w:pPr>
+        <w:pStyle w:val="SourceCode"/>
+      </w:pPr>
+      <w:r>
+        <w:rPr>
+          <w:rStyle w:val="VerbatimChar"/>
+        </w:rPr>
+        <w:t xml:space="preserve">[1] "Combined table with means and counts:"</w:t>
+      </w:r>
+    </w:p>
+    <w:p>
+      <w:pPr>
+        <w:pStyle w:val="SourceCode"/>
+      </w:pPr>
+      <w:r>
+        <w:rPr>
+          <w:rStyle w:val="VerbatimChar"/>
+        </w:rPr>
+        <w:t xml:space="preserve"># A tibble: 3 × 5</w:t>
+      </w:r>
+      <w:r>
+        <w:br/>
+      </w:r>
+      <w:r>
+        <w:rPr>
+          <w:rStyle w:val="VerbatimChar"/>
+        </w:rPr>
+        <w:t xml:space="preserve">  species   female_mean male_mean female_n male_n</w:t>
+      </w:r>
+      <w:r>
+        <w:br/>
+      </w:r>
+      <w:r>
+        <w:rPr>
+          <w:rStyle w:val="VerbatimChar"/>
+        </w:rPr>
+        <w:t xml:space="preserve">  &lt;fct&gt;           &lt;dbl&gt;     &lt;dbl&gt;    &lt;int&gt;  &lt;int&gt;</w:t>
+      </w:r>
+      <w:r>
+        <w:br/>
+      </w:r>
+      <w:r>
+        <w:rPr>
+          <w:rStyle w:val="VerbatimChar"/>
+        </w:rPr>
+        <w:t xml:space="preserve">1 Adelie          3369.     4043.       73     73</w:t>
+      </w:r>
+      <w:r>
+        <w:br/>
+      </w:r>
+      <w:r>
+        <w:rPr>
+          <w:rStyle w:val="VerbatimChar"/>
+        </w:rPr>
+        <w:t xml:space="preserve">2 Chinstrap       3527.     3939.       34     34</w:t>
+      </w:r>
+      <w:r>
+        <w:br/>
+      </w:r>
+      <w:r>
+        <w:rPr>
+          <w:rStyle w:val="VerbatimChar"/>
+        </w:rPr>
+        <w:t xml:space="preserve">3 Gentoo          4680.     5485.       58     61</w:t>
+      </w:r>
+    </w:p>
+    <w:p>
+      <w:pPr>
+        <w:pStyle w:val="SourceCode"/>
+      </w:pPr>
+      <w:r>
+        <w:rPr>
+          <w:rStyle w:val="VerbatimChar"/>
+        </w:rPr>
+        <w:t xml:space="preserve">[1] "\nRegular means (WRONG for marginal means):"</w:t>
+      </w:r>
+    </w:p>
+    <w:p>
+      <w:pPr>
+        <w:pStyle w:val="SourceCode"/>
+      </w:pPr>
+      <w:r>
+        <w:rPr>
+          <w:rStyle w:val="VerbatimChar"/>
+        </w:rPr>
+        <w:t xml:space="preserve"># A tibble: 3 × 3</w:t>
+      </w:r>
+      <w:r>
+        <w:br/>
+      </w:r>
+      <w:r>
+        <w:rPr>
+          <w:rStyle w:val="VerbatimChar"/>
+        </w:rPr>
+        <w:t xml:space="preserve">  species   total_n regular_mean</w:t>
+      </w:r>
+      <w:r>
+        <w:br/>
+      </w:r>
+      <w:r>
+        <w:rPr>
+          <w:rStyle w:val="VerbatimChar"/>
+        </w:rPr>
+        <w:t xml:space="preserve">  &lt;fct&gt;       &lt;int&gt;        &lt;dbl&gt;</w:t>
+      </w:r>
+      <w:r>
+        <w:br/>
+      </w:r>
+      <w:r>
+        <w:rPr>
+          <w:rStyle w:val="VerbatimChar"/>
+        </w:rPr>
+        <w:t xml:space="preserve">1 Adelie        146        3706.</w:t>
+      </w:r>
+      <w:r>
+        <w:br/>
+      </w:r>
+      <w:r>
+        <w:rPr>
+          <w:rStyle w:val="VerbatimChar"/>
+        </w:rPr>
+        <w:t xml:space="preserve">2 Chinstrap      68        3733.</w:t>
+      </w:r>
+      <w:r>
+        <w:br/>
+      </w:r>
+      <w:r>
+        <w:rPr>
+          <w:rStyle w:val="VerbatimChar"/>
+        </w:rPr>
+        <w:t xml:space="preserve">3 Gentoo        119        5092.</w:t>
+      </w:r>
+    </w:p>
+    <w:p>
+      <w:pPr>
+        <w:pStyle w:val="SourceCode"/>
+      </w:pPr>
+      <w:r>
+        <w:rPr>
+          <w:rStyle w:val="VerbatimChar"/>
+        </w:rPr>
+        <w:t xml:space="preserve">[1] "\nEstimated Marginal Means for Species (CORRECT):"</w:t>
+      </w:r>
+    </w:p>
+    <w:p>
+      <w:pPr>
+        <w:pStyle w:val="SourceCode"/>
+      </w:pPr>
+      <w:r>
+        <w:rPr>
+          <w:rStyle w:val="VerbatimChar"/>
+        </w:rPr>
+        <w:t xml:space="preserve"># A tibble: 3 × 3</w:t>
+      </w:r>
+      <w:r>
+        <w:br/>
+      </w:r>
+      <w:r>
+        <w:rPr>
+          <w:rStyle w:val="VerbatimChar"/>
+        </w:rPr>
+        <w:t xml:space="preserve">  species   emm_mean calculation                   </w:t>
+      </w:r>
+      <w:r>
+        <w:br/>
+      </w:r>
+      <w:r>
+        <w:rPr>
+          <w:rStyle w:val="VerbatimChar"/>
+        </w:rPr>
+        <w:t xml:space="preserve">  &lt;fct&gt;        &lt;dbl&gt; &lt;chr&gt;                         </w:t>
+      </w:r>
+      <w:r>
+        <w:br/>
+      </w:r>
+      <w:r>
+        <w:rPr>
+          <w:rStyle w:val="VerbatimChar"/>
+        </w:rPr>
+        <w:t xml:space="preserve">1 Adelie       3706. (3368.8 + 4043.5) / 2 = 3706.2</w:t>
+      </w:r>
+      <w:r>
+        <w:br/>
+      </w:r>
+      <w:r>
+        <w:rPr>
+          <w:rStyle w:val="VerbatimChar"/>
+        </w:rPr>
+        <w:t xml:space="preserve">2 Chinstrap    3733. (3527.2 + 3939) / 2 = 3733.1  </w:t>
+      </w:r>
+      <w:r>
+        <w:br/>
+      </w:r>
+      <w:r>
+        <w:rPr>
+          <w:rStyle w:val="VerbatimChar"/>
+        </w:rPr>
+        <w:t xml:space="preserve">3 Gentoo       5082. (4679.7 + 5484.8) / 2 = 5082.3</w:t>
+      </w:r>
+    </w:p>
+    <w:p>
+      <w:pPr>
+        <w:pStyle w:val="SourceCode"/>
+      </w:pPr>
+      <w:r>
+        <w:rPr>
+          <w:rStyle w:val="VerbatimChar"/>
+        </w:rPr>
+        <w:t xml:space="preserve">[1] "\nComparison showing EMM calculation:"</w:t>
+      </w:r>
+    </w:p>
+    <w:p>
+      <w:pPr>
+        <w:pStyle w:val="SourceCode"/>
+      </w:pPr>
+      <w:r>
+        <w:rPr>
+          <w:rStyle w:val="VerbatimChar"/>
+        </w:rPr>
+        <w:t xml:space="preserve"># A tibble: 3 × 6</w:t>
+      </w:r>
+      <w:r>
+        <w:br/>
+      </w:r>
+      <w:r>
+        <w:rPr>
+          <w:rStyle w:val="VerbatimChar"/>
+        </w:rPr>
+        <w:t xml:space="preserve">  species   cell_mean_female cell_mean_male species_emm regular_mean difference</w:t>
+      </w:r>
+      <w:r>
+        <w:br/>
+      </w:r>
+      <w:r>
+        <w:rPr>
+          <w:rStyle w:val="VerbatimChar"/>
+        </w:rPr>
+        <w:t xml:space="preserve">  &lt;fct&gt;                &lt;dbl&gt;          &lt;dbl&gt;       &lt;dbl&gt;        &lt;dbl&gt;      &lt;dbl&gt;</w:t>
+      </w:r>
+      <w:r>
+        <w:br/>
+      </w:r>
+      <w:r>
+        <w:rPr>
+          <w:rStyle w:val="VerbatimChar"/>
+        </w:rPr>
+        <w:t xml:space="preserve">1 Adelie               3369.          4043.       3706.        3706.   4.55e-13</w:t>
+      </w:r>
+      <w:r>
+        <w:br/>
+      </w:r>
+      <w:r>
+        <w:rPr>
+          <w:rStyle w:val="VerbatimChar"/>
+        </w:rPr>
+        <w:t xml:space="preserve">2 Chinstrap            3527.          3939.       3733.        3733.   0       </w:t>
+      </w:r>
+      <w:r>
+        <w:br/>
+      </w:r>
+      <w:r>
+        <w:rPr>
+          <w:rStyle w:val="VerbatimChar"/>
+        </w:rPr>
+        <w:t xml:space="preserve">3 Gentoo               4680.          5485.       5082.        5092.  -1.01e+ 1</w:t>
+      </w:r>
+    </w:p>
+    <w:bookmarkEnd w:id="60"/>
+    <w:bookmarkStart w:id="61" w:name="estimated-marginal-means-1"/>
+    <w:p>
+      <w:pPr>
+        <w:pStyle w:val="Heading1"/>
+      </w:pPr>
+      <w:r>
+        <w:t xml:space="preserve">Estimated Marginal Means</w:t>
+      </w:r>
+    </w:p>
+    <w:p>
+      <w:pPr>
+        <w:numPr>
+          <w:ilvl w:val="0"/>
+          <w:numId w:val="1019"/>
+        </w:numPr>
+      </w:pPr>
+      <w:r>
+        <w:t xml:space="preserve">Before we go further we need to define what estimated marginal means are</w:t>
+      </w:r>
+    </w:p>
+    <w:p>
+      <w:pPr>
+        <w:numPr>
+          <w:ilvl w:val="0"/>
+          <w:numId w:val="1019"/>
+        </w:numPr>
+      </w:pPr>
+      <w:r>
+        <w:t xml:space="preserve">Balanced data - it is just the means of the groups… easy</w:t>
+      </w:r>
+    </w:p>
+    <w:p>
+      <w:pPr>
+        <w:numPr>
+          <w:ilvl w:val="0"/>
+          <w:numId w:val="1019"/>
+        </w:numPr>
+      </w:pPr>
+      <w:r>
+        <w:t xml:space="preserve">Unbalanced data - it is the mean of cells that represent the lowest average of the groups</w:t>
+      </w:r>
+    </w:p>
+    <w:p>
+      <w:pPr>
+        <w:pStyle w:val="SourceCode"/>
+      </w:pPr>
+      <w:r>
+        <w:rPr>
+          <w:rStyle w:val="VerbatimChar"/>
+        </w:rPr>
+        <w:t xml:space="preserve">[1] "Combined table with means and counts:"</w:t>
+      </w:r>
+    </w:p>
+    <w:p>
+      <w:pPr>
+        <w:pStyle w:val="SourceCode"/>
+      </w:pPr>
+      <w:r>
+        <w:rPr>
+          <w:rStyle w:val="VerbatimChar"/>
+        </w:rPr>
+        <w:t xml:space="preserve"># A tibble: 3 × 5</w:t>
+      </w:r>
+      <w:r>
+        <w:br/>
+      </w:r>
+      <w:r>
+        <w:rPr>
+          <w:rStyle w:val="VerbatimChar"/>
+        </w:rPr>
+        <w:t xml:space="preserve">  species   female_mean male_mean female_n male_n</w:t>
+      </w:r>
+      <w:r>
+        <w:br/>
+      </w:r>
+      <w:r>
+        <w:rPr>
+          <w:rStyle w:val="VerbatimChar"/>
+        </w:rPr>
+        <w:t xml:space="preserve">  &lt;fct&gt;           &lt;dbl&gt;     &lt;dbl&gt;    &lt;int&gt;  &lt;int&gt;</w:t>
+      </w:r>
+      <w:r>
+        <w:br/>
+      </w:r>
+      <w:r>
+        <w:rPr>
+          <w:rStyle w:val="VerbatimChar"/>
+        </w:rPr>
+        <w:t xml:space="preserve">1 Adelie          3369.     4043.       73     73</w:t>
+      </w:r>
+      <w:r>
+        <w:br/>
+      </w:r>
+      <w:r>
+        <w:rPr>
+          <w:rStyle w:val="VerbatimChar"/>
+        </w:rPr>
+        <w:t xml:space="preserve">2 Chinstrap       3527.     3939.       34     34</w:t>
+      </w:r>
+      <w:r>
+        <w:br/>
+      </w:r>
+      <w:r>
+        <w:rPr>
+          <w:rStyle w:val="VerbatimChar"/>
+        </w:rPr>
+        <w:t xml:space="preserve">3 Gentoo          4680.     5485.       58     61</w:t>
+      </w:r>
+    </w:p>
+    <w:p>
+      <w:pPr>
+        <w:pStyle w:val="SourceCode"/>
+      </w:pPr>
+      <w:r>
+        <w:rPr>
+          <w:rStyle w:val="VerbatimChar"/>
+        </w:rPr>
+        <w:t xml:space="preserve">[1] "\nRegular means sex (WRONG for marginal means):"</w:t>
+      </w:r>
+    </w:p>
+    <w:p>
+      <w:pPr>
+        <w:pStyle w:val="SourceCode"/>
+      </w:pPr>
+      <w:r>
+        <w:rPr>
+          <w:rStyle w:val="VerbatimChar"/>
+        </w:rPr>
+        <w:t xml:space="preserve"># A tibble: 2 × 3</w:t>
+      </w:r>
+      <w:r>
+        <w:br/>
+      </w:r>
+      <w:r>
+        <w:rPr>
+          <w:rStyle w:val="VerbatimChar"/>
+        </w:rPr>
+        <w:t xml:space="preserve">  sex    total_n regular_mean</w:t>
+      </w:r>
+      <w:r>
+        <w:br/>
+      </w:r>
+      <w:r>
+        <w:rPr>
+          <w:rStyle w:val="VerbatimChar"/>
+        </w:rPr>
+        <w:t xml:space="preserve">  &lt;fct&gt;    &lt;int&gt;        &lt;dbl&gt;</w:t>
+      </w:r>
+      <w:r>
+        <w:br/>
+      </w:r>
+      <w:r>
+        <w:rPr>
+          <w:rStyle w:val="VerbatimChar"/>
+        </w:rPr>
+        <w:t xml:space="preserve">1 female     165        3862.</w:t>
+      </w:r>
+      <w:r>
+        <w:br/>
+      </w:r>
+      <w:r>
+        <w:rPr>
+          <w:rStyle w:val="VerbatimChar"/>
+        </w:rPr>
+        <w:t xml:space="preserve">2 male       168        4546.</w:t>
+      </w:r>
+    </w:p>
+    <w:p>
+      <w:pPr>
+        <w:pStyle w:val="SourceCode"/>
+      </w:pPr>
+      <w:r>
+        <w:rPr>
+          <w:rStyle w:val="VerbatimChar"/>
+        </w:rPr>
+        <w:t xml:space="preserve">[1] "\nEstimated Marginal Means for Sex (CORRECT):"</w:t>
+      </w:r>
+    </w:p>
+    <w:p>
+      <w:pPr>
+        <w:pStyle w:val="SourceCode"/>
+      </w:pPr>
+      <w:r>
+        <w:rPr>
+          <w:rStyle w:val="VerbatimChar"/>
+        </w:rPr>
+        <w:t xml:space="preserve"># A tibble: 2 × 3</w:t>
+      </w:r>
+      <w:r>
+        <w:br/>
+      </w:r>
+      <w:r>
+        <w:rPr>
+          <w:rStyle w:val="VerbatimChar"/>
+        </w:rPr>
+        <w:t xml:space="preserve">  sex    emm_mean calculation                            </w:t>
+      </w:r>
+      <w:r>
+        <w:br/>
+      </w:r>
+      <w:r>
+        <w:rPr>
+          <w:rStyle w:val="VerbatimChar"/>
+        </w:rPr>
+        <w:t xml:space="preserve">  &lt;fct&gt;     &lt;dbl&gt; &lt;chr&gt;                                  </w:t>
+      </w:r>
+      <w:r>
+        <w:br/>
+      </w:r>
+      <w:r>
+        <w:rPr>
+          <w:rStyle w:val="VerbatimChar"/>
+        </w:rPr>
+        <w:t xml:space="preserve">1 female    3859. (3368.8 + 3527.2 + 4679.7) / 3 = 3858.6</w:t>
+      </w:r>
+      <w:r>
+        <w:br/>
+      </w:r>
+      <w:r>
+        <w:rPr>
+          <w:rStyle w:val="VerbatimChar"/>
+        </w:rPr>
+        <w:t xml:space="preserve">2 male      4489. (4043.5 + 3939 + 5484.8) / 3 = 4489.1  </w:t>
+      </w:r>
+    </w:p>
+    <w:p>
+      <w:pPr>
+        <w:pStyle w:val="SourceCode"/>
+      </w:pPr>
+      <w:r>
+        <w:rPr>
+          <w:rStyle w:val="VerbatimChar"/>
+        </w:rPr>
+        <w:t xml:space="preserve">[1] "\nComparison showing difference between regular and marginal means:"</w:t>
+      </w:r>
+    </w:p>
+    <w:p>
+      <w:pPr>
+        <w:pStyle w:val="SourceCode"/>
+      </w:pPr>
+      <w:r>
+        <w:rPr>
+          <w:rStyle w:val="VerbatimChar"/>
+        </w:rPr>
+        <w:t xml:space="preserve"># A tibble: 2 × 5</w:t>
+      </w:r>
+      <w:r>
+        <w:br/>
+      </w:r>
+      <w:r>
+        <w:rPr>
+          <w:rStyle w:val="VerbatimChar"/>
+        </w:rPr>
+        <w:t xml:space="preserve">  sex    total_n regular_mean emm_mean difference</w:t>
+      </w:r>
+      <w:r>
+        <w:br/>
+      </w:r>
+      <w:r>
+        <w:rPr>
+          <w:rStyle w:val="VerbatimChar"/>
+        </w:rPr>
+        <w:t xml:space="preserve">  &lt;fct&gt;    &lt;int&gt;        &lt;dbl&gt;    &lt;dbl&gt;      &lt;dbl&gt;</w:t>
+      </w:r>
+      <w:r>
+        <w:br/>
+      </w:r>
+      <w:r>
+        <w:rPr>
+          <w:rStyle w:val="VerbatimChar"/>
+        </w:rPr>
+        <w:t xml:space="preserve">1 female     165        3862.    3859.      -3.68</w:t>
+      </w:r>
+      <w:r>
+        <w:br/>
+      </w:r>
+      <w:r>
+        <w:rPr>
+          <w:rStyle w:val="VerbatimChar"/>
+        </w:rPr>
+        <w:t xml:space="preserve">2 male       168        4546.    4489.     -56.6 </w:t>
+      </w:r>
+    </w:p>
+    <w:bookmarkEnd w:id="61"/>
+    <w:bookmarkStart w:id="62" w:name="anova-table-structure"/>
+    <w:p>
+      <w:pPr>
+        <w:pStyle w:val="Heading1"/>
+      </w:pPr>
+      <w:r>
+        <w:t xml:space="preserve">ANOVA Table Structure</w:t>
       </w:r>
     </w:p>
     <w:p>
@@ -2978,7 +2944,19 @@
         <w:pStyle w:val="Compact"/>
         <w:numPr>
           <w:ilvl w:val="0"/>
-          <w:numId w:val="1018"/>
+          <w:numId w:val="1020"/>
+        </w:numPr>
+      </w:pPr>
+      <w:r>
+        <w:t xml:space="preserve">SStotal = SSA + SSB + SSAB+ SSresidual = (Y - Grand Mean Y)^2</w:t>
+      </w:r>
+    </w:p>
+    <w:p>
+      <w:pPr>
+        <w:pStyle w:val="Compact"/>
+        <w:numPr>
+          <w:ilvl w:val="0"/>
+          <w:numId w:val="1020"/>
         </w:numPr>
       </w:pPr>
       <w:r>
@@ -5395,7 +5373,7 @@
         <w:pStyle w:val="Compact"/>
         <w:numPr>
           <w:ilvl w:val="0"/>
-          <w:numId w:val="1019"/>
+          <w:numId w:val="1021"/>
         </w:numPr>
       </w:pPr>
       <w:r>
@@ -5406,148 +5384,6 @@
       </w:r>
       <w:r>
         <w:t xml:space="preserve">pooling across all levels of B)</w:t>
-      </w:r>
-    </w:p>
-    <w:p>
-      <w:pPr>
-        <w:pStyle w:val="Compact"/>
-        <w:numPr>
-          <w:ilvl w:val="0"/>
-          <w:numId w:val="1019"/>
-        </w:numPr>
-      </w:pPr>
-      <w:r>
-        <w:t xml:space="preserve">Ho(B): µ1= µ2= µ3=…. µj= µq (no diff. in marginal means of B,</w:t>
-      </w:r>
-      <w:r>
-        <w:t xml:space="preserve"> </w:t>
-      </w:r>
-      <w:r>
-        <w:t xml:space="preserve">pooling across all levels of A)</w:t>
-      </w:r>
-    </w:p>
-    <w:p>
-      <w:pPr>
-        <w:pStyle w:val="Compact"/>
-        <w:numPr>
-          <w:ilvl w:val="0"/>
-          <w:numId w:val="1019"/>
-        </w:numPr>
-      </w:pPr>
-      <w:r>
-        <w:t xml:space="preserve">Ho(AB): µij- µi - µj + µ = 0 (no effect of interaction)</w:t>
-      </w:r>
-    </w:p>
-    <w:bookmarkEnd w:id="82"/>
-    <w:bookmarkStart w:id="83" w:name="hypotheses-mixed-model"/>
-    <w:p>
-      <w:pPr>
-        <w:pStyle w:val="Heading1"/>
-      </w:pPr>
-      <w:r>
-        <w:t xml:space="preserve">Hypotheses: Mixed Model</w:t>
-      </w:r>
-    </w:p>
-    <w:p>
-      <w:pPr>
-        <w:pStyle w:val="FirstParagraph"/>
-      </w:pPr>
-      <w:r>
-        <w:t xml:space="preserve">3 hypotheses are tested in a two-way factorial ANOVA: A, B, A*B</w:t>
-      </w:r>
-    </w:p>
-    <w:p>
-      <w:pPr>
-        <w:pStyle w:val="BodyText"/>
-      </w:pPr>
-      <w:r>
-        <w:t xml:space="preserve">One fixed, one random:</w:t>
-      </w:r>
-    </w:p>
-    <w:p>
-      <w:pPr>
-        <w:pStyle w:val="Compact"/>
-        <w:numPr>
-          <w:ilvl w:val="0"/>
-          <w:numId w:val="1020"/>
-        </w:numPr>
-      </w:pPr>
-      <w:r>
-        <w:t xml:space="preserve">Ho(A): µ1= µ2= µ3=…. µi= µp (no diff. in marginal means of A,</w:t>
-      </w:r>
-      <w:r>
-        <w:t xml:space="preserve"> </w:t>
-      </w:r>
-      <w:r>
-        <w:t xml:space="preserve">pooling across all levels of B)</w:t>
-      </w:r>
-    </w:p>
-    <w:p>
-      <w:pPr>
-        <w:pStyle w:val="Compact"/>
-        <w:numPr>
-          <w:ilvl w:val="0"/>
-          <w:numId w:val="1020"/>
-        </w:numPr>
-      </w:pPr>
-      <w:r>
-        <w:t xml:space="preserve">Ho(B): σB2= 0 (no added variance due to levels of B that could have</w:t>
-      </w:r>
-      <w:r>
-        <w:t xml:space="preserve"> </w:t>
-      </w:r>
-      <w:r>
-        <w:t xml:space="preserve">been used)</w:t>
-      </w:r>
-    </w:p>
-    <w:p>
-      <w:pPr>
-        <w:pStyle w:val="Compact"/>
-        <w:numPr>
-          <w:ilvl w:val="0"/>
-          <w:numId w:val="1020"/>
-        </w:numPr>
-      </w:pPr>
-      <w:r>
-        <w:t xml:space="preserve">Ho(AB): σAB2= 0 (no added variance due to interaction between all</w:t>
-      </w:r>
-      <w:r>
-        <w:t xml:space="preserve"> </w:t>
-      </w:r>
-      <w:r>
-        <w:t xml:space="preserve">levels of A and B that could have been used)</w:t>
-      </w:r>
-    </w:p>
-    <w:bookmarkEnd w:id="83"/>
-    <w:bookmarkStart w:id="87" w:name="example-study-details"/>
-    <w:p>
-      <w:pPr>
-        <w:pStyle w:val="Heading1"/>
-      </w:pPr>
-      <w:r>
-        <w:t xml:space="preserve">Example Study Details</w:t>
-      </w:r>
-    </w:p>
-    <w:p>
-      <w:pPr>
-        <w:pStyle w:val="FirstParagraph"/>
-      </w:pPr>
-      <w:r>
-        <w:t xml:space="preserve">So lets try the example with the penguin data that is in the package</w:t>
-      </w:r>
-      <w:r>
-        <w:t xml:space="preserve"> </w:t>
-      </w:r>
-      <w:r>
-        <w:t xml:space="preserve">penguin</w:t>
-      </w:r>
-    </w:p>
-    <w:p>
-      <w:pPr>
-        <w:pStyle w:val="BodyText"/>
-      </w:pPr>
-      <w:r>
-        <w:t xml:space="preserve">Effect of species and sex on body_mass_g</w:t>
       </w:r>
     </w:p>
     <w:p>
@@ -5559,7 +5395,13 @@
         </w:numPr>
       </w:pPr>
       <w:r>
-        <w:t xml:space="preserve">3 species (factor A)</w:t>
+        <w:t xml:space="preserve">Ho(B): µ1= µ2= µ3=…. µj= µq (no diff. in marginal means of B,</w:t>
+      </w:r>
+      <w:r>
+        <w:t xml:space="preserve"> </w:t>
+      </w:r>
+      <w:r>
+        <w:t xml:space="preserve">pooling across all levels of A)</w:t>
       </w:r>
     </w:p>
     <w:p>
@@ -5571,7 +5413,33 @@
         </w:numPr>
       </w:pPr>
       <w:r>
-        <w:t xml:space="preserve">2 sexes (factor B)</w:t>
+        <w:t xml:space="preserve">Ho(AB): µij- µi - µj + µ = 0 (no effect of interaction)</w:t>
+      </w:r>
+    </w:p>
+    <w:bookmarkEnd w:id="82"/>
+    <w:bookmarkStart w:id="83" w:name="hypotheses-mixed-model"/>
+    <w:p>
+      <w:pPr>
+        <w:pStyle w:val="Heading1"/>
+      </w:pPr>
+      <w:r>
+        <w:t xml:space="preserve">Hypotheses: Mixed Model</w:t>
+      </w:r>
+    </w:p>
+    <w:p>
+      <w:pPr>
+        <w:pStyle w:val="FirstParagraph"/>
+      </w:pPr>
+      <w:r>
+        <w:t xml:space="preserve">3 hypotheses are tested in a two-way factorial ANOVA: A, B, A*B</w:t>
+      </w:r>
+    </w:p>
+    <w:p>
+      <w:pPr>
+        <w:pStyle w:val="BodyText"/>
+      </w:pPr>
+      <w:r>
+        <w:t xml:space="preserve">One fixed, one random:</w:t>
       </w:r>
     </w:p>
     <w:p>
@@ -5579,11 +5447,17 @@
         <w:pStyle w:val="Compact"/>
         <w:numPr>
           <w:ilvl w:val="0"/>
-          <w:numId w:val="1021"/>
+          <w:numId w:val="1022"/>
         </w:numPr>
       </w:pPr>
       <w:r>
-        <w:t xml:space="preserve">34 replicates in each cell</w:t>
+        <w:t xml:space="preserve">Ho(A): µ1= µ2= µ3=…. µi= µp (no diff. in marginal means of A,</w:t>
+      </w:r>
+      <w:r>
+        <w:t xml:space="preserve"> </w:t>
+      </w:r>
+      <w:r>
+        <w:t xml:space="preserve">pooling across all levels of B)</w:t>
       </w:r>
     </w:p>
     <w:p>
@@ -5591,7 +5465,111 @@
         <w:pStyle w:val="Compact"/>
         <w:numPr>
           <w:ilvl w:val="0"/>
-          <w:numId w:val="1021"/>
+          <w:numId w:val="1022"/>
+        </w:numPr>
+      </w:pPr>
+      <w:r>
+        <w:t xml:space="preserve">Ho(B): σB2= 0 (no added variance due to levels of B that could have</w:t>
+      </w:r>
+      <w:r>
+        <w:t xml:space="preserve"> </w:t>
+      </w:r>
+      <w:r>
+        <w:t xml:space="preserve">been used)</w:t>
+      </w:r>
+    </w:p>
+    <w:p>
+      <w:pPr>
+        <w:pStyle w:val="Compact"/>
+        <w:numPr>
+          <w:ilvl w:val="0"/>
+          <w:numId w:val="1022"/>
+        </w:numPr>
+      </w:pPr>
+      <w:r>
+        <w:t xml:space="preserve">Ho(AB): σAB2= 0 (no added variance due to interaction between all</w:t>
+      </w:r>
+      <w:r>
+        <w:t xml:space="preserve"> </w:t>
+      </w:r>
+      <w:r>
+        <w:t xml:space="preserve">levels of A and B that could have been used)</w:t>
+      </w:r>
+    </w:p>
+    <w:bookmarkEnd w:id="83"/>
+    <w:bookmarkStart w:id="87" w:name="example-study-details"/>
+    <w:p>
+      <w:pPr>
+        <w:pStyle w:val="Heading1"/>
+      </w:pPr>
+      <w:r>
+        <w:t xml:space="preserve">Example Study Details</w:t>
+      </w:r>
+    </w:p>
+    <w:p>
+      <w:pPr>
+        <w:pStyle w:val="FirstParagraph"/>
+      </w:pPr>
+      <w:r>
+        <w:t xml:space="preserve">So lets try the example with the penguin data that is in the package</w:t>
+      </w:r>
+      <w:r>
+        <w:t xml:space="preserve"> </w:t>
+      </w:r>
+      <w:r>
+        <w:t xml:space="preserve">penguin</w:t>
+      </w:r>
+    </w:p>
+    <w:p>
+      <w:pPr>
+        <w:pStyle w:val="BodyText"/>
+      </w:pPr>
+      <w:r>
+        <w:t xml:space="preserve">Effect of species and sex on body_mass_g</w:t>
+      </w:r>
+    </w:p>
+    <w:p>
+      <w:pPr>
+        <w:pStyle w:val="Compact"/>
+        <w:numPr>
+          <w:ilvl w:val="0"/>
+          <w:numId w:val="1023"/>
+        </w:numPr>
+      </w:pPr>
+      <w:r>
+        <w:t xml:space="preserve">3 species (factor A)</w:t>
+      </w:r>
+    </w:p>
+    <w:p>
+      <w:pPr>
+        <w:pStyle w:val="Compact"/>
+        <w:numPr>
+          <w:ilvl w:val="0"/>
+          <w:numId w:val="1023"/>
+        </w:numPr>
+      </w:pPr>
+      <w:r>
+        <w:t xml:space="preserve">2 sexes (factor B)</w:t>
+      </w:r>
+    </w:p>
+    <w:p>
+      <w:pPr>
+        <w:pStyle w:val="Compact"/>
+        <w:numPr>
+          <w:ilvl w:val="0"/>
+          <w:numId w:val="1023"/>
+        </w:numPr>
+      </w:pPr>
+      <w:r>
+        <w:t xml:space="preserve">34 replicates in each cell</w:t>
+      </w:r>
+    </w:p>
+    <w:p>
+      <w:pPr>
+        <w:pStyle w:val="Compact"/>
+        <w:numPr>
+          <w:ilvl w:val="0"/>
+          <w:numId w:val="1023"/>
         </w:numPr>
       </w:pPr>
       <w:r>
@@ -5982,7 +5960,7 @@
         <w:pStyle w:val="Compact"/>
         <w:numPr>
           <w:ilvl w:val="0"/>
-          <w:numId w:val="1022"/>
+          <w:numId w:val="1024"/>
         </w:numPr>
       </w:pPr>
       <w:r>
@@ -6001,7 +5979,7 @@
         <w:pStyle w:val="Compact"/>
         <w:numPr>
           <w:ilvl w:val="0"/>
-          <w:numId w:val="1022"/>
+          <w:numId w:val="1024"/>
         </w:numPr>
       </w:pPr>
       <w:r>
@@ -6020,7 +5998,7 @@
         <w:pStyle w:val="Compact"/>
         <w:numPr>
           <w:ilvl w:val="0"/>
-          <w:numId w:val="1022"/>
+          <w:numId w:val="1024"/>
         </w:numPr>
       </w:pPr>
       <w:r>
@@ -6114,7 +6092,7 @@
       <w:r>
         <w:drawing>
           <wp:inline>
-            <wp:extent cx="5486400" cy="7315200"/>
+            <wp:extent cx="3657600" cy="3657600"/>
             <wp:effectExtent b="0" l="0" r="0" t="0"/>
             <wp:docPr descr="" title="" id="92" name="Picture"/>
             <a:graphic>
@@ -6135,7 +6113,7 @@
                   <pic:spPr bwMode="auto">
                     <a:xfrm>
                       <a:off x="0" y="0"/>
-                      <a:ext cx="5486400" cy="7315200"/>
+                      <a:ext cx="3657600" cy="3657600"/>
                     </a:xfrm>
                     <a:prstGeom prst="rect">
                       <a:avLst/>
@@ -6168,7 +6146,7 @@
       <w:pPr>
         <w:numPr>
           <w:ilvl w:val="0"/>
-          <w:numId w:val="1023"/>
+          <w:numId w:val="1025"/>
         </w:numPr>
       </w:pPr>
       <w:r>
@@ -6180,7 +6158,7 @@
         <w:pStyle w:val="Compact"/>
         <w:numPr>
           <w:ilvl w:val="1"/>
-          <w:numId w:val="1024"/>
+          <w:numId w:val="1026"/>
         </w:numPr>
       </w:pPr>
       <w:r>
@@ -6192,7 +6170,7 @@
         <w:pStyle w:val="Compact"/>
         <w:numPr>
           <w:ilvl w:val="1"/>
-          <w:numId w:val="1024"/>
+          <w:numId w:val="1026"/>
         </w:numPr>
       </w:pPr>
       <w:r>
@@ -7628,7 +7606,7 @@
         <w:pStyle w:val="Compact"/>
         <w:numPr>
           <w:ilvl w:val="0"/>
-          <w:numId w:val="1025"/>
+          <w:numId w:val="1027"/>
         </w:numPr>
       </w:pPr>
       <w:r>
@@ -7650,7 +7628,7 @@
         <w:pStyle w:val="Compact"/>
         <w:numPr>
           <w:ilvl w:val="0"/>
-          <w:numId w:val="1025"/>
+          <w:numId w:val="1027"/>
         </w:numPr>
       </w:pPr>
       <w:r>
@@ -7672,7 +7650,7 @@
         <w:pStyle w:val="Compact"/>
         <w:numPr>
           <w:ilvl w:val="0"/>
-          <w:numId w:val="1025"/>
+          <w:numId w:val="1027"/>
         </w:numPr>
       </w:pPr>
       <w:r>
@@ -9459,7 +9437,7 @@
         <w:pStyle w:val="Compact"/>
         <w:numPr>
           <w:ilvl w:val="0"/>
-          <w:numId w:val="1026"/>
+          <w:numId w:val="1028"/>
         </w:numPr>
       </w:pPr>
       <w:r>
@@ -9468,110 +9446,6 @@
           <w:bCs/>
         </w:rPr>
         <w:t xml:space="preserve">Always report:</w:t>
-      </w:r>
-    </w:p>
-    <w:p>
-      <w:pPr>
-        <w:pStyle w:val="Compact"/>
-        <w:numPr>
-          <w:ilvl w:val="1"/>
-          <w:numId w:val="1027"/>
-        </w:numPr>
-      </w:pPr>
-      <w:r>
-        <w:t xml:space="preserve">Sample sizes per cell</w:t>
-      </w:r>
-    </w:p>
-    <w:p>
-      <w:pPr>
-        <w:pStyle w:val="Compact"/>
-        <w:numPr>
-          <w:ilvl w:val="1"/>
-          <w:numId w:val="1027"/>
-        </w:numPr>
-      </w:pPr>
-      <w:r>
-        <w:t xml:space="preserve">Type of SS used</w:t>
-      </w:r>
-    </w:p>
-    <w:p>
-      <w:pPr>
-        <w:pStyle w:val="Compact"/>
-        <w:numPr>
-          <w:ilvl w:val="1"/>
-          <w:numId w:val="1027"/>
-        </w:numPr>
-      </w:pPr>
-      <w:r>
-        <w:t xml:space="preserve">EMMs with CIs</w:t>
-      </w:r>
-    </w:p>
-    <w:p>
-      <w:pPr>
-        <w:pStyle w:val="Compact"/>
-        <w:numPr>
-          <w:ilvl w:val="0"/>
-          <w:numId w:val="1026"/>
-        </w:numPr>
-      </w:pPr>
-      <w:r>
-        <w:rPr>
-          <w:b/>
-          <w:bCs/>
-        </w:rPr>
-        <w:t xml:space="preserve">Visualization:</w:t>
-      </w:r>
-    </w:p>
-    <w:p>
-      <w:pPr>
-        <w:pStyle w:val="Compact"/>
-        <w:numPr>
-          <w:ilvl w:val="1"/>
-          <w:numId w:val="1028"/>
-        </w:numPr>
-      </w:pPr>
-      <w:r>
-        <w:t xml:space="preserve">Show actual data points</w:t>
-      </w:r>
-    </w:p>
-    <w:p>
-      <w:pPr>
-        <w:pStyle w:val="Compact"/>
-        <w:numPr>
-          <w:ilvl w:val="1"/>
-          <w:numId w:val="1028"/>
-        </w:numPr>
-      </w:pPr>
-      <w:r>
-        <w:t xml:space="preserve">Include error bars</w:t>
-      </w:r>
-    </w:p>
-    <w:p>
-      <w:pPr>
-        <w:pStyle w:val="Compact"/>
-        <w:numPr>
-          <w:ilvl w:val="1"/>
-          <w:numId w:val="1028"/>
-        </w:numPr>
-      </w:pPr>
-      <w:r>
-        <w:t xml:space="preserve">Note unequal sample sizes</w:t>
-      </w:r>
-    </w:p>
-    <w:p>
-      <w:pPr>
-        <w:pStyle w:val="Compact"/>
-        <w:numPr>
-          <w:ilvl w:val="0"/>
-          <w:numId w:val="1026"/>
-        </w:numPr>
-      </w:pPr>
-      <w:r>
-        <w:rPr>
-          <w:b/>
-          <w:bCs/>
-        </w:rPr>
-        <w:t xml:space="preserve">Interpretation:</w:t>
       </w:r>
     </w:p>
     <w:p>
@@ -9583,7 +9457,7 @@
         </w:numPr>
       </w:pPr>
       <w:r>
-        <w:t xml:space="preserve">Focus on effect sizes</w:t>
+        <w:t xml:space="preserve">Sample sizes per cell</w:t>
       </w:r>
     </w:p>
     <w:p>
@@ -9595,7 +9469,7 @@
         </w:numPr>
       </w:pPr>
       <w:r>
-        <w:t xml:space="preserve">Consider practical significance</w:t>
+        <w:t xml:space="preserve">Type of SS used</w:t>
       </w:r>
     </w:p>
     <w:p>
@@ -9604,6 +9478,110 @@
         <w:numPr>
           <w:ilvl w:val="1"/>
           <w:numId w:val="1029"/>
+        </w:numPr>
+      </w:pPr>
+      <w:r>
+        <w:t xml:space="preserve">EMMs with CIs</w:t>
+      </w:r>
+    </w:p>
+    <w:p>
+      <w:pPr>
+        <w:pStyle w:val="Compact"/>
+        <w:numPr>
+          <w:ilvl w:val="0"/>
+          <w:numId w:val="1028"/>
+        </w:numPr>
+      </w:pPr>
+      <w:r>
+        <w:rPr>
+          <w:b/>
+          <w:bCs/>
+        </w:rPr>
+        <w:t xml:space="preserve">Visualization:</w:t>
+      </w:r>
+    </w:p>
+    <w:p>
+      <w:pPr>
+        <w:pStyle w:val="Compact"/>
+        <w:numPr>
+          <w:ilvl w:val="1"/>
+          <w:numId w:val="1030"/>
+        </w:numPr>
+      </w:pPr>
+      <w:r>
+        <w:t xml:space="preserve">Show actual data points</w:t>
+      </w:r>
+    </w:p>
+    <w:p>
+      <w:pPr>
+        <w:pStyle w:val="Compact"/>
+        <w:numPr>
+          <w:ilvl w:val="1"/>
+          <w:numId w:val="1030"/>
+        </w:numPr>
+      </w:pPr>
+      <w:r>
+        <w:t xml:space="preserve">Include error bars</w:t>
+      </w:r>
+    </w:p>
+    <w:p>
+      <w:pPr>
+        <w:pStyle w:val="Compact"/>
+        <w:numPr>
+          <w:ilvl w:val="1"/>
+          <w:numId w:val="1030"/>
+        </w:numPr>
+      </w:pPr>
+      <w:r>
+        <w:t xml:space="preserve">Note unequal sample sizes</w:t>
+      </w:r>
+    </w:p>
+    <w:p>
+      <w:pPr>
+        <w:pStyle w:val="Compact"/>
+        <w:numPr>
+          <w:ilvl w:val="0"/>
+          <w:numId w:val="1028"/>
+        </w:numPr>
+      </w:pPr>
+      <w:r>
+        <w:rPr>
+          <w:b/>
+          <w:bCs/>
+        </w:rPr>
+        <w:t xml:space="preserve">Interpretation:</w:t>
+      </w:r>
+    </w:p>
+    <w:p>
+      <w:pPr>
+        <w:pStyle w:val="Compact"/>
+        <w:numPr>
+          <w:ilvl w:val="1"/>
+          <w:numId w:val="1031"/>
+        </w:numPr>
+      </w:pPr>
+      <w:r>
+        <w:t xml:space="preserve">Focus on effect sizes</w:t>
+      </w:r>
+    </w:p>
+    <w:p>
+      <w:pPr>
+        <w:pStyle w:val="Compact"/>
+        <w:numPr>
+          <w:ilvl w:val="1"/>
+          <w:numId w:val="1031"/>
+        </w:numPr>
+      </w:pPr>
+      <w:r>
+        <w:t xml:space="preserve">Consider practical significance</w:t>
+      </w:r>
+    </w:p>
+    <w:p>
+      <w:pPr>
+        <w:pStyle w:val="Compact"/>
+        <w:numPr>
+          <w:ilvl w:val="1"/>
+          <w:numId w:val="1031"/>
         </w:numPr>
       </w:pPr>
       <w:r>
@@ -10077,6 +10055,12 @@
     <w:abstractNumId w:val="991"/>
   </w:num>
   <w:num w:numId="1025">
+    <w:abstractNumId w:val="991"/>
+  </w:num>
+  <w:num w:numId="1026">
+    <w:abstractNumId w:val="991"/>
+  </w:num>
+  <w:num w:numId="1027">
     <w:abstractNumId w:val="99411"/>
     <w:lvlOverride w:ilvl="0">
       <w:startOverride w:val="1"/>
@@ -10106,7 +10090,7 @@
       <w:startOverride w:val="1"/>
     </w:lvlOverride>
   </w:num>
-  <w:num w:numId="1026">
+  <w:num w:numId="1028">
     <w:abstractNumId w:val="99411"/>
     <w:lvlOverride w:ilvl="0">
       <w:startOverride w:val="1"/>
@@ -10136,13 +10120,13 @@
       <w:startOverride w:val="1"/>
     </w:lvlOverride>
   </w:num>
-  <w:num w:numId="1027">
+  <w:num w:numId="1029">
     <w:abstractNumId w:val="991"/>
   </w:num>
-  <w:num w:numId="1028">
+  <w:num w:numId="1030">
     <w:abstractNumId w:val="991"/>
   </w:num>
-  <w:num w:numId="1029">
+  <w:num w:numId="1031">
     <w:abstractNumId w:val="991"/>
   </w:num>
 </w:numbering>

--- a/docs/ecostats_lectures/lecture_12/12_01_lecture_powerpoint.docx
+++ b/docs/ecostats_lectures/lecture_12/12_01_lecture_powerpoint.docx
@@ -442,7 +442,7 @@
       </w:r>
     </w:p>
     <w:bookmarkEnd w:id="32"/>
-    <w:bookmarkStart w:id="37" w:name="factorial-anova-design-structure"/>
+    <w:bookmarkStart w:id="40" w:name="factorial-anova-design-structure"/>
     <w:p>
       <w:pPr>
         <w:pStyle w:val="Heading1"/>
@@ -451,7 +451,7 @@
         <w:t xml:space="preserve">Factorial ANOVA: Design Structure</w:t>
       </w:r>
     </w:p>
-    <w:bookmarkStart w:id="33" w:name="consider-two-factors"/>
+    <w:bookmarkStart w:id="36" w:name="consider-two-factors"/>
     <w:p>
       <w:pPr>
         <w:pStyle w:val="Heading3"/>
@@ -474,7 +474,6 @@
     </w:p>
     <w:p>
       <w:pPr>
-        <w:pStyle w:val="Compact"/>
         <w:numPr>
           <w:ilvl w:val="1"/>
           <w:numId w:val="1006"/>
@@ -483,29 +482,34 @@
       <w:r>
         <w:t xml:space="preserve">every level of B in every level of A</w:t>
       </w:r>
-    </w:p>
-    <w:bookmarkEnd w:id="33"/>
-    <w:p>
-      <w:pPr>
-        <w:pStyle w:val="FirstParagraph"/>
+      <w:r>
+        <w:br/>
+      </w:r>
+    </w:p>
+    <w:p>
+      <w:pPr>
+        <w:numPr>
+          <w:ilvl w:val="1"/>
+          <w:numId w:val="1000"/>
+        </w:numPr>
       </w:pPr>
       <w:r>
         <w:drawing>
           <wp:inline>
-            <wp:extent cx="2724150" cy="4763370"/>
+            <wp:extent cx="3009900" cy="1789390"/>
             <wp:effectExtent b="0" l="0" r="0" t="0"/>
-            <wp:docPr descr="" title="" id="35" name="Picture"/>
+            <wp:docPr descr="" title="" id="34" name="Picture"/>
             <a:graphic>
               <a:graphicData uri="http://schemas.openxmlformats.org/drawingml/2006/picture">
                 <pic:pic>
                   <pic:nvPicPr>
-                    <pic:cNvPr descr="images/clipboard-2737690912.png" id="36" name="Picture"/>
+                    <pic:cNvPr descr="images/clipboard-1581875934.png" id="35" name="Picture"/>
                     <pic:cNvPicPr>
                       <a:picLocks noChangeArrowheads="1" noChangeAspect="1"/>
                     </pic:cNvPicPr>
                   </pic:nvPicPr>
                   <pic:blipFill>
-                    <a:blip r:embed="rId34"/>
+                    <a:blip r:embed="rId33"/>
                     <a:stretch>
                       <a:fillRect/>
                     </a:stretch>
@@ -513,7 +517,7 @@
                   <pic:spPr bwMode="auto">
                     <a:xfrm>
                       <a:off x="0" y="0"/>
-                      <a:ext cx="2724150" cy="4763370"/>
+                      <a:ext cx="3009900" cy="1789390"/>
                     </a:xfrm>
                     <a:prstGeom prst="rect">
                       <a:avLst/>
@@ -532,88 +536,7 @@
         </w:drawing>
       </w:r>
     </w:p>
-    <w:bookmarkEnd w:id="37"/>
-    <w:bookmarkStart w:id="42" w:name="factorial-anova-effect-types"/>
-    <w:p>
-      <w:pPr>
-        <w:pStyle w:val="Heading1"/>
-      </w:pPr>
-      <w:r>
-        <w:t xml:space="preserve">Factorial ANOVA: Effect Types</w:t>
-      </w:r>
-    </w:p>
-    <w:bookmarkStart w:id="38" w:name="in-factorial-designs"/>
-    <w:p>
-      <w:pPr>
-        <w:pStyle w:val="Heading3"/>
-      </w:pPr>
-      <w:r>
-        <w:t xml:space="preserve">In factorial designs</w:t>
-      </w:r>
-    </w:p>
-    <w:p>
-      <w:pPr>
-        <w:pStyle w:val="Compact"/>
-        <w:numPr>
-          <w:ilvl w:val="0"/>
-          <w:numId w:val="1007"/>
-        </w:numPr>
-      </w:pPr>
-      <w:r>
-        <w:t xml:space="preserve">look at two types of factor effects:</w:t>
-      </w:r>
-    </w:p>
-    <w:p>
-      <w:pPr>
-        <w:pStyle w:val="Compact"/>
-        <w:numPr>
-          <w:ilvl w:val="1"/>
-          <w:numId w:val="1008"/>
-        </w:numPr>
-      </w:pPr>
-      <w:r>
-        <w:rPr>
-          <w:b/>
-          <w:bCs/>
-        </w:rPr>
-        <w:t xml:space="preserve">Main effect of each factor</w:t>
-      </w:r>
-      <w:r>
-        <w:t xml:space="preserve"> </w:t>
-      </w:r>
-      <w:r>
-        <w:t xml:space="preserve">(polling across other factor)</w:t>
-      </w:r>
-    </w:p>
-    <w:p>
-      <w:pPr>
-        <w:pStyle w:val="Compact"/>
-        <w:numPr>
-          <w:ilvl w:val="1"/>
-          <w:numId w:val="1008"/>
-        </w:numPr>
-      </w:pPr>
-      <w:r>
-        <w:rPr>
-          <w:b/>
-          <w:bCs/>
-        </w:rPr>
-        <w:t xml:space="preserve">Interaction effects;</w:t>
-      </w:r>
-      <w:r>
-        <w:t xml:space="preserve"> </w:t>
-      </w:r>
-      <w:r>
-        <w:t xml:space="preserve">is there synergistic/ antagonistic</w:t>
-      </w:r>
-      <w:r>
-        <w:t xml:space="preserve"> </w:t>
-      </w:r>
-      <w:r>
-        <w:t xml:space="preserve">effect of factors?</w:t>
-      </w:r>
-    </w:p>
-    <w:bookmarkEnd w:id="38"/>
+    <w:bookmarkEnd w:id="36"/>
     <w:p>
       <w:pPr>
         <w:pStyle w:val="FirstParagraph"/>
@@ -621,20 +544,20 @@
       <w:r>
         <w:drawing>
           <wp:inline>
-            <wp:extent cx="3162300" cy="1304160"/>
+            <wp:extent cx="3286125" cy="5746024"/>
             <wp:effectExtent b="0" l="0" r="0" t="0"/>
-            <wp:docPr descr="" title="" id="40" name="Picture"/>
+            <wp:docPr descr="" title="" id="38" name="Picture"/>
             <a:graphic>
               <a:graphicData uri="http://schemas.openxmlformats.org/drawingml/2006/picture">
                 <pic:pic>
                   <pic:nvPicPr>
-                    <pic:cNvPr descr="images/clipboard-1252866044.png" id="41" name="Picture"/>
+                    <pic:cNvPr descr="images/clipboard-2737690912.png" id="39" name="Picture"/>
                     <pic:cNvPicPr>
                       <a:picLocks noChangeArrowheads="1" noChangeAspect="1"/>
                     </pic:cNvPicPr>
                   </pic:nvPicPr>
                   <pic:blipFill>
-                    <a:blip r:embed="rId39"/>
+                    <a:blip r:embed="rId37"/>
                     <a:stretch>
                       <a:fillRect/>
                     </a:stretch>
@@ -642,7 +565,7 @@
                   <pic:spPr bwMode="auto">
                     <a:xfrm>
                       <a:off x="0" y="0"/>
-                      <a:ext cx="3162300" cy="1304160"/>
+                      <a:ext cx="3286125" cy="5746024"/>
                     </a:xfrm>
                     <a:prstGeom prst="rect">
                       <a:avLst/>
@@ -661,17 +584,146 @@
         </w:drawing>
       </w:r>
     </w:p>
-    <w:bookmarkEnd w:id="42"/>
-    <w:bookmarkStart w:id="44" w:name="introduction-to-two-way-anova"/>
+    <w:bookmarkEnd w:id="40"/>
+    <w:bookmarkStart w:id="45" w:name="factorial-anova-effect-types"/>
     <w:p>
       <w:pPr>
         <w:pStyle w:val="Heading1"/>
       </w:pPr>
       <w:r>
+        <w:t xml:space="preserve">Factorial ANOVA: Effect Types</w:t>
+      </w:r>
+    </w:p>
+    <w:bookmarkStart w:id="41" w:name="in-factorial-designs"/>
+    <w:p>
+      <w:pPr>
+        <w:pStyle w:val="Heading3"/>
+      </w:pPr>
+      <w:r>
+        <w:t xml:space="preserve">In factorial designs</w:t>
+      </w:r>
+    </w:p>
+    <w:p>
+      <w:pPr>
+        <w:pStyle w:val="Compact"/>
+        <w:numPr>
+          <w:ilvl w:val="0"/>
+          <w:numId w:val="1007"/>
+        </w:numPr>
+      </w:pPr>
+      <w:r>
+        <w:t xml:space="preserve">look at two types of factor effects:</w:t>
+      </w:r>
+    </w:p>
+    <w:p>
+      <w:pPr>
+        <w:pStyle w:val="Compact"/>
+        <w:numPr>
+          <w:ilvl w:val="1"/>
+          <w:numId w:val="1008"/>
+        </w:numPr>
+      </w:pPr>
+      <w:r>
+        <w:rPr>
+          <w:b/>
+          <w:bCs/>
+        </w:rPr>
+        <w:t xml:space="preserve">Main effect of each factor</w:t>
+      </w:r>
+      <w:r>
+        <w:t xml:space="preserve"> </w:t>
+      </w:r>
+      <w:r>
+        <w:t xml:space="preserve">(polling across other factor)</w:t>
+      </w:r>
+    </w:p>
+    <w:p>
+      <w:pPr>
+        <w:pStyle w:val="Compact"/>
+        <w:numPr>
+          <w:ilvl w:val="1"/>
+          <w:numId w:val="1008"/>
+        </w:numPr>
+      </w:pPr>
+      <w:r>
+        <w:rPr>
+          <w:b/>
+          <w:bCs/>
+        </w:rPr>
+        <w:t xml:space="preserve">Interaction effects;</w:t>
+      </w:r>
+      <w:r>
+        <w:t xml:space="preserve"> </w:t>
+      </w:r>
+      <w:r>
+        <w:t xml:space="preserve">is there synergistic/ antagonistic</w:t>
+      </w:r>
+      <w:r>
+        <w:t xml:space="preserve"> </w:t>
+      </w:r>
+      <w:r>
+        <w:t xml:space="preserve">effect of factors?</w:t>
+      </w:r>
+    </w:p>
+    <w:bookmarkEnd w:id="41"/>
+    <w:p>
+      <w:pPr>
+        <w:pStyle w:val="FirstParagraph"/>
+      </w:pPr>
+      <w:r>
+        <w:drawing>
+          <wp:inline>
+            <wp:extent cx="4714875" cy="1944455"/>
+            <wp:effectExtent b="0" l="0" r="0" t="0"/>
+            <wp:docPr descr="" title="" id="43" name="Picture"/>
+            <a:graphic>
+              <a:graphicData uri="http://schemas.openxmlformats.org/drawingml/2006/picture">
+                <pic:pic>
+                  <pic:nvPicPr>
+                    <pic:cNvPr descr="images/clipboard-1252866044.png" id="44" name="Picture"/>
+                    <pic:cNvPicPr>
+                      <a:picLocks noChangeArrowheads="1" noChangeAspect="1"/>
+                    </pic:cNvPicPr>
+                  </pic:nvPicPr>
+                  <pic:blipFill>
+                    <a:blip r:embed="rId42"/>
+                    <a:stretch>
+                      <a:fillRect/>
+                    </a:stretch>
+                  </pic:blipFill>
+                  <pic:spPr bwMode="auto">
+                    <a:xfrm>
+                      <a:off x="0" y="0"/>
+                      <a:ext cx="4714875" cy="1944455"/>
+                    </a:xfrm>
+                    <a:prstGeom prst="rect">
+                      <a:avLst/>
+                    </a:prstGeom>
+                    <a:noFill/>
+                    <a:ln w="9525">
+                      <a:noFill/>
+                      <a:headEnd/>
+                      <a:tailEnd/>
+                    </a:ln>
+                  </pic:spPr>
+                </pic:pic>
+              </a:graphicData>
+            </a:graphic>
+          </wp:inline>
+        </w:drawing>
+      </w:r>
+    </w:p>
+    <w:bookmarkEnd w:id="45"/>
+    <w:bookmarkStart w:id="47" w:name="introduction-to-two-way-anova"/>
+    <w:p>
+      <w:pPr>
+        <w:pStyle w:val="Heading1"/>
+      </w:pPr>
+      <w:r>
         <w:t xml:space="preserve">Introduction to Two-Way ANOVA</w:t>
       </w:r>
     </w:p>
-    <w:bookmarkStart w:id="43" w:name="factorial-designs"/>
+    <w:bookmarkStart w:id="46" w:name="factorial-designs"/>
     <w:p>
       <w:pPr>
         <w:pStyle w:val="Heading2"/>
@@ -752,6 +804,247 @@
       </w:r>
       <w:r>
         <w:t xml:space="preserve">does not matter</w:t>
+      </w:r>
+    </w:p>
+    <w:bookmarkEnd w:id="46"/>
+    <w:p>
+      <w:pPr>
+        <w:pStyle w:val="SourceCode"/>
+      </w:pPr>
+      <w:r>
+        <w:rPr>
+          <w:rStyle w:val="VerbatimChar"/>
+        </w:rPr>
+        <w:t xml:space="preserve"># A tibble: 6 × 6</w:t>
+      </w:r>
+      <w:r>
+        <w:br/>
+      </w:r>
+      <w:r>
+        <w:rPr>
+          <w:rStyle w:val="VerbatimChar"/>
+        </w:rPr>
+        <w:t xml:space="preserve">  species   sex        n mean_mass sd_mass se_mass</w:t>
+      </w:r>
+      <w:r>
+        <w:br/>
+      </w:r>
+      <w:r>
+        <w:rPr>
+          <w:rStyle w:val="VerbatimChar"/>
+        </w:rPr>
+        <w:t xml:space="preserve">  &lt;fct&gt;     &lt;fct&gt;  &lt;int&gt;     &lt;dbl&gt;   &lt;dbl&gt;   &lt;dbl&gt;</w:t>
+      </w:r>
+      <w:r>
+        <w:br/>
+      </w:r>
+      <w:r>
+        <w:rPr>
+          <w:rStyle w:val="VerbatimChar"/>
+        </w:rPr>
+        <w:t xml:space="preserve">1 Adelie    female    73     3369.    269.    31.5</w:t>
+      </w:r>
+      <w:r>
+        <w:br/>
+      </w:r>
+      <w:r>
+        <w:rPr>
+          <w:rStyle w:val="VerbatimChar"/>
+        </w:rPr>
+        <w:t xml:space="preserve">2 Adelie    male      73     4043.    347.    40.6</w:t>
+      </w:r>
+      <w:r>
+        <w:br/>
+      </w:r>
+      <w:r>
+        <w:rPr>
+          <w:rStyle w:val="VerbatimChar"/>
+        </w:rPr>
+        <w:t xml:space="preserve">3 Chinstrap female    34     3527.    285.    48.9</w:t>
+      </w:r>
+      <w:r>
+        <w:br/>
+      </w:r>
+      <w:r>
+        <w:rPr>
+          <w:rStyle w:val="VerbatimChar"/>
+        </w:rPr>
+        <w:t xml:space="preserve">4 Chinstrap male      34     3939.    362.    62.1</w:t>
+      </w:r>
+      <w:r>
+        <w:br/>
+      </w:r>
+      <w:r>
+        <w:rPr>
+          <w:rStyle w:val="VerbatimChar"/>
+        </w:rPr>
+        <w:t xml:space="preserve">5 Gentoo    female    58     4680.    282.    37.0</w:t>
+      </w:r>
+      <w:r>
+        <w:br/>
+      </w:r>
+      <w:r>
+        <w:rPr>
+          <w:rStyle w:val="VerbatimChar"/>
+        </w:rPr>
+        <w:t xml:space="preserve">6 Gentoo    male      61     5485.    313.    40.1</w:t>
+      </w:r>
+    </w:p>
+    <w:bookmarkEnd w:id="47"/>
+    <w:bookmarkStart w:id="49" w:name="X2ade0601f90026f6fc5f1ea15a2ae14926cafc0"/>
+    <w:p>
+      <w:pPr>
+        <w:pStyle w:val="Heading1"/>
+      </w:pPr>
+      <w:r>
+        <w:t xml:space="preserve">Data Preparation - Creating Balanced Design</w:t>
+      </w:r>
+    </w:p>
+    <w:bookmarkStart w:id="48" w:name="balancing-the-penguin-data"/>
+    <w:p>
+      <w:pPr>
+        <w:pStyle w:val="Heading3"/>
+      </w:pPr>
+      <w:r>
+        <w:t xml:space="preserve">Balancing the Penguin Data</w:t>
+      </w:r>
+    </w:p>
+    <w:p>
+      <w:pPr>
+        <w:pStyle w:val="FirstParagraph"/>
+      </w:pPr>
+      <w:r>
+        <w:t xml:space="preserve">The dataframe of penguins is unbalanced - there are unequal samples per</w:t>
+      </w:r>
+      <w:r>
+        <w:t xml:space="preserve"> </w:t>
+      </w:r>
+      <w:r>
+        <w:t xml:space="preserve">cell</w:t>
+      </w:r>
+    </w:p>
+    <w:p>
+      <w:pPr>
+        <w:pStyle w:val="SourceCode"/>
+      </w:pPr>
+      <w:r>
+        <w:rPr>
+          <w:rStyle w:val="VerbatimChar"/>
+        </w:rPr>
+        <w:t xml:space="preserve"># A tibble: 3 × 3</w:t>
+      </w:r>
+      <w:r>
+        <w:br/>
+      </w:r>
+      <w:r>
+        <w:rPr>
+          <w:rStyle w:val="VerbatimChar"/>
+        </w:rPr>
+        <w:t xml:space="preserve">  species   female  male</w:t>
+      </w:r>
+      <w:r>
+        <w:br/>
+      </w:r>
+      <w:r>
+        <w:rPr>
+          <w:rStyle w:val="VerbatimChar"/>
+        </w:rPr>
+        <w:t xml:space="preserve">  &lt;fct&gt;      &lt;int&gt; &lt;int&gt;</w:t>
+      </w:r>
+      <w:r>
+        <w:br/>
+      </w:r>
+      <w:r>
+        <w:rPr>
+          <w:rStyle w:val="VerbatimChar"/>
+        </w:rPr>
+        <w:t xml:space="preserve">1 Adelie        73    73</w:t>
+      </w:r>
+      <w:r>
+        <w:br/>
+      </w:r>
+      <w:r>
+        <w:rPr>
+          <w:rStyle w:val="VerbatimChar"/>
+        </w:rPr>
+        <w:t xml:space="preserve">2 Chinstrap     34    34</w:t>
+      </w:r>
+      <w:r>
+        <w:br/>
+      </w:r>
+      <w:r>
+        <w:rPr>
+          <w:rStyle w:val="VerbatimChar"/>
+        </w:rPr>
+        <w:t xml:space="preserve">3 Gentoo        58    61</w:t>
+      </w:r>
+    </w:p>
+    <w:bookmarkEnd w:id="48"/>
+    <w:p>
+      <w:pPr>
+        <w:pStyle w:val="SourceCode"/>
+      </w:pPr>
+      <w:r>
+        <w:rPr>
+          <w:rStyle w:val="VerbatimChar"/>
+        </w:rPr>
+        <w:t xml:space="preserve">[1] "Minimum n = 34"</w:t>
+      </w:r>
+    </w:p>
+    <w:p>
+      <w:pPr>
+        <w:pStyle w:val="SourceCode"/>
+      </w:pPr>
+      <w:r>
+        <w:rPr>
+          <w:rStyle w:val="VerbatimChar"/>
+        </w:rPr>
+        <w:t xml:space="preserve"># A tibble: 3 × 3</w:t>
+      </w:r>
+      <w:r>
+        <w:br/>
+      </w:r>
+      <w:r>
+        <w:rPr>
+          <w:rStyle w:val="VerbatimChar"/>
+        </w:rPr>
+        <w:t xml:space="preserve">  species   female  male</w:t>
+      </w:r>
+      <w:r>
+        <w:br/>
+      </w:r>
+      <w:r>
+        <w:rPr>
+          <w:rStyle w:val="VerbatimChar"/>
+        </w:rPr>
+        <w:t xml:space="preserve">  &lt;fct&gt;      &lt;int&gt; &lt;int&gt;</w:t>
+      </w:r>
+      <w:r>
+        <w:br/>
+      </w:r>
+      <w:r>
+        <w:rPr>
+          <w:rStyle w:val="VerbatimChar"/>
+        </w:rPr>
+        <w:t xml:space="preserve">1 Adelie        34    34</w:t>
+      </w:r>
+      <w:r>
+        <w:br/>
+      </w:r>
+      <w:r>
+        <w:rPr>
+          <w:rStyle w:val="VerbatimChar"/>
+        </w:rPr>
+        <w:t xml:space="preserve">2 Chinstrap     34    34</w:t>
+      </w:r>
+      <w:r>
+        <w:br/>
+      </w:r>
+      <w:r>
+        <w:rPr>
+          <w:rStyle w:val="VerbatimChar"/>
+        </w:rPr>
+        <w:t xml:space="preserve">3 Gentoo        34    34</w:t>
       </w:r>
     </w:p>
     <w:p>
@@ -890,10 +1183,7 @@
     </w:p>
     <w:p>
       <w:pPr>
-        <w:numPr>
-          <w:ilvl w:val="0"/>
-          <w:numId w:val="1010"/>
-        </w:numPr>
+        <w:pStyle w:val="BodyText"/>
       </w:pPr>
       <w:r>
         <w:t xml:space="preserve">Where:</w:t>
@@ -901,11 +1191,7 @@
     </w:p>
     <w:p>
       <w:pPr>
-        <w:pStyle w:val="Compact"/>
-        <w:numPr>
-          <w:ilvl w:val="1"/>
-          <w:numId w:val="1011"/>
-        </w:numPr>
+        <w:pStyle w:val="BodyText"/>
       </w:pPr>
       <m:oMath>
         <m:r>
@@ -921,11 +1207,7 @@
     </w:p>
     <w:p>
       <w:pPr>
-        <w:pStyle w:val="Compact"/>
-        <w:numPr>
-          <w:ilvl w:val="1"/>
-          <w:numId w:val="1011"/>
-        </w:numPr>
+        <w:pStyle w:val="BodyText"/>
       </w:pPr>
       <m:oMath>
         <m:sSub>
@@ -950,11 +1232,7 @@
     </w:p>
     <w:p>
       <w:pPr>
-        <w:pStyle w:val="Compact"/>
-        <w:numPr>
-          <w:ilvl w:val="1"/>
-          <w:numId w:val="1011"/>
-        </w:numPr>
+        <w:pStyle w:val="BodyText"/>
       </w:pPr>
       <m:oMath>
         <m:sSub>
@@ -979,11 +1257,7 @@
     </w:p>
     <w:p>
       <w:pPr>
-        <w:pStyle w:val="Compact"/>
-        <w:numPr>
-          <w:ilvl w:val="1"/>
-          <w:numId w:val="1011"/>
-        </w:numPr>
+        <w:pStyle w:val="BodyText"/>
       </w:pPr>
       <m:oMath>
         <m:sSub>
@@ -1024,11 +1298,7 @@
     </w:p>
     <w:p>
       <w:pPr>
-        <w:pStyle w:val="Compact"/>
-        <w:numPr>
-          <w:ilvl w:val="1"/>
-          <w:numId w:val="1011"/>
-        </w:numPr>
+        <w:pStyle w:val="BodyText"/>
       </w:pPr>
       <m:oMath>
         <m:sSub>
@@ -1057,7 +1327,25 @@
         <w:t xml:space="preserve">= random error</w:t>
       </w:r>
     </w:p>
-    <w:bookmarkEnd w:id="43"/>
+    <w:bookmarkEnd w:id="49"/>
+    <w:bookmarkStart w:id="54" w:name="descriptive-statistics"/>
+    <w:p>
+      <w:pPr>
+        <w:pStyle w:val="Heading1"/>
+      </w:pPr>
+      <w:r>
+        <w:t xml:space="preserve">Descriptive Statistics</w:t>
+      </w:r>
+    </w:p>
+    <w:bookmarkStart w:id="50" w:name="summary-statistics-by-groups"/>
+    <w:p>
+      <w:pPr>
+        <w:pStyle w:val="Heading2"/>
+      </w:pPr>
+      <w:r>
+        <w:t xml:space="preserve">Summary Statistics by Groups</w:t>
+      </w:r>
+    </w:p>
     <w:p>
       <w:pPr>
         <w:pStyle w:val="SourceCode"/>
@@ -1093,16 +1381,16 @@
         <w:rPr>
           <w:rStyle w:val="VerbatimChar"/>
         </w:rPr>
-        <w:t xml:space="preserve">1 Adelie    female    73     3369.    269.    31.5</w:t>
-      </w:r>
-      <w:r>
-        <w:br/>
-      </w:r>
-      <w:r>
-        <w:rPr>
-          <w:rStyle w:val="VerbatimChar"/>
-        </w:rPr>
-        <w:t xml:space="preserve">2 Adelie    male      73     4043.    347.    40.6</w:t>
+        <w:t xml:space="preserve">1 Adelie    female    34     3335.    260.    44.5</w:t>
+      </w:r>
+      <w:r>
+        <w:br/>
+      </w:r>
+      <w:r>
+        <w:rPr>
+          <w:rStyle w:val="VerbatimChar"/>
+        </w:rPr>
+        <w:t xml:space="preserve">2 Adelie    male      34     4049.    318.    54.5</w:t>
       </w:r>
       <w:r>
         <w:br/>
@@ -1129,265 +1417,6 @@
         <w:rPr>
           <w:rStyle w:val="VerbatimChar"/>
         </w:rPr>
-        <w:t xml:space="preserve">5 Gentoo    female    58     4680.    282.    37.0</w:t>
-      </w:r>
-      <w:r>
-        <w:br/>
-      </w:r>
-      <w:r>
-        <w:rPr>
-          <w:rStyle w:val="VerbatimChar"/>
-        </w:rPr>
-        <w:t xml:space="preserve">6 Gentoo    male      61     5485.    313.    40.1</w:t>
-      </w:r>
-    </w:p>
-    <w:bookmarkEnd w:id="44"/>
-    <w:bookmarkStart w:id="46" w:name="X2ade0601f90026f6fc5f1ea15a2ae14926cafc0"/>
-    <w:p>
-      <w:pPr>
-        <w:pStyle w:val="Heading1"/>
-      </w:pPr>
-      <w:r>
-        <w:t xml:space="preserve">Data Preparation - Creating Balanced Design</w:t>
-      </w:r>
-    </w:p>
-    <w:bookmarkStart w:id="45" w:name="balancing-the-penguin-data"/>
-    <w:p>
-      <w:pPr>
-        <w:pStyle w:val="Heading3"/>
-      </w:pPr>
-      <w:r>
-        <w:t xml:space="preserve">Balancing the Penguin Data</w:t>
-      </w:r>
-    </w:p>
-    <w:p>
-      <w:pPr>
-        <w:pStyle w:val="FirstParagraph"/>
-      </w:pPr>
-      <w:r>
-        <w:t xml:space="preserve">The dataframe of penguins is unbalanced - there are unequal</w:t>
-      </w:r>
-      <w:r>
-        <w:t xml:space="preserve"> </w:t>
-      </w:r>
-      <w:r>
-        <w:t xml:space="preserve">samples per cell</w:t>
-      </w:r>
-    </w:p>
-    <w:p>
-      <w:pPr>
-        <w:pStyle w:val="SourceCode"/>
-      </w:pPr>
-      <w:r>
-        <w:rPr>
-          <w:rStyle w:val="VerbatimChar"/>
-        </w:rPr>
-        <w:t xml:space="preserve"># A tibble: 3 × 3</w:t>
-      </w:r>
-      <w:r>
-        <w:br/>
-      </w:r>
-      <w:r>
-        <w:rPr>
-          <w:rStyle w:val="VerbatimChar"/>
-        </w:rPr>
-        <w:t xml:space="preserve">  species   female  male</w:t>
-      </w:r>
-      <w:r>
-        <w:br/>
-      </w:r>
-      <w:r>
-        <w:rPr>
-          <w:rStyle w:val="VerbatimChar"/>
-        </w:rPr>
-        <w:t xml:space="preserve">  &lt;fct&gt;      &lt;int&gt; &lt;int&gt;</w:t>
-      </w:r>
-      <w:r>
-        <w:br/>
-      </w:r>
-      <w:r>
-        <w:rPr>
-          <w:rStyle w:val="VerbatimChar"/>
-        </w:rPr>
-        <w:t xml:space="preserve">1 Adelie        73    73</w:t>
-      </w:r>
-      <w:r>
-        <w:br/>
-      </w:r>
-      <w:r>
-        <w:rPr>
-          <w:rStyle w:val="VerbatimChar"/>
-        </w:rPr>
-        <w:t xml:space="preserve">2 Chinstrap     34    34</w:t>
-      </w:r>
-      <w:r>
-        <w:br/>
-      </w:r>
-      <w:r>
-        <w:rPr>
-          <w:rStyle w:val="VerbatimChar"/>
-        </w:rPr>
-        <w:t xml:space="preserve">3 Gentoo        58    61</w:t>
-      </w:r>
-    </w:p>
-    <w:bookmarkEnd w:id="45"/>
-    <w:p>
-      <w:pPr>
-        <w:pStyle w:val="SourceCode"/>
-      </w:pPr>
-      <w:r>
-        <w:rPr>
-          <w:rStyle w:val="VerbatimChar"/>
-        </w:rPr>
-        <w:t xml:space="preserve">[1] "Minimum n = 34"</w:t>
-      </w:r>
-    </w:p>
-    <w:p>
-      <w:pPr>
-        <w:pStyle w:val="SourceCode"/>
-      </w:pPr>
-      <w:r>
-        <w:rPr>
-          <w:rStyle w:val="VerbatimChar"/>
-        </w:rPr>
-        <w:t xml:space="preserve"># A tibble: 3 × 3</w:t>
-      </w:r>
-      <w:r>
-        <w:br/>
-      </w:r>
-      <w:r>
-        <w:rPr>
-          <w:rStyle w:val="VerbatimChar"/>
-        </w:rPr>
-        <w:t xml:space="preserve">  species   female  male</w:t>
-      </w:r>
-      <w:r>
-        <w:br/>
-      </w:r>
-      <w:r>
-        <w:rPr>
-          <w:rStyle w:val="VerbatimChar"/>
-        </w:rPr>
-        <w:t xml:space="preserve">  &lt;fct&gt;      &lt;int&gt; &lt;int&gt;</w:t>
-      </w:r>
-      <w:r>
-        <w:br/>
-      </w:r>
-      <w:r>
-        <w:rPr>
-          <w:rStyle w:val="VerbatimChar"/>
-        </w:rPr>
-        <w:t xml:space="preserve">1 Adelie        34    34</w:t>
-      </w:r>
-      <w:r>
-        <w:br/>
-      </w:r>
-      <w:r>
-        <w:rPr>
-          <w:rStyle w:val="VerbatimChar"/>
-        </w:rPr>
-        <w:t xml:space="preserve">2 Chinstrap     34    34</w:t>
-      </w:r>
-      <w:r>
-        <w:br/>
-      </w:r>
-      <w:r>
-        <w:rPr>
-          <w:rStyle w:val="VerbatimChar"/>
-        </w:rPr>
-        <w:t xml:space="preserve">3 Gentoo        34    34</w:t>
-      </w:r>
-    </w:p>
-    <w:bookmarkEnd w:id="46"/>
-    <w:bookmarkStart w:id="51" w:name="descriptive-statistics"/>
-    <w:p>
-      <w:pPr>
-        <w:pStyle w:val="Heading1"/>
-      </w:pPr>
-      <w:r>
-        <w:t xml:space="preserve">Descriptive Statistics</w:t>
-      </w:r>
-    </w:p>
-    <w:bookmarkStart w:id="47" w:name="summary-statistics-by-groups"/>
-    <w:p>
-      <w:pPr>
-        <w:pStyle w:val="Heading2"/>
-      </w:pPr>
-      <w:r>
-        <w:t xml:space="preserve">Summary Statistics by Groups</w:t>
-      </w:r>
-    </w:p>
-    <w:p>
-      <w:pPr>
-        <w:pStyle w:val="SourceCode"/>
-      </w:pPr>
-      <w:r>
-        <w:rPr>
-          <w:rStyle w:val="VerbatimChar"/>
-        </w:rPr>
-        <w:t xml:space="preserve"># A tibble: 6 × 6</w:t>
-      </w:r>
-      <w:r>
-        <w:br/>
-      </w:r>
-      <w:r>
-        <w:rPr>
-          <w:rStyle w:val="VerbatimChar"/>
-        </w:rPr>
-        <w:t xml:space="preserve">  species   sex        n mean_mass sd_mass se_mass</w:t>
-      </w:r>
-      <w:r>
-        <w:br/>
-      </w:r>
-      <w:r>
-        <w:rPr>
-          <w:rStyle w:val="VerbatimChar"/>
-        </w:rPr>
-        <w:t xml:space="preserve">  &lt;fct&gt;     &lt;fct&gt;  &lt;int&gt;     &lt;dbl&gt;   &lt;dbl&gt;   &lt;dbl&gt;</w:t>
-      </w:r>
-      <w:r>
-        <w:br/>
-      </w:r>
-      <w:r>
-        <w:rPr>
-          <w:rStyle w:val="VerbatimChar"/>
-        </w:rPr>
-        <w:t xml:space="preserve">1 Adelie    female    34     3335.    260.    44.5</w:t>
-      </w:r>
-      <w:r>
-        <w:br/>
-      </w:r>
-      <w:r>
-        <w:rPr>
-          <w:rStyle w:val="VerbatimChar"/>
-        </w:rPr>
-        <w:t xml:space="preserve">2 Adelie    male      34     4049.    318.    54.5</w:t>
-      </w:r>
-      <w:r>
-        <w:br/>
-      </w:r>
-      <w:r>
-        <w:rPr>
-          <w:rStyle w:val="VerbatimChar"/>
-        </w:rPr>
-        <w:t xml:space="preserve">3 Chinstrap female    34     3527.    285.    48.9</w:t>
-      </w:r>
-      <w:r>
-        <w:br/>
-      </w:r>
-      <w:r>
-        <w:rPr>
-          <w:rStyle w:val="VerbatimChar"/>
-        </w:rPr>
-        <w:t xml:space="preserve">4 Chinstrap male      34     3939.    362.    62.1</w:t>
-      </w:r>
-      <w:r>
-        <w:br/>
-      </w:r>
-      <w:r>
-        <w:rPr>
-          <w:rStyle w:val="VerbatimChar"/>
-        </w:rPr>
         <w:t xml:space="preserve">5 Gentoo    female    34     4681.    309.    53.0</w:t>
       </w:r>
       <w:r>
@@ -1400,7 +1429,7 @@
         <w:t xml:space="preserve">6 Gentoo    male      34     5525     274.    47.0</w:t>
       </w:r>
     </w:p>
-    <w:bookmarkEnd w:id="47"/>
+    <w:bookmarkEnd w:id="50"/>
     <w:p>
       <w:pPr>
         <w:pStyle w:val="FirstParagraph"/>
@@ -1410,18 +1439,18 @@
           <wp:inline>
             <wp:extent cx="2743200" cy="2743200"/>
             <wp:effectExtent b="0" l="0" r="0" t="0"/>
-            <wp:docPr descr="" title="" id="49" name="Picture"/>
+            <wp:docPr descr="" title="" id="52" name="Picture"/>
             <a:graphic>
               <a:graphicData uri="http://schemas.openxmlformats.org/drawingml/2006/picture">
                 <pic:pic>
                   <pic:nvPicPr>
-                    <pic:cNvPr descr="12_01_lecture_powerpoint_files/figure-docx/box_plot-1.png" id="50" name="Picture"/>
+                    <pic:cNvPr descr="12_01_lecture_powerpoint_files/figure-docx/box_plot-1.png" id="53" name="Picture"/>
                     <pic:cNvPicPr>
                       <a:picLocks noChangeArrowheads="1" noChangeAspect="1"/>
                     </pic:cNvPicPr>
                   </pic:nvPicPr>
                   <pic:blipFill>
-                    <a:blip r:embed="rId48"/>
+                    <a:blip r:embed="rId51"/>
                     <a:stretch>
                       <a:fillRect/>
                     </a:stretch>
@@ -1448,8 +1477,8 @@
         </w:drawing>
       </w:r>
     </w:p>
-    <w:bookmarkEnd w:id="51"/>
-    <w:bookmarkStart w:id="53" w:name="factorial-anova-models"/>
+    <w:bookmarkEnd w:id="54"/>
+    <w:bookmarkStart w:id="56" w:name="factorial-anova-models"/>
     <w:p>
       <w:pPr>
         <w:pStyle w:val="Heading1"/>
@@ -1471,7 +1500,7 @@
         <w:pStyle w:val="Compact"/>
         <w:numPr>
           <w:ilvl w:val="0"/>
-          <w:numId w:val="1012"/>
+          <w:numId w:val="1010"/>
         </w:numPr>
       </w:pPr>
       <w:r>
@@ -1493,7 +1522,7 @@
         <w:pStyle w:val="Compact"/>
         <w:numPr>
           <w:ilvl w:val="0"/>
-          <w:numId w:val="1012"/>
+          <w:numId w:val="1010"/>
         </w:numPr>
       </w:pPr>
       <w:r>
@@ -1505,7 +1534,7 @@
         <w:pStyle w:val="Compact"/>
         <w:numPr>
           <w:ilvl w:val="0"/>
-          <w:numId w:val="1012"/>
+          <w:numId w:val="1010"/>
         </w:numPr>
       </w:pPr>
       <w:r>
@@ -1530,7 +1559,7 @@
         <w:t xml:space="preserve">Model 1 ANOVA:</w:t>
       </w:r>
     </w:p>
-    <w:bookmarkStart w:id="52" w:name="Xd5c7a8514fc242bd0696c1e369d90547567afa9"/>
+    <w:bookmarkStart w:id="55" w:name="Xd5c7a8514fc242bd0696c1e369d90547567afa9"/>
     <w:p>
       <w:pPr>
         <w:pStyle w:val="Heading3"/>
@@ -1664,9 +1693,9 @@
         </m:oMath>
       </m:oMathPara>
     </w:p>
-    <w:bookmarkEnd w:id="52"/>
-    <w:bookmarkEnd w:id="53"/>
-    <w:bookmarkStart w:id="55" w:name="model-components-explained"/>
+    <w:bookmarkEnd w:id="55"/>
+    <w:bookmarkEnd w:id="56"/>
+    <w:bookmarkStart w:id="58" w:name="model-components-explained"/>
     <w:p>
       <w:pPr>
         <w:pStyle w:val="Heading1"/>
@@ -1675,7 +1704,7 @@
         <w:t xml:space="preserve">Model Components Explained</w:t>
       </w:r>
     </w:p>
-    <w:bookmarkStart w:id="54" w:name="Xeb029bd638789f3d837e15fd2e9656e2500a59c"/>
+    <w:bookmarkStart w:id="57" w:name="Xeb029bd638789f3d837e15fd2e9656e2500a59c"/>
     <w:p>
       <w:pPr>
         <w:pStyle w:val="Heading3"/>
@@ -1814,7 +1843,7 @@
         <w:pStyle w:val="Compact"/>
         <w:numPr>
           <w:ilvl w:val="0"/>
-          <w:numId w:val="1013"/>
+          <w:numId w:val="1011"/>
         </w:numPr>
       </w:pPr>
       <m:oMath>
@@ -1864,7 +1893,7 @@
         <w:pStyle w:val="Compact"/>
         <w:numPr>
           <w:ilvl w:val="0"/>
-          <w:numId w:val="1013"/>
+          <w:numId w:val="1011"/>
         </w:numPr>
       </w:pPr>
       <w:r>
@@ -1876,7 +1905,7 @@
         <w:pStyle w:val="Compact"/>
         <w:numPr>
           <w:ilvl w:val="0"/>
-          <w:numId w:val="1013"/>
+          <w:numId w:val="1011"/>
         </w:numPr>
       </w:pPr>
       <w:r>
@@ -1898,12 +1927,18 @@
         <w:t xml:space="preserve"> </w:t>
       </w:r>
       <w:r>
-        <w:t xml:space="preserve">for species x and overall mean)</w:t>
-      </w:r>
-    </w:p>
-    <w:bookmarkEnd w:id="54"/>
-    <w:bookmarkEnd w:id="55"/>
-    <w:bookmarkStart w:id="57" w:name="interaction-effects"/>
+        <w:t xml:space="preserve">for species x</w:t>
+      </w:r>
+      <w:r>
+        <w:t xml:space="preserve"> </w:t>
+      </w:r>
+      <w:r>
+        <w:t xml:space="preserve">and overall mean)</w:t>
+      </w:r>
+    </w:p>
+    <w:bookmarkEnd w:id="57"/>
+    <w:bookmarkEnd w:id="58"/>
+    <w:bookmarkStart w:id="60" w:name="interaction-effects"/>
     <w:p>
       <w:pPr>
         <w:pStyle w:val="Heading1"/>
@@ -1912,7 +1947,7 @@
         <w:t xml:space="preserve">Interaction Effects</w:t>
       </w:r>
     </w:p>
-    <w:bookmarkStart w:id="56" w:name="X29814cdf4ae9dcd6bb26f560caab0a958168fca"/>
+    <w:bookmarkStart w:id="59" w:name="X29814cdf4ae9dcd6bb26f560caab0a958168fca"/>
     <w:p>
       <w:pPr>
         <w:pStyle w:val="Heading3"/>
@@ -2051,7 +2086,7 @@
         <w:pStyle w:val="Compact"/>
         <w:numPr>
           <w:ilvl w:val="0"/>
-          <w:numId w:val="1014"/>
+          <w:numId w:val="1012"/>
         </w:numPr>
       </w:pPr>
       <w:r>
@@ -2061,13 +2096,13 @@
         <w:t xml:space="preserve"> </w:t>
       </w:r>
       <w:r>
-        <w:t xml:space="preserve">(difference between average mass in all males treatments and</w:t>
+        <w:t xml:space="preserve">(difference between average mass in all males treatments and overall</w:t>
       </w:r>
       <w:r>
         <w:t xml:space="preserve"> </w:t>
       </w:r>
       <w:r>
-        <w:t xml:space="preserve">overall mean)</w:t>
+        <w:t xml:space="preserve">mean)</w:t>
       </w:r>
     </w:p>
     <w:p>
@@ -2075,7 +2110,7 @@
         <w:pStyle w:val="Compact"/>
         <w:numPr>
           <w:ilvl w:val="0"/>
-          <w:numId w:val="1014"/>
+          <w:numId w:val="1012"/>
         </w:numPr>
       </w:pPr>
       <w:r>
@@ -2093,7 +2128,7 @@
         <w:pStyle w:val="Compact"/>
         <w:numPr>
           <w:ilvl w:val="1"/>
-          <w:numId w:val="1015"/>
+          <w:numId w:val="1013"/>
         </w:numPr>
       </w:pPr>
       <w:r>
@@ -2106,9 +2141,9 @@
         <w:t xml:space="preserve">different in the 3 species?)</w:t>
       </w:r>
     </w:p>
-    <w:bookmarkEnd w:id="56"/>
-    <w:bookmarkEnd w:id="57"/>
-    <w:bookmarkStart w:id="59" w:name="model-types-and-interpretation"/>
+    <w:bookmarkEnd w:id="59"/>
+    <w:bookmarkEnd w:id="60"/>
+    <w:bookmarkStart w:id="62" w:name="model-types-and-interpretation"/>
     <w:p>
       <w:pPr>
         <w:pStyle w:val="Heading1"/>
@@ -2117,7 +2152,7 @@
         <w:t xml:space="preserve">Model Types and Interpretation</w:t>
       </w:r>
     </w:p>
-    <w:bookmarkStart w:id="58" w:name="X15dd49df0cabfdb922c1c0306fcdca303c856dc"/>
+    <w:bookmarkStart w:id="61" w:name="X15dd49df0cabfdb922c1c0306fcdca303c856dc"/>
     <w:p>
       <w:pPr>
         <w:pStyle w:val="Heading3"/>
@@ -2256,7 +2291,7 @@
         <w:pStyle w:val="Compact"/>
         <w:numPr>
           <w:ilvl w:val="0"/>
-          <w:numId w:val="1016"/>
+          <w:numId w:val="1014"/>
         </w:numPr>
       </w:pPr>
       <w:r>
@@ -2266,727 +2301,757 @@
     <w:p>
       <w:pPr>
         <w:pStyle w:val="Compact"/>
+        <w:numPr>
+          <w:ilvl w:val="0"/>
+          <w:numId w:val="1014"/>
+        </w:numPr>
+      </w:pPr>
+      <w:r>
+        <w:rPr>
+          <w:b/>
+          <w:bCs/>
+        </w:rPr>
+        <w:t xml:space="preserve">Model 3 interpretation is different:</w:t>
+      </w:r>
+    </w:p>
+    <w:p>
+      <w:pPr>
+        <w:pStyle w:val="Compact"/>
+        <w:numPr>
+          <w:ilvl w:val="1"/>
+          <w:numId w:val="1015"/>
+        </w:numPr>
+      </w:pPr>
+      <w:r>
+        <w:t xml:space="preserve">βj: random variable measuring variance in y across all possible</w:t>
+      </w:r>
+      <w:r>
+        <w:t xml:space="preserve"> </w:t>
+      </w:r>
+      <w:r>
+        <w:t xml:space="preserve">levels of B, pooling across all levels of A</w:t>
+      </w:r>
+    </w:p>
+    <w:p>
+      <w:pPr>
+        <w:pStyle w:val="Compact"/>
+        <w:numPr>
+          <w:ilvl w:val="1"/>
+          <w:numId w:val="1015"/>
+        </w:numPr>
+      </w:pPr>
+      <w:r>
+        <w:t xml:space="preserve">(αβ)ij is random variable measuring variance of interaction</w:t>
+      </w:r>
+      <w:r>
+        <w:t xml:space="preserve"> </w:t>
+      </w:r>
+      <w:r>
+        <w:t xml:space="preserve">between A and B across all possible levels of B (</w:t>
+      </w:r>
+      <w:r>
+        <w:t xml:space="preserve">“is effect of A</w:t>
+      </w:r>
+      <w:r>
+        <w:t xml:space="preserve"> </w:t>
+      </w:r>
+      <w:r>
+        <w:t xml:space="preserve">consistent across all possible levels of B that could have been</w:t>
+      </w:r>
+      <w:r>
+        <w:t xml:space="preserve"> </w:t>
+      </w:r>
+      <w:r>
+        <w:t xml:space="preserve">chosen?”</w:t>
+      </w:r>
+      <w:r>
+        <w:t xml:space="preserve">)</w:t>
+      </w:r>
+    </w:p>
+    <w:bookmarkEnd w:id="61"/>
+    <w:bookmarkEnd w:id="62"/>
+    <w:bookmarkStart w:id="63" w:name="estimated-marginal-means"/>
+    <w:p>
+      <w:pPr>
+        <w:pStyle w:val="Heading1"/>
+      </w:pPr>
+      <w:r>
+        <w:t xml:space="preserve">Estimated Marginal Means</w:t>
+      </w:r>
+    </w:p>
+    <w:p>
+      <w:pPr>
         <w:numPr>
           <w:ilvl w:val="0"/>
           <w:numId w:val="1016"/>
         </w:numPr>
       </w:pPr>
       <w:r>
-        <w:rPr>
-          <w:b/>
-          <w:bCs/>
-        </w:rPr>
-        <w:t xml:space="preserve">Model 3 interpretation is different:</w:t>
+        <w:t xml:space="preserve">Before we go further we need to define what estimated marginal means</w:t>
+      </w:r>
+      <w:r>
+        <w:t xml:space="preserve"> </w:t>
+      </w:r>
+      <w:r>
+        <w:t xml:space="preserve">are</w:t>
+      </w:r>
+    </w:p>
+    <w:p>
+      <w:pPr>
+        <w:numPr>
+          <w:ilvl w:val="0"/>
+          <w:numId w:val="1016"/>
+        </w:numPr>
+      </w:pPr>
+      <w:r>
+        <w:t xml:space="preserve">Balanced data - it is just the means of the groups… easy</w:t>
+      </w:r>
+    </w:p>
+    <w:p>
+      <w:pPr>
+        <w:numPr>
+          <w:ilvl w:val="0"/>
+          <w:numId w:val="1016"/>
+        </w:numPr>
+      </w:pPr>
+      <w:r>
+        <w:t xml:space="preserve">Unbalanced data - it is the mean of cells that represent the lowest</w:t>
+      </w:r>
+      <w:r>
+        <w:t xml:space="preserve"> </w:t>
+      </w:r>
+      <w:r>
+        <w:t xml:space="preserve">average of the groups</w:t>
+      </w:r>
+    </w:p>
+    <w:p>
+      <w:pPr>
+        <w:pStyle w:val="SourceCode"/>
+      </w:pPr>
+      <w:r>
+        <w:rPr>
+          <w:rStyle w:val="VerbatimChar"/>
+        </w:rPr>
+        <w:t xml:space="preserve">[1] "Combined table with means and counts:"</w:t>
+      </w:r>
+    </w:p>
+    <w:p>
+      <w:pPr>
+        <w:pStyle w:val="SourceCode"/>
+      </w:pPr>
+      <w:r>
+        <w:rPr>
+          <w:rStyle w:val="VerbatimChar"/>
+        </w:rPr>
+        <w:t xml:space="preserve"># A tibble: 3 × 5</w:t>
+      </w:r>
+      <w:r>
+        <w:br/>
+      </w:r>
+      <w:r>
+        <w:rPr>
+          <w:rStyle w:val="VerbatimChar"/>
+        </w:rPr>
+        <w:t xml:space="preserve">  species   female_mean male_mean female_n male_n</w:t>
+      </w:r>
+      <w:r>
+        <w:br/>
+      </w:r>
+      <w:r>
+        <w:rPr>
+          <w:rStyle w:val="VerbatimChar"/>
+        </w:rPr>
+        <w:t xml:space="preserve">  &lt;fct&gt;           &lt;dbl&gt;     &lt;dbl&gt;    &lt;int&gt;  &lt;int&gt;</w:t>
+      </w:r>
+      <w:r>
+        <w:br/>
+      </w:r>
+      <w:r>
+        <w:rPr>
+          <w:rStyle w:val="VerbatimChar"/>
+        </w:rPr>
+        <w:t xml:space="preserve">1 Adelie          3369.     4043.       73     73</w:t>
+      </w:r>
+      <w:r>
+        <w:br/>
+      </w:r>
+      <w:r>
+        <w:rPr>
+          <w:rStyle w:val="VerbatimChar"/>
+        </w:rPr>
+        <w:t xml:space="preserve">2 Chinstrap       3527.     3939.       34     34</w:t>
+      </w:r>
+      <w:r>
+        <w:br/>
+      </w:r>
+      <w:r>
+        <w:rPr>
+          <w:rStyle w:val="VerbatimChar"/>
+        </w:rPr>
+        <w:t xml:space="preserve">3 Gentoo          4680.     5485.       58     61</w:t>
+      </w:r>
+    </w:p>
+    <w:p>
+      <w:pPr>
+        <w:pStyle w:val="SourceCode"/>
+      </w:pPr>
+      <w:r>
+        <w:rPr>
+          <w:rStyle w:val="VerbatimChar"/>
+        </w:rPr>
+        <w:t xml:space="preserve">[1] "\nRegular means (WRONG for marginal means):"</w:t>
+      </w:r>
+    </w:p>
+    <w:p>
+      <w:pPr>
+        <w:pStyle w:val="SourceCode"/>
+      </w:pPr>
+      <w:r>
+        <w:rPr>
+          <w:rStyle w:val="VerbatimChar"/>
+        </w:rPr>
+        <w:t xml:space="preserve"># A tibble: 3 × 3</w:t>
+      </w:r>
+      <w:r>
+        <w:br/>
+      </w:r>
+      <w:r>
+        <w:rPr>
+          <w:rStyle w:val="VerbatimChar"/>
+        </w:rPr>
+        <w:t xml:space="preserve">  species   total_n regular_mean</w:t>
+      </w:r>
+      <w:r>
+        <w:br/>
+      </w:r>
+      <w:r>
+        <w:rPr>
+          <w:rStyle w:val="VerbatimChar"/>
+        </w:rPr>
+        <w:t xml:space="preserve">  &lt;fct&gt;       &lt;int&gt;        &lt;dbl&gt;</w:t>
+      </w:r>
+      <w:r>
+        <w:br/>
+      </w:r>
+      <w:r>
+        <w:rPr>
+          <w:rStyle w:val="VerbatimChar"/>
+        </w:rPr>
+        <w:t xml:space="preserve">1 Adelie        146        3706.</w:t>
+      </w:r>
+      <w:r>
+        <w:br/>
+      </w:r>
+      <w:r>
+        <w:rPr>
+          <w:rStyle w:val="VerbatimChar"/>
+        </w:rPr>
+        <w:t xml:space="preserve">2 Chinstrap      68        3733.</w:t>
+      </w:r>
+      <w:r>
+        <w:br/>
+      </w:r>
+      <w:r>
+        <w:rPr>
+          <w:rStyle w:val="VerbatimChar"/>
+        </w:rPr>
+        <w:t xml:space="preserve">3 Gentoo        119        5092.</w:t>
+      </w:r>
+    </w:p>
+    <w:p>
+      <w:pPr>
+        <w:pStyle w:val="SourceCode"/>
+      </w:pPr>
+      <w:r>
+        <w:rPr>
+          <w:rStyle w:val="VerbatimChar"/>
+        </w:rPr>
+        <w:t xml:space="preserve">[1] "Estimated Marginal Means for Species (CORRECT):"</w:t>
+      </w:r>
+    </w:p>
+    <w:p>
+      <w:pPr>
+        <w:pStyle w:val="SourceCode"/>
+      </w:pPr>
+      <w:r>
+        <w:rPr>
+          <w:rStyle w:val="VerbatimChar"/>
+        </w:rPr>
+        <w:t xml:space="preserve"># A tibble: 3 × 3</w:t>
+      </w:r>
+      <w:r>
+        <w:br/>
+      </w:r>
+      <w:r>
+        <w:rPr>
+          <w:rStyle w:val="VerbatimChar"/>
+        </w:rPr>
+        <w:t xml:space="preserve">  species   emm_mean calculation                   </w:t>
+      </w:r>
+      <w:r>
+        <w:br/>
+      </w:r>
+      <w:r>
+        <w:rPr>
+          <w:rStyle w:val="VerbatimChar"/>
+        </w:rPr>
+        <w:t xml:space="preserve">  &lt;fct&gt;        &lt;dbl&gt; &lt;chr&gt;                         </w:t>
+      </w:r>
+      <w:r>
+        <w:br/>
+      </w:r>
+      <w:r>
+        <w:rPr>
+          <w:rStyle w:val="VerbatimChar"/>
+        </w:rPr>
+        <w:t xml:space="preserve">1 Adelie       3706. (3368.8 + 4043.5) / 2 = 3706.2</w:t>
+      </w:r>
+      <w:r>
+        <w:br/>
+      </w:r>
+      <w:r>
+        <w:rPr>
+          <w:rStyle w:val="VerbatimChar"/>
+        </w:rPr>
+        <w:t xml:space="preserve">2 Chinstrap    3733. (3527.2 + 3939) / 2 = 3733.1  </w:t>
+      </w:r>
+      <w:r>
+        <w:br/>
+      </w:r>
+      <w:r>
+        <w:rPr>
+          <w:rStyle w:val="VerbatimChar"/>
+        </w:rPr>
+        <w:t xml:space="preserve">3 Gentoo       5082. (4679.7 + 5484.8) / 2 = 5082.3</w:t>
+      </w:r>
+    </w:p>
+    <w:p>
+      <w:pPr>
+        <w:pStyle w:val="SourceCode"/>
+      </w:pPr>
+      <w:r>
+        <w:rPr>
+          <w:rStyle w:val="VerbatimChar"/>
+        </w:rPr>
+        <w:t xml:space="preserve">[1] "\nComparison showing EMM calculation:"</w:t>
+      </w:r>
+    </w:p>
+    <w:p>
+      <w:pPr>
+        <w:pStyle w:val="SourceCode"/>
+      </w:pPr>
+      <w:r>
+        <w:rPr>
+          <w:rStyle w:val="VerbatimChar"/>
+        </w:rPr>
+        <w:t xml:space="preserve"># A tibble: 3 × 6</w:t>
+      </w:r>
+      <w:r>
+        <w:br/>
+      </w:r>
+      <w:r>
+        <w:rPr>
+          <w:rStyle w:val="VerbatimChar"/>
+        </w:rPr>
+        <w:t xml:space="preserve">  species   cell_mean_female cell_mean_male species_emm regular_mean difference</w:t>
+      </w:r>
+      <w:r>
+        <w:br/>
+      </w:r>
+      <w:r>
+        <w:rPr>
+          <w:rStyle w:val="VerbatimChar"/>
+        </w:rPr>
+        <w:t xml:space="preserve">  &lt;fct&gt;                &lt;dbl&gt;          &lt;dbl&gt;       &lt;dbl&gt;        &lt;dbl&gt;      &lt;dbl&gt;</w:t>
+      </w:r>
+      <w:r>
+        <w:br/>
+      </w:r>
+      <w:r>
+        <w:rPr>
+          <w:rStyle w:val="VerbatimChar"/>
+        </w:rPr>
+        <w:t xml:space="preserve">1 Adelie               3369.          4043.       3706.        3706.   4.55e-13</w:t>
+      </w:r>
+      <w:r>
+        <w:br/>
+      </w:r>
+      <w:r>
+        <w:rPr>
+          <w:rStyle w:val="VerbatimChar"/>
+        </w:rPr>
+        <w:t xml:space="preserve">2 Chinstrap            3527.          3939.       3733.        3733.   0       </w:t>
+      </w:r>
+      <w:r>
+        <w:br/>
+      </w:r>
+      <w:r>
+        <w:rPr>
+          <w:rStyle w:val="VerbatimChar"/>
+        </w:rPr>
+        <w:t xml:space="preserve">3 Gentoo               4680.          5485.       5082.        5092.  -1.01e+ 1</w:t>
+      </w:r>
+    </w:p>
+    <w:bookmarkEnd w:id="63"/>
+    <w:bookmarkStart w:id="64" w:name="estimated-marginal-means-1"/>
+    <w:p>
+      <w:pPr>
+        <w:pStyle w:val="Heading1"/>
+      </w:pPr>
+      <w:r>
+        <w:t xml:space="preserve">Estimated Marginal Means</w:t>
+      </w:r>
+    </w:p>
+    <w:p>
+      <w:pPr>
+        <w:numPr>
+          <w:ilvl w:val="0"/>
+          <w:numId w:val="1017"/>
+        </w:numPr>
+      </w:pPr>
+      <w:r>
+        <w:t xml:space="preserve">Before we go further we need to define what estimated marginal means</w:t>
+      </w:r>
+      <w:r>
+        <w:t xml:space="preserve"> </w:t>
+      </w:r>
+      <w:r>
+        <w:t xml:space="preserve">are</w:t>
+      </w:r>
+    </w:p>
+    <w:p>
+      <w:pPr>
+        <w:numPr>
+          <w:ilvl w:val="0"/>
+          <w:numId w:val="1017"/>
+        </w:numPr>
+      </w:pPr>
+      <w:r>
+        <w:t xml:space="preserve">Balanced data - it is just the means of the groups… easy</w:t>
+      </w:r>
+    </w:p>
+    <w:p>
+      <w:pPr>
+        <w:numPr>
+          <w:ilvl w:val="0"/>
+          <w:numId w:val="1017"/>
+        </w:numPr>
+      </w:pPr>
+      <w:r>
+        <w:t xml:space="preserve">Unbalanced data - it is the mean of cells that represent the lowest</w:t>
+      </w:r>
+      <w:r>
+        <w:t xml:space="preserve"> </w:t>
+      </w:r>
+      <w:r>
+        <w:t xml:space="preserve">average of the groups</w:t>
+      </w:r>
+    </w:p>
+    <w:p>
+      <w:pPr>
+        <w:pStyle w:val="SourceCode"/>
+      </w:pPr>
+      <w:r>
+        <w:rPr>
+          <w:rStyle w:val="VerbatimChar"/>
+        </w:rPr>
+        <w:t xml:space="preserve">[1] "Combined table with means and counts:"</w:t>
+      </w:r>
+    </w:p>
+    <w:p>
+      <w:pPr>
+        <w:pStyle w:val="SourceCode"/>
+      </w:pPr>
+      <w:r>
+        <w:rPr>
+          <w:rStyle w:val="VerbatimChar"/>
+        </w:rPr>
+        <w:t xml:space="preserve"># A tibble: 3 × 5</w:t>
+      </w:r>
+      <w:r>
+        <w:br/>
+      </w:r>
+      <w:r>
+        <w:rPr>
+          <w:rStyle w:val="VerbatimChar"/>
+        </w:rPr>
+        <w:t xml:space="preserve">  species   female_mean male_mean female_n male_n</w:t>
+      </w:r>
+      <w:r>
+        <w:br/>
+      </w:r>
+      <w:r>
+        <w:rPr>
+          <w:rStyle w:val="VerbatimChar"/>
+        </w:rPr>
+        <w:t xml:space="preserve">  &lt;fct&gt;           &lt;dbl&gt;     &lt;dbl&gt;    &lt;int&gt;  &lt;int&gt;</w:t>
+      </w:r>
+      <w:r>
+        <w:br/>
+      </w:r>
+      <w:r>
+        <w:rPr>
+          <w:rStyle w:val="VerbatimChar"/>
+        </w:rPr>
+        <w:t xml:space="preserve">1 Adelie          3369.     4043.       73     73</w:t>
+      </w:r>
+      <w:r>
+        <w:br/>
+      </w:r>
+      <w:r>
+        <w:rPr>
+          <w:rStyle w:val="VerbatimChar"/>
+        </w:rPr>
+        <w:t xml:space="preserve">2 Chinstrap       3527.     3939.       34     34</w:t>
+      </w:r>
+      <w:r>
+        <w:br/>
+      </w:r>
+      <w:r>
+        <w:rPr>
+          <w:rStyle w:val="VerbatimChar"/>
+        </w:rPr>
+        <w:t xml:space="preserve">3 Gentoo          4680.     5485.       58     61</w:t>
+      </w:r>
+    </w:p>
+    <w:p>
+      <w:pPr>
+        <w:pStyle w:val="SourceCode"/>
+      </w:pPr>
+      <w:r>
+        <w:rPr>
+          <w:rStyle w:val="VerbatimChar"/>
+        </w:rPr>
+        <w:t xml:space="preserve">[1] "\nRegular means sex (WRONG for marginal means):"</w:t>
+      </w:r>
+    </w:p>
+    <w:p>
+      <w:pPr>
+        <w:pStyle w:val="SourceCode"/>
+      </w:pPr>
+      <w:r>
+        <w:rPr>
+          <w:rStyle w:val="VerbatimChar"/>
+        </w:rPr>
+        <w:t xml:space="preserve"># A tibble: 2 × 3</w:t>
+      </w:r>
+      <w:r>
+        <w:br/>
+      </w:r>
+      <w:r>
+        <w:rPr>
+          <w:rStyle w:val="VerbatimChar"/>
+        </w:rPr>
+        <w:t xml:space="preserve">  sex    total_n regular_mean</w:t>
+      </w:r>
+      <w:r>
+        <w:br/>
+      </w:r>
+      <w:r>
+        <w:rPr>
+          <w:rStyle w:val="VerbatimChar"/>
+        </w:rPr>
+        <w:t xml:space="preserve">  &lt;fct&gt;    &lt;int&gt;        &lt;dbl&gt;</w:t>
+      </w:r>
+      <w:r>
+        <w:br/>
+      </w:r>
+      <w:r>
+        <w:rPr>
+          <w:rStyle w:val="VerbatimChar"/>
+        </w:rPr>
+        <w:t xml:space="preserve">1 female     165        3862.</w:t>
+      </w:r>
+      <w:r>
+        <w:br/>
+      </w:r>
+      <w:r>
+        <w:rPr>
+          <w:rStyle w:val="VerbatimChar"/>
+        </w:rPr>
+        <w:t xml:space="preserve">2 male       168        4546.</w:t>
+      </w:r>
+    </w:p>
+    <w:p>
+      <w:pPr>
+        <w:pStyle w:val="SourceCode"/>
+      </w:pPr>
+      <w:r>
+        <w:rPr>
+          <w:rStyle w:val="VerbatimChar"/>
+        </w:rPr>
+        <w:t xml:space="preserve">[1] "\nEstimated Marginal Means for Sex (CORRECT):"</w:t>
+      </w:r>
+    </w:p>
+    <w:p>
+      <w:pPr>
+        <w:pStyle w:val="SourceCode"/>
+      </w:pPr>
+      <w:r>
+        <w:rPr>
+          <w:rStyle w:val="VerbatimChar"/>
+        </w:rPr>
+        <w:t xml:space="preserve"># A tibble: 2 × 3</w:t>
+      </w:r>
+      <w:r>
+        <w:br/>
+      </w:r>
+      <w:r>
+        <w:rPr>
+          <w:rStyle w:val="VerbatimChar"/>
+        </w:rPr>
+        <w:t xml:space="preserve">  sex    emm_mean calculation                            </w:t>
+      </w:r>
+      <w:r>
+        <w:br/>
+      </w:r>
+      <w:r>
+        <w:rPr>
+          <w:rStyle w:val="VerbatimChar"/>
+        </w:rPr>
+        <w:t xml:space="preserve">  &lt;fct&gt;     &lt;dbl&gt; &lt;chr&gt;                                  </w:t>
+      </w:r>
+      <w:r>
+        <w:br/>
+      </w:r>
+      <w:r>
+        <w:rPr>
+          <w:rStyle w:val="VerbatimChar"/>
+        </w:rPr>
+        <w:t xml:space="preserve">1 female    3859. (3368.8 + 3527.2 + 4679.7) / 3 = 3858.6</w:t>
+      </w:r>
+      <w:r>
+        <w:br/>
+      </w:r>
+      <w:r>
+        <w:rPr>
+          <w:rStyle w:val="VerbatimChar"/>
+        </w:rPr>
+        <w:t xml:space="preserve">2 male      4489. (4043.5 + 3939 + 5484.8) / 3 = 4489.1  </w:t>
+      </w:r>
+    </w:p>
+    <w:p>
+      <w:pPr>
+        <w:pStyle w:val="SourceCode"/>
+      </w:pPr>
+      <w:r>
+        <w:rPr>
+          <w:rStyle w:val="VerbatimChar"/>
+        </w:rPr>
+        <w:t xml:space="preserve">[1] "\nComparison showing difference between regular and marginal means:"</w:t>
+      </w:r>
+    </w:p>
+    <w:p>
+      <w:pPr>
+        <w:pStyle w:val="SourceCode"/>
+      </w:pPr>
+      <w:r>
+        <w:rPr>
+          <w:rStyle w:val="VerbatimChar"/>
+        </w:rPr>
+        <w:t xml:space="preserve"># A tibble: 2 × 5</w:t>
+      </w:r>
+      <w:r>
+        <w:br/>
+      </w:r>
+      <w:r>
+        <w:rPr>
+          <w:rStyle w:val="VerbatimChar"/>
+        </w:rPr>
+        <w:t xml:space="preserve">  sex    total_n regular_mean emm_mean difference</w:t>
+      </w:r>
+      <w:r>
+        <w:br/>
+      </w:r>
+      <w:r>
+        <w:rPr>
+          <w:rStyle w:val="VerbatimChar"/>
+        </w:rPr>
+        <w:t xml:space="preserve">  &lt;fct&gt;    &lt;int&gt;        &lt;dbl&gt;    &lt;dbl&gt;      &lt;dbl&gt;</w:t>
+      </w:r>
+      <w:r>
+        <w:br/>
+      </w:r>
+      <w:r>
+        <w:rPr>
+          <w:rStyle w:val="VerbatimChar"/>
+        </w:rPr>
+        <w:t xml:space="preserve">1 female     165        3862.    3859.      -3.68</w:t>
+      </w:r>
+      <w:r>
+        <w:br/>
+      </w:r>
+      <w:r>
+        <w:rPr>
+          <w:rStyle w:val="VerbatimChar"/>
+        </w:rPr>
+        <w:t xml:space="preserve">2 male       168        4546.    4489.     -56.6 </w:t>
+      </w:r>
+    </w:p>
+    <w:bookmarkEnd w:id="64"/>
+    <w:bookmarkStart w:id="65" w:name="anova-table-structure"/>
+    <w:p>
+      <w:pPr>
+        <w:pStyle w:val="Heading1"/>
+      </w:pPr>
+      <w:r>
+        <w:t xml:space="preserve">ANOVA Table Structure</w:t>
       </w:r>
     </w:p>
     <w:p>
       <w:pPr>
         <w:pStyle w:val="Compact"/>
-        <w:numPr>
-          <w:ilvl w:val="1"/>
-          <w:numId w:val="1017"/>
-        </w:numPr>
-      </w:pPr>
-      <w:r>
-        <w:t xml:space="preserve">βj: random variable measuring variance in y across all possible</w:t>
-      </w:r>
-      <w:r>
-        <w:t xml:space="preserve"> </w:t>
-      </w:r>
-      <w:r>
-        <w:t xml:space="preserve">levels of B, pooling across all levels of A</w:t>
-      </w:r>
-    </w:p>
-    <w:p>
-      <w:pPr>
-        <w:pStyle w:val="Compact"/>
-        <w:numPr>
-          <w:ilvl w:val="1"/>
-          <w:numId w:val="1017"/>
-        </w:numPr>
-      </w:pPr>
-      <w:r>
-        <w:t xml:space="preserve">(αβ)ij is random variable measuring variance of interaction</w:t>
-      </w:r>
-      <w:r>
-        <w:t xml:space="preserve"> </w:t>
-      </w:r>
-      <w:r>
-        <w:t xml:space="preserve">between A and B across all possible levels of B (</w:t>
-      </w:r>
-      <w:r>
-        <w:t xml:space="preserve">“is effect of A</w:t>
-      </w:r>
-      <w:r>
-        <w:t xml:space="preserve"> </w:t>
-      </w:r>
-      <w:r>
-        <w:t xml:space="preserve">consistent across all possible levels of B that could have been</w:t>
-      </w:r>
-      <w:r>
-        <w:t xml:space="preserve"> </w:t>
-      </w:r>
-      <w:r>
-        <w:t xml:space="preserve">chosen?”</w:t>
-      </w:r>
-      <w:r>
-        <w:t xml:space="preserve">)</w:t>
-      </w:r>
-    </w:p>
-    <w:bookmarkEnd w:id="58"/>
-    <w:bookmarkEnd w:id="59"/>
-    <w:bookmarkStart w:id="60" w:name="estimated-marginal-means"/>
-    <w:p>
-      <w:pPr>
-        <w:pStyle w:val="Heading1"/>
-      </w:pPr>
-      <w:r>
-        <w:t xml:space="preserve">Estimated Marginal Means</w:t>
-      </w:r>
-    </w:p>
-    <w:p>
-      <w:pPr>
         <w:numPr>
           <w:ilvl w:val="0"/>
           <w:numId w:val="1018"/>
         </w:numPr>
       </w:pPr>
       <w:r>
-        <w:t xml:space="preserve">Before we go further we need to define what estimated marginal means are</w:t>
-      </w:r>
-    </w:p>
-    <w:p>
-      <w:pPr>
+        <w:t xml:space="preserve">SStotal = SSA + SSB + SSAB + SSresidual</w:t>
+      </w:r>
+    </w:p>
+    <w:p>
+      <w:pPr>
+        <w:pStyle w:val="Compact"/>
         <w:numPr>
           <w:ilvl w:val="0"/>
           <w:numId w:val="1018"/>
         </w:numPr>
       </w:pPr>
       <w:r>
-        <w:t xml:space="preserve">Balanced data - it is just the means of the groups… easy</w:t>
-      </w:r>
-    </w:p>
-    <w:p>
-      <w:pPr>
+        <w:t xml:space="preserve">SStotal = (Y - Grand Mean Y)^2</w:t>
+      </w:r>
+    </w:p>
+    <w:p>
+      <w:pPr>
+        <w:pStyle w:val="Compact"/>
         <w:numPr>
           <w:ilvl w:val="0"/>
           <w:numId w:val="1018"/>
         </w:numPr>
       </w:pPr>
       <w:r>
-        <w:t xml:space="preserve">Unbalanced data - it is the mean of cells that represent the lowest average of the groups</w:t>
-      </w:r>
-    </w:p>
-    <w:p>
-      <w:pPr>
-        <w:pStyle w:val="SourceCode"/>
-      </w:pPr>
-      <w:r>
-        <w:rPr>
-          <w:rStyle w:val="VerbatimChar"/>
-        </w:rPr>
-        <w:t xml:space="preserve">[1] "Combined table with means and counts:"</w:t>
-      </w:r>
-    </w:p>
-    <w:p>
-      <w:pPr>
-        <w:pStyle w:val="SourceCode"/>
-      </w:pPr>
-      <w:r>
-        <w:rPr>
-          <w:rStyle w:val="VerbatimChar"/>
-        </w:rPr>
-        <w:t xml:space="preserve"># A tibble: 3 × 5</w:t>
-      </w:r>
-      <w:r>
-        <w:br/>
-      </w:r>
-      <w:r>
-        <w:rPr>
-          <w:rStyle w:val="VerbatimChar"/>
-        </w:rPr>
-        <w:t xml:space="preserve">  species   female_mean male_mean female_n male_n</w:t>
-      </w:r>
-      <w:r>
-        <w:br/>
-      </w:r>
-      <w:r>
-        <w:rPr>
-          <w:rStyle w:val="VerbatimChar"/>
-        </w:rPr>
-        <w:t xml:space="preserve">  &lt;fct&gt;           &lt;dbl&gt;     &lt;dbl&gt;    &lt;int&gt;  &lt;int&gt;</w:t>
-      </w:r>
-      <w:r>
-        <w:br/>
-      </w:r>
-      <w:r>
-        <w:rPr>
-          <w:rStyle w:val="VerbatimChar"/>
-        </w:rPr>
-        <w:t xml:space="preserve">1 Adelie          3369.     4043.       73     73</w:t>
-      </w:r>
-      <w:r>
-        <w:br/>
-      </w:r>
-      <w:r>
-        <w:rPr>
-          <w:rStyle w:val="VerbatimChar"/>
-        </w:rPr>
-        <w:t xml:space="preserve">2 Chinstrap       3527.     3939.       34     34</w:t>
-      </w:r>
-      <w:r>
-        <w:br/>
-      </w:r>
-      <w:r>
-        <w:rPr>
-          <w:rStyle w:val="VerbatimChar"/>
-        </w:rPr>
-        <w:t xml:space="preserve">3 Gentoo          4680.     5485.       58     61</w:t>
-      </w:r>
-    </w:p>
-    <w:p>
-      <w:pPr>
-        <w:pStyle w:val="SourceCode"/>
-      </w:pPr>
-      <w:r>
-        <w:rPr>
-          <w:rStyle w:val="VerbatimChar"/>
-        </w:rPr>
-        <w:t xml:space="preserve">[1] "\nRegular means (WRONG for marginal means):"</w:t>
-      </w:r>
-    </w:p>
-    <w:p>
-      <w:pPr>
-        <w:pStyle w:val="SourceCode"/>
-      </w:pPr>
-      <w:r>
-        <w:rPr>
-          <w:rStyle w:val="VerbatimChar"/>
-        </w:rPr>
-        <w:t xml:space="preserve"># A tibble: 3 × 3</w:t>
-      </w:r>
-      <w:r>
-        <w:br/>
-      </w:r>
-      <w:r>
-        <w:rPr>
-          <w:rStyle w:val="VerbatimChar"/>
-        </w:rPr>
-        <w:t xml:space="preserve">  species   total_n regular_mean</w:t>
-      </w:r>
-      <w:r>
-        <w:br/>
-      </w:r>
-      <w:r>
-        <w:rPr>
-          <w:rStyle w:val="VerbatimChar"/>
-        </w:rPr>
-        <w:t xml:space="preserve">  &lt;fct&gt;       &lt;int&gt;        &lt;dbl&gt;</w:t>
-      </w:r>
-      <w:r>
-        <w:br/>
-      </w:r>
-      <w:r>
-        <w:rPr>
-          <w:rStyle w:val="VerbatimChar"/>
-        </w:rPr>
-        <w:t xml:space="preserve">1 Adelie        146        3706.</w:t>
-      </w:r>
-      <w:r>
-        <w:br/>
-      </w:r>
-      <w:r>
-        <w:rPr>
-          <w:rStyle w:val="VerbatimChar"/>
-        </w:rPr>
-        <w:t xml:space="preserve">2 Chinstrap      68        3733.</w:t>
-      </w:r>
-      <w:r>
-        <w:br/>
-      </w:r>
-      <w:r>
-        <w:rPr>
-          <w:rStyle w:val="VerbatimChar"/>
-        </w:rPr>
-        <w:t xml:space="preserve">3 Gentoo        119        5092.</w:t>
-      </w:r>
-    </w:p>
-    <w:p>
-      <w:pPr>
-        <w:pStyle w:val="SourceCode"/>
-      </w:pPr>
-      <w:r>
-        <w:rPr>
-          <w:rStyle w:val="VerbatimChar"/>
-        </w:rPr>
-        <w:t xml:space="preserve">[1] "\nEstimated Marginal Means for Species (CORRECT):"</w:t>
-      </w:r>
-    </w:p>
-    <w:p>
-      <w:pPr>
-        <w:pStyle w:val="SourceCode"/>
-      </w:pPr>
-      <w:r>
-        <w:rPr>
-          <w:rStyle w:val="VerbatimChar"/>
-        </w:rPr>
-        <w:t xml:space="preserve"># A tibble: 3 × 3</w:t>
-      </w:r>
-      <w:r>
-        <w:br/>
-      </w:r>
-      <w:r>
-        <w:rPr>
-          <w:rStyle w:val="VerbatimChar"/>
-        </w:rPr>
-        <w:t xml:space="preserve">  species   emm_mean calculation                   </w:t>
-      </w:r>
-      <w:r>
-        <w:br/>
-      </w:r>
-      <w:r>
-        <w:rPr>
-          <w:rStyle w:val="VerbatimChar"/>
-        </w:rPr>
-        <w:t xml:space="preserve">  &lt;fct&gt;        &lt;dbl&gt; &lt;chr&gt;                         </w:t>
-      </w:r>
-      <w:r>
-        <w:br/>
-      </w:r>
-      <w:r>
-        <w:rPr>
-          <w:rStyle w:val="VerbatimChar"/>
-        </w:rPr>
-        <w:t xml:space="preserve">1 Adelie       3706. (3368.8 + 4043.5) / 2 = 3706.2</w:t>
-      </w:r>
-      <w:r>
-        <w:br/>
-      </w:r>
-      <w:r>
-        <w:rPr>
-          <w:rStyle w:val="VerbatimChar"/>
-        </w:rPr>
-        <w:t xml:space="preserve">2 Chinstrap    3733. (3527.2 + 3939) / 2 = 3733.1  </w:t>
-      </w:r>
-      <w:r>
-        <w:br/>
-      </w:r>
-      <w:r>
-        <w:rPr>
-          <w:rStyle w:val="VerbatimChar"/>
-        </w:rPr>
-        <w:t xml:space="preserve">3 Gentoo       5082. (4679.7 + 5484.8) / 2 = 5082.3</w:t>
-      </w:r>
-    </w:p>
-    <w:p>
-      <w:pPr>
-        <w:pStyle w:val="SourceCode"/>
-      </w:pPr>
-      <w:r>
-        <w:rPr>
-          <w:rStyle w:val="VerbatimChar"/>
-        </w:rPr>
-        <w:t xml:space="preserve">[1] "\nComparison showing EMM calculation:"</w:t>
-      </w:r>
-    </w:p>
-    <w:p>
-      <w:pPr>
-        <w:pStyle w:val="SourceCode"/>
-      </w:pPr>
-      <w:r>
-        <w:rPr>
-          <w:rStyle w:val="VerbatimChar"/>
-        </w:rPr>
-        <w:t xml:space="preserve"># A tibble: 3 × 6</w:t>
-      </w:r>
-      <w:r>
-        <w:br/>
-      </w:r>
-      <w:r>
-        <w:rPr>
-          <w:rStyle w:val="VerbatimChar"/>
-        </w:rPr>
-        <w:t xml:space="preserve">  species   cell_mean_female cell_mean_male species_emm regular_mean difference</w:t>
-      </w:r>
-      <w:r>
-        <w:br/>
-      </w:r>
-      <w:r>
-        <w:rPr>
-          <w:rStyle w:val="VerbatimChar"/>
-        </w:rPr>
-        <w:t xml:space="preserve">  &lt;fct&gt;                &lt;dbl&gt;          &lt;dbl&gt;       &lt;dbl&gt;        &lt;dbl&gt;      &lt;dbl&gt;</w:t>
-      </w:r>
-      <w:r>
-        <w:br/>
-      </w:r>
-      <w:r>
-        <w:rPr>
-          <w:rStyle w:val="VerbatimChar"/>
-        </w:rPr>
-        <w:t xml:space="preserve">1 Adelie               3369.          4043.       3706.        3706.   4.55e-13</w:t>
-      </w:r>
-      <w:r>
-        <w:br/>
-      </w:r>
-      <w:r>
-        <w:rPr>
-          <w:rStyle w:val="VerbatimChar"/>
-        </w:rPr>
-        <w:t xml:space="preserve">2 Chinstrap            3527.          3939.       3733.        3733.   0       </w:t>
-      </w:r>
-      <w:r>
-        <w:br/>
-      </w:r>
-      <w:r>
-        <w:rPr>
-          <w:rStyle w:val="VerbatimChar"/>
-        </w:rPr>
-        <w:t xml:space="preserve">3 Gentoo               4680.          5485.       5082.        5092.  -1.01e+ 1</w:t>
-      </w:r>
-    </w:p>
-    <w:bookmarkEnd w:id="60"/>
-    <w:bookmarkStart w:id="61" w:name="estimated-marginal-means-1"/>
-    <w:p>
-      <w:pPr>
-        <w:pStyle w:val="Heading1"/>
-      </w:pPr>
-      <w:r>
-        <w:t xml:space="preserve">Estimated Marginal Means</w:t>
-      </w:r>
-    </w:p>
-    <w:p>
-      <w:pPr>
-        <w:numPr>
-          <w:ilvl w:val="0"/>
-          <w:numId w:val="1019"/>
-        </w:numPr>
-      </w:pPr>
-      <w:r>
-        <w:t xml:space="preserve">Before we go further we need to define what estimated marginal means are</w:t>
-      </w:r>
-    </w:p>
-    <w:p>
-      <w:pPr>
-        <w:numPr>
-          <w:ilvl w:val="0"/>
-          <w:numId w:val="1019"/>
-        </w:numPr>
-      </w:pPr>
-      <w:r>
-        <w:t xml:space="preserve">Balanced data - it is just the means of the groups… easy</w:t>
-      </w:r>
-    </w:p>
-    <w:p>
-      <w:pPr>
-        <w:numPr>
-          <w:ilvl w:val="0"/>
-          <w:numId w:val="1019"/>
-        </w:numPr>
-      </w:pPr>
-      <w:r>
-        <w:t xml:space="preserve">Unbalanced data - it is the mean of cells that represent the lowest average of the groups</w:t>
-      </w:r>
-    </w:p>
-    <w:p>
-      <w:pPr>
-        <w:pStyle w:val="SourceCode"/>
-      </w:pPr>
-      <w:r>
-        <w:rPr>
-          <w:rStyle w:val="VerbatimChar"/>
-        </w:rPr>
-        <w:t xml:space="preserve">[1] "Combined table with means and counts:"</w:t>
-      </w:r>
-    </w:p>
-    <w:p>
-      <w:pPr>
-        <w:pStyle w:val="SourceCode"/>
-      </w:pPr>
-      <w:r>
-        <w:rPr>
-          <w:rStyle w:val="VerbatimChar"/>
-        </w:rPr>
-        <w:t xml:space="preserve"># A tibble: 3 × 5</w:t>
-      </w:r>
-      <w:r>
-        <w:br/>
-      </w:r>
-      <w:r>
-        <w:rPr>
-          <w:rStyle w:val="VerbatimChar"/>
-        </w:rPr>
-        <w:t xml:space="preserve">  species   female_mean male_mean female_n male_n</w:t>
-      </w:r>
-      <w:r>
-        <w:br/>
-      </w:r>
-      <w:r>
-        <w:rPr>
-          <w:rStyle w:val="VerbatimChar"/>
-        </w:rPr>
-        <w:t xml:space="preserve">  &lt;fct&gt;           &lt;dbl&gt;     &lt;dbl&gt;    &lt;int&gt;  &lt;int&gt;</w:t>
-      </w:r>
-      <w:r>
-        <w:br/>
-      </w:r>
-      <w:r>
-        <w:rPr>
-          <w:rStyle w:val="VerbatimChar"/>
-        </w:rPr>
-        <w:t xml:space="preserve">1 Adelie          3369.     4043.       73     73</w:t>
-      </w:r>
-      <w:r>
-        <w:br/>
-      </w:r>
-      <w:r>
-        <w:rPr>
-          <w:rStyle w:val="VerbatimChar"/>
-        </w:rPr>
-        <w:t xml:space="preserve">2 Chinstrap       3527.     3939.       34     34</w:t>
-      </w:r>
-      <w:r>
-        <w:br/>
-      </w:r>
-      <w:r>
-        <w:rPr>
-          <w:rStyle w:val="VerbatimChar"/>
-        </w:rPr>
-        <w:t xml:space="preserve">3 Gentoo          4680.     5485.       58     61</w:t>
-      </w:r>
-    </w:p>
-    <w:p>
-      <w:pPr>
-        <w:pStyle w:val="SourceCode"/>
-      </w:pPr>
-      <w:r>
-        <w:rPr>
-          <w:rStyle w:val="VerbatimChar"/>
-        </w:rPr>
-        <w:t xml:space="preserve">[1] "\nRegular means sex (WRONG for marginal means):"</w:t>
-      </w:r>
-    </w:p>
-    <w:p>
-      <w:pPr>
-        <w:pStyle w:val="SourceCode"/>
-      </w:pPr>
-      <w:r>
-        <w:rPr>
-          <w:rStyle w:val="VerbatimChar"/>
-        </w:rPr>
-        <w:t xml:space="preserve"># A tibble: 2 × 3</w:t>
-      </w:r>
-      <w:r>
-        <w:br/>
-      </w:r>
-      <w:r>
-        <w:rPr>
-          <w:rStyle w:val="VerbatimChar"/>
-        </w:rPr>
-        <w:t xml:space="preserve">  sex    total_n regular_mean</w:t>
-      </w:r>
-      <w:r>
-        <w:br/>
-      </w:r>
-      <w:r>
-        <w:rPr>
-          <w:rStyle w:val="VerbatimChar"/>
-        </w:rPr>
-        <w:t xml:space="preserve">  &lt;fct&gt;    &lt;int&gt;        &lt;dbl&gt;</w:t>
-      </w:r>
-      <w:r>
-        <w:br/>
-      </w:r>
-      <w:r>
-        <w:rPr>
-          <w:rStyle w:val="VerbatimChar"/>
-        </w:rPr>
-        <w:t xml:space="preserve">1 female     165        3862.</w:t>
-      </w:r>
-      <w:r>
-        <w:br/>
-      </w:r>
-      <w:r>
-        <w:rPr>
-          <w:rStyle w:val="VerbatimChar"/>
-        </w:rPr>
-        <w:t xml:space="preserve">2 male       168        4546.</w:t>
-      </w:r>
-    </w:p>
-    <w:p>
-      <w:pPr>
-        <w:pStyle w:val="SourceCode"/>
-      </w:pPr>
-      <w:r>
-        <w:rPr>
-          <w:rStyle w:val="VerbatimChar"/>
-        </w:rPr>
-        <w:t xml:space="preserve">[1] "\nEstimated Marginal Means for Sex (CORRECT):"</w:t>
-      </w:r>
-    </w:p>
-    <w:p>
-      <w:pPr>
-        <w:pStyle w:val="SourceCode"/>
-      </w:pPr>
-      <w:r>
-        <w:rPr>
-          <w:rStyle w:val="VerbatimChar"/>
-        </w:rPr>
-        <w:t xml:space="preserve"># A tibble: 2 × 3</w:t>
-      </w:r>
-      <w:r>
-        <w:br/>
-      </w:r>
-      <w:r>
-        <w:rPr>
-          <w:rStyle w:val="VerbatimChar"/>
-        </w:rPr>
-        <w:t xml:space="preserve">  sex    emm_mean calculation                            </w:t>
-      </w:r>
-      <w:r>
-        <w:br/>
-      </w:r>
-      <w:r>
-        <w:rPr>
-          <w:rStyle w:val="VerbatimChar"/>
-        </w:rPr>
-        <w:t xml:space="preserve">  &lt;fct&gt;     &lt;dbl&gt; &lt;chr&gt;                                  </w:t>
-      </w:r>
-      <w:r>
-        <w:br/>
-      </w:r>
-      <w:r>
-        <w:rPr>
-          <w:rStyle w:val="VerbatimChar"/>
-        </w:rPr>
-        <w:t xml:space="preserve">1 female    3859. (3368.8 + 3527.2 + 4679.7) / 3 = 3858.6</w:t>
-      </w:r>
-      <w:r>
-        <w:br/>
-      </w:r>
-      <w:r>
-        <w:rPr>
-          <w:rStyle w:val="VerbatimChar"/>
-        </w:rPr>
-        <w:t xml:space="preserve">2 male      4489. (4043.5 + 3939 + 5484.8) / 3 = 4489.1  </w:t>
-      </w:r>
-    </w:p>
-    <w:p>
-      <w:pPr>
-        <w:pStyle w:val="SourceCode"/>
-      </w:pPr>
-      <w:r>
-        <w:rPr>
-          <w:rStyle w:val="VerbatimChar"/>
-        </w:rPr>
-        <w:t xml:space="preserve">[1] "\nComparison showing difference between regular and marginal means:"</w:t>
-      </w:r>
-    </w:p>
-    <w:p>
-      <w:pPr>
-        <w:pStyle w:val="SourceCode"/>
-      </w:pPr>
-      <w:r>
-        <w:rPr>
-          <w:rStyle w:val="VerbatimChar"/>
-        </w:rPr>
-        <w:t xml:space="preserve"># A tibble: 2 × 5</w:t>
-      </w:r>
-      <w:r>
-        <w:br/>
-      </w:r>
-      <w:r>
-        <w:rPr>
-          <w:rStyle w:val="VerbatimChar"/>
-        </w:rPr>
-        <w:t xml:space="preserve">  sex    total_n regular_mean emm_mean difference</w:t>
-      </w:r>
-      <w:r>
-        <w:br/>
-      </w:r>
-      <w:r>
-        <w:rPr>
-          <w:rStyle w:val="VerbatimChar"/>
-        </w:rPr>
-        <w:t xml:space="preserve">  &lt;fct&gt;    &lt;int&gt;        &lt;dbl&gt;    &lt;dbl&gt;      &lt;dbl&gt;</w:t>
-      </w:r>
-      <w:r>
-        <w:br/>
-      </w:r>
-      <w:r>
-        <w:rPr>
-          <w:rStyle w:val="VerbatimChar"/>
-        </w:rPr>
-        <w:t xml:space="preserve">1 female     165        3862.    3859.      -3.68</w:t>
-      </w:r>
-      <w:r>
-        <w:br/>
-      </w:r>
-      <w:r>
-        <w:rPr>
-          <w:rStyle w:val="VerbatimChar"/>
-        </w:rPr>
-        <w:t xml:space="preserve">2 male       168        4546.    4489.     -56.6 </w:t>
-      </w:r>
-    </w:p>
-    <w:bookmarkEnd w:id="61"/>
-    <w:bookmarkStart w:id="62" w:name="anova-table-structure"/>
-    <w:p>
-      <w:pPr>
-        <w:pStyle w:val="Heading1"/>
-      </w:pPr>
-      <w:r>
-        <w:t xml:space="preserve">ANOVA Table Structure</w:t>
-      </w:r>
-    </w:p>
-    <w:p>
-      <w:pPr>
-        <w:pStyle w:val="Compact"/>
-        <w:numPr>
-          <w:ilvl w:val="0"/>
-          <w:numId w:val="1020"/>
-        </w:numPr>
-      </w:pPr>
-      <w:r>
-        <w:t xml:space="preserve">SStotal = SSA + SSB + SSAB+ SSresidual = (Y - Grand Mean Y)^2</w:t>
-      </w:r>
-    </w:p>
-    <w:p>
-      <w:pPr>
-        <w:pStyle w:val="Compact"/>
-        <w:numPr>
-          <w:ilvl w:val="0"/>
-          <w:numId w:val="1020"/>
-        </w:numPr>
-      </w:pPr>
-      <w:r>
-        <w:t xml:space="preserve">SSresidual = (Y - Yhat)^2 or the difference between each</w:t>
+        <w:t xml:space="preserve">SSresidual = (Y -Yhat)^2 or the difference between each observation</w:t>
       </w:r>
       <w:r>
         <w:t xml:space="preserve"> </w:t>
       </w:r>
       <w:r>
-        <w:t xml:space="preserve">observation and the appropriate cell mean, summed over all</w:t>
-      </w:r>
-      <w:r>
-        <w:t xml:space="preserve"> </w:t>
-      </w:r>
-      <w:r>
-        <w:t xml:space="preserve">observations</w:t>
+        <w:t xml:space="preserve">and the appropriate cell mean, summed over all observations</w:t>
       </w:r>
     </w:p>
     <w:tbl>
       <w:tblPr>
         <w:tblStyle w:val="Table"/>
-        <w:tblW w:type="pct" w:w="5000"/>
+        <w:tblW w:type="pct" w:w="4000"/>
         <w:tblLayout w:type="fixed"/>
         <w:tblLook w:firstRow="1" w:lastRow="0" w:firstColumn="0" w:lastColumn="0" w:noHBand="0" w:noVBand="0" w:val="0020"/>
       </w:tblPr>
       <w:tblGrid>
-        <w:gridCol w:w="1980"/>
-        <w:gridCol w:w="1980"/>
-        <w:gridCol w:w="1980"/>
-        <w:gridCol w:w="1980"/>
+        <w:gridCol w:w="792"/>
+        <w:gridCol w:w="3168"/>
+        <w:gridCol w:w="1188"/>
+        <w:gridCol w:w="1188"/>
       </w:tblGrid>
       <w:tr>
         <w:trPr>
@@ -3509,18 +3574,23 @@
                               <m:grow/>
                             </m:dPr>
                             <m:e>
+                              <m:r>
+                                <m:t> </m:t>
+                              </m:r>
+                              <m:r>
+                                <m:t>b</m:t>
+                              </m:r>
+                              <m:r>
+                                <m:t>a</m:t>
+                              </m:r>
+                              <m:r>
+                                <m:t>r</m:t>
+                              </m:r>
                               <m:sSub>
                                 <m:e>
-                                  <m:acc>
-                                    <m:accPr>
-                                      <m:chr m:val="‾"/>
-                                    </m:accPr>
-                                    <m:e>
-                                      <m:r>
-                                        <m:t>y</m:t>
-                                      </m:r>
-                                    </m:e>
-                                  </m:acc>
+                                  <m:r>
+                                    <m:t>y</m:t>
+                                  </m:r>
                                 </m:e>
                                 <m:sub>
                                   <m:r>
@@ -4002,11 +4072,43 @@
                     </m:e>
                     <m:sub>
                       <m:r>
-                        <m:rPr>
-                          <m:nor/>
-                          <m:sty m:val="p"/>
-                        </m:rPr>
-                        <m:t>Residual</m:t>
+                        <m:t> </m:t>
+                      </m:r>
+                      <m:r>
+                        <m:t>t</m:t>
+                      </m:r>
+                      <m:r>
+                        <m:t>e</m:t>
+                      </m:r>
+                      <m:r>
+                        <m:t>x</m:t>
+                      </m:r>
+                      <m:r>
+                        <m:t>t</m:t>
+                      </m:r>
+                      <m:r>
+                        <m:t>R</m:t>
+                      </m:r>
+                      <m:r>
+                        <m:t>e</m:t>
+                      </m:r>
+                      <m:r>
+                        <m:t>s</m:t>
+                      </m:r>
+                      <m:r>
+                        <m:t>i</m:t>
+                      </m:r>
+                      <m:r>
+                        <m:t>d</m:t>
+                      </m:r>
+                      <m:r>
+                        <m:t>u</m:t>
+                      </m:r>
+                      <m:r>
+                        <m:t>a</m:t>
+                      </m:r>
+                      <m:r>
+                        <m:t>l</m:t>
                       </m:r>
                     </m:sub>
                   </m:sSub>
@@ -4249,8 +4351,8 @@
         </w:tc>
       </w:tr>
     </w:tbl>
-    <w:bookmarkEnd w:id="62"/>
-    <w:bookmarkStart w:id="69" w:name="ssa-factor-a-effects"/>
+    <w:bookmarkEnd w:id="65"/>
+    <w:bookmarkStart w:id="72" w:name="ssa-factor-a-effects"/>
     <w:p>
       <w:pPr>
         <w:pStyle w:val="Heading1"/>
@@ -4261,53 +4363,61 @@
     </w:p>
     <w:p>
       <w:pPr>
+        <w:pStyle w:val="Compact"/>
+        <w:numPr>
+          <w:ilvl w:val="0"/>
+          <w:numId w:val="1019"/>
+        </w:numPr>
+      </w:pPr>
+      <w:r>
+        <w:t xml:space="preserve">SSA is SS of differences between each marginal mean of A and overall</w:t>
+      </w:r>
+      <w:r>
+        <w:t xml:space="preserve"> </w:t>
+      </w:r>
+      <w:r>
+        <w:t xml:space="preserve">mean</w:t>
+      </w:r>
+    </w:p>
+    <w:p>
+      <w:pPr>
+        <w:pStyle w:val="Compact"/>
+        <w:numPr>
+          <w:ilvl w:val="0"/>
+          <w:numId w:val="1019"/>
+        </w:numPr>
+      </w:pPr>
+      <w:r>
+        <w:t xml:space="preserve">If A is species then get the emmeans for factor A down and subtract</w:t>
+      </w:r>
+      <w:r>
+        <w:t xml:space="preserve"> </w:t>
+      </w:r>
+      <w:r>
+        <w:t xml:space="preserve">from overall mean</w:t>
+      </w:r>
+    </w:p>
+    <w:p>
+      <w:pPr>
         <w:pStyle w:val="FirstParagraph"/>
-      </w:pPr>
-      <w:r>
-        <w:t xml:space="preserve">SSA is SS of differences between each marginal mean of A and overall</w:t>
-      </w:r>
-      <w:r>
-        <w:t xml:space="preserve"> </w:t>
-      </w:r>
-      <w:r>
-        <w:t xml:space="preserve">mean</w:t>
-      </w:r>
-    </w:p>
-    <w:p>
-      <w:pPr>
-        <w:pStyle w:val="BodyText"/>
-      </w:pPr>
-      <w:r>
-        <w:t xml:space="preserve">If A is species then get the emmeans for factor A down and subtract from</w:t>
-      </w:r>
-      <w:r>
-        <w:t xml:space="preserve"> </w:t>
-      </w:r>
-      <w:r>
-        <w:t xml:space="preserve">overall mean</w:t>
-      </w:r>
-    </w:p>
-    <w:p>
-      <w:pPr>
-        <w:pStyle w:val="BodyText"/>
       </w:pPr>
       <w:r>
         <w:drawing>
           <wp:inline>
-            <wp:extent cx="4762500" cy="2338727"/>
+            <wp:extent cx="5262880" cy="2584449"/>
             <wp:effectExtent b="0" l="0" r="0" t="0"/>
-            <wp:docPr descr="" title="" id="64" name="Picture"/>
+            <wp:docPr descr="" title="" id="67" name="Picture"/>
             <a:graphic>
               <a:graphicData uri="http://schemas.openxmlformats.org/drawingml/2006/picture">
                 <pic:pic>
                   <pic:nvPicPr>
-                    <pic:cNvPr descr="images/clipboard-4218970939.png" id="65" name="Picture"/>
+                    <pic:cNvPr descr="images/clipboard-4218970939.png" id="68" name="Picture"/>
                     <pic:cNvPicPr>
                       <a:picLocks noChangeArrowheads="1" noChangeAspect="1"/>
                     </pic:cNvPicPr>
                   </pic:nvPicPr>
                   <pic:blipFill>
-                    <a:blip r:embed="rId63"/>
+                    <a:blip r:embed="rId66"/>
                     <a:stretch>
                       <a:fillRect/>
                     </a:stretch>
@@ -4315,7 +4425,7 @@
                   <pic:spPr bwMode="auto">
                     <a:xfrm>
                       <a:off x="0" y="0"/>
-                      <a:ext cx="4762500" cy="2338727"/>
+                      <a:ext cx="5262880" cy="2584449"/>
                     </a:xfrm>
                     <a:prstGeom prst="rect">
                       <a:avLst/>
@@ -4341,20 +4451,20 @@
       <w:r>
         <w:drawing>
           <wp:inline>
-            <wp:extent cx="4514850" cy="1366881"/>
+            <wp:extent cx="5262880" cy="1593348"/>
             <wp:effectExtent b="0" l="0" r="0" t="0"/>
-            <wp:docPr descr="" title="" id="67" name="Picture"/>
+            <wp:docPr descr="" title="" id="70" name="Picture"/>
             <a:graphic>
               <a:graphicData uri="http://schemas.openxmlformats.org/drawingml/2006/picture">
                 <pic:pic>
                   <pic:nvPicPr>
-                    <pic:cNvPr descr="images/clipboard-4251414171.png" id="68" name="Picture"/>
+                    <pic:cNvPr descr="images/clipboard-4251414171.png" id="71" name="Picture"/>
                     <pic:cNvPicPr>
                       <a:picLocks noChangeArrowheads="1" noChangeAspect="1"/>
                     </pic:cNvPicPr>
                   </pic:nvPicPr>
                   <pic:blipFill>
-                    <a:blip r:embed="rId66"/>
+                    <a:blip r:embed="rId69"/>
                     <a:stretch>
                       <a:fillRect/>
                     </a:stretch>
@@ -4362,7 +4472,7 @@
                   <pic:spPr bwMode="auto">
                     <a:xfrm>
                       <a:off x="0" y="0"/>
-                      <a:ext cx="4514850" cy="1366881"/>
+                      <a:ext cx="5262880" cy="1593348"/>
                     </a:xfrm>
                     <a:prstGeom prst="rect">
                       <a:avLst/>
@@ -4381,8 +4491,8 @@
         </w:drawing>
       </w:r>
     </w:p>
-    <w:bookmarkEnd w:id="69"/>
-    <w:bookmarkStart w:id="74" w:name="ssb-factor-b-effects"/>
+    <w:bookmarkEnd w:id="72"/>
+    <w:bookmarkStart w:id="77" w:name="ssb-factor-b-effects"/>
     <w:p>
       <w:pPr>
         <w:pStyle w:val="Heading1"/>
@@ -4393,53 +4503,61 @@
     </w:p>
     <w:p>
       <w:pPr>
+        <w:pStyle w:val="Compact"/>
+        <w:numPr>
+          <w:ilvl w:val="0"/>
+          <w:numId w:val="1020"/>
+        </w:numPr>
+      </w:pPr>
+      <w:r>
+        <w:t xml:space="preserve">SSB is SS of differences between each marginal mean of B and overall</w:t>
+      </w:r>
+      <w:r>
+        <w:t xml:space="preserve"> </w:t>
+      </w:r>
+      <w:r>
+        <w:t xml:space="preserve">mean</w:t>
+      </w:r>
+    </w:p>
+    <w:p>
+      <w:pPr>
+        <w:pStyle w:val="Compact"/>
+        <w:numPr>
+          <w:ilvl w:val="0"/>
+          <w:numId w:val="1020"/>
+        </w:numPr>
+      </w:pPr>
+      <w:r>
+        <w:t xml:space="preserve">If B is sex then get the emmeans for factor B across and subtract</w:t>
+      </w:r>
+      <w:r>
+        <w:t xml:space="preserve"> </w:t>
+      </w:r>
+      <w:r>
+        <w:t xml:space="preserve">from overall mean</w:t>
+      </w:r>
+    </w:p>
+    <w:p>
+      <w:pPr>
         <w:pStyle w:val="FirstParagraph"/>
-      </w:pPr>
-      <w:r>
-        <w:t xml:space="preserve">SSB is SS of differences between each marginal mean of B and overall</w:t>
-      </w:r>
-      <w:r>
-        <w:t xml:space="preserve"> </w:t>
-      </w:r>
-      <w:r>
-        <w:t xml:space="preserve">mean</w:t>
-      </w:r>
-    </w:p>
-    <w:p>
-      <w:pPr>
-        <w:pStyle w:val="BodyText"/>
-      </w:pPr>
-      <w:r>
-        <w:t xml:space="preserve">If B is sex then get the emmeans for factor B across and subtract from</w:t>
-      </w:r>
-      <w:r>
-        <w:t xml:space="preserve"> </w:t>
-      </w:r>
-      <w:r>
-        <w:t xml:space="preserve">overall mean</w:t>
-      </w:r>
-    </w:p>
-    <w:p>
-      <w:pPr>
-        <w:pStyle w:val="BodyText"/>
       </w:pPr>
       <w:r>
         <w:drawing>
           <wp:inline>
-            <wp:extent cx="4762500" cy="2338727"/>
+            <wp:extent cx="5262880" cy="2584449"/>
             <wp:effectExtent b="0" l="0" r="0" t="0"/>
-            <wp:docPr descr="" title="" id="70" name="Picture"/>
+            <wp:docPr descr="" title="" id="73" name="Picture"/>
             <a:graphic>
               <a:graphicData uri="http://schemas.openxmlformats.org/drawingml/2006/picture">
                 <pic:pic>
                   <pic:nvPicPr>
-                    <pic:cNvPr descr="images/clipboard-4218970939.png" id="71" name="Picture"/>
+                    <pic:cNvPr descr="images/clipboard-4218970939.png" id="74" name="Picture"/>
                     <pic:cNvPicPr>
                       <a:picLocks noChangeArrowheads="1" noChangeAspect="1"/>
                     </pic:cNvPicPr>
                   </pic:nvPicPr>
                   <pic:blipFill>
-                    <a:blip r:embed="rId63"/>
+                    <a:blip r:embed="rId66"/>
                     <a:stretch>
                       <a:fillRect/>
                     </a:stretch>
@@ -4447,7 +4565,7 @@
                   <pic:spPr bwMode="auto">
                     <a:xfrm>
                       <a:off x="0" y="0"/>
-                      <a:ext cx="4762500" cy="2338727"/>
+                      <a:ext cx="5262880" cy="2584449"/>
                     </a:xfrm>
                     <a:prstGeom prst="rect">
                       <a:avLst/>
@@ -4473,20 +4591,20 @@
       <w:r>
         <w:drawing>
           <wp:inline>
-            <wp:extent cx="4514850" cy="1366881"/>
+            <wp:extent cx="5262880" cy="1593348"/>
             <wp:effectExtent b="0" l="0" r="0" t="0"/>
-            <wp:docPr descr="" title="" id="72" name="Picture"/>
+            <wp:docPr descr="" title="" id="75" name="Picture"/>
             <a:graphic>
               <a:graphicData uri="http://schemas.openxmlformats.org/drawingml/2006/picture">
                 <pic:pic>
                   <pic:nvPicPr>
-                    <pic:cNvPr descr="images/clipboard-4251414171.png" id="73" name="Picture"/>
+                    <pic:cNvPr descr="images/clipboard-4251414171.png" id="76" name="Picture"/>
                     <pic:cNvPicPr>
                       <a:picLocks noChangeArrowheads="1" noChangeAspect="1"/>
                     </pic:cNvPicPr>
                   </pic:nvPicPr>
                   <pic:blipFill>
-                    <a:blip r:embed="rId66"/>
+                    <a:blip r:embed="rId69"/>
                     <a:stretch>
                       <a:fillRect/>
                     </a:stretch>
@@ -4494,7 +4612,7 @@
                   <pic:spPr bwMode="auto">
                     <a:xfrm>
                       <a:off x="0" y="0"/>
-                      <a:ext cx="4514850" cy="1366881"/>
+                      <a:ext cx="5262880" cy="1593348"/>
                     </a:xfrm>
                     <a:prstGeom prst="rect">
                       <a:avLst/>
@@ -4513,8 +4631,8 @@
         </w:drawing>
       </w:r>
     </w:p>
-    <w:bookmarkEnd w:id="74"/>
-    <w:bookmarkStart w:id="80" w:name="ssab-interaction-effects"/>
+    <w:bookmarkEnd w:id="77"/>
+    <w:bookmarkStart w:id="83" w:name="ssab-interaction-effects"/>
     <w:p>
       <w:pPr>
         <w:pStyle w:val="Heading1"/>
@@ -4525,33 +4643,37 @@
     </w:p>
     <w:p>
       <w:pPr>
+        <w:pStyle w:val="Compact"/>
+        <w:numPr>
+          <w:ilvl w:val="0"/>
+          <w:numId w:val="1021"/>
+        </w:numPr>
+      </w:pPr>
+      <w:r>
+        <w:t xml:space="preserve">SSAB is SS of cell means minus marginal means plus overall mean</w:t>
+      </w:r>
+    </w:p>
+    <w:p>
+      <w:pPr>
         <w:pStyle w:val="FirstParagraph"/>
-      </w:pPr>
-      <w:r>
-        <w:t xml:space="preserve">SSAB is SS of cell means minus marginal means plus overall mean</w:t>
-      </w:r>
-    </w:p>
-    <w:p>
-      <w:pPr>
-        <w:pStyle w:val="BodyText"/>
       </w:pPr>
       <w:r>
         <w:drawing>
           <wp:inline>
-            <wp:extent cx="4762500" cy="2331357"/>
+            <wp:extent cx="5262880" cy="2576305"/>
             <wp:effectExtent b="0" l="0" r="0" t="0"/>
-            <wp:docPr descr="" title="" id="76" name="Picture"/>
+            <wp:docPr descr="" title="" id="79" name="Picture"/>
             <a:graphic>
               <a:graphicData uri="http://schemas.openxmlformats.org/drawingml/2006/picture">
                 <pic:pic>
                   <pic:nvPicPr>
-                    <pic:cNvPr descr="images/clipboard-3485990288.png" id="77" name="Picture"/>
+                    <pic:cNvPr descr="images/clipboard-3485990288.png" id="80" name="Picture"/>
                     <pic:cNvPicPr>
                       <a:picLocks noChangeArrowheads="1" noChangeAspect="1"/>
                     </pic:cNvPicPr>
                   </pic:nvPicPr>
                   <pic:blipFill>
-                    <a:blip r:embed="rId75"/>
+                    <a:blip r:embed="rId78"/>
                     <a:stretch>
                       <a:fillRect/>
                     </a:stretch>
@@ -4559,7 +4681,7 @@
                   <pic:spPr bwMode="auto">
                     <a:xfrm>
                       <a:off x="0" y="0"/>
-                      <a:ext cx="4762500" cy="2331357"/>
+                      <a:ext cx="5262880" cy="2576305"/>
                     </a:xfrm>
                     <a:prstGeom prst="rect">
                       <a:avLst/>
@@ -4585,20 +4707,20 @@
       <w:r>
         <w:drawing>
           <wp:inline>
-            <wp:extent cx="4514850" cy="1366881"/>
+            <wp:extent cx="5262880" cy="1593348"/>
             <wp:effectExtent b="0" l="0" r="0" t="0"/>
-            <wp:docPr descr="" title="" id="78" name="Picture"/>
+            <wp:docPr descr="" title="" id="81" name="Picture"/>
             <a:graphic>
               <a:graphicData uri="http://schemas.openxmlformats.org/drawingml/2006/picture">
                 <pic:pic>
                   <pic:nvPicPr>
-                    <pic:cNvPr descr="images/clipboard-4251414171.png" id="79" name="Picture"/>
+                    <pic:cNvPr descr="images/clipboard-4251414171.png" id="82" name="Picture"/>
                     <pic:cNvPicPr>
                       <a:picLocks noChangeArrowheads="1" noChangeAspect="1"/>
                     </pic:cNvPicPr>
                   </pic:nvPicPr>
                   <pic:blipFill>
-                    <a:blip r:embed="rId66"/>
+                    <a:blip r:embed="rId69"/>
                     <a:stretch>
                       <a:fillRect/>
                     </a:stretch>
@@ -4606,7 +4728,7 @@
                   <pic:spPr bwMode="auto">
                     <a:xfrm>
                       <a:off x="0" y="0"/>
-                      <a:ext cx="4514850" cy="1366881"/>
+                      <a:ext cx="5262880" cy="1593348"/>
                     </a:xfrm>
                     <a:prstGeom prst="rect">
                       <a:avLst/>
@@ -4625,8 +4747,8 @@
         </w:drawing>
       </w:r>
     </w:p>
-    <w:bookmarkEnd w:id="80"/>
-    <w:bookmarkStart w:id="81" w:name="f-ratio-calculations"/>
+    <w:bookmarkEnd w:id="83"/>
+    <w:bookmarkStart w:id="84" w:name="f-ratio-calculations"/>
     <w:p>
       <w:pPr>
         <w:pStyle w:val="Heading1"/>
@@ -4637,7 +4759,11 @@
     </w:p>
     <w:p>
       <w:pPr>
-        <w:pStyle w:val="FirstParagraph"/>
+        <w:pStyle w:val="Compact"/>
+        <w:numPr>
+          <w:ilvl w:val="0"/>
+          <w:numId w:val="1022"/>
+        </w:numPr>
       </w:pPr>
       <w:r>
         <w:t xml:space="preserve">SS converted to MS;</w:t>
@@ -4645,7 +4771,11 @@
     </w:p>
     <w:p>
       <w:pPr>
-        <w:pStyle w:val="BodyText"/>
+        <w:pStyle w:val="Compact"/>
+        <w:numPr>
+          <w:ilvl w:val="0"/>
+          <w:numId w:val="1022"/>
+        </w:numPr>
       </w:pPr>
       <w:r>
         <w:t xml:space="preserve">F-ratio calculations are different depending on whether factors are</w:t>
@@ -4691,7 +4821,7 @@
           <w:p>
             <w:pPr>
               <w:pStyle w:val="Compact"/>
-              <w:jc w:val="center"/>
+              <w:jc w:val="left"/>
             </w:pPr>
             <w:r>
               <w:t xml:space="preserve">A and B fixed</w:t>
@@ -4703,7 +4833,7 @@
           <w:p>
             <w:pPr>
               <w:pStyle w:val="Compact"/>
-              <w:jc w:val="center"/>
+              <w:jc w:val="left"/>
             </w:pPr>
             <w:r>
               <w:t xml:space="preserve">A and B random</w:t>
@@ -4715,7 +4845,7 @@
           <w:p>
             <w:pPr>
               <w:pStyle w:val="Compact"/>
-              <w:jc w:val="center"/>
+              <w:jc w:val="left"/>
             </w:pPr>
             <w:r>
               <w:t xml:space="preserve">A fixed, B random</w:t>
@@ -4741,7 +4871,7 @@
           <w:p>
             <w:pPr>
               <w:pStyle w:val="Compact"/>
-              <w:jc w:val="center"/>
+              <w:jc w:val="left"/>
             </w:pPr>
             <m:oMath>
               <m:f>
@@ -4812,7 +4942,7 @@
           <w:p>
             <w:pPr>
               <w:pStyle w:val="Compact"/>
-              <w:jc w:val="center"/>
+              <w:jc w:val="left"/>
             </w:pPr>
             <m:oMath>
               <m:f>
@@ -4865,7 +4995,7 @@
           <w:p>
             <w:pPr>
               <w:pStyle w:val="Compact"/>
-              <w:jc w:val="center"/>
+              <w:jc w:val="left"/>
             </w:pPr>
             <m:oMath>
               <m:f>
@@ -4932,7 +5062,7 @@
           <w:p>
             <w:pPr>
               <w:pStyle w:val="Compact"/>
-              <w:jc w:val="center"/>
+              <w:jc w:val="left"/>
             </w:pPr>
             <m:oMath>
               <m:f>
@@ -5003,7 +5133,7 @@
           <w:p>
             <w:pPr>
               <w:pStyle w:val="Compact"/>
-              <w:jc w:val="center"/>
+              <w:jc w:val="left"/>
             </w:pPr>
             <m:oMath>
               <m:f>
@@ -5056,7 +5186,7 @@
           <w:p>
             <w:pPr>
               <w:pStyle w:val="Compact"/>
-              <w:jc w:val="center"/>
+              <w:jc w:val="left"/>
             </w:pPr>
             <m:oMath>
               <m:f>
@@ -5123,7 +5253,7 @@
           <w:p>
             <w:pPr>
               <w:pStyle w:val="Compact"/>
-              <w:jc w:val="center"/>
+              <w:jc w:val="left"/>
             </w:pPr>
             <m:oMath>
               <m:f>
@@ -5197,7 +5327,7 @@
           <w:p>
             <w:pPr>
               <w:pStyle w:val="Compact"/>
-              <w:jc w:val="center"/>
+              <w:jc w:val="left"/>
             </w:pPr>
             <m:oMath>
               <m:f>
@@ -5271,7 +5401,7 @@
           <w:p>
             <w:pPr>
               <w:pStyle w:val="Compact"/>
-              <w:jc w:val="center"/>
+              <w:jc w:val="left"/>
             </w:pPr>
             <m:oMath>
               <m:f>
@@ -5342,190 +5472,14 @@
         </w:tc>
       </w:tr>
     </w:tbl>
-    <w:bookmarkEnd w:id="81"/>
-    <w:bookmarkStart w:id="82" w:name="hypotheses-fixed-factors"/>
+    <w:bookmarkEnd w:id="84"/>
+    <w:bookmarkStart w:id="85" w:name="hypotheses-fixed-factors"/>
     <w:p>
       <w:pPr>
         <w:pStyle w:val="Heading1"/>
       </w:pPr>
       <w:r>
         <w:t xml:space="preserve">Hypotheses: Fixed Factors</w:t>
-      </w:r>
-    </w:p>
-    <w:p>
-      <w:pPr>
-        <w:pStyle w:val="FirstParagraph"/>
-      </w:pPr>
-      <w:r>
-        <w:t xml:space="preserve">3 hypotheses are tested in a two-way factorial ANOVA:</w:t>
-      </w:r>
-    </w:p>
-    <w:p>
-      <w:pPr>
-        <w:pStyle w:val="BodyText"/>
-      </w:pPr>
-      <w:r>
-        <w:t xml:space="preserve">A, B, A*B Both factors fixed:</w:t>
-      </w:r>
-    </w:p>
-    <w:p>
-      <w:pPr>
-        <w:pStyle w:val="Compact"/>
-        <w:numPr>
-          <w:ilvl w:val="0"/>
-          <w:numId w:val="1021"/>
-        </w:numPr>
-      </w:pPr>
-      <w:r>
-        <w:t xml:space="preserve">Ho(A): µ1= µ2= µ3=…. µi= µp (no diff. in marginal means of A,</w:t>
-      </w:r>
-      <w:r>
-        <w:t xml:space="preserve"> </w:t>
-      </w:r>
-      <w:r>
-        <w:t xml:space="preserve">pooling across all levels of B)</w:t>
-      </w:r>
-    </w:p>
-    <w:p>
-      <w:pPr>
-        <w:pStyle w:val="Compact"/>
-        <w:numPr>
-          <w:ilvl w:val="0"/>
-          <w:numId w:val="1021"/>
-        </w:numPr>
-      </w:pPr>
-      <w:r>
-        <w:t xml:space="preserve">Ho(B): µ1= µ2= µ3=…. µj= µq (no diff. in marginal means of B,</w:t>
-      </w:r>
-      <w:r>
-        <w:t xml:space="preserve"> </w:t>
-      </w:r>
-      <w:r>
-        <w:t xml:space="preserve">pooling across all levels of A)</w:t>
-      </w:r>
-    </w:p>
-    <w:p>
-      <w:pPr>
-        <w:pStyle w:val="Compact"/>
-        <w:numPr>
-          <w:ilvl w:val="0"/>
-          <w:numId w:val="1021"/>
-        </w:numPr>
-      </w:pPr>
-      <w:r>
-        <w:t xml:space="preserve">Ho(AB): µij- µi - µj + µ = 0 (no effect of interaction)</w:t>
-      </w:r>
-    </w:p>
-    <w:bookmarkEnd w:id="82"/>
-    <w:bookmarkStart w:id="83" w:name="hypotheses-mixed-model"/>
-    <w:p>
-      <w:pPr>
-        <w:pStyle w:val="Heading1"/>
-      </w:pPr>
-      <w:r>
-        <w:t xml:space="preserve">Hypotheses: Mixed Model</w:t>
-      </w:r>
-    </w:p>
-    <w:p>
-      <w:pPr>
-        <w:pStyle w:val="FirstParagraph"/>
-      </w:pPr>
-      <w:r>
-        <w:t xml:space="preserve">3 hypotheses are tested in a two-way factorial ANOVA: A, B, A*B</w:t>
-      </w:r>
-    </w:p>
-    <w:p>
-      <w:pPr>
-        <w:pStyle w:val="BodyText"/>
-      </w:pPr>
-      <w:r>
-        <w:t xml:space="preserve">One fixed, one random:</w:t>
-      </w:r>
-    </w:p>
-    <w:p>
-      <w:pPr>
-        <w:pStyle w:val="Compact"/>
-        <w:numPr>
-          <w:ilvl w:val="0"/>
-          <w:numId w:val="1022"/>
-        </w:numPr>
-      </w:pPr>
-      <w:r>
-        <w:t xml:space="preserve">Ho(A): µ1= µ2= µ3=…. µi= µp (no diff. in marginal means of A,</w:t>
-      </w:r>
-      <w:r>
-        <w:t xml:space="preserve"> </w:t>
-      </w:r>
-      <w:r>
-        <w:t xml:space="preserve">pooling across all levels of B)</w:t>
-      </w:r>
-    </w:p>
-    <w:p>
-      <w:pPr>
-        <w:pStyle w:val="Compact"/>
-        <w:numPr>
-          <w:ilvl w:val="0"/>
-          <w:numId w:val="1022"/>
-        </w:numPr>
-      </w:pPr>
-      <w:r>
-        <w:t xml:space="preserve">Ho(B): σB2= 0 (no added variance due to levels of B that could have</w:t>
-      </w:r>
-      <w:r>
-        <w:t xml:space="preserve"> </w:t>
-      </w:r>
-      <w:r>
-        <w:t xml:space="preserve">been used)</w:t>
-      </w:r>
-    </w:p>
-    <w:p>
-      <w:pPr>
-        <w:pStyle w:val="Compact"/>
-        <w:numPr>
-          <w:ilvl w:val="0"/>
-          <w:numId w:val="1022"/>
-        </w:numPr>
-      </w:pPr>
-      <w:r>
-        <w:t xml:space="preserve">Ho(AB): σAB2= 0 (no added variance due to interaction between all</w:t>
-      </w:r>
-      <w:r>
-        <w:t xml:space="preserve"> </w:t>
-      </w:r>
-      <w:r>
-        <w:t xml:space="preserve">levels of A and B that could have been used)</w:t>
-      </w:r>
-    </w:p>
-    <w:bookmarkEnd w:id="83"/>
-    <w:bookmarkStart w:id="87" w:name="example-study-details"/>
-    <w:p>
-      <w:pPr>
-        <w:pStyle w:val="Heading1"/>
-      </w:pPr>
-      <w:r>
-        <w:t xml:space="preserve">Example Study Details</w:t>
-      </w:r>
-    </w:p>
-    <w:p>
-      <w:pPr>
-        <w:pStyle w:val="FirstParagraph"/>
-      </w:pPr>
-      <w:r>
-        <w:t xml:space="preserve">So lets try the example with the penguin data that is in the package</w:t>
-      </w:r>
-      <w:r>
-        <w:t xml:space="preserve"> </w:t>
-      </w:r>
-      <w:r>
-        <w:t xml:space="preserve">penguin</w:t>
-      </w:r>
-    </w:p>
-    <w:p>
-      <w:pPr>
-        <w:pStyle w:val="BodyText"/>
-      </w:pPr>
-      <w:r>
-        <w:t xml:space="preserve">Effect of species and sex on body_mass_g</w:t>
       </w:r>
     </w:p>
     <w:p>
@@ -5537,7 +5491,7 @@
         </w:numPr>
       </w:pPr>
       <w:r>
-        <w:t xml:space="preserve">3 species (factor A)</w:t>
+        <w:t xml:space="preserve">3 hypotheses are tested in a two-way factorial ANOVA:</w:t>
       </w:r>
     </w:p>
     <w:p>
@@ -5549,6 +5503,202 @@
         </w:numPr>
       </w:pPr>
       <w:r>
+        <w:t xml:space="preserve">A, B, A*B Both factors fixed:</w:t>
+      </w:r>
+    </w:p>
+    <w:p>
+      <w:pPr>
+        <w:pStyle w:val="Compact"/>
+        <w:numPr>
+          <w:ilvl w:val="1"/>
+          <w:numId w:val="1024"/>
+        </w:numPr>
+      </w:pPr>
+      <w:r>
+        <w:t xml:space="preserve">Ho(A): µ1= µ2= µ3=…. µi= µp (no diff. in marginal means of A,</w:t>
+      </w:r>
+      <w:r>
+        <w:t xml:space="preserve"> </w:t>
+      </w:r>
+      <w:r>
+        <w:t xml:space="preserve">pooling across all levels of B)</w:t>
+      </w:r>
+    </w:p>
+    <w:p>
+      <w:pPr>
+        <w:pStyle w:val="Compact"/>
+        <w:numPr>
+          <w:ilvl w:val="1"/>
+          <w:numId w:val="1024"/>
+        </w:numPr>
+      </w:pPr>
+      <w:r>
+        <w:t xml:space="preserve">Ho(B): µ1= µ2= µ3=…. µj= µq (no diff. in marginal means of B,</w:t>
+      </w:r>
+      <w:r>
+        <w:t xml:space="preserve"> </w:t>
+      </w:r>
+      <w:r>
+        <w:t xml:space="preserve">pooling across all levels of A)</w:t>
+      </w:r>
+    </w:p>
+    <w:p>
+      <w:pPr>
+        <w:pStyle w:val="Compact"/>
+        <w:numPr>
+          <w:ilvl w:val="1"/>
+          <w:numId w:val="1024"/>
+        </w:numPr>
+      </w:pPr>
+      <w:r>
+        <w:t xml:space="preserve">Ho(AB): µij- µi - µj + µ = 0 (no effect of interaction)</w:t>
+      </w:r>
+    </w:p>
+    <w:bookmarkEnd w:id="85"/>
+    <w:bookmarkStart w:id="86" w:name="hypotheses-mixed-model"/>
+    <w:p>
+      <w:pPr>
+        <w:pStyle w:val="Heading1"/>
+      </w:pPr>
+      <w:r>
+        <w:t xml:space="preserve">Hypotheses: Mixed Model</w:t>
+      </w:r>
+    </w:p>
+    <w:p>
+      <w:pPr>
+        <w:pStyle w:val="Compact"/>
+        <w:numPr>
+          <w:ilvl w:val="0"/>
+          <w:numId w:val="1025"/>
+        </w:numPr>
+      </w:pPr>
+      <w:r>
+        <w:t xml:space="preserve">3 hypotheses are tested in a two-way factorial ANOVA: A, B, A*B</w:t>
+      </w:r>
+    </w:p>
+    <w:p>
+      <w:pPr>
+        <w:pStyle w:val="Compact"/>
+        <w:numPr>
+          <w:ilvl w:val="0"/>
+          <w:numId w:val="1025"/>
+        </w:numPr>
+      </w:pPr>
+      <w:r>
+        <w:t xml:space="preserve">One fixed, one random:</w:t>
+      </w:r>
+    </w:p>
+    <w:p>
+      <w:pPr>
+        <w:pStyle w:val="Compact"/>
+        <w:numPr>
+          <w:ilvl w:val="1"/>
+          <w:numId w:val="1026"/>
+        </w:numPr>
+      </w:pPr>
+      <w:r>
+        <w:t xml:space="preserve">Ho(A): µ1= µ2= µ3=…. µi= µp (no diff. in marginal means of A,</w:t>
+      </w:r>
+      <w:r>
+        <w:t xml:space="preserve"> </w:t>
+      </w:r>
+      <w:r>
+        <w:t xml:space="preserve">pooling across all levels of B)</w:t>
+      </w:r>
+    </w:p>
+    <w:p>
+      <w:pPr>
+        <w:pStyle w:val="Compact"/>
+        <w:numPr>
+          <w:ilvl w:val="1"/>
+          <w:numId w:val="1026"/>
+        </w:numPr>
+      </w:pPr>
+      <w:r>
+        <w:t xml:space="preserve">Ho(B): σB2= 0 (no added variance due to levels of B that could</w:t>
+      </w:r>
+      <w:r>
+        <w:t xml:space="preserve"> </w:t>
+      </w:r>
+      <w:r>
+        <w:t xml:space="preserve">have been used)</w:t>
+      </w:r>
+    </w:p>
+    <w:p>
+      <w:pPr>
+        <w:pStyle w:val="Compact"/>
+        <w:numPr>
+          <w:ilvl w:val="1"/>
+          <w:numId w:val="1026"/>
+        </w:numPr>
+      </w:pPr>
+      <w:r>
+        <w:t xml:space="preserve">Ho(AB): σAB2= 0 (no added variance due to interaction between</w:t>
+      </w:r>
+      <w:r>
+        <w:t xml:space="preserve"> </w:t>
+      </w:r>
+      <w:r>
+        <w:t xml:space="preserve">all levels of A and B that could have been used)</w:t>
+      </w:r>
+    </w:p>
+    <w:bookmarkEnd w:id="86"/>
+    <w:bookmarkStart w:id="89" w:name="example-study-details"/>
+    <w:p>
+      <w:pPr>
+        <w:pStyle w:val="Heading1"/>
+      </w:pPr>
+      <w:r>
+        <w:t xml:space="preserve">Example Study Details</w:t>
+      </w:r>
+    </w:p>
+    <w:p>
+      <w:pPr>
+        <w:pStyle w:val="FirstParagraph"/>
+      </w:pPr>
+      <w:r>
+        <w:t xml:space="preserve">So lets try the example with the penguin data that is in the package</w:t>
+      </w:r>
+      <w:r>
+        <w:t xml:space="preserve"> </w:t>
+      </w:r>
+      <w:r>
+        <w:t xml:space="preserve">penguin</w:t>
+      </w:r>
+    </w:p>
+    <w:p>
+      <w:pPr>
+        <w:pStyle w:val="Compact"/>
+        <w:numPr>
+          <w:ilvl w:val="0"/>
+          <w:numId w:val="1027"/>
+        </w:numPr>
+      </w:pPr>
+      <w:r>
+        <w:t xml:space="preserve">Effect of species and sex on body_mass_g</w:t>
+      </w:r>
+    </w:p>
+    <w:p>
+      <w:pPr>
+        <w:pStyle w:val="Compact"/>
+        <w:numPr>
+          <w:ilvl w:val="1"/>
+          <w:numId w:val="1028"/>
+        </w:numPr>
+      </w:pPr>
+      <w:r>
+        <w:t xml:space="preserve">3 species (factor A)</w:t>
+      </w:r>
+    </w:p>
+    <w:p>
+      <w:pPr>
+        <w:pStyle w:val="Compact"/>
+        <w:numPr>
+          <w:ilvl w:val="1"/>
+          <w:numId w:val="1028"/>
+        </w:numPr>
+      </w:pPr>
+      <w:r>
         <w:t xml:space="preserve">2 sexes (factor B)</w:t>
       </w:r>
     </w:p>
@@ -5556,8 +5706,8 @@
       <w:pPr>
         <w:pStyle w:val="Compact"/>
         <w:numPr>
-          <w:ilvl w:val="0"/>
-          <w:numId w:val="1023"/>
+          <w:ilvl w:val="1"/>
+          <w:numId w:val="1028"/>
         </w:numPr>
       </w:pPr>
       <w:r>
@@ -5568,18 +5718,18 @@
       <w:pPr>
         <w:pStyle w:val="Compact"/>
         <w:numPr>
-          <w:ilvl w:val="0"/>
-          <w:numId w:val="1023"/>
-        </w:numPr>
-      </w:pPr>
-      <w:r>
-        <w:t xml:space="preserve">This analysis examines the effects of species and sex on the body</w:t>
+          <w:ilvl w:val="1"/>
+          <w:numId w:val="1028"/>
+        </w:numPr>
+      </w:pPr>
+      <w:r>
+        <w:t xml:space="preserve">This analysis examines the effects of species and sex on the</w:t>
       </w:r>
       <w:r>
         <w:t xml:space="preserve"> </w:t>
       </w:r>
       <w:r>
-        <w:t xml:space="preserve">mass of penguins.</w:t>
+        <w:t xml:space="preserve">body mass of penguins.</w:t>
       </w:r>
     </w:p>
     <w:p>
@@ -5591,18 +5741,18 @@
           <wp:inline>
             <wp:extent cx="4638675" cy="2757700"/>
             <wp:effectExtent b="0" l="0" r="0" t="0"/>
-            <wp:docPr descr="" title="" id="85" name="Picture"/>
+            <wp:docPr descr="" title="" id="87" name="Picture"/>
             <a:graphic>
               <a:graphicData uri="http://schemas.openxmlformats.org/drawingml/2006/picture">
                 <pic:pic>
                   <pic:nvPicPr>
-                    <pic:cNvPr descr="images/clipboard-1581875934.png" id="86" name="Picture"/>
+                    <pic:cNvPr descr="images/clipboard-1581875934.png" id="88" name="Picture"/>
                     <pic:cNvPicPr>
                       <a:picLocks noChangeArrowheads="1" noChangeAspect="1"/>
                     </pic:cNvPicPr>
                   </pic:nvPicPr>
                   <pic:blipFill>
-                    <a:blip r:embed="rId84"/>
+                    <a:blip r:embed="rId33"/>
                     <a:stretch>
                       <a:fillRect/>
                     </a:stretch>
@@ -5629,8 +5779,8 @@
         </w:drawing>
       </w:r>
     </w:p>
-    <w:bookmarkEnd w:id="87"/>
-    <w:bookmarkStart w:id="89" w:name="X60719a9eef5bdb2aac7eaf285d8edf8caa9fd0b"/>
+    <w:bookmarkEnd w:id="89"/>
+    <w:bookmarkStart w:id="91" w:name="X60719a9eef5bdb2aac7eaf285d8edf8caa9fd0b"/>
     <w:p>
       <w:pPr>
         <w:pStyle w:val="Heading1"/>
@@ -5639,7 +5789,7 @@
         <w:t xml:space="preserve">Two-Way ANOVA with Type III Sums of Squares</w:t>
       </w:r>
     </w:p>
-    <w:bookmarkStart w:id="88" w:name="fitting-the-model"/>
+    <w:bookmarkStart w:id="90" w:name="fitting-the-model"/>
     <w:p>
       <w:pPr>
         <w:pStyle w:val="Heading2"/>
@@ -5824,7 +5974,7 @@
         <w:t xml:space="preserve">F-statistic: 242.4 on 5 and 198 DF,  p-value: &lt; 2.2e-16</w:t>
       </w:r>
     </w:p>
-    <w:bookmarkEnd w:id="88"/>
+    <w:bookmarkEnd w:id="90"/>
     <w:p>
       <w:pPr>
         <w:pStyle w:val="SourceCode"/>
@@ -5931,8 +6081,8 @@
         <w:t xml:space="preserve">Signif. codes:  0 '***' 0.001 '**' 0.01 '*' 0.05 '.' 0.1 ' ' 1</w:t>
       </w:r>
     </w:p>
-    <w:bookmarkEnd w:id="89"/>
-    <w:bookmarkStart w:id="90" w:name="understanding-type-iii-ss"/>
+    <w:bookmarkEnd w:id="91"/>
+    <w:bookmarkStart w:id="92" w:name="understanding-type-iii-ss"/>
     <w:p>
       <w:pPr>
         <w:pStyle w:val="Heading1"/>
@@ -5960,7 +6110,7 @@
         <w:pStyle w:val="Compact"/>
         <w:numPr>
           <w:ilvl w:val="0"/>
-          <w:numId w:val="1024"/>
+          <w:numId w:val="1029"/>
         </w:numPr>
       </w:pPr>
       <w:r>
@@ -5979,7 +6129,7 @@
         <w:pStyle w:val="Compact"/>
         <w:numPr>
           <w:ilvl w:val="0"/>
-          <w:numId w:val="1024"/>
+          <w:numId w:val="1029"/>
         </w:numPr>
       </w:pPr>
       <w:r>
@@ -5998,7 +6148,7 @@
         <w:pStyle w:val="Compact"/>
         <w:numPr>
           <w:ilvl w:val="0"/>
-          <w:numId w:val="1024"/>
+          <w:numId w:val="1029"/>
         </w:numPr>
       </w:pPr>
       <w:r>
@@ -6075,8 +6225,8 @@
         <w:t xml:space="preserve">3 Interaction  0.01290854</w:t>
       </w:r>
     </w:p>
-    <w:bookmarkEnd w:id="90"/>
-    <w:bookmarkStart w:id="94" w:name="checking-model-assumptions"/>
+    <w:bookmarkEnd w:id="92"/>
+    <w:bookmarkStart w:id="96" w:name="checking-model-assumptions"/>
     <w:p>
       <w:pPr>
         <w:pStyle w:val="Heading1"/>
@@ -6088,24 +6238,32 @@
     <w:p>
       <w:pPr>
         <w:pStyle w:val="FirstParagraph"/>
+      </w:pPr>
+      <w:r>
+        <w:t xml:space="preserve">Assumption Plots</w:t>
+      </w:r>
+    </w:p>
+    <w:p>
+      <w:pPr>
+        <w:pStyle w:val="CaptionedFigure"/>
       </w:pPr>
       <w:r>
         <w:drawing>
           <wp:inline>
-            <wp:extent cx="3657600" cy="3657600"/>
+            <wp:extent cx="3810000" cy="2540000"/>
             <wp:effectExtent b="0" l="0" r="0" t="0"/>
-            <wp:docPr descr="" title="" id="92" name="Picture"/>
+            <wp:docPr descr="should be the plot of the 4 assumption plots" title="" id="94" name="Picture"/>
             <a:graphic>
               <a:graphicData uri="http://schemas.openxmlformats.org/drawingml/2006/picture">
                 <pic:pic>
                   <pic:nvPicPr>
-                    <pic:cNvPr descr="12_01_lecture_powerpoint_files/figure-docx/diagnostics-1.png" id="93" name="Picture"/>
+                    <pic:cNvPr descr="images/assumpt_1.jpg" id="95" name="Picture"/>
                     <pic:cNvPicPr>
                       <a:picLocks noChangeArrowheads="1" noChangeAspect="1"/>
                     </pic:cNvPicPr>
                   </pic:nvPicPr>
                   <pic:blipFill>
-                    <a:blip r:embed="rId91"/>
+                    <a:blip r:embed="rId93"/>
                     <a:stretch>
                       <a:fillRect/>
                     </a:stretch>
@@ -6113,7 +6271,7 @@
                   <pic:spPr bwMode="auto">
                     <a:xfrm>
                       <a:off x="0" y="0"/>
-                      <a:ext cx="3657600" cy="3657600"/>
+                      <a:ext cx="3810000" cy="2540000"/>
                     </a:xfrm>
                     <a:prstGeom prst="rect">
                       <a:avLst/>
@@ -6132,8 +6290,16 @@
         </w:drawing>
       </w:r>
     </w:p>
-    <w:bookmarkEnd w:id="94"/>
-    <w:bookmarkStart w:id="95" w:name="formal-tests"/>
+    <w:p>
+      <w:pPr>
+        <w:pStyle w:val="ImageCaption"/>
+      </w:pPr>
+      <w:r>
+        <w:t xml:space="preserve">should be the plot of the 4 assumption plots</w:t>
+      </w:r>
+    </w:p>
+    <w:bookmarkEnd w:id="96"/>
+    <w:bookmarkStart w:id="97" w:name="formal-tests"/>
     <w:p>
       <w:pPr>
         <w:pStyle w:val="Heading1"/>
@@ -6144,9 +6310,10 @@
     </w:p>
     <w:p>
       <w:pPr>
+        <w:pStyle w:val="Compact"/>
         <w:numPr>
           <w:ilvl w:val="0"/>
-          <w:numId w:val="1025"/>
+          <w:numId w:val="1030"/>
         </w:numPr>
       </w:pPr>
       <w:r>
@@ -6158,11 +6325,11 @@
         <w:pStyle w:val="Compact"/>
         <w:numPr>
           <w:ilvl w:val="1"/>
-          <w:numId w:val="1026"/>
-        </w:numPr>
-      </w:pPr>
-      <w:r>
-        <w:t xml:space="preserve">normality of residuuals</w:t>
+          <w:numId w:val="1031"/>
+        </w:numPr>
+      </w:pPr>
+      <w:r>
+        <w:t xml:space="preserve">normality of residuals</w:t>
       </w:r>
     </w:p>
     <w:p>
@@ -6170,11 +6337,11 @@
         <w:pStyle w:val="Compact"/>
         <w:numPr>
           <w:ilvl w:val="1"/>
-          <w:numId w:val="1026"/>
-        </w:numPr>
-      </w:pPr>
-      <w:r>
-        <w:t xml:space="preserve">homogenetiy of variances</w:t>
+          <w:numId w:val="1031"/>
+        </w:numPr>
+      </w:pPr>
+      <w:r>
+        <w:t xml:space="preserve">homogeneity of variances</w:t>
       </w:r>
     </w:p>
     <w:p>
@@ -6283,8 +6450,8 @@
         <w:t xml:space="preserve">[1] "Number of outliers (|z| &gt; 3): 0"</w:t>
       </w:r>
     </w:p>
-    <w:bookmarkEnd w:id="95"/>
-    <w:bookmarkStart w:id="98" w:name="estimated-marginal-means-emms"/>
+    <w:bookmarkEnd w:id="97"/>
+    <w:bookmarkStart w:id="100" w:name="estimated-marginal-means-emms"/>
     <w:p>
       <w:pPr>
         <w:pStyle w:val="Heading1"/>
@@ -6293,7 +6460,7 @@
         <w:t xml:space="preserve">Estimated Marginal Means (EMMs)</w:t>
       </w:r>
     </w:p>
-    <w:bookmarkStart w:id="96" w:name="computing-emms"/>
+    <w:bookmarkStart w:id="98" w:name="computing-emms"/>
     <w:p>
       <w:pPr>
         <w:pStyle w:val="Heading2"/>
@@ -6310,7 +6477,7 @@
         <w:rPr>
           <w:rStyle w:val="VerbatimChar"/>
         </w:rPr>
-        <w:t xml:space="preserve">[1] "Species EMMs:"</w:t>
+        <w:t xml:space="preserve">Species EMMs:</w:t>
       </w:r>
     </w:p>
     <w:p>
@@ -6380,7 +6547,7 @@
         <w:rPr>
           <w:rStyle w:val="VerbatimChar"/>
         </w:rPr>
-        <w:t xml:space="preserve">[1] "Sex EMMs:"</w:t>
+        <w:t xml:space="preserve">Sex EMMs:</w:t>
       </w:r>
     </w:p>
     <w:p>
@@ -6441,7 +6608,7 @@
         <w:rPr>
           <w:rStyle w:val="VerbatimChar"/>
         </w:rPr>
-        <w:t xml:space="preserve">[1] "Species by Sex EMMs:"</w:t>
+        <w:t xml:space="preserve">Species by Sex EMMs:</w:t>
       </w:r>
     </w:p>
     <w:p>
@@ -6521,8 +6688,8 @@
         <w:t xml:space="preserve">Confidence level used: 0.95 </w:t>
       </w:r>
     </w:p>
-    <w:bookmarkEnd w:id="96"/>
-    <w:bookmarkStart w:id="97" w:name="pairwise-comparisons"/>
+    <w:bookmarkEnd w:id="98"/>
+    <w:bookmarkStart w:id="99" w:name="pairwise-comparisons"/>
     <w:p>
       <w:pPr>
         <w:pStyle w:val="Heading2"/>
@@ -6719,9 +6886,9 @@
         <w:t xml:space="preserve">P value adjustment: tukey method for comparing a family of 3 estimates </w:t>
       </w:r>
     </w:p>
-    <w:bookmarkEnd w:id="97"/>
-    <w:bookmarkEnd w:id="98"/>
-    <w:bookmarkStart w:id="99" w:name="post-f-test-of-the-interaction"/>
+    <w:bookmarkEnd w:id="99"/>
+    <w:bookmarkEnd w:id="100"/>
+    <w:bookmarkStart w:id="101" w:name="post-f-test-of-the-interaction"/>
     <w:p>
       <w:pPr>
         <w:pStyle w:val="Heading1"/>
@@ -6735,17 +6902,17 @@
         <w:pStyle w:val="FirstParagraph"/>
       </w:pPr>
       <w:r>
-        <w:t xml:space="preserve">What we need to do if the interaction is significant it test the overall</w:t>
+        <w:t xml:space="preserve">What we need to do if the interaction is significant is to test the</w:t>
       </w:r>
       <w:r>
         <w:t xml:space="preserve"> </w:t>
       </w:r>
       <w:r>
-        <w:t xml:space="preserve">interaction</w:t>
-      </w:r>
-    </w:p>
-    <w:bookmarkEnd w:id="99"/>
-    <w:bookmarkStart w:id="100" w:name="interaction-tests-continued"/>
+        <w:t xml:space="preserve">overall interaction and ignore the main effects!!!</w:t>
+      </w:r>
+    </w:p>
+    <w:bookmarkEnd w:id="101"/>
+    <w:bookmarkStart w:id="102" w:name="interaction-tests-continued"/>
     <w:p>
       <w:pPr>
         <w:pStyle w:val="Heading1"/>
@@ -6885,8 +7052,8 @@
         <w:t xml:space="preserve">      But we also did not show them to be the same. </w:t>
       </w:r>
     </w:p>
-    <w:bookmarkEnd w:id="100"/>
-    <w:bookmarkStart w:id="104" w:name="interaction-plot"/>
+    <w:bookmarkEnd w:id="102"/>
+    <w:bookmarkStart w:id="106" w:name="interaction-plot"/>
     <w:p>
       <w:pPr>
         <w:pStyle w:val="Heading1"/>
@@ -6904,18 +7071,18 @@
           <wp:inline>
             <wp:extent cx="2743200" cy="2743200"/>
             <wp:effectExtent b="0" l="0" r="0" t="0"/>
-            <wp:docPr descr="" title="" id="102" name="Picture"/>
+            <wp:docPr descr="" title="" id="104" name="Picture"/>
             <a:graphic>
               <a:graphicData uri="http://schemas.openxmlformats.org/drawingml/2006/picture">
                 <pic:pic>
                   <pic:nvPicPr>
-                    <pic:cNvPr descr="12_01_lecture_powerpoint_files/figure-docx/interaction_plot-1.png" id="103" name="Picture"/>
+                    <pic:cNvPr descr="12_01_lecture_powerpoint_files/figure-docx/interaction_plot-1.png" id="105" name="Picture"/>
                     <pic:cNvPicPr>
                       <a:picLocks noChangeArrowheads="1" noChangeAspect="1"/>
                     </pic:cNvPicPr>
                   </pic:nvPicPr>
                   <pic:blipFill>
-                    <a:blip r:embed="rId101"/>
+                    <a:blip r:embed="rId103"/>
                     <a:stretch>
                       <a:fillRect/>
                     </a:stretch>
@@ -6942,8 +7109,8 @@
         </w:drawing>
       </w:r>
     </w:p>
-    <w:bookmarkEnd w:id="104"/>
-    <w:bookmarkStart w:id="110" w:name="introduction-to-unbalanced-designs"/>
+    <w:bookmarkEnd w:id="106"/>
+    <w:bookmarkStart w:id="112" w:name="introduction-to-unbalanced-designs"/>
     <w:p>
       <w:pPr>
         <w:pStyle w:val="Heading1"/>
@@ -6962,41 +7129,97 @@
     </w:p>
     <w:p>
       <w:pPr>
-        <w:pStyle w:val="BodyText"/>
-      </w:pPr>
-      <w:r>
-        <w:t xml:space="preserve">Real-world data is often unbalanced: - Unequal sample sizes across</w:t>
-      </w:r>
-      <w:r>
-        <w:t xml:space="preserve"> </w:t>
-      </w:r>
-      <w:r>
-        <w:t xml:space="preserve">groups - Missing data patterns - Natural variation in sampling</w:t>
-      </w:r>
-    </w:p>
-    <w:p>
-      <w:pPr>
-        <w:pStyle w:val="BodyText"/>
-      </w:pPr>
-      <w:r>
-        <w:t xml:space="preserve">Key Issues: - Type I, II, and III SS give different results - Order of</w:t>
-      </w:r>
-      <w:r>
-        <w:t xml:space="preserve"> </w:t>
-      </w:r>
-      <w:r>
-        <w:t xml:space="preserve">terms matters for Type I SS - Marginal means ≠ Simple averages -</w:t>
-      </w:r>
-      <w:r>
-        <w:t xml:space="preserve"> </w:t>
-      </w:r>
-      <w:r>
-        <w:t xml:space="preserve">Interpretation becomes complex</w:t>
-      </w:r>
-    </w:p>
-    <w:p>
-      <w:pPr>
-        <w:pStyle w:val="BodyText"/>
+        <w:pStyle w:val="Compact"/>
+        <w:numPr>
+          <w:ilvl w:val="0"/>
+          <w:numId w:val="1032"/>
+        </w:numPr>
+      </w:pPr>
+      <w:r>
+        <w:t xml:space="preserve">Real-world data is often unbalanced:</w:t>
+      </w:r>
+    </w:p>
+    <w:p>
+      <w:pPr>
+        <w:numPr>
+          <w:ilvl w:val="1"/>
+          <w:numId w:val="1033"/>
+        </w:numPr>
+      </w:pPr>
+      <w:r>
+        <w:t xml:space="preserve">Unequal sample sizes across groups</w:t>
+      </w:r>
+    </w:p>
+    <w:p>
+      <w:pPr>
+        <w:numPr>
+          <w:ilvl w:val="1"/>
+          <w:numId w:val="1033"/>
+        </w:numPr>
+      </w:pPr>
+      <w:r>
+        <w:t xml:space="preserve">Missing data patterns</w:t>
+      </w:r>
+    </w:p>
+    <w:p>
+      <w:pPr>
+        <w:numPr>
+          <w:ilvl w:val="1"/>
+          <w:numId w:val="1033"/>
+        </w:numPr>
+      </w:pPr>
+      <w:r>
+        <w:t xml:space="preserve">Natural variation in sampling</w:t>
+      </w:r>
+    </w:p>
+    <w:p>
+      <w:pPr>
+        <w:pStyle w:val="Compact"/>
+        <w:numPr>
+          <w:ilvl w:val="0"/>
+          <w:numId w:val="1032"/>
+        </w:numPr>
+      </w:pPr>
+      <w:r>
+        <w:t xml:space="preserve">Key Issues:</w:t>
+      </w:r>
+    </w:p>
+    <w:p>
+      <w:pPr>
+        <w:numPr>
+          <w:ilvl w:val="1"/>
+          <w:numId w:val="1034"/>
+        </w:numPr>
+      </w:pPr>
+      <w:r>
+        <w:t xml:space="preserve">Type I, II, and III SS give different results</w:t>
+      </w:r>
+    </w:p>
+    <w:p>
+      <w:pPr>
+        <w:numPr>
+          <w:ilvl w:val="1"/>
+          <w:numId w:val="1034"/>
+        </w:numPr>
+      </w:pPr>
+      <w:r>
+        <w:t xml:space="preserve">Order of terms matters for Type I SS</w:t>
+      </w:r>
+    </w:p>
+    <w:p>
+      <w:pPr>
+        <w:numPr>
+          <w:ilvl w:val="1"/>
+          <w:numId w:val="1034"/>
+        </w:numPr>
+      </w:pPr>
+      <w:r>
+        <w:t xml:space="preserve">Marginal means ≠ Simple averages Interpretation becomes complex</w:t>
+      </w:r>
+    </w:p>
+    <w:p>
+      <w:pPr>
+        <w:pStyle w:val="FirstParagraph"/>
       </w:pPr>
       <w:r>
         <w:t xml:space="preserve">Statistical Model (same as balanced):</w:t>
@@ -7143,7 +7366,7 @@
         <w:t xml:space="preserve">But parameter estimation differs!</w:t>
       </w:r>
     </w:p>
-    <w:bookmarkStart w:id="105" w:name="X0fd1d4bc56bd35c813bde1772c594d412fed26b"/>
+    <w:bookmarkStart w:id="107" w:name="X0fd1d4bc56bd35c813bde1772c594d412fed26b"/>
     <w:p>
       <w:pPr>
         <w:pStyle w:val="Heading1"/>
@@ -7268,8 +7491,8 @@
         <w:t xml:space="preserve">[1] "Imbalance ratio = 2.15"</w:t>
       </w:r>
     </w:p>
-    <w:bookmarkEnd w:id="105"/>
-    <w:bookmarkStart w:id="109" w:name="visualizing-imbalance"/>
+    <w:bookmarkEnd w:id="107"/>
+    <w:bookmarkStart w:id="111" w:name="visualizing-imbalance"/>
     <w:p>
       <w:pPr>
         <w:pStyle w:val="Heading2"/>
@@ -7287,18 +7510,18 @@
           <wp:inline>
             <wp:extent cx="2743200" cy="2743200"/>
             <wp:effectExtent b="0" l="0" r="0" t="0"/>
-            <wp:docPr descr="" title="" id="107" name="Picture"/>
+            <wp:docPr descr="" title="" id="109" name="Picture"/>
             <a:graphic>
               <a:graphicData uri="http://schemas.openxmlformats.org/drawingml/2006/picture">
                 <pic:pic>
                   <pic:nvPicPr>
-                    <pic:cNvPr descr="12_01_lecture_powerpoint_files/figure-docx/visualize_imbalance-1.png" id="108" name="Picture"/>
+                    <pic:cNvPr descr="12_01_lecture_powerpoint_files/figure-docx/visualize_imbalance-1.png" id="110" name="Picture"/>
                     <pic:cNvPicPr>
                       <a:picLocks noChangeArrowheads="1" noChangeAspect="1"/>
                     </pic:cNvPicPr>
                   </pic:nvPicPr>
                   <pic:blipFill>
-                    <a:blip r:embed="rId106"/>
+                    <a:blip r:embed="rId108"/>
                     <a:stretch>
                       <a:fillRect/>
                     </a:stretch>
@@ -7325,9 +7548,9 @@
         </w:drawing>
       </w:r>
     </w:p>
-    <w:bookmarkEnd w:id="109"/>
-    <w:bookmarkEnd w:id="110"/>
-    <w:bookmarkStart w:id="113" w:name="understanding-sums-of-squares-types"/>
+    <w:bookmarkEnd w:id="111"/>
+    <w:bookmarkEnd w:id="112"/>
+    <w:bookmarkStart w:id="115" w:name="understanding-sums-of-squares-types"/>
     <w:p>
       <w:pPr>
         <w:pStyle w:val="Heading1"/>
@@ -7336,7 +7559,7 @@
         <w:t xml:space="preserve">Understanding Sums of Squares Types</w:t>
       </w:r>
     </w:p>
-    <w:bookmarkStart w:id="111" w:name="type-i-sequential-ss"/>
+    <w:bookmarkStart w:id="113" w:name="type-i-sequential-ss"/>
     <w:p>
       <w:pPr>
         <w:pStyle w:val="Heading2"/>
@@ -7450,7 +7673,7 @@
         <w:rPr>
           <w:rStyle w:val="VerbatimChar"/>
         </w:rPr>
-        <w:t xml:space="preserve">[1] "\nType I SS (Sex → Species → Interaction):"</w:t>
+        <w:t xml:space="preserve">[1] "Type I SS (Sex → Species → Interaction):"</w:t>
       </w:r>
     </w:p>
     <w:p>
@@ -7547,7 +7770,7 @@
         <w:rPr>
           <w:rStyle w:val="VerbatimChar"/>
         </w:rPr>
-        <w:t xml:space="preserve">[1] "\nType I SS depends on order:"</w:t>
+        <w:t xml:space="preserve">[1] "Type I SS depends on order:"</w:t>
       </w:r>
     </w:p>
     <w:p>
@@ -7579,8 +7802,8 @@
         <w:t xml:space="preserve">2     Sex  37090262  38878897</w:t>
       </w:r>
     </w:p>
-    <w:bookmarkEnd w:id="111"/>
-    <w:bookmarkStart w:id="112" w:name="how-type-i-ss-works"/>
+    <w:bookmarkEnd w:id="113"/>
+    <w:bookmarkStart w:id="114" w:name="how-type-i-ss-works"/>
     <w:p>
       <w:pPr>
         <w:pStyle w:val="Heading2"/>
@@ -7606,7 +7829,7 @@
         <w:pStyle w:val="Compact"/>
         <w:numPr>
           <w:ilvl w:val="0"/>
-          <w:numId w:val="1027"/>
+          <w:numId w:val="1035"/>
         </w:numPr>
       </w:pPr>
       <w:r>
@@ -7628,7 +7851,7 @@
         <w:pStyle w:val="Compact"/>
         <w:numPr>
           <w:ilvl w:val="0"/>
-          <w:numId w:val="1027"/>
+          <w:numId w:val="1035"/>
         </w:numPr>
       </w:pPr>
       <w:r>
@@ -7650,7 +7873,7 @@
         <w:pStyle w:val="Compact"/>
         <w:numPr>
           <w:ilvl w:val="0"/>
-          <w:numId w:val="1027"/>
+          <w:numId w:val="1035"/>
         </w:numPr>
       </w:pPr>
       <w:r>
@@ -7669,7 +7892,11 @@
     </w:p>
     <w:p>
       <w:pPr>
-        <w:pStyle w:val="FirstParagraph"/>
+        <w:pStyle w:val="Compact"/>
+        <w:numPr>
+          <w:ilvl w:val="0"/>
+          <w:numId w:val="1036"/>
+        </w:numPr>
       </w:pPr>
       <w:r>
         <w:rPr>
@@ -7678,34 +7905,53 @@
         </w:rPr>
         <w:t xml:space="preserve">Example calculation:</w:t>
       </w:r>
+    </w:p>
+    <w:p>
+      <w:pPr>
+        <w:numPr>
+          <w:ilvl w:val="1"/>
+          <w:numId w:val="1037"/>
+        </w:numPr>
+      </w:pPr>
+      <w:r>
+        <w:t xml:space="preserve">SS(Species) = reduction in SS from null to species-only model</w:t>
+      </w:r>
+    </w:p>
+    <w:p>
+      <w:pPr>
+        <w:numPr>
+          <w:ilvl w:val="1"/>
+          <w:numId w:val="1037"/>
+        </w:numPr>
+      </w:pPr>
+      <w:r>
+        <w:t xml:space="preserve">SS(Sex|Species) = additional reduction adding sex</w:t>
+      </w:r>
+    </w:p>
+    <w:p>
+      <w:pPr>
+        <w:numPr>
+          <w:ilvl w:val="1"/>
+          <w:numId w:val="1037"/>
+        </w:numPr>
+      </w:pPr>
+      <w:r>
+        <w:t xml:space="preserve">SS(Interaction|Species,Sex) = additional reduction adding</w:t>
+      </w:r>
       <w:r>
         <w:t xml:space="preserve"> </w:t>
       </w:r>
       <w:r>
-        <w:t xml:space="preserve">- SS(Species) = reduction in SS from null to</w:t>
-      </w:r>
-      <w:r>
-        <w:t xml:space="preserve"> </w:t>
-      </w:r>
-      <w:r>
-        <w:t xml:space="preserve">species-only model - SS(Sex|Species) = additional reduction adding</w:t>
-      </w:r>
-      <w:r>
-        <w:t xml:space="preserve"> </w:t>
-      </w:r>
-      <w:r>
-        <w:t xml:space="preserve">sex - SS(Interaction|Species,Sex) = additional reduction adding</w:t>
-      </w:r>
-      <w:r>
-        <w:t xml:space="preserve"> </w:t>
-      </w:r>
-      <w:r>
         <w:t xml:space="preserve">interaction</w:t>
       </w:r>
     </w:p>
     <w:p>
       <w:pPr>
-        <w:pStyle w:val="BodyText"/>
+        <w:pStyle w:val="Compact"/>
+        <w:numPr>
+          <w:ilvl w:val="0"/>
+          <w:numId w:val="1036"/>
+        </w:numPr>
       </w:pPr>
       <w:r>
         <w:rPr>
@@ -7714,22 +7960,43 @@
         </w:rPr>
         <w:t xml:space="preserve">Problems with unbalanced data:</w:t>
       </w:r>
-      <w:r>
-        <w:t xml:space="preserve"> </w:t>
-      </w:r>
-      <w:r>
-        <w:t xml:space="preserve">- Order dependency - Biased if</w:t>
-      </w:r>
-      <w:r>
-        <w:t xml:space="preserve"> </w:t>
-      </w:r>
-      <w:r>
-        <w:t xml:space="preserve">factors are correlated - Not invariant to coding</w:t>
-      </w:r>
-    </w:p>
-    <w:bookmarkEnd w:id="112"/>
-    <w:bookmarkEnd w:id="113"/>
-    <w:bookmarkStart w:id="116" w:name="type-iii-sums-of-squares"/>
+    </w:p>
+    <w:p>
+      <w:pPr>
+        <w:numPr>
+          <w:ilvl w:val="1"/>
+          <w:numId w:val="1038"/>
+        </w:numPr>
+      </w:pPr>
+      <w:r>
+        <w:t xml:space="preserve">Order dependency</w:t>
+      </w:r>
+    </w:p>
+    <w:p>
+      <w:pPr>
+        <w:numPr>
+          <w:ilvl w:val="1"/>
+          <w:numId w:val="1038"/>
+        </w:numPr>
+      </w:pPr>
+      <w:r>
+        <w:t xml:space="preserve">Biased if factors are correlated</w:t>
+      </w:r>
+    </w:p>
+    <w:p>
+      <w:pPr>
+        <w:numPr>
+          <w:ilvl w:val="1"/>
+          <w:numId w:val="1038"/>
+        </w:numPr>
+      </w:pPr>
+      <w:r>
+        <w:t xml:space="preserve">Not invariant to coding</w:t>
+      </w:r>
+    </w:p>
+    <w:bookmarkEnd w:id="114"/>
+    <w:bookmarkEnd w:id="115"/>
+    <w:bookmarkStart w:id="118" w:name="type-iii-sums-of-squares"/>
     <w:p>
       <w:pPr>
         <w:pStyle w:val="Heading1"/>
@@ -7738,7 +8005,7 @@
         <w:t xml:space="preserve">Type III Sums of Squares</w:t>
       </w:r>
     </w:p>
-    <w:bookmarkStart w:id="114" w:name="type-iii-marginal-ss"/>
+    <w:bookmarkStart w:id="116" w:name="type-iii-marginal-ss"/>
     <w:p>
       <w:pPr>
         <w:pStyle w:val="Heading2"/>
@@ -7861,7 +8128,7 @@
         <w:rPr>
           <w:rStyle w:val="VerbatimChar"/>
         </w:rPr>
-        <w:t xml:space="preserve">[1] "\nComparison of F-values:"</w:t>
+        <w:t xml:space="preserve">[1] "Comparison of F-values:"</w:t>
       </w:r>
     </w:p>
     <w:p>
@@ -7902,8 +8169,8 @@
         <w:t xml:space="preserve">3 Interaction     8.76       8.76</w:t>
       </w:r>
     </w:p>
-    <w:bookmarkEnd w:id="114"/>
-    <w:bookmarkStart w:id="115" w:name="how-type-iii-ss-works"/>
+    <w:bookmarkEnd w:id="116"/>
+    <w:bookmarkStart w:id="117" w:name="how-type-iii-ss-works"/>
     <w:p>
       <w:pPr>
         <w:pStyle w:val="Heading2"/>
@@ -7914,7 +8181,11 @@
     </w:p>
     <w:p>
       <w:pPr>
-        <w:pStyle w:val="FirstParagraph"/>
+        <w:pStyle w:val="Compact"/>
+        <w:numPr>
+          <w:ilvl w:val="0"/>
+          <w:numId w:val="1039"/>
+        </w:numPr>
       </w:pPr>
       <w:r>
         <w:rPr>
@@ -7926,27 +8197,59 @@
     </w:p>
     <w:p>
       <w:pPr>
-        <w:pStyle w:val="BodyText"/>
-      </w:pPr>
-      <w:r>
-        <w:t xml:space="preserve">Each effect tested after adjusting for all others: -</w:t>
-      </w:r>
-      <w:r>
-        <w:t xml:space="preserve"> </w:t>
-      </w:r>
-      <w:r>
-        <w:t xml:space="preserve">SS(Species|Sex,Interaction) - SS(Sex|Species,Interaction) -</w:t>
-      </w:r>
-      <w:r>
-        <w:t xml:space="preserve"> </w:t>
-      </w:r>
+        <w:pStyle w:val="Compact"/>
+        <w:numPr>
+          <w:ilvl w:val="1"/>
+          <w:numId w:val="1040"/>
+        </w:numPr>
+      </w:pPr>
+      <w:r>
+        <w:t xml:space="preserve">Each effect tested after adjusting for all others:</w:t>
+      </w:r>
+    </w:p>
+    <w:p>
+      <w:pPr>
+        <w:pStyle w:val="Compact"/>
+        <w:numPr>
+          <w:ilvl w:val="2"/>
+          <w:numId w:val="1041"/>
+        </w:numPr>
+      </w:pPr>
+      <w:r>
+        <w:t xml:space="preserve">SS(Species|Sex,Interaction)</w:t>
+      </w:r>
+    </w:p>
+    <w:p>
+      <w:pPr>
+        <w:pStyle w:val="Compact"/>
+        <w:numPr>
+          <w:ilvl w:val="2"/>
+          <w:numId w:val="1041"/>
+        </w:numPr>
+      </w:pPr>
+      <w:r>
+        <w:t xml:space="preserve">SS(Sex|Species,Interaction)</w:t>
+      </w:r>
+    </w:p>
+    <w:p>
+      <w:pPr>
+        <w:pStyle w:val="Compact"/>
+        <w:numPr>
+          <w:ilvl w:val="2"/>
+          <w:numId w:val="1041"/>
+        </w:numPr>
+      </w:pPr>
       <w:r>
         <w:t xml:space="preserve">SS(Interaction|Species,Sex)</w:t>
       </w:r>
     </w:p>
     <w:p>
       <w:pPr>
-        <w:pStyle w:val="BodyText"/>
+        <w:pStyle w:val="Compact"/>
+        <w:numPr>
+          <w:ilvl w:val="0"/>
+          <w:numId w:val="1039"/>
+        </w:numPr>
       </w:pPr>
       <w:r>
         <w:rPr>
@@ -7955,22 +8258,50 @@
         </w:rPr>
         <w:t xml:space="preserve">Advantages:</w:t>
       </w:r>
-      <w:r>
-        <w:t xml:space="preserve"> </w:t>
-      </w:r>
-      <w:r>
-        <w:t xml:space="preserve">- Order invariant - Tests hypotheses about unweighted</w:t>
-      </w:r>
-      <w:r>
-        <w:t xml:space="preserve"> </w:t>
-      </w:r>
-      <w:r>
-        <w:t xml:space="preserve">means - Standard in most software</w:t>
-      </w:r>
-    </w:p>
-    <w:p>
-      <w:pPr>
-        <w:pStyle w:val="BodyText"/>
+    </w:p>
+    <w:p>
+      <w:pPr>
+        <w:pStyle w:val="Compact"/>
+        <w:numPr>
+          <w:ilvl w:val="1"/>
+          <w:numId w:val="1042"/>
+        </w:numPr>
+      </w:pPr>
+      <w:r>
+        <w:t xml:space="preserve">Order invariant</w:t>
+      </w:r>
+    </w:p>
+    <w:p>
+      <w:pPr>
+        <w:pStyle w:val="Compact"/>
+        <w:numPr>
+          <w:ilvl w:val="1"/>
+          <w:numId w:val="1042"/>
+        </w:numPr>
+      </w:pPr>
+      <w:r>
+        <w:t xml:space="preserve">Tests hypotheses about unweighted means</w:t>
+      </w:r>
+    </w:p>
+    <w:p>
+      <w:pPr>
+        <w:pStyle w:val="Compact"/>
+        <w:numPr>
+          <w:ilvl w:val="1"/>
+          <w:numId w:val="1042"/>
+        </w:numPr>
+      </w:pPr>
+      <w:r>
+        <w:t xml:space="preserve">Standard in most software</w:t>
+      </w:r>
+    </w:p>
+    <w:p>
+      <w:pPr>
+        <w:pStyle w:val="Compact"/>
+        <w:numPr>
+          <w:ilvl w:val="0"/>
+          <w:numId w:val="1039"/>
+        </w:numPr>
       </w:pPr>
       <w:r>
         <w:rPr>
@@ -7979,17 +8310,38 @@
         </w:rPr>
         <w:t xml:space="preserve">Disadvantages:</w:t>
       </w:r>
-      <w:r>
-        <w:t xml:space="preserve"> </w:t>
-      </w:r>
-      <w:r>
-        <w:t xml:space="preserve">- Lower power with missing cells - Tests may not be</w:t>
-      </w:r>
-      <w:r>
-        <w:t xml:space="preserve"> </w:t>
-      </w:r>
-      <w:r>
-        <w:t xml:space="preserve">orthogonal - Requires careful interpretation</w:t>
+    </w:p>
+    <w:p>
+      <w:pPr>
+        <w:numPr>
+          <w:ilvl w:val="1"/>
+          <w:numId w:val="1043"/>
+        </w:numPr>
+      </w:pPr>
+      <w:r>
+        <w:t xml:space="preserve">Lower power with missing cells</w:t>
+      </w:r>
+    </w:p>
+    <w:p>
+      <w:pPr>
+        <w:numPr>
+          <w:ilvl w:val="1"/>
+          <w:numId w:val="1043"/>
+        </w:numPr>
+      </w:pPr>
+      <w:r>
+        <w:t xml:space="preserve">Tests may not be orthogonal</w:t>
+      </w:r>
+    </w:p>
+    <w:p>
+      <w:pPr>
+        <w:numPr>
+          <w:ilvl w:val="1"/>
+          <w:numId w:val="1043"/>
+        </w:numPr>
+      </w:pPr>
+      <w:r>
+        <w:t xml:space="preserve">Requires careful interpretation</w:t>
       </w:r>
     </w:p>
     <w:p>
@@ -8041,9 +8393,9 @@
         <w:t xml:space="preserve">3 Interaction      0.0081</w:t>
       </w:r>
     </w:p>
-    <w:bookmarkEnd w:id="115"/>
-    <w:bookmarkEnd w:id="116"/>
-    <w:bookmarkStart w:id="119" w:name="manual-ss-calculation-demonstration"/>
+    <w:bookmarkEnd w:id="117"/>
+    <w:bookmarkEnd w:id="118"/>
+    <w:bookmarkStart w:id="121" w:name="manual-ss-calculation-demonstration"/>
     <w:p>
       <w:pPr>
         <w:pStyle w:val="Heading1"/>
@@ -8052,7 +8404,7 @@
         <w:t xml:space="preserve">Manual SS Calculation Demonstration</w:t>
       </w:r>
     </w:p>
-    <w:bookmarkStart w:id="117" w:name="computing-ss-step-by-step"/>
+    <w:bookmarkStart w:id="119" w:name="computing-ss-step-by-step"/>
     <w:p>
       <w:pPr>
         <w:pStyle w:val="Heading2"/>
@@ -8116,8 +8468,8 @@
         <w:t xml:space="preserve">[1] "Check: Between + Within = 215259666"</w:t>
       </w:r>
     </w:p>
-    <w:bookmarkEnd w:id="117"/>
-    <w:bookmarkStart w:id="118" w:name="decomposing-between-group-ss"/>
+    <w:bookmarkEnd w:id="119"/>
+    <w:bookmarkStart w:id="120" w:name="decomposing-between-group-ss"/>
     <w:p>
       <w:pPr>
         <w:pStyle w:val="Heading2"/>
@@ -8179,325 +8531,325 @@
           <w:rStyle w:val="VerbatimChar"/>
         </w:rPr>
         <w:t xml:space="preserve">[1] "Difference (due to correlation): -112078"</w:t>
-      </w:r>
-    </w:p>
-    <w:bookmarkEnd w:id="118"/>
-    <w:bookmarkEnd w:id="119"/>
-    <w:bookmarkStart w:id="121" w:name="X6c27dbed6f9acca58c6c483ab5efd23abf48ab6"/>
-    <w:p>
-      <w:pPr>
-        <w:pStyle w:val="Heading1"/>
-      </w:pPr>
-      <w:r>
-        <w:t xml:space="preserve">Estimated Marginal Means - Unbalanced Data</w:t>
-      </w:r>
-    </w:p>
-    <w:bookmarkStart w:id="120" w:name="computing-emms-1"/>
-    <w:p>
-      <w:pPr>
-        <w:pStyle w:val="Heading3"/>
-      </w:pPr>
-      <w:r>
-        <w:t xml:space="preserve">Computing EMMs</w:t>
-      </w:r>
-    </w:p>
-    <w:p>
-      <w:pPr>
-        <w:pStyle w:val="SourceCode"/>
-      </w:pPr>
-      <w:r>
-        <w:rPr>
-          <w:rStyle w:val="VerbatimChar"/>
-        </w:rPr>
-        <w:t xml:space="preserve">[1] "Species EMMs (model-based):"</w:t>
-      </w:r>
-    </w:p>
-    <w:p>
-      <w:pPr>
-        <w:pStyle w:val="SourceCode"/>
-      </w:pPr>
-      <w:r>
-        <w:rPr>
-          <w:rStyle w:val="VerbatimChar"/>
-        </w:rPr>
-        <w:t xml:space="preserve"> species   emmean   SE  df lower.CL upper.CL</w:t>
-      </w:r>
-      <w:r>
-        <w:br/>
-      </w:r>
-      <w:r>
-        <w:rPr>
-          <w:rStyle w:val="VerbatimChar"/>
-        </w:rPr>
-        <w:t xml:space="preserve"> Adelie      3706 25.6 327     3656     3757</w:t>
-      </w:r>
-      <w:r>
-        <w:br/>
-      </w:r>
-      <w:r>
-        <w:rPr>
-          <w:rStyle w:val="VerbatimChar"/>
-        </w:rPr>
-        <w:t xml:space="preserve"> Chinstrap   3733 37.5 327     3659     3807</w:t>
-      </w:r>
-      <w:r>
-        <w:br/>
-      </w:r>
-      <w:r>
-        <w:rPr>
-          <w:rStyle w:val="VerbatimChar"/>
-        </w:rPr>
-        <w:t xml:space="preserve"> Gentoo      5082 28.4 327     5026     5138</w:t>
-      </w:r>
-      <w:r>
-        <w:br/>
-      </w:r>
-      <w:r>
-        <w:br/>
-      </w:r>
-      <w:r>
-        <w:rPr>
-          <w:rStyle w:val="VerbatimChar"/>
-        </w:rPr>
-        <w:t xml:space="preserve">Results are averaged over the levels of: sex </w:t>
-      </w:r>
-      <w:r>
-        <w:br/>
-      </w:r>
-      <w:r>
-        <w:rPr>
-          <w:rStyle w:val="VerbatimChar"/>
-        </w:rPr>
-        <w:t xml:space="preserve">Confidence level used: 0.95 </w:t>
-      </w:r>
-    </w:p>
-    <w:p>
-      <w:pPr>
-        <w:pStyle w:val="SourceCode"/>
-      </w:pPr>
-      <w:r>
-        <w:rPr>
-          <w:rStyle w:val="VerbatimChar"/>
-        </w:rPr>
-        <w:t xml:space="preserve">[1] "\nSex EMMs (model-based):"</w:t>
-      </w:r>
-    </w:p>
-    <w:p>
-      <w:pPr>
-        <w:pStyle w:val="SourceCode"/>
-      </w:pPr>
-      <w:r>
-        <w:rPr>
-          <w:rStyle w:val="VerbatimChar"/>
-        </w:rPr>
-        <w:t xml:space="preserve"> sex    emmean   SE  df lower.CL upper.CL</w:t>
-      </w:r>
-      <w:r>
-        <w:br/>
-      </w:r>
-      <w:r>
-        <w:rPr>
-          <w:rStyle w:val="VerbatimChar"/>
-        </w:rPr>
-        <w:t xml:space="preserve"> female   3859 25.3 327     3809     3908</w:t>
-      </w:r>
-      <w:r>
-        <w:br/>
-      </w:r>
-      <w:r>
-        <w:rPr>
-          <w:rStyle w:val="VerbatimChar"/>
-        </w:rPr>
-        <w:t xml:space="preserve"> male     4489 25.2 327     4440     4539</w:t>
-      </w:r>
-      <w:r>
-        <w:br/>
-      </w:r>
-      <w:r>
-        <w:br/>
-      </w:r>
-      <w:r>
-        <w:rPr>
-          <w:rStyle w:val="VerbatimChar"/>
-        </w:rPr>
-        <w:t xml:space="preserve">Results are averaged over the levels of: species </w:t>
-      </w:r>
-      <w:r>
-        <w:br/>
-      </w:r>
-      <w:r>
-        <w:rPr>
-          <w:rStyle w:val="VerbatimChar"/>
-        </w:rPr>
-        <w:t xml:space="preserve">Confidence level used: 0.95 </w:t>
-      </w:r>
-    </w:p>
-    <w:p>
-      <w:pPr>
-        <w:pStyle w:val="SourceCode"/>
-      </w:pPr>
-      <w:r>
-        <w:rPr>
-          <w:rStyle w:val="VerbatimChar"/>
-        </w:rPr>
-        <w:t xml:space="preserve"> contrast                          estimate   SE  df t.ratio p.value</w:t>
-      </w:r>
-      <w:r>
-        <w:br/>
-      </w:r>
-      <w:r>
-        <w:rPr>
-          <w:rStyle w:val="VerbatimChar"/>
-        </w:rPr>
-        <w:t xml:space="preserve"> Adelie female - Chinstrap female      -193 73.5 198  -2.620  0.0973</w:t>
-      </w:r>
-      <w:r>
-        <w:br/>
-      </w:r>
-      <w:r>
-        <w:rPr>
-          <w:rStyle w:val="VerbatimChar"/>
-        </w:rPr>
-        <w:t xml:space="preserve"> Adelie female - Gentoo female        -1346 73.5 198 -18.310  &lt;.0001</w:t>
-      </w:r>
-      <w:r>
-        <w:br/>
-      </w:r>
-      <w:r>
-        <w:rPr>
-          <w:rStyle w:val="VerbatimChar"/>
-        </w:rPr>
-        <w:t xml:space="preserve"> Adelie female - Adelie male           -714 73.5 198  -9.710  &lt;.0001</w:t>
-      </w:r>
-      <w:r>
-        <w:br/>
-      </w:r>
-      <w:r>
-        <w:rPr>
-          <w:rStyle w:val="VerbatimChar"/>
-        </w:rPr>
-        <w:t xml:space="preserve"> Adelie female - Chinstrap male        -604 73.5 198  -8.220  &lt;.0001</w:t>
-      </w:r>
-      <w:r>
-        <w:br/>
-      </w:r>
-      <w:r>
-        <w:rPr>
-          <w:rStyle w:val="VerbatimChar"/>
-        </w:rPr>
-        <w:t xml:space="preserve"> Adelie female - Gentoo male          -2190 73.5 198 -29.789  &lt;.0001</w:t>
-      </w:r>
-      <w:r>
-        <w:br/>
-      </w:r>
-      <w:r>
-        <w:rPr>
-          <w:rStyle w:val="VerbatimChar"/>
-        </w:rPr>
-        <w:t xml:space="preserve"> Chinstrap female - Gentoo female     -1154 73.5 198 -15.690  &lt;.0001</w:t>
-      </w:r>
-      <w:r>
-        <w:br/>
-      </w:r>
-      <w:r>
-        <w:rPr>
-          <w:rStyle w:val="VerbatimChar"/>
-        </w:rPr>
-        <w:t xml:space="preserve"> Chinstrap female - Adelie male        -521 73.5 198  -7.090  &lt;.0001</w:t>
-      </w:r>
-      <w:r>
-        <w:br/>
-      </w:r>
-      <w:r>
-        <w:rPr>
-          <w:rStyle w:val="VerbatimChar"/>
-        </w:rPr>
-        <w:t xml:space="preserve"> Chinstrap female - Chinstrap male     -412 73.5 198  -5.600  &lt;.0001</w:t>
-      </w:r>
-      <w:r>
-        <w:br/>
-      </w:r>
-      <w:r>
-        <w:rPr>
-          <w:rStyle w:val="VerbatimChar"/>
-        </w:rPr>
-        <w:t xml:space="preserve"> Chinstrap female - Gentoo male       -1998 73.5 198 -27.169  &lt;.0001</w:t>
-      </w:r>
-      <w:r>
-        <w:br/>
-      </w:r>
-      <w:r>
-        <w:rPr>
-          <w:rStyle w:val="VerbatimChar"/>
-        </w:rPr>
-        <w:t xml:space="preserve"> Gentoo female - Adelie male            632 73.5 198   8.600  &lt;.0001</w:t>
-      </w:r>
-      <w:r>
-        <w:br/>
-      </w:r>
-      <w:r>
-        <w:rPr>
-          <w:rStyle w:val="VerbatimChar"/>
-        </w:rPr>
-        <w:t xml:space="preserve"> Gentoo female - Chinstrap male         742 73.5 198  10.090  &lt;.0001</w:t>
-      </w:r>
-      <w:r>
-        <w:br/>
-      </w:r>
-      <w:r>
-        <w:rPr>
-          <w:rStyle w:val="VerbatimChar"/>
-        </w:rPr>
-        <w:t xml:space="preserve"> Gentoo female - Gentoo male           -844 73.5 198 -11.480  &lt;.0001</w:t>
-      </w:r>
-      <w:r>
-        <w:br/>
-      </w:r>
-      <w:r>
-        <w:rPr>
-          <w:rStyle w:val="VerbatimChar"/>
-        </w:rPr>
-        <w:t xml:space="preserve"> Adelie male - Chinstrap male           110 73.5 198   1.490  0.6711</w:t>
-      </w:r>
-      <w:r>
-        <w:br/>
-      </w:r>
-      <w:r>
-        <w:rPr>
-          <w:rStyle w:val="VerbatimChar"/>
-        </w:rPr>
-        <w:t xml:space="preserve"> Adelie male - Gentoo male            -1476 73.5 198 -20.079  &lt;.0001</w:t>
-      </w:r>
-      <w:r>
-        <w:br/>
-      </w:r>
-      <w:r>
-        <w:rPr>
-          <w:rStyle w:val="VerbatimChar"/>
-        </w:rPr>
-        <w:t xml:space="preserve"> Chinstrap male - Gentoo male         -1586 73.5 198 -21.569  &lt;.0001</w:t>
-      </w:r>
-      <w:r>
-        <w:br/>
-      </w:r>
-      <w:r>
-        <w:br/>
-      </w:r>
-      <w:r>
-        <w:rPr>
-          <w:rStyle w:val="VerbatimChar"/>
-        </w:rPr>
-        <w:t xml:space="preserve">P value adjustment: tukey method for comparing a family of 6 estimates </w:t>
       </w:r>
     </w:p>
     <w:bookmarkEnd w:id="120"/>
     <w:bookmarkEnd w:id="121"/>
-    <w:bookmarkStart w:id="122" w:name="interaction-tests-continued-1"/>
+    <w:bookmarkStart w:id="123" w:name="X6c27dbed6f9acca58c6c483ab5efd23abf48ab6"/>
     <w:p>
       <w:pPr>
         <w:pStyle w:val="Heading1"/>
       </w:pPr>
       <w:r>
+        <w:t xml:space="preserve">Estimated Marginal Means - Unbalanced Data</w:t>
+      </w:r>
+    </w:p>
+    <w:bookmarkStart w:id="122" w:name="computing-emms-1"/>
+    <w:p>
+      <w:pPr>
+        <w:pStyle w:val="Heading3"/>
+      </w:pPr>
+      <w:r>
+        <w:t xml:space="preserve">Computing EMMs</w:t>
+      </w:r>
+    </w:p>
+    <w:p>
+      <w:pPr>
+        <w:pStyle w:val="SourceCode"/>
+      </w:pPr>
+      <w:r>
+        <w:rPr>
+          <w:rStyle w:val="VerbatimChar"/>
+        </w:rPr>
+        <w:t xml:space="preserve">[1] "Species EMMs (model-based):"</w:t>
+      </w:r>
+    </w:p>
+    <w:p>
+      <w:pPr>
+        <w:pStyle w:val="SourceCode"/>
+      </w:pPr>
+      <w:r>
+        <w:rPr>
+          <w:rStyle w:val="VerbatimChar"/>
+        </w:rPr>
+        <w:t xml:space="preserve"> species   emmean   SE  df lower.CL upper.CL</w:t>
+      </w:r>
+      <w:r>
+        <w:br/>
+      </w:r>
+      <w:r>
+        <w:rPr>
+          <w:rStyle w:val="VerbatimChar"/>
+        </w:rPr>
+        <w:t xml:space="preserve"> Adelie      3706 25.6 327     3656     3757</w:t>
+      </w:r>
+      <w:r>
+        <w:br/>
+      </w:r>
+      <w:r>
+        <w:rPr>
+          <w:rStyle w:val="VerbatimChar"/>
+        </w:rPr>
+        <w:t xml:space="preserve"> Chinstrap   3733 37.5 327     3659     3807</w:t>
+      </w:r>
+      <w:r>
+        <w:br/>
+      </w:r>
+      <w:r>
+        <w:rPr>
+          <w:rStyle w:val="VerbatimChar"/>
+        </w:rPr>
+        <w:t xml:space="preserve"> Gentoo      5082 28.4 327     5026     5138</w:t>
+      </w:r>
+      <w:r>
+        <w:br/>
+      </w:r>
+      <w:r>
+        <w:br/>
+      </w:r>
+      <w:r>
+        <w:rPr>
+          <w:rStyle w:val="VerbatimChar"/>
+        </w:rPr>
+        <w:t xml:space="preserve">Results are averaged over the levels of: sex </w:t>
+      </w:r>
+      <w:r>
+        <w:br/>
+      </w:r>
+      <w:r>
+        <w:rPr>
+          <w:rStyle w:val="VerbatimChar"/>
+        </w:rPr>
+        <w:t xml:space="preserve">Confidence level used: 0.95 </w:t>
+      </w:r>
+    </w:p>
+    <w:p>
+      <w:pPr>
+        <w:pStyle w:val="SourceCode"/>
+      </w:pPr>
+      <w:r>
+        <w:rPr>
+          <w:rStyle w:val="VerbatimChar"/>
+        </w:rPr>
+        <w:t xml:space="preserve">[1] "\nSex EMMs (model-based):"</w:t>
+      </w:r>
+    </w:p>
+    <w:p>
+      <w:pPr>
+        <w:pStyle w:val="SourceCode"/>
+      </w:pPr>
+      <w:r>
+        <w:rPr>
+          <w:rStyle w:val="VerbatimChar"/>
+        </w:rPr>
+        <w:t xml:space="preserve"> sex    emmean   SE  df lower.CL upper.CL</w:t>
+      </w:r>
+      <w:r>
+        <w:br/>
+      </w:r>
+      <w:r>
+        <w:rPr>
+          <w:rStyle w:val="VerbatimChar"/>
+        </w:rPr>
+        <w:t xml:space="preserve"> female   3859 25.3 327     3809     3908</w:t>
+      </w:r>
+      <w:r>
+        <w:br/>
+      </w:r>
+      <w:r>
+        <w:rPr>
+          <w:rStyle w:val="VerbatimChar"/>
+        </w:rPr>
+        <w:t xml:space="preserve"> male     4489 25.2 327     4440     4539</w:t>
+      </w:r>
+      <w:r>
+        <w:br/>
+      </w:r>
+      <w:r>
+        <w:br/>
+      </w:r>
+      <w:r>
+        <w:rPr>
+          <w:rStyle w:val="VerbatimChar"/>
+        </w:rPr>
+        <w:t xml:space="preserve">Results are averaged over the levels of: species </w:t>
+      </w:r>
+      <w:r>
+        <w:br/>
+      </w:r>
+      <w:r>
+        <w:rPr>
+          <w:rStyle w:val="VerbatimChar"/>
+        </w:rPr>
+        <w:t xml:space="preserve">Confidence level used: 0.95 </w:t>
+      </w:r>
+    </w:p>
+    <w:p>
+      <w:pPr>
+        <w:pStyle w:val="SourceCode"/>
+      </w:pPr>
+      <w:r>
+        <w:rPr>
+          <w:rStyle w:val="VerbatimChar"/>
+        </w:rPr>
+        <w:t xml:space="preserve"> contrast                          estimate   SE  df t.ratio p.value</w:t>
+      </w:r>
+      <w:r>
+        <w:br/>
+      </w:r>
+      <w:r>
+        <w:rPr>
+          <w:rStyle w:val="VerbatimChar"/>
+        </w:rPr>
+        <w:t xml:space="preserve"> Adelie female - Chinstrap female      -193 73.5 198  -2.620  0.0973</w:t>
+      </w:r>
+      <w:r>
+        <w:br/>
+      </w:r>
+      <w:r>
+        <w:rPr>
+          <w:rStyle w:val="VerbatimChar"/>
+        </w:rPr>
+        <w:t xml:space="preserve"> Adelie female - Gentoo female        -1346 73.5 198 -18.310  &lt;.0001</w:t>
+      </w:r>
+      <w:r>
+        <w:br/>
+      </w:r>
+      <w:r>
+        <w:rPr>
+          <w:rStyle w:val="VerbatimChar"/>
+        </w:rPr>
+        <w:t xml:space="preserve"> Adelie female - Adelie male           -714 73.5 198  -9.710  &lt;.0001</w:t>
+      </w:r>
+      <w:r>
+        <w:br/>
+      </w:r>
+      <w:r>
+        <w:rPr>
+          <w:rStyle w:val="VerbatimChar"/>
+        </w:rPr>
+        <w:t xml:space="preserve"> Adelie female - Chinstrap male        -604 73.5 198  -8.220  &lt;.0001</w:t>
+      </w:r>
+      <w:r>
+        <w:br/>
+      </w:r>
+      <w:r>
+        <w:rPr>
+          <w:rStyle w:val="VerbatimChar"/>
+        </w:rPr>
+        <w:t xml:space="preserve"> Adelie female - Gentoo male          -2190 73.5 198 -29.789  &lt;.0001</w:t>
+      </w:r>
+      <w:r>
+        <w:br/>
+      </w:r>
+      <w:r>
+        <w:rPr>
+          <w:rStyle w:val="VerbatimChar"/>
+        </w:rPr>
+        <w:t xml:space="preserve"> Chinstrap female - Gentoo female     -1154 73.5 198 -15.690  &lt;.0001</w:t>
+      </w:r>
+      <w:r>
+        <w:br/>
+      </w:r>
+      <w:r>
+        <w:rPr>
+          <w:rStyle w:val="VerbatimChar"/>
+        </w:rPr>
+        <w:t xml:space="preserve"> Chinstrap female - Adelie male        -521 73.5 198  -7.090  &lt;.0001</w:t>
+      </w:r>
+      <w:r>
+        <w:br/>
+      </w:r>
+      <w:r>
+        <w:rPr>
+          <w:rStyle w:val="VerbatimChar"/>
+        </w:rPr>
+        <w:t xml:space="preserve"> Chinstrap female - Chinstrap male     -412 73.5 198  -5.600  &lt;.0001</w:t>
+      </w:r>
+      <w:r>
+        <w:br/>
+      </w:r>
+      <w:r>
+        <w:rPr>
+          <w:rStyle w:val="VerbatimChar"/>
+        </w:rPr>
+        <w:t xml:space="preserve"> Chinstrap female - Gentoo male       -1998 73.5 198 -27.169  &lt;.0001</w:t>
+      </w:r>
+      <w:r>
+        <w:br/>
+      </w:r>
+      <w:r>
+        <w:rPr>
+          <w:rStyle w:val="VerbatimChar"/>
+        </w:rPr>
+        <w:t xml:space="preserve"> Gentoo female - Adelie male            632 73.5 198   8.600  &lt;.0001</w:t>
+      </w:r>
+      <w:r>
+        <w:br/>
+      </w:r>
+      <w:r>
+        <w:rPr>
+          <w:rStyle w:val="VerbatimChar"/>
+        </w:rPr>
+        <w:t xml:space="preserve"> Gentoo female - Chinstrap male         742 73.5 198  10.090  &lt;.0001</w:t>
+      </w:r>
+      <w:r>
+        <w:br/>
+      </w:r>
+      <w:r>
+        <w:rPr>
+          <w:rStyle w:val="VerbatimChar"/>
+        </w:rPr>
+        <w:t xml:space="preserve"> Gentoo female - Gentoo male           -844 73.5 198 -11.480  &lt;.0001</w:t>
+      </w:r>
+      <w:r>
+        <w:br/>
+      </w:r>
+      <w:r>
+        <w:rPr>
+          <w:rStyle w:val="VerbatimChar"/>
+        </w:rPr>
+        <w:t xml:space="preserve"> Adelie male - Chinstrap male           110 73.5 198   1.490  0.6711</w:t>
+      </w:r>
+      <w:r>
+        <w:br/>
+      </w:r>
+      <w:r>
+        <w:rPr>
+          <w:rStyle w:val="VerbatimChar"/>
+        </w:rPr>
+        <w:t xml:space="preserve"> Adelie male - Gentoo male            -1476 73.5 198 -20.079  &lt;.0001</w:t>
+      </w:r>
+      <w:r>
+        <w:br/>
+      </w:r>
+      <w:r>
+        <w:rPr>
+          <w:rStyle w:val="VerbatimChar"/>
+        </w:rPr>
+        <w:t xml:space="preserve"> Chinstrap male - Gentoo male         -1586 73.5 198 -21.569  &lt;.0001</w:t>
+      </w:r>
+      <w:r>
+        <w:br/>
+      </w:r>
+      <w:r>
+        <w:br/>
+      </w:r>
+      <w:r>
+        <w:rPr>
+          <w:rStyle w:val="VerbatimChar"/>
+        </w:rPr>
+        <w:t xml:space="preserve">P value adjustment: tukey method for comparing a family of 6 estimates </w:t>
+      </w:r>
+    </w:p>
+    <w:bookmarkEnd w:id="122"/>
+    <w:bookmarkEnd w:id="123"/>
+    <w:bookmarkStart w:id="124" w:name="interaction-tests-continued-1"/>
+    <w:p>
+      <w:pPr>
+        <w:pStyle w:val="Heading1"/>
+      </w:pPr>
+      <w:r>
         <w:t xml:space="preserve">Interaction tests continued</w:t>
       </w:r>
     </w:p>
@@ -8632,8 +8984,8 @@
         <w:t xml:space="preserve">      But we also did not show them to be the same. </w:t>
       </w:r>
     </w:p>
-    <w:bookmarkEnd w:id="122"/>
-    <w:bookmarkStart w:id="125" w:name="pairwise-comparisons-1"/>
+    <w:bookmarkEnd w:id="124"/>
+    <w:bookmarkStart w:id="127" w:name="pairwise-comparisons-1"/>
     <w:p>
       <w:pPr>
         <w:pStyle w:val="Heading1"/>
@@ -8642,7 +8994,7 @@
         <w:t xml:space="preserve">Pairwise Comparisons</w:t>
       </w:r>
     </w:p>
-    <w:bookmarkStart w:id="123" w:name="tukey-hsd-comparisons"/>
+    <w:bookmarkStart w:id="125" w:name="tukey-hsd-comparisons"/>
     <w:p>
       <w:pPr>
         <w:pStyle w:val="Heading3"/>
@@ -8821,8 +9173,8 @@
         <w:t xml:space="preserve"> female - male     -805 56.7 327 -14.188  &lt;.0001</w:t>
       </w:r>
     </w:p>
-    <w:bookmarkEnd w:id="123"/>
-    <w:bookmarkStart w:id="124" w:name="interaction-contrasts"/>
+    <w:bookmarkEnd w:id="125"/>
+    <w:bookmarkStart w:id="126" w:name="interaction-contrasts"/>
     <w:p>
       <w:pPr>
         <w:pStyle w:val="Heading3"/>
@@ -8902,9 +9254,9 @@
         <w:t xml:space="preserve">[1] "Sex effects differ across species"</w:t>
       </w:r>
     </w:p>
-    <w:bookmarkEnd w:id="124"/>
-    <w:bookmarkEnd w:id="125"/>
-    <w:bookmarkStart w:id="131" w:name="diagnostic-plots---unbalanced-design"/>
+    <w:bookmarkEnd w:id="126"/>
+    <w:bookmarkEnd w:id="127"/>
+    <w:bookmarkStart w:id="133" w:name="diagnostic-plots---unbalanced-design"/>
     <w:p>
       <w:pPr>
         <w:pStyle w:val="Heading1"/>
@@ -8913,7 +9265,7 @@
         <w:t xml:space="preserve">Diagnostic Plots - Unbalanced Design</w:t>
       </w:r>
     </w:p>
-    <w:bookmarkStart w:id="129" w:name="model-diagnostics"/>
+    <w:bookmarkStart w:id="131" w:name="model-diagnostics"/>
     <w:p>
       <w:pPr>
         <w:pStyle w:val="Heading2"/>
@@ -8931,18 +9283,18 @@
           <wp:inline>
             <wp:extent cx="3657600" cy="3657600"/>
             <wp:effectExtent b="0" l="0" r="0" t="0"/>
-            <wp:docPr descr="" title="" id="127" name="Picture"/>
+            <wp:docPr descr="" title="" id="129" name="Picture"/>
             <a:graphic>
               <a:graphicData uri="http://schemas.openxmlformats.org/drawingml/2006/picture">
                 <pic:pic>
                   <pic:nvPicPr>
-                    <pic:cNvPr descr="12_01_lecture_powerpoint_files/figure-docx/diagnostics_unbalanced-1.png" id="128" name="Picture"/>
+                    <pic:cNvPr descr="12_01_lecture_powerpoint_files/figure-docx/diagnostics_unbalanced-1.png" id="130" name="Picture"/>
                     <pic:cNvPicPr>
                       <a:picLocks noChangeArrowheads="1" noChangeAspect="1"/>
                     </pic:cNvPicPr>
                   </pic:nvPicPr>
                   <pic:blipFill>
-                    <a:blip r:embed="rId126"/>
+                    <a:blip r:embed="rId128"/>
                     <a:stretch>
                       <a:fillRect/>
                     </a:stretch>
@@ -8969,8 +9321,8 @@
         </w:drawing>
       </w:r>
     </w:p>
-    <w:bookmarkEnd w:id="129"/>
-    <w:bookmarkStart w:id="130" w:name="assumption-tests"/>
+    <w:bookmarkEnd w:id="131"/>
+    <w:bookmarkStart w:id="132" w:name="assumption-tests"/>
     <w:p>
       <w:pPr>
         <w:pStyle w:val="Heading2"/>
@@ -9168,9 +9520,9 @@
         <w:t xml:space="preserve">6 Gentoo    male       313.</w:t>
       </w:r>
     </w:p>
-    <w:bookmarkEnd w:id="130"/>
-    <w:bookmarkEnd w:id="131"/>
-    <w:bookmarkStart w:id="137" w:name="comparing-balanced-vs-unbalanced-results"/>
+    <w:bookmarkEnd w:id="132"/>
+    <w:bookmarkEnd w:id="133"/>
+    <w:bookmarkStart w:id="139" w:name="comparing-balanced-vs-unbalanced-results"/>
     <w:p>
       <w:pPr>
         <w:pStyle w:val="Heading1"/>
@@ -9179,7 +9531,7 @@
         <w:t xml:space="preserve">Comparing Balanced vs Unbalanced Results</w:t>
       </w:r>
     </w:p>
-    <w:bookmarkStart w:id="132" w:name="side-by-side-comparison"/>
+    <w:bookmarkStart w:id="134" w:name="side-by-side-comparison"/>
     <w:p>
       <w:pPr>
         <w:pStyle w:val="Heading2"/>
@@ -9281,8 +9633,8 @@
         <w:t xml:space="preserve">[1] "Data discarded: 129 observations"</w:t>
       </w:r>
     </w:p>
-    <w:bookmarkEnd w:id="132"/>
-    <w:bookmarkStart w:id="136" w:name="visual-comparison"/>
+    <w:bookmarkEnd w:id="134"/>
+    <w:bookmarkStart w:id="138" w:name="visual-comparison"/>
     <w:p>
       <w:pPr>
         <w:pStyle w:val="Heading2"/>
@@ -9300,18 +9652,18 @@
           <wp:inline>
             <wp:extent cx="2743200" cy="2743200"/>
             <wp:effectExtent b="0" l="0" r="0" t="0"/>
-            <wp:docPr descr="" title="" id="134" name="Picture"/>
+            <wp:docPr descr="" title="" id="136" name="Picture"/>
             <a:graphic>
               <a:graphicData uri="http://schemas.openxmlformats.org/drawingml/2006/picture">
                 <pic:pic>
                   <pic:nvPicPr>
-                    <pic:cNvPr descr="12_01_lecture_powerpoint_files/figure-docx/visual_comparison-1.png" id="135" name="Picture"/>
+                    <pic:cNvPr descr="12_01_lecture_powerpoint_files/figure-docx/visual_comparison-1.png" id="137" name="Picture"/>
                     <pic:cNvPicPr>
                       <a:picLocks noChangeArrowheads="1" noChangeAspect="1"/>
                     </pic:cNvPicPr>
                   </pic:nvPicPr>
                   <pic:blipFill>
-                    <a:blip r:embed="rId133"/>
+                    <a:blip r:embed="rId135"/>
                     <a:stretch>
                       <a:fillRect/>
                     </a:stretch>
@@ -9338,9 +9690,9 @@
         </w:drawing>
       </w:r>
     </w:p>
-    <w:bookmarkEnd w:id="136"/>
-    <w:bookmarkEnd w:id="137"/>
-    <w:bookmarkStart w:id="141" w:name="summary-and-best-practices"/>
+    <w:bookmarkEnd w:id="138"/>
+    <w:bookmarkEnd w:id="139"/>
+    <w:bookmarkStart w:id="143" w:name="summary-and-best-practices"/>
     <w:p>
       <w:pPr>
         <w:pStyle w:val="Heading1"/>
@@ -9349,7 +9701,7 @@
         <w:t xml:space="preserve">Summary and Best Practices</w:t>
       </w:r>
     </w:p>
-    <w:bookmarkStart w:id="138" w:name="key-takeaways"/>
+    <w:bookmarkStart w:id="140" w:name="key-takeaways"/>
     <w:p>
       <w:pPr>
         <w:pStyle w:val="Heading3"/>
@@ -9358,8 +9710,8 @@
         <w:t xml:space="preserve">Key Takeaways</w:t>
       </w:r>
     </w:p>
-    <w:bookmarkEnd w:id="138"/>
-    <w:bookmarkStart w:id="139" w:name="unbalanced-designs"/>
+    <w:bookmarkEnd w:id="140"/>
+    <w:bookmarkStart w:id="141" w:name="unbalanced-designs"/>
     <w:p>
       <w:pPr>
         <w:pStyle w:val="Heading3"/>
@@ -9422,8 +9774,8 @@
         <w:t xml:space="preserve">imbalance</w:t>
       </w:r>
     </w:p>
-    <w:bookmarkEnd w:id="139"/>
-    <w:bookmarkStart w:id="140" w:name="recommendations"/>
+    <w:bookmarkEnd w:id="141"/>
+    <w:bookmarkStart w:id="142" w:name="recommendations"/>
     <w:p>
       <w:pPr>
         <w:pStyle w:val="Heading3"/>
@@ -9437,7 +9789,7 @@
         <w:pStyle w:val="Compact"/>
         <w:numPr>
           <w:ilvl w:val="0"/>
-          <w:numId w:val="1028"/>
+          <w:numId w:val="1044"/>
         </w:numPr>
       </w:pPr>
       <w:r>
@@ -9453,7 +9805,7 @@
         <w:pStyle w:val="Compact"/>
         <w:numPr>
           <w:ilvl w:val="1"/>
-          <w:numId w:val="1029"/>
+          <w:numId w:val="1045"/>
         </w:numPr>
       </w:pPr>
       <w:r>
@@ -9465,7 +9817,7 @@
         <w:pStyle w:val="Compact"/>
         <w:numPr>
           <w:ilvl w:val="1"/>
-          <w:numId w:val="1029"/>
+          <w:numId w:val="1045"/>
         </w:numPr>
       </w:pPr>
       <w:r>
@@ -9477,7 +9829,7 @@
         <w:pStyle w:val="Compact"/>
         <w:numPr>
           <w:ilvl w:val="1"/>
-          <w:numId w:val="1029"/>
+          <w:numId w:val="1045"/>
         </w:numPr>
       </w:pPr>
       <w:r>
@@ -9489,7 +9841,7 @@
         <w:pStyle w:val="Compact"/>
         <w:numPr>
           <w:ilvl w:val="0"/>
-          <w:numId w:val="1028"/>
+          <w:numId w:val="1044"/>
         </w:numPr>
       </w:pPr>
       <w:r>
@@ -9505,7 +9857,7 @@
         <w:pStyle w:val="Compact"/>
         <w:numPr>
           <w:ilvl w:val="1"/>
-          <w:numId w:val="1030"/>
+          <w:numId w:val="1046"/>
         </w:numPr>
       </w:pPr>
       <w:r>
@@ -9517,7 +9869,7 @@
         <w:pStyle w:val="Compact"/>
         <w:numPr>
           <w:ilvl w:val="1"/>
-          <w:numId w:val="1030"/>
+          <w:numId w:val="1046"/>
         </w:numPr>
       </w:pPr>
       <w:r>
@@ -9529,7 +9881,7 @@
         <w:pStyle w:val="Compact"/>
         <w:numPr>
           <w:ilvl w:val="1"/>
-          <w:numId w:val="1030"/>
+          <w:numId w:val="1046"/>
         </w:numPr>
       </w:pPr>
       <w:r>
@@ -9541,7 +9893,7 @@
         <w:pStyle w:val="Compact"/>
         <w:numPr>
           <w:ilvl w:val="0"/>
-          <w:numId w:val="1028"/>
+          <w:numId w:val="1044"/>
         </w:numPr>
       </w:pPr>
       <w:r>
@@ -9557,7 +9909,7 @@
         <w:pStyle w:val="Compact"/>
         <w:numPr>
           <w:ilvl w:val="1"/>
-          <w:numId w:val="1031"/>
+          <w:numId w:val="1047"/>
         </w:numPr>
       </w:pPr>
       <w:r>
@@ -9569,7 +9921,7 @@
         <w:pStyle w:val="Compact"/>
         <w:numPr>
           <w:ilvl w:val="1"/>
-          <w:numId w:val="1031"/>
+          <w:numId w:val="1047"/>
         </w:numPr>
       </w:pPr>
       <w:r>
@@ -9581,16 +9933,16 @@
         <w:pStyle w:val="Compact"/>
         <w:numPr>
           <w:ilvl w:val="1"/>
-          <w:numId w:val="1031"/>
+          <w:numId w:val="1047"/>
         </w:numPr>
       </w:pPr>
       <w:r>
         <w:t xml:space="preserve">Acknowledge limitations</w:t>
       </w:r>
     </w:p>
-    <w:bookmarkEnd w:id="140"/>
-    <w:bookmarkEnd w:id="141"/>
-    <w:bookmarkStart w:id="142" w:name="final-recommendations"/>
+    <w:bookmarkEnd w:id="142"/>
+    <w:bookmarkEnd w:id="143"/>
+    <w:bookmarkStart w:id="144" w:name="final-recommendations"/>
     <w:p>
       <w:pPr>
         <w:pStyle w:val="Heading1"/>
@@ -9679,7 +10031,7 @@
         <w:t xml:space="preserve">Always specify which type you’re using!</w:t>
       </w:r>
     </w:p>
-    <w:bookmarkEnd w:id="142"/>
+    <w:bookmarkEnd w:id="144"/>
     <w:sectPr>
       <w:pgSz w:h="15840" w:w="12240"/>
       <w:pgMar w:bottom="720" w:footer="720" w:gutter="0" w:header="720" w:left="1152" w:right="720" w:top="720"/>
@@ -10061,6 +10413,30 @@
     <w:abstractNumId w:val="991"/>
   </w:num>
   <w:num w:numId="1027">
+    <w:abstractNumId w:val="991"/>
+  </w:num>
+  <w:num w:numId="1028">
+    <w:abstractNumId w:val="991"/>
+  </w:num>
+  <w:num w:numId="1029">
+    <w:abstractNumId w:val="991"/>
+  </w:num>
+  <w:num w:numId="1030">
+    <w:abstractNumId w:val="991"/>
+  </w:num>
+  <w:num w:numId="1031">
+    <w:abstractNumId w:val="991"/>
+  </w:num>
+  <w:num w:numId="1032">
+    <w:abstractNumId w:val="991"/>
+  </w:num>
+  <w:num w:numId="1033">
+    <w:abstractNumId w:val="991"/>
+  </w:num>
+  <w:num w:numId="1034">
+    <w:abstractNumId w:val="991"/>
+  </w:num>
+  <w:num w:numId="1035">
     <w:abstractNumId w:val="99411"/>
     <w:lvlOverride w:ilvl="0">
       <w:startOverride w:val="1"/>
@@ -10090,7 +10466,31 @@
       <w:startOverride w:val="1"/>
     </w:lvlOverride>
   </w:num>
-  <w:num w:numId="1028">
+  <w:num w:numId="1036">
+    <w:abstractNumId w:val="991"/>
+  </w:num>
+  <w:num w:numId="1037">
+    <w:abstractNumId w:val="991"/>
+  </w:num>
+  <w:num w:numId="1038">
+    <w:abstractNumId w:val="991"/>
+  </w:num>
+  <w:num w:numId="1039">
+    <w:abstractNumId w:val="991"/>
+  </w:num>
+  <w:num w:numId="1040">
+    <w:abstractNumId w:val="991"/>
+  </w:num>
+  <w:num w:numId="1041">
+    <w:abstractNumId w:val="991"/>
+  </w:num>
+  <w:num w:numId="1042">
+    <w:abstractNumId w:val="991"/>
+  </w:num>
+  <w:num w:numId="1043">
+    <w:abstractNumId w:val="991"/>
+  </w:num>
+  <w:num w:numId="1044">
     <w:abstractNumId w:val="99411"/>
     <w:lvlOverride w:ilvl="0">
       <w:startOverride w:val="1"/>
@@ -10120,13 +10520,13 @@
       <w:startOverride w:val="1"/>
     </w:lvlOverride>
   </w:num>
-  <w:num w:numId="1029">
+  <w:num w:numId="1045">
     <w:abstractNumId w:val="991"/>
   </w:num>
-  <w:num w:numId="1030">
+  <w:num w:numId="1046">
     <w:abstractNumId w:val="991"/>
   </w:num>
-  <w:num w:numId="1031">
+  <w:num w:numId="1047">
     <w:abstractNumId w:val="991"/>
   </w:num>
 </w:numbering>

--- a/docs/ecostats_lectures/lecture_12/12_01_lecture_powerpoint.docx
+++ b/docs/ecostats_lectures/lecture_12/12_01_lecture_powerpoint.docx
@@ -815,79 +815,79 @@
         <w:rPr>
           <w:rStyle w:val="VerbatimChar"/>
         </w:rPr>
-        <w:t xml:space="preserve"># A tibble: 6 × 6</w:t>
-      </w:r>
-      <w:r>
-        <w:br/>
-      </w:r>
-      <w:r>
-        <w:rPr>
-          <w:rStyle w:val="VerbatimChar"/>
-        </w:rPr>
-        <w:t xml:space="preserve">  species   sex        n mean_mass sd_mass se_mass</w:t>
-      </w:r>
-      <w:r>
-        <w:br/>
-      </w:r>
-      <w:r>
-        <w:rPr>
-          <w:rStyle w:val="VerbatimChar"/>
-        </w:rPr>
-        <w:t xml:space="preserve">  &lt;fct&gt;     &lt;fct&gt;  &lt;int&gt;     &lt;dbl&gt;   &lt;dbl&gt;   &lt;dbl&gt;</w:t>
-      </w:r>
-      <w:r>
-        <w:br/>
-      </w:r>
-      <w:r>
-        <w:rPr>
-          <w:rStyle w:val="VerbatimChar"/>
-        </w:rPr>
-        <w:t xml:space="preserve">1 Adelie    female    73     3369.    269.    31.5</w:t>
-      </w:r>
-      <w:r>
-        <w:br/>
-      </w:r>
-      <w:r>
-        <w:rPr>
-          <w:rStyle w:val="VerbatimChar"/>
-        </w:rPr>
-        <w:t xml:space="preserve">2 Adelie    male      73     4043.    347.    40.6</w:t>
-      </w:r>
-      <w:r>
-        <w:br/>
-      </w:r>
-      <w:r>
-        <w:rPr>
-          <w:rStyle w:val="VerbatimChar"/>
-        </w:rPr>
-        <w:t xml:space="preserve">3 Chinstrap female    34     3527.    285.    48.9</w:t>
-      </w:r>
-      <w:r>
-        <w:br/>
-      </w:r>
-      <w:r>
-        <w:rPr>
-          <w:rStyle w:val="VerbatimChar"/>
-        </w:rPr>
-        <w:t xml:space="preserve">4 Chinstrap male      34     3939.    362.    62.1</w:t>
-      </w:r>
-      <w:r>
-        <w:br/>
-      </w:r>
-      <w:r>
-        <w:rPr>
-          <w:rStyle w:val="VerbatimChar"/>
-        </w:rPr>
-        <w:t xml:space="preserve">5 Gentoo    female    58     4680.    282.    37.0</w:t>
-      </w:r>
-      <w:r>
-        <w:br/>
-      </w:r>
-      <w:r>
-        <w:rPr>
-          <w:rStyle w:val="VerbatimChar"/>
-        </w:rPr>
-        <w:t xml:space="preserve">6 Gentoo    male      61     5485.    313.    40.1</w:t>
+        <w:t xml:space="preserve">## # A tibble: 6 × 6</w:t>
+      </w:r>
+      <w:r>
+        <w:br/>
+      </w:r>
+      <w:r>
+        <w:rPr>
+          <w:rStyle w:val="VerbatimChar"/>
+        </w:rPr>
+        <w:t xml:space="preserve">##   species   sex        n mean_mass sd_mass se_mass</w:t>
+      </w:r>
+      <w:r>
+        <w:br/>
+      </w:r>
+      <w:r>
+        <w:rPr>
+          <w:rStyle w:val="VerbatimChar"/>
+        </w:rPr>
+        <w:t xml:space="preserve">##   &lt;fct&gt;     &lt;fct&gt;  &lt;int&gt;     &lt;dbl&gt;   &lt;dbl&gt;   &lt;dbl&gt;</w:t>
+      </w:r>
+      <w:r>
+        <w:br/>
+      </w:r>
+      <w:r>
+        <w:rPr>
+          <w:rStyle w:val="VerbatimChar"/>
+        </w:rPr>
+        <w:t xml:space="preserve">## 1 Adelie    female    73     3369.    269.    31.5</w:t>
+      </w:r>
+      <w:r>
+        <w:br/>
+      </w:r>
+      <w:r>
+        <w:rPr>
+          <w:rStyle w:val="VerbatimChar"/>
+        </w:rPr>
+        <w:t xml:space="preserve">## 2 Adelie    male      73     4043.    347.    40.6</w:t>
+      </w:r>
+      <w:r>
+        <w:br/>
+      </w:r>
+      <w:r>
+        <w:rPr>
+          <w:rStyle w:val="VerbatimChar"/>
+        </w:rPr>
+        <w:t xml:space="preserve">## 3 Chinstrap female    34     3527.    285.    48.9</w:t>
+      </w:r>
+      <w:r>
+        <w:br/>
+      </w:r>
+      <w:r>
+        <w:rPr>
+          <w:rStyle w:val="VerbatimChar"/>
+        </w:rPr>
+        <w:t xml:space="preserve">## 4 Chinstrap male      34     3939.    362.    62.1</w:t>
+      </w:r>
+      <w:r>
+        <w:br/>
+      </w:r>
+      <w:r>
+        <w:rPr>
+          <w:rStyle w:val="VerbatimChar"/>
+        </w:rPr>
+        <w:t xml:space="preserve">## 5 Gentoo    female    58     4680.    282.    37.0</w:t>
+      </w:r>
+      <w:r>
+        <w:br/>
+      </w:r>
+      <w:r>
+        <w:rPr>
+          <w:rStyle w:val="VerbatimChar"/>
+        </w:rPr>
+        <w:t xml:space="preserve">## 6 Gentoo    male      61     5485.    313.    40.1</w:t>
       </w:r>
     </w:p>
     <w:bookmarkEnd w:id="47"/>
@@ -931,52 +931,52 @@
         <w:rPr>
           <w:rStyle w:val="VerbatimChar"/>
         </w:rPr>
-        <w:t xml:space="preserve"># A tibble: 3 × 3</w:t>
-      </w:r>
-      <w:r>
-        <w:br/>
-      </w:r>
-      <w:r>
-        <w:rPr>
-          <w:rStyle w:val="VerbatimChar"/>
-        </w:rPr>
-        <w:t xml:space="preserve">  species   female  male</w:t>
-      </w:r>
-      <w:r>
-        <w:br/>
-      </w:r>
-      <w:r>
-        <w:rPr>
-          <w:rStyle w:val="VerbatimChar"/>
-        </w:rPr>
-        <w:t xml:space="preserve">  &lt;fct&gt;      &lt;int&gt; &lt;int&gt;</w:t>
-      </w:r>
-      <w:r>
-        <w:br/>
-      </w:r>
-      <w:r>
-        <w:rPr>
-          <w:rStyle w:val="VerbatimChar"/>
-        </w:rPr>
-        <w:t xml:space="preserve">1 Adelie        73    73</w:t>
-      </w:r>
-      <w:r>
-        <w:br/>
-      </w:r>
-      <w:r>
-        <w:rPr>
-          <w:rStyle w:val="VerbatimChar"/>
-        </w:rPr>
-        <w:t xml:space="preserve">2 Chinstrap     34    34</w:t>
-      </w:r>
-      <w:r>
-        <w:br/>
-      </w:r>
-      <w:r>
-        <w:rPr>
-          <w:rStyle w:val="VerbatimChar"/>
-        </w:rPr>
-        <w:t xml:space="preserve">3 Gentoo        58    61</w:t>
+        <w:t xml:space="preserve">## # A tibble: 3 × 3</w:t>
+      </w:r>
+      <w:r>
+        <w:br/>
+      </w:r>
+      <w:r>
+        <w:rPr>
+          <w:rStyle w:val="VerbatimChar"/>
+        </w:rPr>
+        <w:t xml:space="preserve">##   species   female  male</w:t>
+      </w:r>
+      <w:r>
+        <w:br/>
+      </w:r>
+      <w:r>
+        <w:rPr>
+          <w:rStyle w:val="VerbatimChar"/>
+        </w:rPr>
+        <w:t xml:space="preserve">##   &lt;fct&gt;      &lt;int&gt; &lt;int&gt;</w:t>
+      </w:r>
+      <w:r>
+        <w:br/>
+      </w:r>
+      <w:r>
+        <w:rPr>
+          <w:rStyle w:val="VerbatimChar"/>
+        </w:rPr>
+        <w:t xml:space="preserve">## 1 Adelie        73    73</w:t>
+      </w:r>
+      <w:r>
+        <w:br/>
+      </w:r>
+      <w:r>
+        <w:rPr>
+          <w:rStyle w:val="VerbatimChar"/>
+        </w:rPr>
+        <w:t xml:space="preserve">## 2 Chinstrap     34    34</w:t>
+      </w:r>
+      <w:r>
+        <w:br/>
+      </w:r>
+      <w:r>
+        <w:rPr>
+          <w:rStyle w:val="VerbatimChar"/>
+        </w:rPr>
+        <w:t xml:space="preserve">## 3 Gentoo        58    61</w:t>
       </w:r>
     </w:p>
     <w:bookmarkEnd w:id="48"/>
@@ -988,63 +988,61 @@
         <w:rPr>
           <w:rStyle w:val="VerbatimChar"/>
         </w:rPr>
-        <w:t xml:space="preserve">[1] "Minimum n = 34"</w:t>
-      </w:r>
-    </w:p>
-    <w:p>
-      <w:pPr>
-        <w:pStyle w:val="SourceCode"/>
-      </w:pPr>
-      <w:r>
-        <w:rPr>
-          <w:rStyle w:val="VerbatimChar"/>
-        </w:rPr>
-        <w:t xml:space="preserve"># A tibble: 3 × 3</w:t>
-      </w:r>
-      <w:r>
-        <w:br/>
-      </w:r>
-      <w:r>
-        <w:rPr>
-          <w:rStyle w:val="VerbatimChar"/>
-        </w:rPr>
-        <w:t xml:space="preserve">  species   female  male</w:t>
-      </w:r>
-      <w:r>
-        <w:br/>
-      </w:r>
-      <w:r>
-        <w:rPr>
-          <w:rStyle w:val="VerbatimChar"/>
-        </w:rPr>
-        <w:t xml:space="preserve">  &lt;fct&gt;      &lt;int&gt; &lt;int&gt;</w:t>
-      </w:r>
-      <w:r>
-        <w:br/>
-      </w:r>
-      <w:r>
-        <w:rPr>
-          <w:rStyle w:val="VerbatimChar"/>
-        </w:rPr>
-        <w:t xml:space="preserve">1 Adelie        34    34</w:t>
-      </w:r>
-      <w:r>
-        <w:br/>
-      </w:r>
-      <w:r>
-        <w:rPr>
-          <w:rStyle w:val="VerbatimChar"/>
-        </w:rPr>
-        <w:t xml:space="preserve">2 Chinstrap     34    34</w:t>
-      </w:r>
-      <w:r>
-        <w:br/>
-      </w:r>
-      <w:r>
-        <w:rPr>
-          <w:rStyle w:val="VerbatimChar"/>
-        </w:rPr>
-        <w:t xml:space="preserve">3 Gentoo        34    34</w:t>
+        <w:t xml:space="preserve">## Minimum n = 34</w:t>
+      </w:r>
+      <w:r>
+        <w:br/>
+      </w:r>
+      <w:r>
+        <w:rPr>
+          <w:rStyle w:val="VerbatimChar"/>
+        </w:rPr>
+        <w:t xml:space="preserve">## # A tibble: 3 × 3</w:t>
+      </w:r>
+      <w:r>
+        <w:br/>
+      </w:r>
+      <w:r>
+        <w:rPr>
+          <w:rStyle w:val="VerbatimChar"/>
+        </w:rPr>
+        <w:t xml:space="preserve">##   species   female  male</w:t>
+      </w:r>
+      <w:r>
+        <w:br/>
+      </w:r>
+      <w:r>
+        <w:rPr>
+          <w:rStyle w:val="VerbatimChar"/>
+        </w:rPr>
+        <w:t xml:space="preserve">##   &lt;fct&gt;      &lt;int&gt; &lt;int&gt;</w:t>
+      </w:r>
+      <w:r>
+        <w:br/>
+      </w:r>
+      <w:r>
+        <w:rPr>
+          <w:rStyle w:val="VerbatimChar"/>
+        </w:rPr>
+        <w:t xml:space="preserve">## 1 Adelie        34    34</w:t>
+      </w:r>
+      <w:r>
+        <w:br/>
+      </w:r>
+      <w:r>
+        <w:rPr>
+          <w:rStyle w:val="VerbatimChar"/>
+        </w:rPr>
+        <w:t xml:space="preserve">## 2 Chinstrap     34    34</w:t>
+      </w:r>
+      <w:r>
+        <w:br/>
+      </w:r>
+      <w:r>
+        <w:rPr>
+          <w:rStyle w:val="VerbatimChar"/>
+        </w:rPr>
+        <w:t xml:space="preserve">## 3 Gentoo        34    34</w:t>
       </w:r>
     </w:p>
     <w:p>
@@ -1354,79 +1352,79 @@
         <w:rPr>
           <w:rStyle w:val="VerbatimChar"/>
         </w:rPr>
-        <w:t xml:space="preserve"># A tibble: 6 × 6</w:t>
-      </w:r>
-      <w:r>
-        <w:br/>
-      </w:r>
-      <w:r>
-        <w:rPr>
-          <w:rStyle w:val="VerbatimChar"/>
-        </w:rPr>
-        <w:t xml:space="preserve">  species   sex        n mean_mass sd_mass se_mass</w:t>
-      </w:r>
-      <w:r>
-        <w:br/>
-      </w:r>
-      <w:r>
-        <w:rPr>
-          <w:rStyle w:val="VerbatimChar"/>
-        </w:rPr>
-        <w:t xml:space="preserve">  &lt;fct&gt;     &lt;fct&gt;  &lt;int&gt;     &lt;dbl&gt;   &lt;dbl&gt;   &lt;dbl&gt;</w:t>
-      </w:r>
-      <w:r>
-        <w:br/>
-      </w:r>
-      <w:r>
-        <w:rPr>
-          <w:rStyle w:val="VerbatimChar"/>
-        </w:rPr>
-        <w:t xml:space="preserve">1 Adelie    female    34     3335.    260.    44.5</w:t>
-      </w:r>
-      <w:r>
-        <w:br/>
-      </w:r>
-      <w:r>
-        <w:rPr>
-          <w:rStyle w:val="VerbatimChar"/>
-        </w:rPr>
-        <w:t xml:space="preserve">2 Adelie    male      34     4049.    318.    54.5</w:t>
-      </w:r>
-      <w:r>
-        <w:br/>
-      </w:r>
-      <w:r>
-        <w:rPr>
-          <w:rStyle w:val="VerbatimChar"/>
-        </w:rPr>
-        <w:t xml:space="preserve">3 Chinstrap female    34     3527.    285.    48.9</w:t>
-      </w:r>
-      <w:r>
-        <w:br/>
-      </w:r>
-      <w:r>
-        <w:rPr>
-          <w:rStyle w:val="VerbatimChar"/>
-        </w:rPr>
-        <w:t xml:space="preserve">4 Chinstrap male      34     3939.    362.    62.1</w:t>
-      </w:r>
-      <w:r>
-        <w:br/>
-      </w:r>
-      <w:r>
-        <w:rPr>
-          <w:rStyle w:val="VerbatimChar"/>
-        </w:rPr>
-        <w:t xml:space="preserve">5 Gentoo    female    34     4681.    309.    53.0</w:t>
-      </w:r>
-      <w:r>
-        <w:br/>
-      </w:r>
-      <w:r>
-        <w:rPr>
-          <w:rStyle w:val="VerbatimChar"/>
-        </w:rPr>
-        <w:t xml:space="preserve">6 Gentoo    male      34     5525     274.    47.0</w:t>
+        <w:t xml:space="preserve">## # A tibble: 6 × 6</w:t>
+      </w:r>
+      <w:r>
+        <w:br/>
+      </w:r>
+      <w:r>
+        <w:rPr>
+          <w:rStyle w:val="VerbatimChar"/>
+        </w:rPr>
+        <w:t xml:space="preserve">##   species   sex        n mean_mass sd_mass se_mass</w:t>
+      </w:r>
+      <w:r>
+        <w:br/>
+      </w:r>
+      <w:r>
+        <w:rPr>
+          <w:rStyle w:val="VerbatimChar"/>
+        </w:rPr>
+        <w:t xml:space="preserve">##   &lt;fct&gt;     &lt;fct&gt;  &lt;int&gt;     &lt;dbl&gt;   &lt;dbl&gt;   &lt;dbl&gt;</w:t>
+      </w:r>
+      <w:r>
+        <w:br/>
+      </w:r>
+      <w:r>
+        <w:rPr>
+          <w:rStyle w:val="VerbatimChar"/>
+        </w:rPr>
+        <w:t xml:space="preserve">## 1 Adelie    female    34     3335.    260.    44.5</w:t>
+      </w:r>
+      <w:r>
+        <w:br/>
+      </w:r>
+      <w:r>
+        <w:rPr>
+          <w:rStyle w:val="VerbatimChar"/>
+        </w:rPr>
+        <w:t xml:space="preserve">## 2 Adelie    male      34     4049.    318.    54.5</w:t>
+      </w:r>
+      <w:r>
+        <w:br/>
+      </w:r>
+      <w:r>
+        <w:rPr>
+          <w:rStyle w:val="VerbatimChar"/>
+        </w:rPr>
+        <w:t xml:space="preserve">## 3 Chinstrap female    34     3527.    285.    48.9</w:t>
+      </w:r>
+      <w:r>
+        <w:br/>
+      </w:r>
+      <w:r>
+        <w:rPr>
+          <w:rStyle w:val="VerbatimChar"/>
+        </w:rPr>
+        <w:t xml:space="preserve">## 4 Chinstrap male      34     3939.    362.    62.1</w:t>
+      </w:r>
+      <w:r>
+        <w:br/>
+      </w:r>
+      <w:r>
+        <w:rPr>
+          <w:rStyle w:val="VerbatimChar"/>
+        </w:rPr>
+        <w:t xml:space="preserve">## 5 Gentoo    female    34     4681.    309.    53.0</w:t>
+      </w:r>
+      <w:r>
+        <w:br/>
+      </w:r>
+      <w:r>
+        <w:rPr>
+          <w:rStyle w:val="VerbatimChar"/>
+        </w:rPr>
+        <w:t xml:space="preserve">## 6 Gentoo    male      34     5525     274.    47.0</w:t>
       </w:r>
     </w:p>
     <w:bookmarkEnd w:id="50"/>
@@ -2432,7 +2430,142 @@
         <w:rPr>
           <w:rStyle w:val="VerbatimChar"/>
         </w:rPr>
-        <w:t xml:space="preserve">[1] "Combined table with means and counts:"</w:t>
+        <w:t xml:space="preserve">## Combined table with means and counts:</w:t>
+      </w:r>
+      <w:r>
+        <w:br/>
+      </w:r>
+      <w:r>
+        <w:rPr>
+          <w:rStyle w:val="VerbatimChar"/>
+        </w:rPr>
+        <w:t xml:space="preserve">## # A tibble: 3 × 5</w:t>
+      </w:r>
+      <w:r>
+        <w:br/>
+      </w:r>
+      <w:r>
+        <w:rPr>
+          <w:rStyle w:val="VerbatimChar"/>
+        </w:rPr>
+        <w:t xml:space="preserve">##   species   female_mean male_mean female_n male_n</w:t>
+      </w:r>
+      <w:r>
+        <w:br/>
+      </w:r>
+      <w:r>
+        <w:rPr>
+          <w:rStyle w:val="VerbatimChar"/>
+        </w:rPr>
+        <w:t xml:space="preserve">##   &lt;fct&gt;           &lt;dbl&gt;     &lt;dbl&gt;    &lt;int&gt;  &lt;int&gt;</w:t>
+      </w:r>
+      <w:r>
+        <w:br/>
+      </w:r>
+      <w:r>
+        <w:rPr>
+          <w:rStyle w:val="VerbatimChar"/>
+        </w:rPr>
+        <w:t xml:space="preserve">## 1 Adelie          3369.     4043.       73     73</w:t>
+      </w:r>
+      <w:r>
+        <w:br/>
+      </w:r>
+      <w:r>
+        <w:rPr>
+          <w:rStyle w:val="VerbatimChar"/>
+        </w:rPr>
+        <w:t xml:space="preserve">## 2 Chinstrap       3527.     3939.       34     34</w:t>
+      </w:r>
+      <w:r>
+        <w:br/>
+      </w:r>
+      <w:r>
+        <w:rPr>
+          <w:rStyle w:val="VerbatimChar"/>
+        </w:rPr>
+        <w:t xml:space="preserve">## 3 Gentoo          4680.     5485.       58     61</w:t>
+      </w:r>
+      <w:r>
+        <w:br/>
+      </w:r>
+      <w:r>
+        <w:rPr>
+          <w:rStyle w:val="VerbatimChar"/>
+        </w:rPr>
+        <w:t xml:space="preserve">## </w:t>
+      </w:r>
+      <w:r>
+        <w:br/>
+      </w:r>
+      <w:r>
+        <w:rPr>
+          <w:rStyle w:val="VerbatimChar"/>
+        </w:rPr>
+        <w:t xml:space="preserve">## </w:t>
+      </w:r>
+      <w:r>
+        <w:br/>
+      </w:r>
+      <w:r>
+        <w:rPr>
+          <w:rStyle w:val="VerbatimChar"/>
+        </w:rPr>
+        <w:t xml:space="preserve">## Regular means (WRONG for marginal means):</w:t>
+      </w:r>
+      <w:r>
+        <w:br/>
+      </w:r>
+      <w:r>
+        <w:rPr>
+          <w:rStyle w:val="VerbatimChar"/>
+        </w:rPr>
+        <w:t xml:space="preserve">## # A tibble: 3 × 3</w:t>
+      </w:r>
+      <w:r>
+        <w:br/>
+      </w:r>
+      <w:r>
+        <w:rPr>
+          <w:rStyle w:val="VerbatimChar"/>
+        </w:rPr>
+        <w:t xml:space="preserve">##   species   total_n regular_mean</w:t>
+      </w:r>
+      <w:r>
+        <w:br/>
+      </w:r>
+      <w:r>
+        <w:rPr>
+          <w:rStyle w:val="VerbatimChar"/>
+        </w:rPr>
+        <w:t xml:space="preserve">##   &lt;fct&gt;       &lt;int&gt;        &lt;dbl&gt;</w:t>
+      </w:r>
+      <w:r>
+        <w:br/>
+      </w:r>
+      <w:r>
+        <w:rPr>
+          <w:rStyle w:val="VerbatimChar"/>
+        </w:rPr>
+        <w:t xml:space="preserve">## 1 Adelie        146        3706.</w:t>
+      </w:r>
+      <w:r>
+        <w:br/>
+      </w:r>
+      <w:r>
+        <w:rPr>
+          <w:rStyle w:val="VerbatimChar"/>
+        </w:rPr>
+        <w:t xml:space="preserve">## 2 Chinstrap      68        3733.</w:t>
+      </w:r>
+      <w:r>
+        <w:br/>
+      </w:r>
+      <w:r>
+        <w:rPr>
+          <w:rStyle w:val="VerbatimChar"/>
+        </w:rPr>
+        <w:t xml:space="preserve">## 3 Gentoo        119        5092.</w:t>
       </w:r>
     </w:p>
     <w:p>
@@ -2443,253 +2576,142 @@
         <w:rPr>
           <w:rStyle w:val="VerbatimChar"/>
         </w:rPr>
-        <w:t xml:space="preserve"># A tibble: 3 × 5</w:t>
-      </w:r>
-      <w:r>
-        <w:br/>
-      </w:r>
-      <w:r>
-        <w:rPr>
-          <w:rStyle w:val="VerbatimChar"/>
-        </w:rPr>
-        <w:t xml:space="preserve">  species   female_mean male_mean female_n male_n</w:t>
-      </w:r>
-      <w:r>
-        <w:br/>
-      </w:r>
-      <w:r>
-        <w:rPr>
-          <w:rStyle w:val="VerbatimChar"/>
-        </w:rPr>
-        <w:t xml:space="preserve">  &lt;fct&gt;           &lt;dbl&gt;     &lt;dbl&gt;    &lt;int&gt;  &lt;int&gt;</w:t>
-      </w:r>
-      <w:r>
-        <w:br/>
-      </w:r>
-      <w:r>
-        <w:rPr>
-          <w:rStyle w:val="VerbatimChar"/>
-        </w:rPr>
-        <w:t xml:space="preserve">1 Adelie          3369.     4043.       73     73</w:t>
-      </w:r>
-      <w:r>
-        <w:br/>
-      </w:r>
-      <w:r>
-        <w:rPr>
-          <w:rStyle w:val="VerbatimChar"/>
-        </w:rPr>
-        <w:t xml:space="preserve">2 Chinstrap       3527.     3939.       34     34</w:t>
-      </w:r>
-      <w:r>
-        <w:br/>
-      </w:r>
-      <w:r>
-        <w:rPr>
-          <w:rStyle w:val="VerbatimChar"/>
-        </w:rPr>
-        <w:t xml:space="preserve">3 Gentoo          4680.     5485.       58     61</w:t>
-      </w:r>
-    </w:p>
-    <w:p>
-      <w:pPr>
-        <w:pStyle w:val="SourceCode"/>
-      </w:pPr>
-      <w:r>
-        <w:rPr>
-          <w:rStyle w:val="VerbatimChar"/>
-        </w:rPr>
-        <w:t xml:space="preserve">[1] "\nRegular means (WRONG for marginal means):"</w:t>
-      </w:r>
-    </w:p>
-    <w:p>
-      <w:pPr>
-        <w:pStyle w:val="SourceCode"/>
-      </w:pPr>
-      <w:r>
-        <w:rPr>
-          <w:rStyle w:val="VerbatimChar"/>
-        </w:rPr>
-        <w:t xml:space="preserve"># A tibble: 3 × 3</w:t>
-      </w:r>
-      <w:r>
-        <w:br/>
-      </w:r>
-      <w:r>
-        <w:rPr>
-          <w:rStyle w:val="VerbatimChar"/>
-        </w:rPr>
-        <w:t xml:space="preserve">  species   total_n regular_mean</w:t>
-      </w:r>
-      <w:r>
-        <w:br/>
-      </w:r>
-      <w:r>
-        <w:rPr>
-          <w:rStyle w:val="VerbatimChar"/>
-        </w:rPr>
-        <w:t xml:space="preserve">  &lt;fct&gt;       &lt;int&gt;        &lt;dbl&gt;</w:t>
-      </w:r>
-      <w:r>
-        <w:br/>
-      </w:r>
-      <w:r>
-        <w:rPr>
-          <w:rStyle w:val="VerbatimChar"/>
-        </w:rPr>
-        <w:t xml:space="preserve">1 Adelie        146        3706.</w:t>
-      </w:r>
-      <w:r>
-        <w:br/>
-      </w:r>
-      <w:r>
-        <w:rPr>
-          <w:rStyle w:val="VerbatimChar"/>
-        </w:rPr>
-        <w:t xml:space="preserve">2 Chinstrap      68        3733.</w:t>
-      </w:r>
-      <w:r>
-        <w:br/>
-      </w:r>
-      <w:r>
-        <w:rPr>
-          <w:rStyle w:val="VerbatimChar"/>
-        </w:rPr>
-        <w:t xml:space="preserve">3 Gentoo        119        5092.</w:t>
-      </w:r>
-    </w:p>
-    <w:p>
-      <w:pPr>
-        <w:pStyle w:val="SourceCode"/>
-      </w:pPr>
-      <w:r>
-        <w:rPr>
-          <w:rStyle w:val="VerbatimChar"/>
-        </w:rPr>
-        <w:t xml:space="preserve">[1] "Estimated Marginal Means for Species (CORRECT):"</w:t>
-      </w:r>
-    </w:p>
-    <w:p>
-      <w:pPr>
-        <w:pStyle w:val="SourceCode"/>
-      </w:pPr>
-      <w:r>
-        <w:rPr>
-          <w:rStyle w:val="VerbatimChar"/>
-        </w:rPr>
-        <w:t xml:space="preserve"># A tibble: 3 × 3</w:t>
-      </w:r>
-      <w:r>
-        <w:br/>
-      </w:r>
-      <w:r>
-        <w:rPr>
-          <w:rStyle w:val="VerbatimChar"/>
-        </w:rPr>
-        <w:t xml:space="preserve">  species   emm_mean calculation                   </w:t>
-      </w:r>
-      <w:r>
-        <w:br/>
-      </w:r>
-      <w:r>
-        <w:rPr>
-          <w:rStyle w:val="VerbatimChar"/>
-        </w:rPr>
-        <w:t xml:space="preserve">  &lt;fct&gt;        &lt;dbl&gt; &lt;chr&gt;                         </w:t>
-      </w:r>
-      <w:r>
-        <w:br/>
-      </w:r>
-      <w:r>
-        <w:rPr>
-          <w:rStyle w:val="VerbatimChar"/>
-        </w:rPr>
-        <w:t xml:space="preserve">1 Adelie       3706. (3368.8 + 4043.5) / 2 = 3706.2</w:t>
-      </w:r>
-      <w:r>
-        <w:br/>
-      </w:r>
-      <w:r>
-        <w:rPr>
-          <w:rStyle w:val="VerbatimChar"/>
-        </w:rPr>
-        <w:t xml:space="preserve">2 Chinstrap    3733. (3527.2 + 3939) / 2 = 3733.1  </w:t>
-      </w:r>
-      <w:r>
-        <w:br/>
-      </w:r>
-      <w:r>
-        <w:rPr>
-          <w:rStyle w:val="VerbatimChar"/>
-        </w:rPr>
-        <w:t xml:space="preserve">3 Gentoo       5082. (4679.7 + 5484.8) / 2 = 5082.3</w:t>
-      </w:r>
-    </w:p>
-    <w:p>
-      <w:pPr>
-        <w:pStyle w:val="SourceCode"/>
-      </w:pPr>
-      <w:r>
-        <w:rPr>
-          <w:rStyle w:val="VerbatimChar"/>
-        </w:rPr>
-        <w:t xml:space="preserve">[1] "\nComparison showing EMM calculation:"</w:t>
-      </w:r>
-    </w:p>
-    <w:p>
-      <w:pPr>
-        <w:pStyle w:val="SourceCode"/>
-      </w:pPr>
-      <w:r>
-        <w:rPr>
-          <w:rStyle w:val="VerbatimChar"/>
-        </w:rPr>
-        <w:t xml:space="preserve"># A tibble: 3 × 6</w:t>
-      </w:r>
-      <w:r>
-        <w:br/>
-      </w:r>
-      <w:r>
-        <w:rPr>
-          <w:rStyle w:val="VerbatimChar"/>
-        </w:rPr>
-        <w:t xml:space="preserve">  species   cell_mean_female cell_mean_male species_emm regular_mean difference</w:t>
-      </w:r>
-      <w:r>
-        <w:br/>
-      </w:r>
-      <w:r>
-        <w:rPr>
-          <w:rStyle w:val="VerbatimChar"/>
-        </w:rPr>
-        <w:t xml:space="preserve">  &lt;fct&gt;                &lt;dbl&gt;          &lt;dbl&gt;       &lt;dbl&gt;        &lt;dbl&gt;      &lt;dbl&gt;</w:t>
-      </w:r>
-      <w:r>
-        <w:br/>
-      </w:r>
-      <w:r>
-        <w:rPr>
-          <w:rStyle w:val="VerbatimChar"/>
-        </w:rPr>
-        <w:t xml:space="preserve">1 Adelie               3369.          4043.       3706.        3706.   4.55e-13</w:t>
-      </w:r>
-      <w:r>
-        <w:br/>
-      </w:r>
-      <w:r>
-        <w:rPr>
-          <w:rStyle w:val="VerbatimChar"/>
-        </w:rPr>
-        <w:t xml:space="preserve">2 Chinstrap            3527.          3939.       3733.        3733.   0       </w:t>
-      </w:r>
-      <w:r>
-        <w:br/>
-      </w:r>
-      <w:r>
-        <w:rPr>
-          <w:rStyle w:val="VerbatimChar"/>
-        </w:rPr>
-        <w:t xml:space="preserve">3 Gentoo               4680.          5485.       5082.        5092.  -1.01e+ 1</w:t>
+        <w:t xml:space="preserve">## Estimated Marginal Means for Species (CORRECT):</w:t>
+      </w:r>
+      <w:r>
+        <w:br/>
+      </w:r>
+      <w:r>
+        <w:rPr>
+          <w:rStyle w:val="VerbatimChar"/>
+        </w:rPr>
+        <w:t xml:space="preserve">## # A tibble: 3 × 3</w:t>
+      </w:r>
+      <w:r>
+        <w:br/>
+      </w:r>
+      <w:r>
+        <w:rPr>
+          <w:rStyle w:val="VerbatimChar"/>
+        </w:rPr>
+        <w:t xml:space="preserve">##   species   emm_mean calculation                   </w:t>
+      </w:r>
+      <w:r>
+        <w:br/>
+      </w:r>
+      <w:r>
+        <w:rPr>
+          <w:rStyle w:val="VerbatimChar"/>
+        </w:rPr>
+        <w:t xml:space="preserve">##   &lt;fct&gt;        &lt;dbl&gt; &lt;chr&gt;                         </w:t>
+      </w:r>
+      <w:r>
+        <w:br/>
+      </w:r>
+      <w:r>
+        <w:rPr>
+          <w:rStyle w:val="VerbatimChar"/>
+        </w:rPr>
+        <w:t xml:space="preserve">## 1 Adelie       3706. (3368.8 + 4043.5) / 2 = 3706.2</w:t>
+      </w:r>
+      <w:r>
+        <w:br/>
+      </w:r>
+      <w:r>
+        <w:rPr>
+          <w:rStyle w:val="VerbatimChar"/>
+        </w:rPr>
+        <w:t xml:space="preserve">## 2 Chinstrap    3733. (3527.2 + 3939) / 2 = 3733.1  </w:t>
+      </w:r>
+      <w:r>
+        <w:br/>
+      </w:r>
+      <w:r>
+        <w:rPr>
+          <w:rStyle w:val="VerbatimChar"/>
+        </w:rPr>
+        <w:t xml:space="preserve">## 3 Gentoo       5082. (4679.7 + 5484.8) / 2 = 5082.3</w:t>
+      </w:r>
+      <w:r>
+        <w:br/>
+      </w:r>
+      <w:r>
+        <w:rPr>
+          <w:rStyle w:val="VerbatimChar"/>
+        </w:rPr>
+        <w:t xml:space="preserve">## </w:t>
+      </w:r>
+      <w:r>
+        <w:br/>
+      </w:r>
+      <w:r>
+        <w:rPr>
+          <w:rStyle w:val="VerbatimChar"/>
+        </w:rPr>
+        <w:t xml:space="preserve">## </w:t>
+      </w:r>
+      <w:r>
+        <w:br/>
+      </w:r>
+      <w:r>
+        <w:rPr>
+          <w:rStyle w:val="VerbatimChar"/>
+        </w:rPr>
+        <w:t xml:space="preserve">## Comparison showing EMM calculation:</w:t>
+      </w:r>
+      <w:r>
+        <w:br/>
+      </w:r>
+      <w:r>
+        <w:rPr>
+          <w:rStyle w:val="VerbatimChar"/>
+        </w:rPr>
+        <w:t xml:space="preserve">## # A tibble: 3 × 6</w:t>
+      </w:r>
+      <w:r>
+        <w:br/>
+      </w:r>
+      <w:r>
+        <w:rPr>
+          <w:rStyle w:val="VerbatimChar"/>
+        </w:rPr>
+        <w:t xml:space="preserve">##   species   cell_mean_female cell_mean_male species_emm regular_mean difference</w:t>
+      </w:r>
+      <w:r>
+        <w:br/>
+      </w:r>
+      <w:r>
+        <w:rPr>
+          <w:rStyle w:val="VerbatimChar"/>
+        </w:rPr>
+        <w:t xml:space="preserve">##   &lt;fct&gt;                &lt;dbl&gt;          &lt;dbl&gt;       &lt;dbl&gt;        &lt;dbl&gt;      &lt;dbl&gt;</w:t>
+      </w:r>
+      <w:r>
+        <w:br/>
+      </w:r>
+      <w:r>
+        <w:rPr>
+          <w:rStyle w:val="VerbatimChar"/>
+        </w:rPr>
+        <w:t xml:space="preserve">## 1 Adelie               3369.          4043.       3706.        3706.   4.55e-13</w:t>
+      </w:r>
+      <w:r>
+        <w:br/>
+      </w:r>
+      <w:r>
+        <w:rPr>
+          <w:rStyle w:val="VerbatimChar"/>
+        </w:rPr>
+        <w:t xml:space="preserve">## 2 Chinstrap            3527.          3939.       3733.        3733.   0       </w:t>
+      </w:r>
+      <w:r>
+        <w:br/>
+      </w:r>
+      <w:r>
+        <w:rPr>
+          <w:rStyle w:val="VerbatimChar"/>
+        </w:rPr>
+        <w:t xml:space="preserve">## 3 Gentoo               4680.          5485.       5082.        5092.  -1.01e+ 1</w:t>
       </w:r>
     </w:p>
     <w:bookmarkEnd w:id="63"/>
@@ -2755,7 +2777,61 @@
         <w:rPr>
           <w:rStyle w:val="VerbatimChar"/>
         </w:rPr>
-        <w:t xml:space="preserve">[1] "Combined table with means and counts:"</w:t>
+        <w:t xml:space="preserve">## Combined table with means and counts:</w:t>
+      </w:r>
+      <w:r>
+        <w:br/>
+      </w:r>
+      <w:r>
+        <w:rPr>
+          <w:rStyle w:val="VerbatimChar"/>
+        </w:rPr>
+        <w:t xml:space="preserve">## # A tibble: 3 × 5</w:t>
+      </w:r>
+      <w:r>
+        <w:br/>
+      </w:r>
+      <w:r>
+        <w:rPr>
+          <w:rStyle w:val="VerbatimChar"/>
+        </w:rPr>
+        <w:t xml:space="preserve">##   species   female_mean male_mean female_n male_n</w:t>
+      </w:r>
+      <w:r>
+        <w:br/>
+      </w:r>
+      <w:r>
+        <w:rPr>
+          <w:rStyle w:val="VerbatimChar"/>
+        </w:rPr>
+        <w:t xml:space="preserve">##   &lt;fct&gt;           &lt;dbl&gt;     &lt;dbl&gt;    &lt;int&gt;  &lt;int&gt;</w:t>
+      </w:r>
+      <w:r>
+        <w:br/>
+      </w:r>
+      <w:r>
+        <w:rPr>
+          <w:rStyle w:val="VerbatimChar"/>
+        </w:rPr>
+        <w:t xml:space="preserve">## 1 Adelie          3369.     4043.       73     73</w:t>
+      </w:r>
+      <w:r>
+        <w:br/>
+      </w:r>
+      <w:r>
+        <w:rPr>
+          <w:rStyle w:val="VerbatimChar"/>
+        </w:rPr>
+        <w:t xml:space="preserve">## 2 Chinstrap       3527.     3939.       34     34</w:t>
+      </w:r>
+      <w:r>
+        <w:br/>
+      </w:r>
+      <w:r>
+        <w:rPr>
+          <w:rStyle w:val="VerbatimChar"/>
+        </w:rPr>
+        <w:t xml:space="preserve">## 3 Gentoo          4680.     5485.       58     61</w:t>
       </w:r>
     </w:p>
     <w:p>
@@ -2766,226 +2842,196 @@
         <w:rPr>
           <w:rStyle w:val="VerbatimChar"/>
         </w:rPr>
-        <w:t xml:space="preserve"># A tibble: 3 × 5</w:t>
-      </w:r>
-      <w:r>
-        <w:br/>
-      </w:r>
-      <w:r>
-        <w:rPr>
-          <w:rStyle w:val="VerbatimChar"/>
-        </w:rPr>
-        <w:t xml:space="preserve">  species   female_mean male_mean female_n male_n</w:t>
-      </w:r>
-      <w:r>
-        <w:br/>
-      </w:r>
-      <w:r>
-        <w:rPr>
-          <w:rStyle w:val="VerbatimChar"/>
-        </w:rPr>
-        <w:t xml:space="preserve">  &lt;fct&gt;           &lt;dbl&gt;     &lt;dbl&gt;    &lt;int&gt;  &lt;int&gt;</w:t>
-      </w:r>
-      <w:r>
-        <w:br/>
-      </w:r>
-      <w:r>
-        <w:rPr>
-          <w:rStyle w:val="VerbatimChar"/>
-        </w:rPr>
-        <w:t xml:space="preserve">1 Adelie          3369.     4043.       73     73</w:t>
-      </w:r>
-      <w:r>
-        <w:br/>
-      </w:r>
-      <w:r>
-        <w:rPr>
-          <w:rStyle w:val="VerbatimChar"/>
-        </w:rPr>
-        <w:t xml:space="preserve">2 Chinstrap       3527.     3939.       34     34</w:t>
-      </w:r>
-      <w:r>
-        <w:br/>
-      </w:r>
-      <w:r>
-        <w:rPr>
-          <w:rStyle w:val="VerbatimChar"/>
-        </w:rPr>
-        <w:t xml:space="preserve">3 Gentoo          4680.     5485.       58     61</w:t>
-      </w:r>
-    </w:p>
-    <w:p>
-      <w:pPr>
-        <w:pStyle w:val="SourceCode"/>
-      </w:pPr>
-      <w:r>
-        <w:rPr>
-          <w:rStyle w:val="VerbatimChar"/>
-        </w:rPr>
-        <w:t xml:space="preserve">[1] "\nRegular means sex (WRONG for marginal means):"</w:t>
-      </w:r>
-    </w:p>
-    <w:p>
-      <w:pPr>
-        <w:pStyle w:val="SourceCode"/>
-      </w:pPr>
-      <w:r>
-        <w:rPr>
-          <w:rStyle w:val="VerbatimChar"/>
-        </w:rPr>
-        <w:t xml:space="preserve"># A tibble: 2 × 3</w:t>
-      </w:r>
-      <w:r>
-        <w:br/>
-      </w:r>
-      <w:r>
-        <w:rPr>
-          <w:rStyle w:val="VerbatimChar"/>
-        </w:rPr>
-        <w:t xml:space="preserve">  sex    total_n regular_mean</w:t>
-      </w:r>
-      <w:r>
-        <w:br/>
-      </w:r>
-      <w:r>
-        <w:rPr>
-          <w:rStyle w:val="VerbatimChar"/>
-        </w:rPr>
-        <w:t xml:space="preserve">  &lt;fct&gt;    &lt;int&gt;        &lt;dbl&gt;</w:t>
-      </w:r>
-      <w:r>
-        <w:br/>
-      </w:r>
-      <w:r>
-        <w:rPr>
-          <w:rStyle w:val="VerbatimChar"/>
-        </w:rPr>
-        <w:t xml:space="preserve">1 female     165        3862.</w:t>
-      </w:r>
-      <w:r>
-        <w:br/>
-      </w:r>
-      <w:r>
-        <w:rPr>
-          <w:rStyle w:val="VerbatimChar"/>
-        </w:rPr>
-        <w:t xml:space="preserve">2 male       168        4546.</w:t>
-      </w:r>
-    </w:p>
-    <w:p>
-      <w:pPr>
-        <w:pStyle w:val="SourceCode"/>
-      </w:pPr>
-      <w:r>
-        <w:rPr>
-          <w:rStyle w:val="VerbatimChar"/>
-        </w:rPr>
-        <w:t xml:space="preserve">[1] "\nEstimated Marginal Means for Sex (CORRECT):"</w:t>
-      </w:r>
-    </w:p>
-    <w:p>
-      <w:pPr>
-        <w:pStyle w:val="SourceCode"/>
-      </w:pPr>
-      <w:r>
-        <w:rPr>
-          <w:rStyle w:val="VerbatimChar"/>
-        </w:rPr>
-        <w:t xml:space="preserve"># A tibble: 2 × 3</w:t>
-      </w:r>
-      <w:r>
-        <w:br/>
-      </w:r>
-      <w:r>
-        <w:rPr>
-          <w:rStyle w:val="VerbatimChar"/>
-        </w:rPr>
-        <w:t xml:space="preserve">  sex    emm_mean calculation                            </w:t>
-      </w:r>
-      <w:r>
-        <w:br/>
-      </w:r>
-      <w:r>
-        <w:rPr>
-          <w:rStyle w:val="VerbatimChar"/>
-        </w:rPr>
-        <w:t xml:space="preserve">  &lt;fct&gt;     &lt;dbl&gt; &lt;chr&gt;                                  </w:t>
-      </w:r>
-      <w:r>
-        <w:br/>
-      </w:r>
-      <w:r>
-        <w:rPr>
-          <w:rStyle w:val="VerbatimChar"/>
-        </w:rPr>
-        <w:t xml:space="preserve">1 female    3859. (3368.8 + 3527.2 + 4679.7) / 3 = 3858.6</w:t>
-      </w:r>
-      <w:r>
-        <w:br/>
-      </w:r>
-      <w:r>
-        <w:rPr>
-          <w:rStyle w:val="VerbatimChar"/>
-        </w:rPr>
-        <w:t xml:space="preserve">2 male      4489. (4043.5 + 3939 + 5484.8) / 3 = 4489.1  </w:t>
-      </w:r>
-    </w:p>
-    <w:p>
-      <w:pPr>
-        <w:pStyle w:val="SourceCode"/>
-      </w:pPr>
-      <w:r>
-        <w:rPr>
-          <w:rStyle w:val="VerbatimChar"/>
-        </w:rPr>
-        <w:t xml:space="preserve">[1] "\nComparison showing difference between regular and marginal means:"</w:t>
-      </w:r>
-    </w:p>
-    <w:p>
-      <w:pPr>
-        <w:pStyle w:val="SourceCode"/>
-      </w:pPr>
-      <w:r>
-        <w:rPr>
-          <w:rStyle w:val="VerbatimChar"/>
-        </w:rPr>
-        <w:t xml:space="preserve"># A tibble: 2 × 5</w:t>
-      </w:r>
-      <w:r>
-        <w:br/>
-      </w:r>
-      <w:r>
-        <w:rPr>
-          <w:rStyle w:val="VerbatimChar"/>
-        </w:rPr>
-        <w:t xml:space="preserve">  sex    total_n regular_mean emm_mean difference</w:t>
-      </w:r>
-      <w:r>
-        <w:br/>
-      </w:r>
-      <w:r>
-        <w:rPr>
-          <w:rStyle w:val="VerbatimChar"/>
-        </w:rPr>
-        <w:t xml:space="preserve">  &lt;fct&gt;    &lt;int&gt;        &lt;dbl&gt;    &lt;dbl&gt;      &lt;dbl&gt;</w:t>
-      </w:r>
-      <w:r>
-        <w:br/>
-      </w:r>
-      <w:r>
-        <w:rPr>
-          <w:rStyle w:val="VerbatimChar"/>
-        </w:rPr>
-        <w:t xml:space="preserve">1 female     165        3862.    3859.      -3.68</w:t>
-      </w:r>
-      <w:r>
-        <w:br/>
-      </w:r>
-      <w:r>
-        <w:rPr>
-          <w:rStyle w:val="VerbatimChar"/>
-        </w:rPr>
-        <w:t xml:space="preserve">2 male       168        4546.    4489.     -56.6 </w:t>
+        <w:t xml:space="preserve">## </w:t>
+      </w:r>
+      <w:r>
+        <w:br/>
+      </w:r>
+      <w:r>
+        <w:rPr>
+          <w:rStyle w:val="VerbatimChar"/>
+        </w:rPr>
+        <w:t xml:space="preserve">## Regular means sex (WRONG for marginal means):</w:t>
+      </w:r>
+      <w:r>
+        <w:br/>
+      </w:r>
+      <w:r>
+        <w:rPr>
+          <w:rStyle w:val="VerbatimChar"/>
+        </w:rPr>
+        <w:t xml:space="preserve">## # A tibble: 2 × 3</w:t>
+      </w:r>
+      <w:r>
+        <w:br/>
+      </w:r>
+      <w:r>
+        <w:rPr>
+          <w:rStyle w:val="VerbatimChar"/>
+        </w:rPr>
+        <w:t xml:space="preserve">##   sex    total_n regular_mean</w:t>
+      </w:r>
+      <w:r>
+        <w:br/>
+      </w:r>
+      <w:r>
+        <w:rPr>
+          <w:rStyle w:val="VerbatimChar"/>
+        </w:rPr>
+        <w:t xml:space="preserve">##   &lt;fct&gt;    &lt;int&gt;        &lt;dbl&gt;</w:t>
+      </w:r>
+      <w:r>
+        <w:br/>
+      </w:r>
+      <w:r>
+        <w:rPr>
+          <w:rStyle w:val="VerbatimChar"/>
+        </w:rPr>
+        <w:t xml:space="preserve">## 1 female     165        3862.</w:t>
+      </w:r>
+      <w:r>
+        <w:br/>
+      </w:r>
+      <w:r>
+        <w:rPr>
+          <w:rStyle w:val="VerbatimChar"/>
+        </w:rPr>
+        <w:t xml:space="preserve">## 2 male       168        4546.</w:t>
+      </w:r>
+      <w:r>
+        <w:br/>
+      </w:r>
+      <w:r>
+        <w:rPr>
+          <w:rStyle w:val="VerbatimChar"/>
+        </w:rPr>
+        <w:t xml:space="preserve">## </w:t>
+      </w:r>
+      <w:r>
+        <w:br/>
+      </w:r>
+      <w:r>
+        <w:rPr>
+          <w:rStyle w:val="VerbatimChar"/>
+        </w:rPr>
+        <w:t xml:space="preserve">## </w:t>
+      </w:r>
+      <w:r>
+        <w:br/>
+      </w:r>
+      <w:r>
+        <w:rPr>
+          <w:rStyle w:val="VerbatimChar"/>
+        </w:rPr>
+        <w:t xml:space="preserve">## Estimated Marginal Means for Sex (CORRECT):</w:t>
+      </w:r>
+      <w:r>
+        <w:br/>
+      </w:r>
+      <w:r>
+        <w:rPr>
+          <w:rStyle w:val="VerbatimChar"/>
+        </w:rPr>
+        <w:t xml:space="preserve">## # A tibble: 2 × 3</w:t>
+      </w:r>
+      <w:r>
+        <w:br/>
+      </w:r>
+      <w:r>
+        <w:rPr>
+          <w:rStyle w:val="VerbatimChar"/>
+        </w:rPr>
+        <w:t xml:space="preserve">##   sex    emm_mean calculation                            </w:t>
+      </w:r>
+      <w:r>
+        <w:br/>
+      </w:r>
+      <w:r>
+        <w:rPr>
+          <w:rStyle w:val="VerbatimChar"/>
+        </w:rPr>
+        <w:t xml:space="preserve">##   &lt;fct&gt;     &lt;dbl&gt; &lt;chr&gt;                                  </w:t>
+      </w:r>
+      <w:r>
+        <w:br/>
+      </w:r>
+      <w:r>
+        <w:rPr>
+          <w:rStyle w:val="VerbatimChar"/>
+        </w:rPr>
+        <w:t xml:space="preserve">## 1 female    3859. (3368.8 + 3527.2 + 4679.7) / 3 = 3858.6</w:t>
+      </w:r>
+      <w:r>
+        <w:br/>
+      </w:r>
+      <w:r>
+        <w:rPr>
+          <w:rStyle w:val="VerbatimChar"/>
+        </w:rPr>
+        <w:t xml:space="preserve">## 2 male      4489. (4043.5 + 3939 + 5484.8) / 3 = 4489.1</w:t>
+      </w:r>
+      <w:r>
+        <w:br/>
+      </w:r>
+      <w:r>
+        <w:rPr>
+          <w:rStyle w:val="VerbatimChar"/>
+        </w:rPr>
+        <w:t xml:space="preserve">## \n</w:t>
+      </w:r>
+      <w:r>
+        <w:br/>
+      </w:r>
+      <w:r>
+        <w:rPr>
+          <w:rStyle w:val="VerbatimChar"/>
+        </w:rPr>
+        <w:t xml:space="preserve">## Comparison showing difference between regular and marginal means:</w:t>
+      </w:r>
+      <w:r>
+        <w:br/>
+      </w:r>
+      <w:r>
+        <w:rPr>
+          <w:rStyle w:val="VerbatimChar"/>
+        </w:rPr>
+        <w:t xml:space="preserve">## # A tibble: 2 × 5</w:t>
+      </w:r>
+      <w:r>
+        <w:br/>
+      </w:r>
+      <w:r>
+        <w:rPr>
+          <w:rStyle w:val="VerbatimChar"/>
+        </w:rPr>
+        <w:t xml:space="preserve">##   sex    total_n regular_mean emm_mean difference</w:t>
+      </w:r>
+      <w:r>
+        <w:br/>
+      </w:r>
+      <w:r>
+        <w:rPr>
+          <w:rStyle w:val="VerbatimChar"/>
+        </w:rPr>
+        <w:t xml:space="preserve">##   &lt;fct&gt;    &lt;int&gt;        &lt;dbl&gt;    &lt;dbl&gt;      &lt;dbl&gt;</w:t>
+      </w:r>
+      <w:r>
+        <w:br/>
+      </w:r>
+      <w:r>
+        <w:rPr>
+          <w:rStyle w:val="VerbatimChar"/>
+        </w:rPr>
+        <w:t xml:space="preserve">## 1 female     165        3862.    3859.      -3.68</w:t>
+      </w:r>
+      <w:r>
+        <w:br/>
+      </w:r>
+      <w:r>
+        <w:rPr>
+          <w:rStyle w:val="VerbatimChar"/>
+        </w:rPr>
+        <w:t xml:space="preserve">## 2 male       168        4546.    4489.     -56.6</w:t>
       </w:r>
     </w:p>
     <w:bookmarkEnd w:id="64"/>
@@ -4404,7 +4450,7 @@
       <w:r>
         <w:drawing>
           <wp:inline>
-            <wp:extent cx="5262880" cy="2584449"/>
+            <wp:extent cx="4933950" cy="2422921"/>
             <wp:effectExtent b="0" l="0" r="0" t="0"/>
             <wp:docPr descr="" title="" id="67" name="Picture"/>
             <a:graphic>
@@ -4425,7 +4471,7 @@
                   <pic:spPr bwMode="auto">
                     <a:xfrm>
                       <a:off x="0" y="0"/>
-                      <a:ext cx="5262880" cy="2584449"/>
+                      <a:ext cx="4933950" cy="2422921"/>
                     </a:xfrm>
                     <a:prstGeom prst="rect">
                       <a:avLst/>
@@ -4451,7 +4497,7 @@
       <w:r>
         <w:drawing>
           <wp:inline>
-            <wp:extent cx="5262880" cy="1593348"/>
+            <wp:extent cx="4933950" cy="1493764"/>
             <wp:effectExtent b="0" l="0" r="0" t="0"/>
             <wp:docPr descr="" title="" id="70" name="Picture"/>
             <a:graphic>
@@ -4472,7 +4518,7 @@
                   <pic:spPr bwMode="auto">
                     <a:xfrm>
                       <a:off x="0" y="0"/>
-                      <a:ext cx="5262880" cy="1593348"/>
+                      <a:ext cx="4933950" cy="1493764"/>
                     </a:xfrm>
                     <a:prstGeom prst="rect">
                       <a:avLst/>
@@ -4544,7 +4590,7 @@
       <w:r>
         <w:drawing>
           <wp:inline>
-            <wp:extent cx="5262880" cy="2584449"/>
+            <wp:extent cx="4933950" cy="2422921"/>
             <wp:effectExtent b="0" l="0" r="0" t="0"/>
             <wp:docPr descr="" title="" id="73" name="Picture"/>
             <a:graphic>
@@ -4565,7 +4611,7 @@
                   <pic:spPr bwMode="auto">
                     <a:xfrm>
                       <a:off x="0" y="0"/>
-                      <a:ext cx="5262880" cy="2584449"/>
+                      <a:ext cx="4933950" cy="2422921"/>
                     </a:xfrm>
                     <a:prstGeom prst="rect">
                       <a:avLst/>
@@ -4591,7 +4637,7 @@
       <w:r>
         <w:drawing>
           <wp:inline>
-            <wp:extent cx="5262880" cy="1593348"/>
+            <wp:extent cx="4933950" cy="1493764"/>
             <wp:effectExtent b="0" l="0" r="0" t="0"/>
             <wp:docPr descr="" title="" id="75" name="Picture"/>
             <a:graphic>
@@ -4612,7 +4658,7 @@
                   <pic:spPr bwMode="auto">
                     <a:xfrm>
                       <a:off x="0" y="0"/>
-                      <a:ext cx="5262880" cy="1593348"/>
+                      <a:ext cx="4933950" cy="1493764"/>
                     </a:xfrm>
                     <a:prstGeom prst="rect">
                       <a:avLst/>
@@ -4660,7 +4706,7 @@
       <w:r>
         <w:drawing>
           <wp:inline>
-            <wp:extent cx="5262880" cy="2576305"/>
+            <wp:extent cx="4605020" cy="2254266"/>
             <wp:effectExtent b="0" l="0" r="0" t="0"/>
             <wp:docPr descr="" title="" id="79" name="Picture"/>
             <a:graphic>
@@ -4681,7 +4727,7 @@
                   <pic:spPr bwMode="auto">
                     <a:xfrm>
                       <a:off x="0" y="0"/>
-                      <a:ext cx="5262880" cy="2576305"/>
+                      <a:ext cx="4605020" cy="2254266"/>
                     </a:xfrm>
                     <a:prstGeom prst="rect">
                       <a:avLst/>
@@ -4707,7 +4753,7 @@
       <w:r>
         <w:drawing>
           <wp:inline>
-            <wp:extent cx="5262880" cy="1593348"/>
+            <wp:extent cx="4605020" cy="1394180"/>
             <wp:effectExtent b="0" l="0" r="0" t="0"/>
             <wp:docPr descr="" title="" id="81" name="Picture"/>
             <a:graphic>
@@ -4728,7 +4774,7 @@
                   <pic:spPr bwMode="auto">
                     <a:xfrm>
                       <a:off x="0" y="0"/>
-                      <a:ext cx="5262880" cy="1593348"/>
+                      <a:ext cx="4605020" cy="1394180"/>
                     </a:xfrm>
                     <a:prstGeom prst="rect">
                       <a:avLst/>
@@ -5803,175 +5849,199 @@
         <w:pStyle w:val="SourceCode"/>
       </w:pPr>
       <w:r>
-        <w:br/>
-      </w:r>
-      <w:r>
-        <w:rPr>
-          <w:rStyle w:val="VerbatimChar"/>
-        </w:rPr>
-        <w:t xml:space="preserve">Call:</w:t>
-      </w:r>
-      <w:r>
-        <w:br/>
-      </w:r>
-      <w:r>
-        <w:rPr>
-          <w:rStyle w:val="VerbatimChar"/>
-        </w:rPr>
-        <w:t xml:space="preserve">lm(formula = body_mass_g ~ species * sex, data = balanced_df)</w:t>
-      </w:r>
-      <w:r>
-        <w:br/>
-      </w:r>
-      <w:r>
-        <w:br/>
-      </w:r>
-      <w:r>
-        <w:rPr>
-          <w:rStyle w:val="VerbatimChar"/>
-        </w:rPr>
-        <w:t xml:space="preserve">Residuals:</w:t>
-      </w:r>
-      <w:r>
-        <w:br/>
-      </w:r>
-      <w:r>
-        <w:rPr>
-          <w:rStyle w:val="VerbatimChar"/>
-        </w:rPr>
-        <w:t xml:space="preserve">    Min      1Q  Median      3Q     Max </w:t>
-      </w:r>
-      <w:r>
-        <w:br/>
-      </w:r>
-      <w:r>
-        <w:rPr>
-          <w:rStyle w:val="VerbatimChar"/>
-        </w:rPr>
-        <w:t xml:space="preserve">-827.21 -178.13    6.25  175.00  861.03 </w:t>
-      </w:r>
-      <w:r>
-        <w:br/>
-      </w:r>
-      <w:r>
-        <w:br/>
-      </w:r>
-      <w:r>
-        <w:rPr>
-          <w:rStyle w:val="VerbatimChar"/>
-        </w:rPr>
-        <w:t xml:space="preserve">Coefficients:</w:t>
-      </w:r>
-      <w:r>
-        <w:br/>
-      </w:r>
-      <w:r>
-        <w:rPr>
-          <w:rStyle w:val="VerbatimChar"/>
-        </w:rPr>
-        <w:t xml:space="preserve">              Estimate Std. Error t value Pr(&gt;|t|)    </w:t>
-      </w:r>
-      <w:r>
-        <w:br/>
-      </w:r>
-      <w:r>
-        <w:rPr>
-          <w:rStyle w:val="VerbatimChar"/>
-        </w:rPr>
-        <w:t xml:space="preserve">(Intercept)    4175.86      21.23 196.727  &lt; 2e-16 ***</w:t>
-      </w:r>
-      <w:r>
-        <w:br/>
-      </w:r>
-      <w:r>
-        <w:rPr>
-          <w:rStyle w:val="VerbatimChar"/>
-        </w:rPr>
-        <w:t xml:space="preserve">species1       -484.31      30.02 -16.134  &lt; 2e-16 ***</w:t>
-      </w:r>
-      <w:r>
-        <w:br/>
-      </w:r>
-      <w:r>
-        <w:rPr>
-          <w:rStyle w:val="VerbatimChar"/>
-        </w:rPr>
-        <w:t xml:space="preserve">species2       -442.77      30.02 -14.750  &lt; 2e-16 ***</w:t>
-      </w:r>
-      <w:r>
-        <w:br/>
-      </w:r>
-      <w:r>
-        <w:rPr>
-          <w:rStyle w:val="VerbatimChar"/>
-        </w:rPr>
-        <w:t xml:space="preserve">sex1           -328.31      21.23 -15.467  &lt; 2e-16 ***</w:t>
-      </w:r>
-      <w:r>
-        <w:br/>
-      </w:r>
-      <w:r>
-        <w:rPr>
-          <w:rStyle w:val="VerbatimChar"/>
-        </w:rPr>
-        <w:t xml:space="preserve">species1:sex1   -28.68      30.02  -0.955    0.341    </w:t>
-      </w:r>
-      <w:r>
-        <w:br/>
-      </w:r>
-      <w:r>
-        <w:rPr>
-          <w:rStyle w:val="VerbatimChar"/>
-        </w:rPr>
-        <w:t xml:space="preserve">species2:sex1   122.43      30.02   4.078 6.57e-05 ***</w:t>
-      </w:r>
-      <w:r>
-        <w:br/>
-      </w:r>
-      <w:r>
-        <w:rPr>
-          <w:rStyle w:val="VerbatimChar"/>
-        </w:rPr>
-        <w:t xml:space="preserve">---</w:t>
-      </w:r>
-      <w:r>
-        <w:br/>
-      </w:r>
-      <w:r>
-        <w:rPr>
-          <w:rStyle w:val="VerbatimChar"/>
-        </w:rPr>
-        <w:t xml:space="preserve">Signif. codes:  0 '***' 0.001 '**' 0.01 '*' 0.05 '.' 0.1 ' ' 1</w:t>
-      </w:r>
-      <w:r>
-        <w:br/>
-      </w:r>
-      <w:r>
-        <w:br/>
-      </w:r>
-      <w:r>
-        <w:rPr>
-          <w:rStyle w:val="VerbatimChar"/>
-        </w:rPr>
-        <w:t xml:space="preserve">Residual standard error: 303.2 on 198 degrees of freedom</w:t>
-      </w:r>
-      <w:r>
-        <w:br/>
-      </w:r>
-      <w:r>
-        <w:rPr>
-          <w:rStyle w:val="VerbatimChar"/>
-        </w:rPr>
-        <w:t xml:space="preserve">Multiple R-squared:  0.8596,    Adjusted R-squared:  0.856 </w:t>
-      </w:r>
-      <w:r>
-        <w:br/>
-      </w:r>
-      <w:r>
-        <w:rPr>
-          <w:rStyle w:val="VerbatimChar"/>
-        </w:rPr>
-        <w:t xml:space="preserve">F-statistic: 242.4 on 5 and 198 DF,  p-value: &lt; 2.2e-16</w:t>
+        <w:rPr>
+          <w:rStyle w:val="VerbatimChar"/>
+        </w:rPr>
+        <w:t xml:space="preserve">## </w:t>
+      </w:r>
+      <w:r>
+        <w:br/>
+      </w:r>
+      <w:r>
+        <w:rPr>
+          <w:rStyle w:val="VerbatimChar"/>
+        </w:rPr>
+        <w:t xml:space="preserve">## Call:</w:t>
+      </w:r>
+      <w:r>
+        <w:br/>
+      </w:r>
+      <w:r>
+        <w:rPr>
+          <w:rStyle w:val="VerbatimChar"/>
+        </w:rPr>
+        <w:t xml:space="preserve">## lm(formula = body_mass_g ~ species * sex, data = balanced_df)</w:t>
+      </w:r>
+      <w:r>
+        <w:br/>
+      </w:r>
+      <w:r>
+        <w:rPr>
+          <w:rStyle w:val="VerbatimChar"/>
+        </w:rPr>
+        <w:t xml:space="preserve">## </w:t>
+      </w:r>
+      <w:r>
+        <w:br/>
+      </w:r>
+      <w:r>
+        <w:rPr>
+          <w:rStyle w:val="VerbatimChar"/>
+        </w:rPr>
+        <w:t xml:space="preserve">## Residuals:</w:t>
+      </w:r>
+      <w:r>
+        <w:br/>
+      </w:r>
+      <w:r>
+        <w:rPr>
+          <w:rStyle w:val="VerbatimChar"/>
+        </w:rPr>
+        <w:t xml:space="preserve">##     Min      1Q  Median      3Q     Max </w:t>
+      </w:r>
+      <w:r>
+        <w:br/>
+      </w:r>
+      <w:r>
+        <w:rPr>
+          <w:rStyle w:val="VerbatimChar"/>
+        </w:rPr>
+        <w:t xml:space="preserve">## -827.21 -178.13    6.25  175.00  861.03 </w:t>
+      </w:r>
+      <w:r>
+        <w:br/>
+      </w:r>
+      <w:r>
+        <w:rPr>
+          <w:rStyle w:val="VerbatimChar"/>
+        </w:rPr>
+        <w:t xml:space="preserve">## </w:t>
+      </w:r>
+      <w:r>
+        <w:br/>
+      </w:r>
+      <w:r>
+        <w:rPr>
+          <w:rStyle w:val="VerbatimChar"/>
+        </w:rPr>
+        <w:t xml:space="preserve">## Coefficients:</w:t>
+      </w:r>
+      <w:r>
+        <w:br/>
+      </w:r>
+      <w:r>
+        <w:rPr>
+          <w:rStyle w:val="VerbatimChar"/>
+        </w:rPr>
+        <w:t xml:space="preserve">##               Estimate Std. Error t value Pr(&gt;|t|)    </w:t>
+      </w:r>
+      <w:r>
+        <w:br/>
+      </w:r>
+      <w:r>
+        <w:rPr>
+          <w:rStyle w:val="VerbatimChar"/>
+        </w:rPr>
+        <w:t xml:space="preserve">## (Intercept)    4175.86      21.23 196.727  &lt; 2e-16 ***</w:t>
+      </w:r>
+      <w:r>
+        <w:br/>
+      </w:r>
+      <w:r>
+        <w:rPr>
+          <w:rStyle w:val="VerbatimChar"/>
+        </w:rPr>
+        <w:t xml:space="preserve">## species1       -484.31      30.02 -16.134  &lt; 2e-16 ***</w:t>
+      </w:r>
+      <w:r>
+        <w:br/>
+      </w:r>
+      <w:r>
+        <w:rPr>
+          <w:rStyle w:val="VerbatimChar"/>
+        </w:rPr>
+        <w:t xml:space="preserve">## species2       -442.77      30.02 -14.750  &lt; 2e-16 ***</w:t>
+      </w:r>
+      <w:r>
+        <w:br/>
+      </w:r>
+      <w:r>
+        <w:rPr>
+          <w:rStyle w:val="VerbatimChar"/>
+        </w:rPr>
+        <w:t xml:space="preserve">## sex1           -328.31      21.23 -15.467  &lt; 2e-16 ***</w:t>
+      </w:r>
+      <w:r>
+        <w:br/>
+      </w:r>
+      <w:r>
+        <w:rPr>
+          <w:rStyle w:val="VerbatimChar"/>
+        </w:rPr>
+        <w:t xml:space="preserve">## species1:sex1   -28.68      30.02  -0.955    0.341    </w:t>
+      </w:r>
+      <w:r>
+        <w:br/>
+      </w:r>
+      <w:r>
+        <w:rPr>
+          <w:rStyle w:val="VerbatimChar"/>
+        </w:rPr>
+        <w:t xml:space="preserve">## species2:sex1   122.43      30.02   4.078 6.57e-05 ***</w:t>
+      </w:r>
+      <w:r>
+        <w:br/>
+      </w:r>
+      <w:r>
+        <w:rPr>
+          <w:rStyle w:val="VerbatimChar"/>
+        </w:rPr>
+        <w:t xml:space="preserve">## ---</w:t>
+      </w:r>
+      <w:r>
+        <w:br/>
+      </w:r>
+      <w:r>
+        <w:rPr>
+          <w:rStyle w:val="VerbatimChar"/>
+        </w:rPr>
+        <w:t xml:space="preserve">## Signif. codes:  0 '***' 0.001 '**' 0.01 '*' 0.05 '.' 0.1 ' ' 1</w:t>
+      </w:r>
+      <w:r>
+        <w:br/>
+      </w:r>
+      <w:r>
+        <w:rPr>
+          <w:rStyle w:val="VerbatimChar"/>
+        </w:rPr>
+        <w:t xml:space="preserve">## </w:t>
+      </w:r>
+      <w:r>
+        <w:br/>
+      </w:r>
+      <w:r>
+        <w:rPr>
+          <w:rStyle w:val="VerbatimChar"/>
+        </w:rPr>
+        <w:t xml:space="preserve">## Residual standard error: 303.2 on 198 degrees of freedom</w:t>
+      </w:r>
+      <w:r>
+        <w:br/>
+      </w:r>
+      <w:r>
+        <w:rPr>
+          <w:rStyle w:val="VerbatimChar"/>
+        </w:rPr>
+        <w:t xml:space="preserve">## Multiple R-squared:  0.8596, Adjusted R-squared:  0.856 </w:t>
+      </w:r>
+      <w:r>
+        <w:br/>
+      </w:r>
+      <w:r>
+        <w:rPr>
+          <w:rStyle w:val="VerbatimChar"/>
+        </w:rPr>
+        <w:t xml:space="preserve">## F-statistic: 242.4 on 5 and 198 DF,  p-value: &lt; 2.2e-16</w:t>
       </w:r>
     </w:p>
     <w:bookmarkEnd w:id="90"/>
@@ -5983,102 +6053,106 @@
         <w:rPr>
           <w:rStyle w:val="VerbatimChar"/>
         </w:rPr>
-        <w:t xml:space="preserve">[1] "Type III Sums of Squares ANOVA:"</w:t>
-      </w:r>
-    </w:p>
-    <w:p>
-      <w:pPr>
-        <w:pStyle w:val="SourceCode"/>
-      </w:pPr>
-      <w:r>
-        <w:rPr>
-          <w:rStyle w:val="VerbatimChar"/>
-        </w:rPr>
-        <w:t xml:space="preserve">Anova Table (Type III tests)</w:t>
-      </w:r>
-      <w:r>
-        <w:br/>
-      </w:r>
-      <w:r>
-        <w:br/>
-      </w:r>
-      <w:r>
-        <w:rPr>
-          <w:rStyle w:val="VerbatimChar"/>
-        </w:rPr>
-        <w:t xml:space="preserve">Response: body_mass_g</w:t>
-      </w:r>
-      <w:r>
-        <w:br/>
-      </w:r>
-      <w:r>
-        <w:rPr>
-          <w:rStyle w:val="VerbatimChar"/>
-        </w:rPr>
-        <w:t xml:space="preserve">                Sum Sq  Df    F value    Pr(&gt;F)    </w:t>
-      </w:r>
-      <w:r>
-        <w:br/>
-      </w:r>
-      <w:r>
-        <w:rPr>
-          <w:rStyle w:val="VerbatimChar"/>
-        </w:rPr>
-        <w:t xml:space="preserve">(Intercept) 3557308900   1 38701.5271 &lt; 2.2e-16 ***</w:t>
-      </w:r>
-      <w:r>
-        <w:br/>
-      </w:r>
-      <w:r>
-        <w:rPr>
-          <w:rStyle w:val="VerbatimChar"/>
-        </w:rPr>
-        <w:t xml:space="preserve">species       87725999   2   477.2049 &lt; 2.2e-16 ***</w:t>
-      </w:r>
-      <w:r>
-        <w:br/>
-      </w:r>
-      <w:r>
-        <w:rPr>
-          <w:rStyle w:val="VerbatimChar"/>
-        </w:rPr>
-        <w:t xml:space="preserve">sex           21988483   1   239.2224 &lt; 2.2e-16 ***</w:t>
-      </w:r>
-      <w:r>
-        <w:br/>
-      </w:r>
-      <w:r>
-        <w:rPr>
-          <w:rStyle w:val="VerbatimChar"/>
-        </w:rPr>
-        <w:t xml:space="preserve">species:sex    1672776   2     9.0994 0.0001657 ***</w:t>
-      </w:r>
-      <w:r>
-        <w:br/>
-      </w:r>
-      <w:r>
-        <w:rPr>
-          <w:rStyle w:val="VerbatimChar"/>
-        </w:rPr>
-        <w:t xml:space="preserve">Residuals     18199467 198                         </w:t>
-      </w:r>
-      <w:r>
-        <w:br/>
-      </w:r>
-      <w:r>
-        <w:rPr>
-          <w:rStyle w:val="VerbatimChar"/>
-        </w:rPr>
-        <w:t xml:space="preserve">---</w:t>
-      </w:r>
-      <w:r>
-        <w:br/>
-      </w:r>
-      <w:r>
-        <w:rPr>
-          <w:rStyle w:val="VerbatimChar"/>
-        </w:rPr>
-        <w:t xml:space="preserve">Signif. codes:  0 '***' 0.001 '**' 0.01 '*' 0.05 '.' 0.1 ' ' 1</w:t>
+        <w:t xml:space="preserve">## Type III Sums of Squares ANOVA:</w:t>
+      </w:r>
+      <w:r>
+        <w:br/>
+      </w:r>
+      <w:r>
+        <w:rPr>
+          <w:rStyle w:val="VerbatimChar"/>
+        </w:rPr>
+        <w:t xml:space="preserve">## Anova Table (Type III tests)</w:t>
+      </w:r>
+      <w:r>
+        <w:br/>
+      </w:r>
+      <w:r>
+        <w:rPr>
+          <w:rStyle w:val="VerbatimChar"/>
+        </w:rPr>
+        <w:t xml:space="preserve">## </w:t>
+      </w:r>
+      <w:r>
+        <w:br/>
+      </w:r>
+      <w:r>
+        <w:rPr>
+          <w:rStyle w:val="VerbatimChar"/>
+        </w:rPr>
+        <w:t xml:space="preserve">## Response: body_mass_g</w:t>
+      </w:r>
+      <w:r>
+        <w:br/>
+      </w:r>
+      <w:r>
+        <w:rPr>
+          <w:rStyle w:val="VerbatimChar"/>
+        </w:rPr>
+        <w:t xml:space="preserve">##                 Sum Sq  Df    F value    Pr(&gt;F)    </w:t>
+      </w:r>
+      <w:r>
+        <w:br/>
+      </w:r>
+      <w:r>
+        <w:rPr>
+          <w:rStyle w:val="VerbatimChar"/>
+        </w:rPr>
+        <w:t xml:space="preserve">## (Intercept) 3557308900   1 38701.5271 &lt; 2.2e-16 ***</w:t>
+      </w:r>
+      <w:r>
+        <w:br/>
+      </w:r>
+      <w:r>
+        <w:rPr>
+          <w:rStyle w:val="VerbatimChar"/>
+        </w:rPr>
+        <w:t xml:space="preserve">## species       87725999   2   477.2049 &lt; 2.2e-16 ***</w:t>
+      </w:r>
+      <w:r>
+        <w:br/>
+      </w:r>
+      <w:r>
+        <w:rPr>
+          <w:rStyle w:val="VerbatimChar"/>
+        </w:rPr>
+        <w:t xml:space="preserve">## sex           21988483   1   239.2224 &lt; 2.2e-16 ***</w:t>
+      </w:r>
+      <w:r>
+        <w:br/>
+      </w:r>
+      <w:r>
+        <w:rPr>
+          <w:rStyle w:val="VerbatimChar"/>
+        </w:rPr>
+        <w:t xml:space="preserve">## species:sex    1672776   2     9.0994 0.0001657 ***</w:t>
+      </w:r>
+      <w:r>
+        <w:br/>
+      </w:r>
+      <w:r>
+        <w:rPr>
+          <w:rStyle w:val="VerbatimChar"/>
+        </w:rPr>
+        <w:t xml:space="preserve">## Residuals     18199467 198                         </w:t>
+      </w:r>
+      <w:r>
+        <w:br/>
+      </w:r>
+      <w:r>
+        <w:rPr>
+          <w:rStyle w:val="VerbatimChar"/>
+        </w:rPr>
+        <w:t xml:space="preserve">## ---</w:t>
+      </w:r>
+      <w:r>
+        <w:br/>
+      </w:r>
+      <w:r>
+        <w:rPr>
+          <w:rStyle w:val="VerbatimChar"/>
+        </w:rPr>
+        <w:t xml:space="preserve">## Signif. codes:  0 '***' 0.001 '**' 0.01 '*' 0.05 '.' 0.1 ' ' 1</w:t>
       </w:r>
     </w:p>
     <w:bookmarkEnd w:id="91"/>
@@ -6184,45 +6258,43 @@
         <w:rPr>
           <w:rStyle w:val="VerbatimChar"/>
         </w:rPr>
-        <w:t xml:space="preserve">[1] "Effect Sizes (Eta-squared):"</w:t>
-      </w:r>
-    </w:p>
-    <w:p>
-      <w:pPr>
-        <w:pStyle w:val="SourceCode"/>
-      </w:pPr>
-      <w:r>
-        <w:rPr>
-          <w:rStyle w:val="VerbatimChar"/>
-        </w:rPr>
-        <w:t xml:space="preserve">       Effect Eta_Squared</w:t>
-      </w:r>
-      <w:r>
-        <w:br/>
-      </w:r>
-      <w:r>
-        <w:rPr>
-          <w:rStyle w:val="VerbatimChar"/>
-        </w:rPr>
-        <w:t xml:space="preserve">1     Species  0.67696748</w:t>
-      </w:r>
-      <w:r>
-        <w:br/>
-      </w:r>
-      <w:r>
-        <w:rPr>
-          <w:rStyle w:val="VerbatimChar"/>
-        </w:rPr>
-        <w:t xml:space="preserve">2         Sex  0.16968160</w:t>
-      </w:r>
-      <w:r>
-        <w:br/>
-      </w:r>
-      <w:r>
-        <w:rPr>
-          <w:rStyle w:val="VerbatimChar"/>
-        </w:rPr>
-        <w:t xml:space="preserve">3 Interaction  0.01290854</w:t>
+        <w:t xml:space="preserve">## Effect Sizes (Eta-squared):</w:t>
+      </w:r>
+      <w:r>
+        <w:br/>
+      </w:r>
+      <w:r>
+        <w:rPr>
+          <w:rStyle w:val="VerbatimChar"/>
+        </w:rPr>
+        <w:t xml:space="preserve">##        Effect Eta_Squared</w:t>
+      </w:r>
+      <w:r>
+        <w:br/>
+      </w:r>
+      <w:r>
+        <w:rPr>
+          <w:rStyle w:val="VerbatimChar"/>
+        </w:rPr>
+        <w:t xml:space="preserve">## 1     Species  0.67696748</w:t>
+      </w:r>
+      <w:r>
+        <w:br/>
+      </w:r>
+      <w:r>
+        <w:rPr>
+          <w:rStyle w:val="VerbatimChar"/>
+        </w:rPr>
+        <w:t xml:space="preserve">## 2         Sex  0.16968160</w:t>
+      </w:r>
+      <w:r>
+        <w:br/>
+      </w:r>
+      <w:r>
+        <w:rPr>
+          <w:rStyle w:val="VerbatimChar"/>
+        </w:rPr>
+        <w:t xml:space="preserve">## 3 Interaction  0.01290854</w:t>
       </w:r>
     </w:p>
     <w:bookmarkEnd w:id="92"/>
@@ -6295,7 +6367,13 @@
         <w:pStyle w:val="ImageCaption"/>
       </w:pPr>
       <w:r>
-        <w:t xml:space="preserve">should be the plot of the 4 assumption plots</w:t>
+        <w:t xml:space="preserve">should be the plot of the 4 assumption</w:t>
+      </w:r>
+      <w:r>
+        <w:t xml:space="preserve"> </w:t>
+      </w:r>
+      <w:r>
+        <w:t xml:space="preserve">plots</w:t>
       </w:r>
     </w:p>
     <w:bookmarkEnd w:id="96"/>
@@ -6352,102 +6430,106 @@
         <w:rPr>
           <w:rStyle w:val="VerbatimChar"/>
         </w:rPr>
-        <w:t xml:space="preserve">[1] "Shapiro-Wilk Normality Test:"</w:t>
-      </w:r>
-    </w:p>
-    <w:p>
-      <w:pPr>
-        <w:pStyle w:val="SourceCode"/>
-      </w:pPr>
-      <w:r>
-        <w:br/>
-      </w:r>
-      <w:r>
-        <w:rPr>
-          <w:rStyle w:val="VerbatimChar"/>
-        </w:rPr>
-        <w:t xml:space="preserve">    Shapiro-Wilk normality test</w:t>
-      </w:r>
-      <w:r>
-        <w:br/>
-      </w:r>
-      <w:r>
-        <w:br/>
-      </w:r>
-      <w:r>
-        <w:rPr>
-          <w:rStyle w:val="VerbatimChar"/>
-        </w:rPr>
-        <w:t xml:space="preserve">data:  residuals(anova_model)</w:t>
-      </w:r>
-      <w:r>
-        <w:br/>
-      </w:r>
-      <w:r>
-        <w:rPr>
-          <w:rStyle w:val="VerbatimChar"/>
-        </w:rPr>
-        <w:t xml:space="preserve">W = 0.99612, p-value = 0.8886</w:t>
-      </w:r>
-    </w:p>
-    <w:p>
-      <w:pPr>
-        <w:pStyle w:val="SourceCode"/>
-      </w:pPr>
-      <w:r>
-        <w:rPr>
-          <w:rStyle w:val="VerbatimChar"/>
-        </w:rPr>
-        <w:t xml:space="preserve">[1] "Levene's Test for Homogeneity:"</w:t>
-      </w:r>
-    </w:p>
-    <w:p>
-      <w:pPr>
-        <w:pStyle w:val="SourceCode"/>
-      </w:pPr>
-      <w:r>
-        <w:rPr>
-          <w:rStyle w:val="VerbatimChar"/>
-        </w:rPr>
-        <w:t xml:space="preserve">Levene's Test for Homogeneity of Variance (center = median)</w:t>
-      </w:r>
-      <w:r>
-        <w:br/>
-      </w:r>
-      <w:r>
-        <w:rPr>
-          <w:rStyle w:val="VerbatimChar"/>
-        </w:rPr>
-        <w:t xml:space="preserve">       Df F value Pr(&gt;F)</w:t>
-      </w:r>
-      <w:r>
-        <w:br/>
-      </w:r>
-      <w:r>
-        <w:rPr>
-          <w:rStyle w:val="VerbatimChar"/>
-        </w:rPr>
-        <w:t xml:space="preserve">group   5  0.7841 0.5622</w:t>
-      </w:r>
-      <w:r>
-        <w:br/>
-      </w:r>
-      <w:r>
-        <w:rPr>
-          <w:rStyle w:val="VerbatimChar"/>
-        </w:rPr>
-        <w:t xml:space="preserve">      198               </w:t>
-      </w:r>
-    </w:p>
-    <w:p>
-      <w:pPr>
-        <w:pStyle w:val="SourceCode"/>
-      </w:pPr>
-      <w:r>
-        <w:rPr>
-          <w:rStyle w:val="VerbatimChar"/>
-        </w:rPr>
-        <w:t xml:space="preserve">[1] "Number of outliers (|z| &gt; 3): 0"</w:t>
+        <w:t xml:space="preserve">## Shapiro-Wilk Normality Test:</w:t>
+      </w:r>
+      <w:r>
+        <w:br/>
+      </w:r>
+      <w:r>
+        <w:rPr>
+          <w:rStyle w:val="VerbatimChar"/>
+        </w:rPr>
+        <w:t xml:space="preserve">## </w:t>
+      </w:r>
+      <w:r>
+        <w:br/>
+      </w:r>
+      <w:r>
+        <w:rPr>
+          <w:rStyle w:val="VerbatimChar"/>
+        </w:rPr>
+        <w:t xml:space="preserve">##  Shapiro-Wilk normality test</w:t>
+      </w:r>
+      <w:r>
+        <w:br/>
+      </w:r>
+      <w:r>
+        <w:rPr>
+          <w:rStyle w:val="VerbatimChar"/>
+        </w:rPr>
+        <w:t xml:space="preserve">## </w:t>
+      </w:r>
+      <w:r>
+        <w:br/>
+      </w:r>
+      <w:r>
+        <w:rPr>
+          <w:rStyle w:val="VerbatimChar"/>
+        </w:rPr>
+        <w:t xml:space="preserve">## data:  residuals(anova_model)</w:t>
+      </w:r>
+      <w:r>
+        <w:br/>
+      </w:r>
+      <w:r>
+        <w:rPr>
+          <w:rStyle w:val="VerbatimChar"/>
+        </w:rPr>
+        <w:t xml:space="preserve">## W = 0.99612, p-value = 0.8886</w:t>
+      </w:r>
+      <w:r>
+        <w:br/>
+      </w:r>
+      <w:r>
+        <w:rPr>
+          <w:rStyle w:val="VerbatimChar"/>
+        </w:rPr>
+        <w:t xml:space="preserve">## Levene's Test for Homogeneity:</w:t>
+      </w:r>
+      <w:r>
+        <w:br/>
+      </w:r>
+      <w:r>
+        <w:rPr>
+          <w:rStyle w:val="VerbatimChar"/>
+        </w:rPr>
+        <w:t xml:space="preserve">## Levene's Test for Homogeneity of Variance (center = median)</w:t>
+      </w:r>
+      <w:r>
+        <w:br/>
+      </w:r>
+      <w:r>
+        <w:rPr>
+          <w:rStyle w:val="VerbatimChar"/>
+        </w:rPr>
+        <w:t xml:space="preserve">##        Df F value Pr(&gt;F)</w:t>
+      </w:r>
+      <w:r>
+        <w:br/>
+      </w:r>
+      <w:r>
+        <w:rPr>
+          <w:rStyle w:val="VerbatimChar"/>
+        </w:rPr>
+        <w:t xml:space="preserve">## group   5  0.7841 0.5622</w:t>
+      </w:r>
+      <w:r>
+        <w:br/>
+      </w:r>
+      <w:r>
+        <w:rPr>
+          <w:rStyle w:val="VerbatimChar"/>
+        </w:rPr>
+        <w:t xml:space="preserve">##       198</w:t>
+      </w:r>
+      <w:r>
+        <w:br/>
+      </w:r>
+      <w:r>
+        <w:rPr>
+          <w:rStyle w:val="VerbatimChar"/>
+        </w:rPr>
+        <w:t xml:space="preserve">## Number of outliers (|z| &gt; 3): 0</w:t>
       </w:r>
     </w:p>
     <w:bookmarkEnd w:id="97"/>
@@ -6477,215 +6559,223 @@
         <w:rPr>
           <w:rStyle w:val="VerbatimChar"/>
         </w:rPr>
-        <w:t xml:space="preserve">Species EMMs:</w:t>
-      </w:r>
-    </w:p>
-    <w:p>
-      <w:pPr>
-        <w:pStyle w:val="SourceCode"/>
-      </w:pPr>
-      <w:r>
-        <w:rPr>
-          <w:rStyle w:val="VerbatimChar"/>
-        </w:rPr>
-        <w:t xml:space="preserve"> species   emmean   SE  df lower.CL upper.CL</w:t>
-      </w:r>
-      <w:r>
-        <w:br/>
-      </w:r>
-      <w:r>
-        <w:rPr>
-          <w:rStyle w:val="VerbatimChar"/>
-        </w:rPr>
-        <w:t xml:space="preserve"> Adelie      3692 36.8 198     3619     3764</w:t>
-      </w:r>
-      <w:r>
-        <w:br/>
-      </w:r>
-      <w:r>
-        <w:rPr>
-          <w:rStyle w:val="VerbatimChar"/>
-        </w:rPr>
-        <w:t xml:space="preserve"> Chinstrap   3733 36.8 198     3661     3806</w:t>
-      </w:r>
-      <w:r>
-        <w:br/>
-      </w:r>
-      <w:r>
-        <w:rPr>
-          <w:rStyle w:val="VerbatimChar"/>
-        </w:rPr>
-        <w:t xml:space="preserve"> Gentoo      5103 36.8 198     5030     5175</w:t>
-      </w:r>
-      <w:r>
-        <w:br/>
-      </w:r>
-      <w:r>
-        <w:br/>
-      </w:r>
-      <w:r>
-        <w:rPr>
-          <w:rStyle w:val="VerbatimChar"/>
-        </w:rPr>
-        <w:t xml:space="preserve">Results are averaged over the levels of: sex </w:t>
-      </w:r>
-      <w:r>
-        <w:br/>
-      </w:r>
-      <w:r>
-        <w:rPr>
-          <w:rStyle w:val="VerbatimChar"/>
-        </w:rPr>
-        <w:t xml:space="preserve">Confidence level used: 0.95 </w:t>
-      </w:r>
-    </w:p>
-    <w:p>
-      <w:pPr>
-        <w:pStyle w:val="SourceCode"/>
-      </w:pPr>
-      <w:r>
-        <w:rPr>
-          <w:rStyle w:val="VerbatimChar"/>
-        </w:rPr>
-        <w:t xml:space="preserve">Sex EMMs:</w:t>
-      </w:r>
-    </w:p>
-    <w:p>
-      <w:pPr>
-        <w:pStyle w:val="SourceCode"/>
-      </w:pPr>
-      <w:r>
-        <w:rPr>
-          <w:rStyle w:val="VerbatimChar"/>
-        </w:rPr>
-        <w:t xml:space="preserve"> sex    emmean SE  df lower.CL upper.CL</w:t>
-      </w:r>
-      <w:r>
-        <w:br/>
-      </w:r>
-      <w:r>
-        <w:rPr>
-          <w:rStyle w:val="VerbatimChar"/>
-        </w:rPr>
-        <w:t xml:space="preserve"> female   3848 30 198     3788     3907</w:t>
-      </w:r>
-      <w:r>
-        <w:br/>
-      </w:r>
-      <w:r>
-        <w:rPr>
-          <w:rStyle w:val="VerbatimChar"/>
-        </w:rPr>
-        <w:t xml:space="preserve"> male     4504 30 198     4445     4563</w:t>
-      </w:r>
-      <w:r>
-        <w:br/>
-      </w:r>
-      <w:r>
-        <w:br/>
-      </w:r>
-      <w:r>
-        <w:rPr>
-          <w:rStyle w:val="VerbatimChar"/>
-        </w:rPr>
-        <w:t xml:space="preserve">Results are averaged over the levels of: species </w:t>
-      </w:r>
-      <w:r>
-        <w:br/>
-      </w:r>
-      <w:r>
-        <w:rPr>
-          <w:rStyle w:val="VerbatimChar"/>
-        </w:rPr>
-        <w:t xml:space="preserve">Confidence level used: 0.95 </w:t>
-      </w:r>
-    </w:p>
-    <w:p>
-      <w:pPr>
-        <w:pStyle w:val="SourceCode"/>
-      </w:pPr>
-      <w:r>
-        <w:rPr>
-          <w:rStyle w:val="VerbatimChar"/>
-        </w:rPr>
-        <w:t xml:space="preserve">Species by Sex EMMs:</w:t>
-      </w:r>
-    </w:p>
-    <w:p>
-      <w:pPr>
-        <w:pStyle w:val="SourceCode"/>
-      </w:pPr>
-      <w:r>
-        <w:rPr>
-          <w:rStyle w:val="VerbatimChar"/>
-        </w:rPr>
-        <w:t xml:space="preserve"> species   sex    emmean SE  df lower.CL upper.CL</w:t>
-      </w:r>
-      <w:r>
-        <w:br/>
-      </w:r>
-      <w:r>
-        <w:rPr>
-          <w:rStyle w:val="VerbatimChar"/>
-        </w:rPr>
-        <w:t xml:space="preserve"> Adelie    female   3335 52 198     3232     3437</w:t>
-      </w:r>
-      <w:r>
-        <w:br/>
-      </w:r>
-      <w:r>
-        <w:rPr>
-          <w:rStyle w:val="VerbatimChar"/>
-        </w:rPr>
-        <w:t xml:space="preserve"> Chinstrap female   3527 52 198     3425     3630</w:t>
-      </w:r>
-      <w:r>
-        <w:br/>
-      </w:r>
-      <w:r>
-        <w:rPr>
-          <w:rStyle w:val="VerbatimChar"/>
-        </w:rPr>
-        <w:t xml:space="preserve"> Gentoo    female   4681 52 198     4578     4783</w:t>
-      </w:r>
-      <w:r>
-        <w:br/>
-      </w:r>
-      <w:r>
-        <w:rPr>
-          <w:rStyle w:val="VerbatimChar"/>
-        </w:rPr>
-        <w:t xml:space="preserve"> Adelie    male     4049 52 198     3946     4151</w:t>
-      </w:r>
-      <w:r>
-        <w:br/>
-      </w:r>
-      <w:r>
-        <w:rPr>
-          <w:rStyle w:val="VerbatimChar"/>
-        </w:rPr>
-        <w:t xml:space="preserve"> Chinstrap male     3939 52 198     3836     4042</w:t>
-      </w:r>
-      <w:r>
-        <w:br/>
-      </w:r>
-      <w:r>
-        <w:rPr>
-          <w:rStyle w:val="VerbatimChar"/>
-        </w:rPr>
-        <w:t xml:space="preserve"> Gentoo    male     5525 52 198     5422     5628</w:t>
-      </w:r>
-      <w:r>
-        <w:br/>
-      </w:r>
-      <w:r>
-        <w:br/>
-      </w:r>
-      <w:r>
-        <w:rPr>
-          <w:rStyle w:val="VerbatimChar"/>
-        </w:rPr>
-        <w:t xml:space="preserve">Confidence level used: 0.95 </w:t>
+        <w:t xml:space="preserve">## Species EMMs:</w:t>
+      </w:r>
+      <w:r>
+        <w:br/>
+      </w:r>
+      <w:r>
+        <w:rPr>
+          <w:rStyle w:val="VerbatimChar"/>
+        </w:rPr>
+        <w:t xml:space="preserve">##  species   emmean   SE  df lower.CL upper.CL</w:t>
+      </w:r>
+      <w:r>
+        <w:br/>
+      </w:r>
+      <w:r>
+        <w:rPr>
+          <w:rStyle w:val="VerbatimChar"/>
+        </w:rPr>
+        <w:t xml:space="preserve">##  Adelie      3692 36.8 198     3619     3764</w:t>
+      </w:r>
+      <w:r>
+        <w:br/>
+      </w:r>
+      <w:r>
+        <w:rPr>
+          <w:rStyle w:val="VerbatimChar"/>
+        </w:rPr>
+        <w:t xml:space="preserve">##  Chinstrap   3733 36.8 198     3661     3806</w:t>
+      </w:r>
+      <w:r>
+        <w:br/>
+      </w:r>
+      <w:r>
+        <w:rPr>
+          <w:rStyle w:val="VerbatimChar"/>
+        </w:rPr>
+        <w:t xml:space="preserve">##  Gentoo      5103 36.8 198     5030     5175</w:t>
+      </w:r>
+      <w:r>
+        <w:br/>
+      </w:r>
+      <w:r>
+        <w:rPr>
+          <w:rStyle w:val="VerbatimChar"/>
+        </w:rPr>
+        <w:t xml:space="preserve">## </w:t>
+      </w:r>
+      <w:r>
+        <w:br/>
+      </w:r>
+      <w:r>
+        <w:rPr>
+          <w:rStyle w:val="VerbatimChar"/>
+        </w:rPr>
+        <w:t xml:space="preserve">## Results are averaged over the levels of: sex </w:t>
+      </w:r>
+      <w:r>
+        <w:br/>
+      </w:r>
+      <w:r>
+        <w:rPr>
+          <w:rStyle w:val="VerbatimChar"/>
+        </w:rPr>
+        <w:t xml:space="preserve">## Confidence level used: 0.95</w:t>
+      </w:r>
+      <w:r>
+        <w:br/>
+      </w:r>
+      <w:r>
+        <w:rPr>
+          <w:rStyle w:val="VerbatimChar"/>
+        </w:rPr>
+        <w:t xml:space="preserve">## Sex EMMs:</w:t>
+      </w:r>
+      <w:r>
+        <w:br/>
+      </w:r>
+      <w:r>
+        <w:rPr>
+          <w:rStyle w:val="VerbatimChar"/>
+        </w:rPr>
+        <w:t xml:space="preserve">##  sex    emmean SE  df lower.CL upper.CL</w:t>
+      </w:r>
+      <w:r>
+        <w:br/>
+      </w:r>
+      <w:r>
+        <w:rPr>
+          <w:rStyle w:val="VerbatimChar"/>
+        </w:rPr>
+        <w:t xml:space="preserve">##  female   3848 30 198     3788     3907</w:t>
+      </w:r>
+      <w:r>
+        <w:br/>
+      </w:r>
+      <w:r>
+        <w:rPr>
+          <w:rStyle w:val="VerbatimChar"/>
+        </w:rPr>
+        <w:t xml:space="preserve">##  male     4504 30 198     4445     4563</w:t>
+      </w:r>
+      <w:r>
+        <w:br/>
+      </w:r>
+      <w:r>
+        <w:rPr>
+          <w:rStyle w:val="VerbatimChar"/>
+        </w:rPr>
+        <w:t xml:space="preserve">## </w:t>
+      </w:r>
+      <w:r>
+        <w:br/>
+      </w:r>
+      <w:r>
+        <w:rPr>
+          <w:rStyle w:val="VerbatimChar"/>
+        </w:rPr>
+        <w:t xml:space="preserve">## Results are averaged over the levels of: species </w:t>
+      </w:r>
+      <w:r>
+        <w:br/>
+      </w:r>
+      <w:r>
+        <w:rPr>
+          <w:rStyle w:val="VerbatimChar"/>
+        </w:rPr>
+        <w:t xml:space="preserve">## Confidence level used: 0.95</w:t>
+      </w:r>
+      <w:r>
+        <w:br/>
+      </w:r>
+      <w:r>
+        <w:rPr>
+          <w:rStyle w:val="VerbatimChar"/>
+        </w:rPr>
+        <w:t xml:space="preserve">## Species by Sex EMMs:</w:t>
+      </w:r>
+      <w:r>
+        <w:br/>
+      </w:r>
+      <w:r>
+        <w:rPr>
+          <w:rStyle w:val="VerbatimChar"/>
+        </w:rPr>
+        <w:t xml:space="preserve">##  species   sex    emmean SE  df lower.CL upper.CL</w:t>
+      </w:r>
+      <w:r>
+        <w:br/>
+      </w:r>
+      <w:r>
+        <w:rPr>
+          <w:rStyle w:val="VerbatimChar"/>
+        </w:rPr>
+        <w:t xml:space="preserve">##  Adelie    female   3335 52 198     3232     3437</w:t>
+      </w:r>
+      <w:r>
+        <w:br/>
+      </w:r>
+      <w:r>
+        <w:rPr>
+          <w:rStyle w:val="VerbatimChar"/>
+        </w:rPr>
+        <w:t xml:space="preserve">##  Chinstrap female   3527 52 198     3425     3630</w:t>
+      </w:r>
+      <w:r>
+        <w:br/>
+      </w:r>
+      <w:r>
+        <w:rPr>
+          <w:rStyle w:val="VerbatimChar"/>
+        </w:rPr>
+        <w:t xml:space="preserve">##  Gentoo    female   4681 52 198     4578     4783</w:t>
+      </w:r>
+      <w:r>
+        <w:br/>
+      </w:r>
+      <w:r>
+        <w:rPr>
+          <w:rStyle w:val="VerbatimChar"/>
+        </w:rPr>
+        <w:t xml:space="preserve">##  Adelie    male     4049 52 198     3946     4151</w:t>
+      </w:r>
+      <w:r>
+        <w:br/>
+      </w:r>
+      <w:r>
+        <w:rPr>
+          <w:rStyle w:val="VerbatimChar"/>
+        </w:rPr>
+        <w:t xml:space="preserve">##  Chinstrap male     3939 52 198     3836     4042</w:t>
+      </w:r>
+      <w:r>
+        <w:br/>
+      </w:r>
+      <w:r>
+        <w:rPr>
+          <w:rStyle w:val="VerbatimChar"/>
+        </w:rPr>
+        <w:t xml:space="preserve">##  Gentoo    male     5525 52 198     5422     5628</w:t>
+      </w:r>
+      <w:r>
+        <w:br/>
+      </w:r>
+      <w:r>
+        <w:rPr>
+          <w:rStyle w:val="VerbatimChar"/>
+        </w:rPr>
+        <w:t xml:space="preserve">## </w:t>
+      </w:r>
+      <w:r>
+        <w:br/>
+      </w:r>
+      <w:r>
+        <w:rPr>
+          <w:rStyle w:val="VerbatimChar"/>
+        </w:rPr>
+        <w:t xml:space="preserve">## Confidence level used: 0.95</w:t>
       </w:r>
     </w:p>
     <w:bookmarkEnd w:id="98"/>
@@ -6706,184 +6796,196 @@
         <w:rPr>
           <w:rStyle w:val="VerbatimChar"/>
         </w:rPr>
-        <w:t xml:space="preserve">[1] "Species pairwise comparisons:"</w:t>
-      </w:r>
-    </w:p>
-    <w:p>
-      <w:pPr>
-        <w:pStyle w:val="SourceCode"/>
-      </w:pPr>
-      <w:r>
-        <w:rPr>
-          <w:rStyle w:val="VerbatimChar"/>
-        </w:rPr>
-        <w:t xml:space="preserve"> contrast           estimate SE  df t.ratio p.value</w:t>
-      </w:r>
-      <w:r>
-        <w:br/>
-      </w:r>
-      <w:r>
-        <w:rPr>
-          <w:rStyle w:val="VerbatimChar"/>
-        </w:rPr>
-        <w:t xml:space="preserve"> Adelie - Chinstrap    -41.5 52 198  -0.799  0.7041</w:t>
-      </w:r>
-      <w:r>
-        <w:br/>
-      </w:r>
-      <w:r>
-        <w:rPr>
-          <w:rStyle w:val="VerbatimChar"/>
-        </w:rPr>
-        <w:t xml:space="preserve"> Adelie - Gentoo     -1411.4 52 198 -27.145  &lt;.0001</w:t>
-      </w:r>
-      <w:r>
-        <w:br/>
-      </w:r>
-      <w:r>
-        <w:rPr>
-          <w:rStyle w:val="VerbatimChar"/>
-        </w:rPr>
-        <w:t xml:space="preserve"> Chinstrap - Gentoo  -1369.9 52 198 -26.346  &lt;.0001</w:t>
-      </w:r>
-      <w:r>
-        <w:br/>
-      </w:r>
-      <w:r>
-        <w:br/>
-      </w:r>
-      <w:r>
-        <w:rPr>
-          <w:rStyle w:val="VerbatimChar"/>
-        </w:rPr>
-        <w:t xml:space="preserve">Results are averaged over the levels of: sex </w:t>
-      </w:r>
-      <w:r>
-        <w:br/>
-      </w:r>
-      <w:r>
-        <w:rPr>
-          <w:rStyle w:val="VerbatimChar"/>
-        </w:rPr>
-        <w:t xml:space="preserve">P value adjustment: tukey method for comparing a family of 3 estimates </w:t>
-      </w:r>
-    </w:p>
-    <w:p>
-      <w:pPr>
-        <w:pStyle w:val="SourceCode"/>
-      </w:pPr>
-      <w:r>
-        <w:rPr>
-          <w:rStyle w:val="VerbatimChar"/>
-        </w:rPr>
-        <w:t xml:space="preserve">[1] "Species comparisons within sex:"</w:t>
-      </w:r>
-    </w:p>
-    <w:p>
-      <w:pPr>
-        <w:pStyle w:val="SourceCode"/>
-      </w:pPr>
-      <w:r>
-        <w:rPr>
-          <w:rStyle w:val="VerbatimChar"/>
-        </w:rPr>
-        <w:t xml:space="preserve">sex = female:</w:t>
-      </w:r>
-      <w:r>
-        <w:br/>
-      </w:r>
-      <w:r>
-        <w:rPr>
-          <w:rStyle w:val="VerbatimChar"/>
-        </w:rPr>
-        <w:t xml:space="preserve"> contrast           estimate   SE  df t.ratio p.value</w:t>
-      </w:r>
-      <w:r>
-        <w:br/>
-      </w:r>
-      <w:r>
-        <w:rPr>
-          <w:rStyle w:val="VerbatimChar"/>
-        </w:rPr>
-        <w:t xml:space="preserve"> Adelie - Chinstrap     -193 73.5 198  -2.620  0.0256</w:t>
-      </w:r>
-      <w:r>
-        <w:br/>
-      </w:r>
-      <w:r>
-        <w:rPr>
-          <w:rStyle w:val="VerbatimChar"/>
-        </w:rPr>
-        <w:t xml:space="preserve"> Adelie - Gentoo       -1346 73.5 198 -18.310  &lt;.0001</w:t>
-      </w:r>
-      <w:r>
-        <w:br/>
-      </w:r>
-      <w:r>
-        <w:rPr>
-          <w:rStyle w:val="VerbatimChar"/>
-        </w:rPr>
-        <w:t xml:space="preserve"> Chinstrap - Gentoo    -1154 73.5 198 -15.690  &lt;.0001</w:t>
-      </w:r>
-      <w:r>
-        <w:br/>
-      </w:r>
-      <w:r>
-        <w:br/>
-      </w:r>
-      <w:r>
-        <w:rPr>
-          <w:rStyle w:val="VerbatimChar"/>
-        </w:rPr>
-        <w:t xml:space="preserve">sex = male:</w:t>
-      </w:r>
-      <w:r>
-        <w:br/>
-      </w:r>
-      <w:r>
-        <w:rPr>
-          <w:rStyle w:val="VerbatimChar"/>
-        </w:rPr>
-        <w:t xml:space="preserve"> contrast           estimate   SE  df t.ratio p.value</w:t>
-      </w:r>
-      <w:r>
-        <w:br/>
-      </w:r>
-      <w:r>
-        <w:rPr>
-          <w:rStyle w:val="VerbatimChar"/>
-        </w:rPr>
-        <w:t xml:space="preserve"> Adelie - Chinstrap      110 73.5 198   1.490  0.2979</w:t>
-      </w:r>
-      <w:r>
-        <w:br/>
-      </w:r>
-      <w:r>
-        <w:rPr>
-          <w:rStyle w:val="VerbatimChar"/>
-        </w:rPr>
-        <w:t xml:space="preserve"> Adelie - Gentoo       -1476 73.5 198 -20.079  &lt;.0001</w:t>
-      </w:r>
-      <w:r>
-        <w:br/>
-      </w:r>
-      <w:r>
-        <w:rPr>
-          <w:rStyle w:val="VerbatimChar"/>
-        </w:rPr>
-        <w:t xml:space="preserve"> Chinstrap - Gentoo    -1586 73.5 198 -21.569  &lt;.0001</w:t>
-      </w:r>
-      <w:r>
-        <w:br/>
-      </w:r>
-      <w:r>
-        <w:br/>
-      </w:r>
-      <w:r>
-        <w:rPr>
-          <w:rStyle w:val="VerbatimChar"/>
-        </w:rPr>
-        <w:t xml:space="preserve">P value adjustment: tukey method for comparing a family of 3 estimates </w:t>
+        <w:t xml:space="preserve">## [1] "Species pairwise comparisons:\n"</w:t>
+      </w:r>
+      <w:r>
+        <w:br/>
+      </w:r>
+      <w:r>
+        <w:rPr>
+          <w:rStyle w:val="VerbatimChar"/>
+        </w:rPr>
+        <w:t xml:space="preserve">##  contrast           estimate SE  df t.ratio p.value</w:t>
+      </w:r>
+      <w:r>
+        <w:br/>
+      </w:r>
+      <w:r>
+        <w:rPr>
+          <w:rStyle w:val="VerbatimChar"/>
+        </w:rPr>
+        <w:t xml:space="preserve">##  Adelie - Chinstrap    -41.5 52 198  -0.799  0.7041</w:t>
+      </w:r>
+      <w:r>
+        <w:br/>
+      </w:r>
+      <w:r>
+        <w:rPr>
+          <w:rStyle w:val="VerbatimChar"/>
+        </w:rPr>
+        <w:t xml:space="preserve">##  Adelie - Gentoo     -1411.4 52 198 -27.145  &lt;.0001</w:t>
+      </w:r>
+      <w:r>
+        <w:br/>
+      </w:r>
+      <w:r>
+        <w:rPr>
+          <w:rStyle w:val="VerbatimChar"/>
+        </w:rPr>
+        <w:t xml:space="preserve">##  Chinstrap - Gentoo  -1369.9 52 198 -26.346  &lt;.0001</w:t>
+      </w:r>
+      <w:r>
+        <w:br/>
+      </w:r>
+      <w:r>
+        <w:rPr>
+          <w:rStyle w:val="VerbatimChar"/>
+        </w:rPr>
+        <w:t xml:space="preserve">## </w:t>
+      </w:r>
+      <w:r>
+        <w:br/>
+      </w:r>
+      <w:r>
+        <w:rPr>
+          <w:rStyle w:val="VerbatimChar"/>
+        </w:rPr>
+        <w:t xml:space="preserve">## Results are averaged over the levels of: sex </w:t>
+      </w:r>
+      <w:r>
+        <w:br/>
+      </w:r>
+      <w:r>
+        <w:rPr>
+          <w:rStyle w:val="VerbatimChar"/>
+        </w:rPr>
+        <w:t xml:space="preserve">## P value adjustment: tukey method for comparing a family of 3 estimates</w:t>
+      </w:r>
+      <w:r>
+        <w:br/>
+      </w:r>
+      <w:r>
+        <w:rPr>
+          <w:rStyle w:val="VerbatimChar"/>
+        </w:rPr>
+        <w:t xml:space="preserve">## [1] "Species comparisons within sex:"</w:t>
+      </w:r>
+      <w:r>
+        <w:br/>
+      </w:r>
+      <w:r>
+        <w:rPr>
+          <w:rStyle w:val="VerbatimChar"/>
+        </w:rPr>
+        <w:t xml:space="preserve">## sex = female:</w:t>
+      </w:r>
+      <w:r>
+        <w:br/>
+      </w:r>
+      <w:r>
+        <w:rPr>
+          <w:rStyle w:val="VerbatimChar"/>
+        </w:rPr>
+        <w:t xml:space="preserve">##  contrast           estimate   SE  df t.ratio p.value</w:t>
+      </w:r>
+      <w:r>
+        <w:br/>
+      </w:r>
+      <w:r>
+        <w:rPr>
+          <w:rStyle w:val="VerbatimChar"/>
+        </w:rPr>
+        <w:t xml:space="preserve">##  Adelie - Chinstrap     -193 73.5 198  -2.620  0.0256</w:t>
+      </w:r>
+      <w:r>
+        <w:br/>
+      </w:r>
+      <w:r>
+        <w:rPr>
+          <w:rStyle w:val="VerbatimChar"/>
+        </w:rPr>
+        <w:t xml:space="preserve">##  Adelie - Gentoo       -1346 73.5 198 -18.310  &lt;.0001</w:t>
+      </w:r>
+      <w:r>
+        <w:br/>
+      </w:r>
+      <w:r>
+        <w:rPr>
+          <w:rStyle w:val="VerbatimChar"/>
+        </w:rPr>
+        <w:t xml:space="preserve">##  Chinstrap - Gentoo    -1154 73.5 198 -15.690  &lt;.0001</w:t>
+      </w:r>
+      <w:r>
+        <w:br/>
+      </w:r>
+      <w:r>
+        <w:rPr>
+          <w:rStyle w:val="VerbatimChar"/>
+        </w:rPr>
+        <w:t xml:space="preserve">## </w:t>
+      </w:r>
+      <w:r>
+        <w:br/>
+      </w:r>
+      <w:r>
+        <w:rPr>
+          <w:rStyle w:val="VerbatimChar"/>
+        </w:rPr>
+        <w:t xml:space="preserve">## sex = male:</w:t>
+      </w:r>
+      <w:r>
+        <w:br/>
+      </w:r>
+      <w:r>
+        <w:rPr>
+          <w:rStyle w:val="VerbatimChar"/>
+        </w:rPr>
+        <w:t xml:space="preserve">##  contrast           estimate   SE  df t.ratio p.value</w:t>
+      </w:r>
+      <w:r>
+        <w:br/>
+      </w:r>
+      <w:r>
+        <w:rPr>
+          <w:rStyle w:val="VerbatimChar"/>
+        </w:rPr>
+        <w:t xml:space="preserve">##  Adelie - Chinstrap      110 73.5 198   1.490  0.2979</w:t>
+      </w:r>
+      <w:r>
+        <w:br/>
+      </w:r>
+      <w:r>
+        <w:rPr>
+          <w:rStyle w:val="VerbatimChar"/>
+        </w:rPr>
+        <w:t xml:space="preserve">##  Adelie - Gentoo       -1476 73.5 198 -20.079  &lt;.0001</w:t>
+      </w:r>
+      <w:r>
+        <w:br/>
+      </w:r>
+      <w:r>
+        <w:rPr>
+          <w:rStyle w:val="VerbatimChar"/>
+        </w:rPr>
+        <w:t xml:space="preserve">##  Chinstrap - Gentoo    -1586 73.5 198 -21.569  &lt;.0001</w:t>
+      </w:r>
+      <w:r>
+        <w:br/>
+      </w:r>
+      <w:r>
+        <w:rPr>
+          <w:rStyle w:val="VerbatimChar"/>
+        </w:rPr>
+        <w:t xml:space="preserve">## </w:t>
+      </w:r>
+      <w:r>
+        <w:br/>
+      </w:r>
+      <w:r>
+        <w:rPr>
+          <w:rStyle w:val="VerbatimChar"/>
+        </w:rPr>
+        <w:t xml:space="preserve">## P value adjustment: tukey method for comparing a family of 3 estimates</w:t>
       </w:r>
     </w:p>
     <w:bookmarkEnd w:id="99"/>
@@ -6929,127 +7031,133 @@
         <w:rPr>
           <w:rStyle w:val="VerbatimChar"/>
         </w:rPr>
-        <w:t xml:space="preserve"> species   sex      emmean       SE  df lower.CL upper.CL .group</w:t>
-      </w:r>
-      <w:r>
-        <w:br/>
-      </w:r>
-      <w:r>
-        <w:rPr>
-          <w:rStyle w:val="VerbatimChar"/>
-        </w:rPr>
-        <w:t xml:space="preserve"> Adelie    female 3334.559 51.99448 198 3196.378 3472.740  a    </w:t>
-      </w:r>
-      <w:r>
-        <w:br/>
-      </w:r>
-      <w:r>
-        <w:rPr>
-          <w:rStyle w:val="VerbatimChar"/>
-        </w:rPr>
-        <w:t xml:space="preserve"> Adelie    male   4048.529 51.99448 198 3910.349 4186.710   b   </w:t>
-      </w:r>
-      <w:r>
-        <w:br/>
-      </w:r>
-      <w:r>
-        <w:rPr>
-          <w:rStyle w:val="VerbatimChar"/>
-        </w:rPr>
-        <w:t xml:space="preserve"> Chinstrap female 3527.206 51.99448 198 3389.025 3665.387  a    </w:t>
-      </w:r>
-      <w:r>
-        <w:br/>
-      </w:r>
-      <w:r>
-        <w:rPr>
-          <w:rStyle w:val="VerbatimChar"/>
-        </w:rPr>
-        <w:t xml:space="preserve"> Chinstrap male   3938.971 51.99448 198 3800.790 4077.151   b   </w:t>
-      </w:r>
-      <w:r>
-        <w:br/>
-      </w:r>
-      <w:r>
-        <w:rPr>
-          <w:rStyle w:val="VerbatimChar"/>
-        </w:rPr>
-        <w:t xml:space="preserve"> Gentoo    female 4680.882 51.99448 198 4542.702 4819.063    c  </w:t>
-      </w:r>
-      <w:r>
-        <w:br/>
-      </w:r>
-      <w:r>
-        <w:rPr>
-          <w:rStyle w:val="VerbatimChar"/>
-        </w:rPr>
-        <w:t xml:space="preserve"> Gentoo    male   5525.000 51.99448 198 5386.819 5663.181     d </w:t>
-      </w:r>
-      <w:r>
-        <w:br/>
-      </w:r>
-      <w:r>
-        <w:br/>
-      </w:r>
-      <w:r>
-        <w:rPr>
-          <w:rStyle w:val="VerbatimChar"/>
-        </w:rPr>
-        <w:t xml:space="preserve">Confidence level used: 0.95 </w:t>
-      </w:r>
-      <w:r>
-        <w:br/>
-      </w:r>
-      <w:r>
-        <w:rPr>
-          <w:rStyle w:val="VerbatimChar"/>
-        </w:rPr>
-        <w:t xml:space="preserve">Conf-level adjustment: sidak method for 6 estimates </w:t>
-      </w:r>
-      <w:r>
-        <w:br/>
-      </w:r>
-      <w:r>
-        <w:rPr>
-          <w:rStyle w:val="VerbatimChar"/>
-        </w:rPr>
-        <w:t xml:space="preserve">P value adjustment: sidak method for 15 tests </w:t>
-      </w:r>
-      <w:r>
-        <w:br/>
-      </w:r>
-      <w:r>
-        <w:rPr>
-          <w:rStyle w:val="VerbatimChar"/>
-        </w:rPr>
-        <w:t xml:space="preserve">significance level used: alpha = 0.05 </w:t>
-      </w:r>
-      <w:r>
-        <w:br/>
-      </w:r>
-      <w:r>
-        <w:rPr>
-          <w:rStyle w:val="VerbatimChar"/>
-        </w:rPr>
-        <w:t xml:space="preserve">NOTE: If two or more means share the same grouping symbol,</w:t>
-      </w:r>
-      <w:r>
-        <w:br/>
-      </w:r>
-      <w:r>
-        <w:rPr>
-          <w:rStyle w:val="VerbatimChar"/>
-        </w:rPr>
-        <w:t xml:space="preserve">      then we cannot show them to be different.</w:t>
-      </w:r>
-      <w:r>
-        <w:br/>
-      </w:r>
-      <w:r>
-        <w:rPr>
-          <w:rStyle w:val="VerbatimChar"/>
-        </w:rPr>
-        <w:t xml:space="preserve">      But we also did not show them to be the same. </w:t>
+        <w:t xml:space="preserve">##  species   sex      emmean       SE  df lower.CL upper.CL .group</w:t>
+      </w:r>
+      <w:r>
+        <w:br/>
+      </w:r>
+      <w:r>
+        <w:rPr>
+          <w:rStyle w:val="VerbatimChar"/>
+        </w:rPr>
+        <w:t xml:space="preserve">##  Adelie    female 3334.559 51.99448 198 3196.378 3472.740  a    </w:t>
+      </w:r>
+      <w:r>
+        <w:br/>
+      </w:r>
+      <w:r>
+        <w:rPr>
+          <w:rStyle w:val="VerbatimChar"/>
+        </w:rPr>
+        <w:t xml:space="preserve">##  Adelie    male   4048.529 51.99448 198 3910.349 4186.710   b   </w:t>
+      </w:r>
+      <w:r>
+        <w:br/>
+      </w:r>
+      <w:r>
+        <w:rPr>
+          <w:rStyle w:val="VerbatimChar"/>
+        </w:rPr>
+        <w:t xml:space="preserve">##  Chinstrap female 3527.206 51.99448 198 3389.025 3665.387  a    </w:t>
+      </w:r>
+      <w:r>
+        <w:br/>
+      </w:r>
+      <w:r>
+        <w:rPr>
+          <w:rStyle w:val="VerbatimChar"/>
+        </w:rPr>
+        <w:t xml:space="preserve">##  Chinstrap male   3938.971 51.99448 198 3800.790 4077.151   b   </w:t>
+      </w:r>
+      <w:r>
+        <w:br/>
+      </w:r>
+      <w:r>
+        <w:rPr>
+          <w:rStyle w:val="VerbatimChar"/>
+        </w:rPr>
+        <w:t xml:space="preserve">##  Gentoo    female 4680.882 51.99448 198 4542.702 4819.063    c  </w:t>
+      </w:r>
+      <w:r>
+        <w:br/>
+      </w:r>
+      <w:r>
+        <w:rPr>
+          <w:rStyle w:val="VerbatimChar"/>
+        </w:rPr>
+        <w:t xml:space="preserve">##  Gentoo    male   5525.000 51.99448 198 5386.819 5663.181     d </w:t>
+      </w:r>
+      <w:r>
+        <w:br/>
+      </w:r>
+      <w:r>
+        <w:rPr>
+          <w:rStyle w:val="VerbatimChar"/>
+        </w:rPr>
+        <w:t xml:space="preserve">## </w:t>
+      </w:r>
+      <w:r>
+        <w:br/>
+      </w:r>
+      <w:r>
+        <w:rPr>
+          <w:rStyle w:val="VerbatimChar"/>
+        </w:rPr>
+        <w:t xml:space="preserve">## Confidence level used: 0.95 </w:t>
+      </w:r>
+      <w:r>
+        <w:br/>
+      </w:r>
+      <w:r>
+        <w:rPr>
+          <w:rStyle w:val="VerbatimChar"/>
+        </w:rPr>
+        <w:t xml:space="preserve">## Conf-level adjustment: sidak method for 6 estimates </w:t>
+      </w:r>
+      <w:r>
+        <w:br/>
+      </w:r>
+      <w:r>
+        <w:rPr>
+          <w:rStyle w:val="VerbatimChar"/>
+        </w:rPr>
+        <w:t xml:space="preserve">## P value adjustment: sidak method for 15 tests </w:t>
+      </w:r>
+      <w:r>
+        <w:br/>
+      </w:r>
+      <w:r>
+        <w:rPr>
+          <w:rStyle w:val="VerbatimChar"/>
+        </w:rPr>
+        <w:t xml:space="preserve">## significance level used: alpha = 0.05 </w:t>
+      </w:r>
+      <w:r>
+        <w:br/>
+      </w:r>
+      <w:r>
+        <w:rPr>
+          <w:rStyle w:val="VerbatimChar"/>
+        </w:rPr>
+        <w:t xml:space="preserve">## NOTE: If two or more means share the same grouping symbol,</w:t>
+      </w:r>
+      <w:r>
+        <w:br/>
+      </w:r>
+      <w:r>
+        <w:rPr>
+          <w:rStyle w:val="VerbatimChar"/>
+        </w:rPr>
+        <w:t xml:space="preserve">##       then we cannot show them to be different.</w:t>
+      </w:r>
+      <w:r>
+        <w:br/>
+      </w:r>
+      <w:r>
+        <w:rPr>
+          <w:rStyle w:val="VerbatimChar"/>
+        </w:rPr>
+        <w:t xml:space="preserve">##       But we also did not show them to be the same.</w:t>
       </w:r>
     </w:p>
     <w:bookmarkEnd w:id="102"/>
@@ -7141,6 +7249,7 @@
     </w:p>
     <w:p>
       <w:pPr>
+        <w:pStyle w:val="Compact"/>
         <w:numPr>
           <w:ilvl w:val="1"/>
           <w:numId w:val="1033"/>
@@ -7152,6 +7261,7 @@
     </w:p>
     <w:p>
       <w:pPr>
+        <w:pStyle w:val="Compact"/>
         <w:numPr>
           <w:ilvl w:val="1"/>
           <w:numId w:val="1033"/>
@@ -7163,6 +7273,7 @@
     </w:p>
     <w:p>
       <w:pPr>
+        <w:pStyle w:val="Compact"/>
         <w:numPr>
           <w:ilvl w:val="1"/>
           <w:numId w:val="1033"/>
@@ -7186,6 +7297,7 @@
     </w:p>
     <w:p>
       <w:pPr>
+        <w:pStyle w:val="Compact"/>
         <w:numPr>
           <w:ilvl w:val="1"/>
           <w:numId w:val="1034"/>
@@ -7197,6 +7309,7 @@
     </w:p>
     <w:p>
       <w:pPr>
+        <w:pStyle w:val="Compact"/>
         <w:numPr>
           <w:ilvl w:val="1"/>
           <w:numId w:val="1034"/>
@@ -7208,6 +7321,7 @@
     </w:p>
     <w:p>
       <w:pPr>
+        <w:pStyle w:val="Compact"/>
         <w:numPr>
           <w:ilvl w:val="1"/>
           <w:numId w:val="1034"/>
@@ -7369,7 +7483,7 @@
     <w:bookmarkStart w:id="107" w:name="X0fd1d4bc56bd35c813bde1772c594d412fed26b"/>
     <w:p>
       <w:pPr>
-        <w:pStyle w:val="Heading1"/>
+        <w:pStyle w:val="Heading3"/>
       </w:pPr>
       <w:r>
         <w:t xml:space="preserve">Data Preparation - Using Natural Unbalanced Data</w:t>
@@ -7383,112 +7497,106 @@
         <w:rPr>
           <w:rStyle w:val="VerbatimChar"/>
         </w:rPr>
-        <w:t xml:space="preserve">[1] "Unbalanced sample sizes:"</w:t>
-      </w:r>
-    </w:p>
-    <w:p>
-      <w:pPr>
-        <w:pStyle w:val="SourceCode"/>
-      </w:pPr>
-      <w:r>
-        <w:rPr>
-          <w:rStyle w:val="VerbatimChar"/>
-        </w:rPr>
-        <w:t xml:space="preserve"># A tibble: 6 × 3</w:t>
-      </w:r>
-      <w:r>
-        <w:br/>
-      </w:r>
-      <w:r>
-        <w:rPr>
-          <w:rStyle w:val="VerbatimChar"/>
-        </w:rPr>
-        <w:t xml:space="preserve">  species   sex        n</w:t>
-      </w:r>
-      <w:r>
-        <w:br/>
-      </w:r>
-      <w:r>
-        <w:rPr>
-          <w:rStyle w:val="VerbatimChar"/>
-        </w:rPr>
-        <w:t xml:space="preserve">  &lt;fct&gt;     &lt;fct&gt;  &lt;int&gt;</w:t>
-      </w:r>
-      <w:r>
-        <w:br/>
-      </w:r>
-      <w:r>
-        <w:rPr>
-          <w:rStyle w:val="VerbatimChar"/>
-        </w:rPr>
-        <w:t xml:space="preserve">1 Adelie    female    73</w:t>
-      </w:r>
-      <w:r>
-        <w:br/>
-      </w:r>
-      <w:r>
-        <w:rPr>
-          <w:rStyle w:val="VerbatimChar"/>
-        </w:rPr>
-        <w:t xml:space="preserve">2 Adelie    male      73</w:t>
-      </w:r>
-      <w:r>
-        <w:br/>
-      </w:r>
-      <w:r>
-        <w:rPr>
-          <w:rStyle w:val="VerbatimChar"/>
-        </w:rPr>
-        <w:t xml:space="preserve">3 Chinstrap female    34</w:t>
-      </w:r>
-      <w:r>
-        <w:br/>
-      </w:r>
-      <w:r>
-        <w:rPr>
-          <w:rStyle w:val="VerbatimChar"/>
-        </w:rPr>
-        <w:t xml:space="preserve">4 Chinstrap male      34</w:t>
-      </w:r>
-      <w:r>
-        <w:br/>
-      </w:r>
-      <w:r>
-        <w:rPr>
-          <w:rStyle w:val="VerbatimChar"/>
-        </w:rPr>
-        <w:t xml:space="preserve">5 Gentoo    female    58</w:t>
-      </w:r>
-      <w:r>
-        <w:br/>
-      </w:r>
-      <w:r>
-        <w:rPr>
-          <w:rStyle w:val="VerbatimChar"/>
-        </w:rPr>
-        <w:t xml:space="preserve">6 Gentoo    male      61</w:t>
-      </w:r>
-    </w:p>
-    <w:p>
-      <w:pPr>
-        <w:pStyle w:val="SourceCode"/>
-      </w:pPr>
-      <w:r>
-        <w:rPr>
-          <w:rStyle w:val="VerbatimChar"/>
-        </w:rPr>
-        <w:t xml:space="preserve">[1] "Total N = 333"</w:t>
-      </w:r>
-    </w:p>
-    <w:p>
-      <w:pPr>
-        <w:pStyle w:val="SourceCode"/>
-      </w:pPr>
-      <w:r>
-        <w:rPr>
-          <w:rStyle w:val="VerbatimChar"/>
-        </w:rPr>
-        <w:t xml:space="preserve">[1] "Imbalance ratio = 2.15"</w:t>
+        <w:t xml:space="preserve">## [1] "Unbalanced sample sizes:"</w:t>
+      </w:r>
+      <w:r>
+        <w:br/>
+      </w:r>
+      <w:r>
+        <w:rPr>
+          <w:rStyle w:val="VerbatimChar"/>
+        </w:rPr>
+        <w:t xml:space="preserve">## # A tibble: 6 × 3</w:t>
+      </w:r>
+      <w:r>
+        <w:br/>
+      </w:r>
+      <w:r>
+        <w:rPr>
+          <w:rStyle w:val="VerbatimChar"/>
+        </w:rPr>
+        <w:t xml:space="preserve">##   species   sex        n</w:t>
+      </w:r>
+      <w:r>
+        <w:br/>
+      </w:r>
+      <w:r>
+        <w:rPr>
+          <w:rStyle w:val="VerbatimChar"/>
+        </w:rPr>
+        <w:t xml:space="preserve">##   &lt;fct&gt;     &lt;fct&gt;  &lt;int&gt;</w:t>
+      </w:r>
+      <w:r>
+        <w:br/>
+      </w:r>
+      <w:r>
+        <w:rPr>
+          <w:rStyle w:val="VerbatimChar"/>
+        </w:rPr>
+        <w:t xml:space="preserve">## 1 Adelie    female    73</w:t>
+      </w:r>
+      <w:r>
+        <w:br/>
+      </w:r>
+      <w:r>
+        <w:rPr>
+          <w:rStyle w:val="VerbatimChar"/>
+        </w:rPr>
+        <w:t xml:space="preserve">## 2 Adelie    male      73</w:t>
+      </w:r>
+      <w:r>
+        <w:br/>
+      </w:r>
+      <w:r>
+        <w:rPr>
+          <w:rStyle w:val="VerbatimChar"/>
+        </w:rPr>
+        <w:t xml:space="preserve">## 3 Chinstrap female    34</w:t>
+      </w:r>
+      <w:r>
+        <w:br/>
+      </w:r>
+      <w:r>
+        <w:rPr>
+          <w:rStyle w:val="VerbatimChar"/>
+        </w:rPr>
+        <w:t xml:space="preserve">## 4 Chinstrap male      34</w:t>
+      </w:r>
+      <w:r>
+        <w:br/>
+      </w:r>
+      <w:r>
+        <w:rPr>
+          <w:rStyle w:val="VerbatimChar"/>
+        </w:rPr>
+        <w:t xml:space="preserve">## 5 Gentoo    female    58</w:t>
+      </w:r>
+      <w:r>
+        <w:br/>
+      </w:r>
+      <w:r>
+        <w:rPr>
+          <w:rStyle w:val="VerbatimChar"/>
+        </w:rPr>
+        <w:t xml:space="preserve">## 6 Gentoo    male      61</w:t>
+      </w:r>
+      <w:r>
+        <w:br/>
+      </w:r>
+      <w:r>
+        <w:rPr>
+          <w:rStyle w:val="VerbatimChar"/>
+        </w:rPr>
+        <w:t xml:space="preserve">## [1] "Total N = 333"</w:t>
+      </w:r>
+      <w:r>
+        <w:br/>
+      </w:r>
+      <w:r>
+        <w:rPr>
+          <w:rStyle w:val="VerbatimChar"/>
+        </w:rPr>
+        <w:t xml:space="preserve">## [1] "Imbalance ratio = 2.15"</w:t>
       </w:r>
     </w:p>
     <w:bookmarkEnd w:id="107"/>
@@ -7576,230 +7684,268 @@
         <w:rPr>
           <w:rStyle w:val="VerbatimChar"/>
         </w:rPr>
-        <w:t xml:space="preserve">[1] "Type I SS (Species → Sex → Interaction):"</w:t>
-      </w:r>
-    </w:p>
-    <w:p>
-      <w:pPr>
-        <w:pStyle w:val="SourceCode"/>
-      </w:pPr>
-      <w:r>
-        <w:rPr>
-          <w:rStyle w:val="VerbatimChar"/>
-        </w:rPr>
-        <w:t xml:space="preserve">Analysis of Variance Table</w:t>
-      </w:r>
-      <w:r>
-        <w:br/>
-      </w:r>
-      <w:r>
-        <w:br/>
-      </w:r>
-      <w:r>
-        <w:rPr>
-          <w:rStyle w:val="VerbatimChar"/>
-        </w:rPr>
-        <w:t xml:space="preserve">Response: body_mass_g</w:t>
-      </w:r>
-      <w:r>
-        <w:br/>
-      </w:r>
-      <w:r>
-        <w:rPr>
-          <w:rStyle w:val="VerbatimChar"/>
-        </w:rPr>
-        <w:t xml:space="preserve">             Df    Sum Sq  Mean Sq F value    Pr(&gt;F)    </w:t>
-      </w:r>
-      <w:r>
-        <w:br/>
-      </w:r>
-      <w:r>
-        <w:rPr>
-          <w:rStyle w:val="VerbatimChar"/>
-        </w:rPr>
-        <w:t xml:space="preserve">species       2 145190219 72595110 758.358 &lt; 2.2e-16 ***</w:t>
-      </w:r>
-      <w:r>
-        <w:br/>
-      </w:r>
-      <w:r>
-        <w:rPr>
-          <w:rStyle w:val="VerbatimChar"/>
-        </w:rPr>
-        <w:t xml:space="preserve">sex           1  37090262 37090262 387.460 &lt; 2.2e-16 ***</w:t>
-      </w:r>
-      <w:r>
-        <w:br/>
-      </w:r>
-      <w:r>
-        <w:rPr>
-          <w:rStyle w:val="VerbatimChar"/>
-        </w:rPr>
-        <w:t xml:space="preserve">species:sex   2   1676557   838278   8.757 0.0001973 ***</w:t>
-      </w:r>
-      <w:r>
-        <w:br/>
-      </w:r>
-      <w:r>
-        <w:rPr>
-          <w:rStyle w:val="VerbatimChar"/>
-        </w:rPr>
-        <w:t xml:space="preserve">Residuals   327  31302628    95727                      </w:t>
-      </w:r>
-      <w:r>
-        <w:br/>
-      </w:r>
-      <w:r>
-        <w:rPr>
-          <w:rStyle w:val="VerbatimChar"/>
-        </w:rPr>
-        <w:t xml:space="preserve">---</w:t>
-      </w:r>
-      <w:r>
-        <w:br/>
-      </w:r>
-      <w:r>
-        <w:rPr>
-          <w:rStyle w:val="VerbatimChar"/>
-        </w:rPr>
-        <w:t xml:space="preserve">Signif. codes:  0 '***' 0.001 '**' 0.01 '*' 0.05 '.' 0.1 ' ' 1</w:t>
-      </w:r>
-    </w:p>
-    <w:p>
-      <w:pPr>
-        <w:pStyle w:val="SourceCode"/>
-      </w:pPr>
-      <w:r>
-        <w:rPr>
-          <w:rStyle w:val="VerbatimChar"/>
-        </w:rPr>
-        <w:t xml:space="preserve">[1] "Type I SS (Sex → Species → Interaction):"</w:t>
-      </w:r>
-    </w:p>
-    <w:p>
-      <w:pPr>
-        <w:pStyle w:val="SourceCode"/>
-      </w:pPr>
-      <w:r>
-        <w:rPr>
-          <w:rStyle w:val="VerbatimChar"/>
-        </w:rPr>
-        <w:t xml:space="preserve">Analysis of Variance Table</w:t>
-      </w:r>
-      <w:r>
-        <w:br/>
-      </w:r>
-      <w:r>
-        <w:br/>
-      </w:r>
-      <w:r>
-        <w:rPr>
-          <w:rStyle w:val="VerbatimChar"/>
-        </w:rPr>
-        <w:t xml:space="preserve">Response: body_mass_g</w:t>
-      </w:r>
-      <w:r>
-        <w:br/>
-      </w:r>
-      <w:r>
-        <w:rPr>
-          <w:rStyle w:val="VerbatimChar"/>
-        </w:rPr>
-        <w:t xml:space="preserve">             Df    Sum Sq  Mean Sq F value    Pr(&gt;F)    </w:t>
-      </w:r>
-      <w:r>
-        <w:br/>
-      </w:r>
-      <w:r>
-        <w:rPr>
-          <w:rStyle w:val="VerbatimChar"/>
-        </w:rPr>
-        <w:t xml:space="preserve">sex           1  38878897 38878897 406.145 &lt; 2.2e-16 ***</w:t>
-      </w:r>
-      <w:r>
-        <w:br/>
-      </w:r>
-      <w:r>
-        <w:rPr>
-          <w:rStyle w:val="VerbatimChar"/>
-        </w:rPr>
-        <w:t xml:space="preserve">species       2 143401584 71700792 749.016 &lt; 2.2e-16 ***</w:t>
-      </w:r>
-      <w:r>
-        <w:br/>
-      </w:r>
-      <w:r>
-        <w:rPr>
-          <w:rStyle w:val="VerbatimChar"/>
-        </w:rPr>
-        <w:t xml:space="preserve">sex:species   2   1676557   838278   8.757 0.0001973 ***</w:t>
-      </w:r>
-      <w:r>
-        <w:br/>
-      </w:r>
-      <w:r>
-        <w:rPr>
-          <w:rStyle w:val="VerbatimChar"/>
-        </w:rPr>
-        <w:t xml:space="preserve">Residuals   327  31302628    95727                      </w:t>
-      </w:r>
-      <w:r>
-        <w:br/>
-      </w:r>
-      <w:r>
-        <w:rPr>
-          <w:rStyle w:val="VerbatimChar"/>
-        </w:rPr>
-        <w:t xml:space="preserve">---</w:t>
-      </w:r>
-      <w:r>
-        <w:br/>
-      </w:r>
-      <w:r>
-        <w:rPr>
-          <w:rStyle w:val="VerbatimChar"/>
-        </w:rPr>
-        <w:t xml:space="preserve">Signif. codes:  0 '***' 0.001 '**' 0.01 '*' 0.05 '.' 0.1 ' ' 1</w:t>
-      </w:r>
-    </w:p>
-    <w:p>
-      <w:pPr>
-        <w:pStyle w:val="SourceCode"/>
-      </w:pPr>
-      <w:r>
-        <w:rPr>
-          <w:rStyle w:val="VerbatimChar"/>
-        </w:rPr>
-        <w:t xml:space="preserve">[1] "Type I SS depends on order:"</w:t>
-      </w:r>
-    </w:p>
-    <w:p>
-      <w:pPr>
-        <w:pStyle w:val="SourceCode"/>
-      </w:pPr>
-      <w:r>
-        <w:rPr>
-          <w:rStyle w:val="VerbatimChar"/>
-        </w:rPr>
-        <w:t xml:space="preserve">   Effect Order1_SS Order2_SS</w:t>
-      </w:r>
-      <w:r>
-        <w:br/>
-      </w:r>
-      <w:r>
-        <w:rPr>
-          <w:rStyle w:val="VerbatimChar"/>
-        </w:rPr>
-        <w:t xml:space="preserve">1 Species 145190219 143401584</w:t>
-      </w:r>
-      <w:r>
-        <w:br/>
-      </w:r>
-      <w:r>
-        <w:rPr>
-          <w:rStyle w:val="VerbatimChar"/>
-        </w:rPr>
-        <w:t xml:space="preserve">2     Sex  37090262  38878897</w:t>
+        <w:t xml:space="preserve">## Type I SS (Species → Sex → Interaction):</w:t>
+      </w:r>
+      <w:r>
+        <w:br/>
+      </w:r>
+      <w:r>
+        <w:rPr>
+          <w:rStyle w:val="VerbatimChar"/>
+        </w:rPr>
+        <w:t xml:space="preserve">## Analysis of Variance Table</w:t>
+      </w:r>
+      <w:r>
+        <w:br/>
+      </w:r>
+      <w:r>
+        <w:rPr>
+          <w:rStyle w:val="VerbatimChar"/>
+        </w:rPr>
+        <w:t xml:space="preserve">## </w:t>
+      </w:r>
+      <w:r>
+        <w:br/>
+      </w:r>
+      <w:r>
+        <w:rPr>
+          <w:rStyle w:val="VerbatimChar"/>
+        </w:rPr>
+        <w:t xml:space="preserve">## Response: body_mass_g</w:t>
+      </w:r>
+      <w:r>
+        <w:br/>
+      </w:r>
+      <w:r>
+        <w:rPr>
+          <w:rStyle w:val="VerbatimChar"/>
+        </w:rPr>
+        <w:t xml:space="preserve">##              Df    Sum Sq  Mean Sq F value    Pr(&gt;F)    </w:t>
+      </w:r>
+      <w:r>
+        <w:br/>
+      </w:r>
+      <w:r>
+        <w:rPr>
+          <w:rStyle w:val="VerbatimChar"/>
+        </w:rPr>
+        <w:t xml:space="preserve">## species       2 145190219 72595110 758.358 &lt; 2.2e-16 ***</w:t>
+      </w:r>
+      <w:r>
+        <w:br/>
+      </w:r>
+      <w:r>
+        <w:rPr>
+          <w:rStyle w:val="VerbatimChar"/>
+        </w:rPr>
+        <w:t xml:space="preserve">## sex           1  37090262 37090262 387.460 &lt; 2.2e-16 ***</w:t>
+      </w:r>
+      <w:r>
+        <w:br/>
+      </w:r>
+      <w:r>
+        <w:rPr>
+          <w:rStyle w:val="VerbatimChar"/>
+        </w:rPr>
+        <w:t xml:space="preserve">## species:sex   2   1676557   838278   8.757 0.0001973 ***</w:t>
+      </w:r>
+      <w:r>
+        <w:br/>
+      </w:r>
+      <w:r>
+        <w:rPr>
+          <w:rStyle w:val="VerbatimChar"/>
+        </w:rPr>
+        <w:t xml:space="preserve">## Residuals   327  31302628    95727                      </w:t>
+      </w:r>
+      <w:r>
+        <w:br/>
+      </w:r>
+      <w:r>
+        <w:rPr>
+          <w:rStyle w:val="VerbatimChar"/>
+        </w:rPr>
+        <w:t xml:space="preserve">## ---</w:t>
+      </w:r>
+      <w:r>
+        <w:br/>
+      </w:r>
+      <w:r>
+        <w:rPr>
+          <w:rStyle w:val="VerbatimChar"/>
+        </w:rPr>
+        <w:t xml:space="preserve">## Signif. codes:  0 '***' 0.001 '**' 0.01 '*' 0.05 '.' 0.1 ' ' 1</w:t>
+      </w:r>
+      <w:r>
+        <w:br/>
+      </w:r>
+      <w:r>
+        <w:rPr>
+          <w:rStyle w:val="VerbatimChar"/>
+        </w:rPr>
+        <w:t xml:space="preserve">## </w:t>
+      </w:r>
+      <w:r>
+        <w:br/>
+      </w:r>
+      <w:r>
+        <w:rPr>
+          <w:rStyle w:val="VerbatimChar"/>
+        </w:rPr>
+        <w:t xml:space="preserve">## </w:t>
+      </w:r>
+      <w:r>
+        <w:br/>
+      </w:r>
+      <w:r>
+        <w:rPr>
+          <w:rStyle w:val="VerbatimChar"/>
+        </w:rPr>
+        <w:t xml:space="preserve">## Type I SS (Sex → Species → Interaction):</w:t>
+      </w:r>
+      <w:r>
+        <w:br/>
+      </w:r>
+      <w:r>
+        <w:rPr>
+          <w:rStyle w:val="VerbatimChar"/>
+        </w:rPr>
+        <w:t xml:space="preserve">## Analysis of Variance Table</w:t>
+      </w:r>
+      <w:r>
+        <w:br/>
+      </w:r>
+      <w:r>
+        <w:rPr>
+          <w:rStyle w:val="VerbatimChar"/>
+        </w:rPr>
+        <w:t xml:space="preserve">## </w:t>
+      </w:r>
+      <w:r>
+        <w:br/>
+      </w:r>
+      <w:r>
+        <w:rPr>
+          <w:rStyle w:val="VerbatimChar"/>
+        </w:rPr>
+        <w:t xml:space="preserve">## Response: body_mass_g</w:t>
+      </w:r>
+      <w:r>
+        <w:br/>
+      </w:r>
+      <w:r>
+        <w:rPr>
+          <w:rStyle w:val="VerbatimChar"/>
+        </w:rPr>
+        <w:t xml:space="preserve">##              Df    Sum Sq  Mean Sq F value    Pr(&gt;F)    </w:t>
+      </w:r>
+      <w:r>
+        <w:br/>
+      </w:r>
+      <w:r>
+        <w:rPr>
+          <w:rStyle w:val="VerbatimChar"/>
+        </w:rPr>
+        <w:t xml:space="preserve">## sex           1  38878897 38878897 406.145 &lt; 2.2e-16 ***</w:t>
+      </w:r>
+      <w:r>
+        <w:br/>
+      </w:r>
+      <w:r>
+        <w:rPr>
+          <w:rStyle w:val="VerbatimChar"/>
+        </w:rPr>
+        <w:t xml:space="preserve">## species       2 143401584 71700792 749.016 &lt; 2.2e-16 ***</w:t>
+      </w:r>
+      <w:r>
+        <w:br/>
+      </w:r>
+      <w:r>
+        <w:rPr>
+          <w:rStyle w:val="VerbatimChar"/>
+        </w:rPr>
+        <w:t xml:space="preserve">## sex:species   2   1676557   838278   8.757 0.0001973 ***</w:t>
+      </w:r>
+      <w:r>
+        <w:br/>
+      </w:r>
+      <w:r>
+        <w:rPr>
+          <w:rStyle w:val="VerbatimChar"/>
+        </w:rPr>
+        <w:t xml:space="preserve">## Residuals   327  31302628    95727                      </w:t>
+      </w:r>
+      <w:r>
+        <w:br/>
+      </w:r>
+      <w:r>
+        <w:rPr>
+          <w:rStyle w:val="VerbatimChar"/>
+        </w:rPr>
+        <w:t xml:space="preserve">## ---</w:t>
+      </w:r>
+      <w:r>
+        <w:br/>
+      </w:r>
+      <w:r>
+        <w:rPr>
+          <w:rStyle w:val="VerbatimChar"/>
+        </w:rPr>
+        <w:t xml:space="preserve">## Signif. codes:  0 '***' 0.001 '**' 0.01 '*' 0.05 '.' 0.1 ' ' 1</w:t>
+      </w:r>
+      <w:r>
+        <w:br/>
+      </w:r>
+      <w:r>
+        <w:rPr>
+          <w:rStyle w:val="VerbatimChar"/>
+        </w:rPr>
+        <w:t xml:space="preserve">## </w:t>
+      </w:r>
+      <w:r>
+        <w:br/>
+      </w:r>
+      <w:r>
+        <w:rPr>
+          <w:rStyle w:val="VerbatimChar"/>
+        </w:rPr>
+        <w:t xml:space="preserve">## </w:t>
+      </w:r>
+      <w:r>
+        <w:br/>
+      </w:r>
+      <w:r>
+        <w:rPr>
+          <w:rStyle w:val="VerbatimChar"/>
+        </w:rPr>
+        <w:t xml:space="preserve">## Type I SS depends on order:</w:t>
+      </w:r>
+      <w:r>
+        <w:br/>
+      </w:r>
+      <w:r>
+        <w:rPr>
+          <w:rStyle w:val="VerbatimChar"/>
+        </w:rPr>
+        <w:t xml:space="preserve">##    Effect Order1_SS Order2_SS</w:t>
+      </w:r>
+      <w:r>
+        <w:br/>
+      </w:r>
+      <w:r>
+        <w:rPr>
+          <w:rStyle w:val="VerbatimChar"/>
+        </w:rPr>
+        <w:t xml:space="preserve">## 1 Species 145190219 143401584</w:t>
+      </w:r>
+      <w:r>
+        <w:br/>
+      </w:r>
+      <w:r>
+        <w:rPr>
+          <w:rStyle w:val="VerbatimChar"/>
+        </w:rPr>
+        <w:t xml:space="preserve">## 2     Sex  37090262  38878897</w:t>
       </w:r>
     </w:p>
     <w:bookmarkEnd w:id="113"/>
@@ -7908,6 +8054,7 @@
     </w:p>
     <w:p>
       <w:pPr>
+        <w:pStyle w:val="Compact"/>
         <w:numPr>
           <w:ilvl w:val="1"/>
           <w:numId w:val="1037"/>
@@ -7919,6 +8066,7 @@
     </w:p>
     <w:p>
       <w:pPr>
+        <w:pStyle w:val="Compact"/>
         <w:numPr>
           <w:ilvl w:val="1"/>
           <w:numId w:val="1037"/>
@@ -7930,6 +8078,7 @@
     </w:p>
     <w:p>
       <w:pPr>
+        <w:pStyle w:val="Compact"/>
         <w:numPr>
           <w:ilvl w:val="1"/>
           <w:numId w:val="1037"/>
@@ -7963,6 +8112,7 @@
     </w:p>
     <w:p>
       <w:pPr>
+        <w:pStyle w:val="Compact"/>
         <w:numPr>
           <w:ilvl w:val="1"/>
           <w:numId w:val="1038"/>
@@ -7974,6 +8124,7 @@
     </w:p>
     <w:p>
       <w:pPr>
+        <w:pStyle w:val="Compact"/>
         <w:numPr>
           <w:ilvl w:val="1"/>
           <w:numId w:val="1038"/>
@@ -7985,6 +8136,7 @@
     </w:p>
     <w:p>
       <w:pPr>
+        <w:pStyle w:val="Compact"/>
         <w:numPr>
           <w:ilvl w:val="1"/>
           <w:numId w:val="1038"/>
@@ -8022,151 +8174,151 @@
         <w:rPr>
           <w:rStyle w:val="VerbatimChar"/>
         </w:rPr>
-        <w:t xml:space="preserve">[1] "Type III Sums of Squares:"</w:t>
-      </w:r>
-    </w:p>
-    <w:p>
-      <w:pPr>
-        <w:pStyle w:val="SourceCode"/>
-      </w:pPr>
-      <w:r>
-        <w:rPr>
-          <w:rStyle w:val="VerbatimChar"/>
-        </w:rPr>
-        <w:t xml:space="preserve">Anova Table (Type III tests)</w:t>
-      </w:r>
-      <w:r>
-        <w:br/>
-      </w:r>
-      <w:r>
-        <w:br/>
-      </w:r>
-      <w:r>
-        <w:rPr>
-          <w:rStyle w:val="VerbatimChar"/>
-        </w:rPr>
-        <w:t xml:space="preserve">Response: body_mass_g</w:t>
-      </w:r>
-      <w:r>
-        <w:br/>
-      </w:r>
-      <w:r>
-        <w:rPr>
-          <w:rStyle w:val="VerbatimChar"/>
-        </w:rPr>
-        <w:t xml:space="preserve">                Sum Sq  Df   F value    Pr(&gt;F)    </w:t>
-      </w:r>
-      <w:r>
-        <w:br/>
-      </w:r>
-      <w:r>
-        <w:rPr>
-          <w:rStyle w:val="VerbatimChar"/>
-        </w:rPr>
-        <w:t xml:space="preserve">(Intercept) 5232595969   1 54661.828 &lt; 2.2e-16 ***</w:t>
-      </w:r>
-      <w:r>
-        <w:br/>
-      </w:r>
-      <w:r>
-        <w:rPr>
-          <w:rStyle w:val="VerbatimChar"/>
-        </w:rPr>
-        <w:t xml:space="preserve">species      143001222   2   746.924 &lt; 2.2e-16 ***</w:t>
-      </w:r>
-      <w:r>
-        <w:br/>
-      </w:r>
-      <w:r>
-        <w:rPr>
-          <w:rStyle w:val="VerbatimChar"/>
-        </w:rPr>
-        <w:t xml:space="preserve">sex           29851220   1   311.838 &lt; 2.2e-16 ***</w:t>
-      </w:r>
-      <w:r>
-        <w:br/>
-      </w:r>
-      <w:r>
-        <w:rPr>
-          <w:rStyle w:val="VerbatimChar"/>
-        </w:rPr>
-        <w:t xml:space="preserve">species:sex    1676557   2     8.757 0.0001973 ***</w:t>
-      </w:r>
-      <w:r>
-        <w:br/>
-      </w:r>
-      <w:r>
-        <w:rPr>
-          <w:rStyle w:val="VerbatimChar"/>
-        </w:rPr>
-        <w:t xml:space="preserve">Residuals     31302628 327                        </w:t>
-      </w:r>
-      <w:r>
-        <w:br/>
-      </w:r>
-      <w:r>
-        <w:rPr>
-          <w:rStyle w:val="VerbatimChar"/>
-        </w:rPr>
-        <w:t xml:space="preserve">---</w:t>
-      </w:r>
-      <w:r>
-        <w:br/>
-      </w:r>
-      <w:r>
-        <w:rPr>
-          <w:rStyle w:val="VerbatimChar"/>
-        </w:rPr>
-        <w:t xml:space="preserve">Signif. codes:  0 '***' 0.001 '**' 0.01 '*' 0.05 '.' 0.1 ' ' 1</w:t>
-      </w:r>
-    </w:p>
-    <w:p>
-      <w:pPr>
-        <w:pStyle w:val="SourceCode"/>
-      </w:pPr>
-      <w:r>
-        <w:rPr>
-          <w:rStyle w:val="VerbatimChar"/>
-        </w:rPr>
-        <w:t xml:space="preserve">[1] "Comparison of F-values:"</w:t>
-      </w:r>
-    </w:p>
-    <w:p>
-      <w:pPr>
-        <w:pStyle w:val="SourceCode"/>
-      </w:pPr>
-      <w:r>
-        <w:rPr>
-          <w:rStyle w:val="VerbatimChar"/>
-        </w:rPr>
-        <w:t xml:space="preserve">       Effect Type_I_F Type_III_F</w:t>
-      </w:r>
-      <w:r>
-        <w:br/>
-      </w:r>
-      <w:r>
-        <w:rPr>
-          <w:rStyle w:val="VerbatimChar"/>
-        </w:rPr>
-        <w:t xml:space="preserve">1     Species   758.36     746.92</w:t>
-      </w:r>
-      <w:r>
-        <w:br/>
-      </w:r>
-      <w:r>
-        <w:rPr>
-          <w:rStyle w:val="VerbatimChar"/>
-        </w:rPr>
-        <w:t xml:space="preserve">2         Sex   387.46     311.84</w:t>
-      </w:r>
-      <w:r>
-        <w:br/>
-      </w:r>
-      <w:r>
-        <w:rPr>
-          <w:rStyle w:val="VerbatimChar"/>
-        </w:rPr>
-        <w:t xml:space="preserve">3 Interaction     8.76       8.76</w:t>
+        <w:t xml:space="preserve">## [1] "Type III Sums of Squares:"</w:t>
+      </w:r>
+      <w:r>
+        <w:br/>
+      </w:r>
+      <w:r>
+        <w:rPr>
+          <w:rStyle w:val="VerbatimChar"/>
+        </w:rPr>
+        <w:t xml:space="preserve">## Anova Table (Type III tests)</w:t>
+      </w:r>
+      <w:r>
+        <w:br/>
+      </w:r>
+      <w:r>
+        <w:rPr>
+          <w:rStyle w:val="VerbatimChar"/>
+        </w:rPr>
+        <w:t xml:space="preserve">## </w:t>
+      </w:r>
+      <w:r>
+        <w:br/>
+      </w:r>
+      <w:r>
+        <w:rPr>
+          <w:rStyle w:val="VerbatimChar"/>
+        </w:rPr>
+        <w:t xml:space="preserve">## Response: body_mass_g</w:t>
+      </w:r>
+      <w:r>
+        <w:br/>
+      </w:r>
+      <w:r>
+        <w:rPr>
+          <w:rStyle w:val="VerbatimChar"/>
+        </w:rPr>
+        <w:t xml:space="preserve">##                 Sum Sq  Df   F value    Pr(&gt;F)    </w:t>
+      </w:r>
+      <w:r>
+        <w:br/>
+      </w:r>
+      <w:r>
+        <w:rPr>
+          <w:rStyle w:val="VerbatimChar"/>
+        </w:rPr>
+        <w:t xml:space="preserve">## (Intercept) 5232595969   1 54661.828 &lt; 2.2e-16 ***</w:t>
+      </w:r>
+      <w:r>
+        <w:br/>
+      </w:r>
+      <w:r>
+        <w:rPr>
+          <w:rStyle w:val="VerbatimChar"/>
+        </w:rPr>
+        <w:t xml:space="preserve">## species      143001222   2   746.924 &lt; 2.2e-16 ***</w:t>
+      </w:r>
+      <w:r>
+        <w:br/>
+      </w:r>
+      <w:r>
+        <w:rPr>
+          <w:rStyle w:val="VerbatimChar"/>
+        </w:rPr>
+        <w:t xml:space="preserve">## sex           29851220   1   311.838 &lt; 2.2e-16 ***</w:t>
+      </w:r>
+      <w:r>
+        <w:br/>
+      </w:r>
+      <w:r>
+        <w:rPr>
+          <w:rStyle w:val="VerbatimChar"/>
+        </w:rPr>
+        <w:t xml:space="preserve">## species:sex    1676557   2     8.757 0.0001973 ***</w:t>
+      </w:r>
+      <w:r>
+        <w:br/>
+      </w:r>
+      <w:r>
+        <w:rPr>
+          <w:rStyle w:val="VerbatimChar"/>
+        </w:rPr>
+        <w:t xml:space="preserve">## Residuals     31302628 327                        </w:t>
+      </w:r>
+      <w:r>
+        <w:br/>
+      </w:r>
+      <w:r>
+        <w:rPr>
+          <w:rStyle w:val="VerbatimChar"/>
+        </w:rPr>
+        <w:t xml:space="preserve">## ---</w:t>
+      </w:r>
+      <w:r>
+        <w:br/>
+      </w:r>
+      <w:r>
+        <w:rPr>
+          <w:rStyle w:val="VerbatimChar"/>
+        </w:rPr>
+        <w:t xml:space="preserve">## Signif. codes:  0 '***' 0.001 '**' 0.01 '*' 0.05 '.' 0.1 ' ' 1</w:t>
+      </w:r>
+      <w:r>
+        <w:br/>
+      </w:r>
+      <w:r>
+        <w:rPr>
+          <w:rStyle w:val="VerbatimChar"/>
+        </w:rPr>
+        <w:t xml:space="preserve">## [1] "Comparison of F-values:"</w:t>
+      </w:r>
+      <w:r>
+        <w:br/>
+      </w:r>
+      <w:r>
+        <w:rPr>
+          <w:rStyle w:val="VerbatimChar"/>
+        </w:rPr>
+        <w:t xml:space="preserve">##        Effect Type_I_F Type_III_F</w:t>
+      </w:r>
+      <w:r>
+        <w:br/>
+      </w:r>
+      <w:r>
+        <w:rPr>
+          <w:rStyle w:val="VerbatimChar"/>
+        </w:rPr>
+        <w:t xml:space="preserve">## 1     Species   758.36     746.92</w:t>
+      </w:r>
+      <w:r>
+        <w:br/>
+      </w:r>
+      <w:r>
+        <w:rPr>
+          <w:rStyle w:val="VerbatimChar"/>
+        </w:rPr>
+        <w:t xml:space="preserve">## 2         Sex   387.46     311.84</w:t>
+      </w:r>
+      <w:r>
+        <w:br/>
+      </w:r>
+      <w:r>
+        <w:rPr>
+          <w:rStyle w:val="VerbatimChar"/>
+        </w:rPr>
+        <w:t xml:space="preserve">## 3 Interaction     8.76       8.76</w:t>
       </w:r>
     </w:p>
     <w:bookmarkEnd w:id="116"/>
@@ -8352,45 +8504,43 @@
         <w:rPr>
           <w:rStyle w:val="VerbatimChar"/>
         </w:rPr>
-        <w:t xml:space="preserve">[1] "Effect Sizes (Type III):"</w:t>
-      </w:r>
-    </w:p>
-    <w:p>
-      <w:pPr>
-        <w:pStyle w:val="SourceCode"/>
-      </w:pPr>
-      <w:r>
-        <w:rPr>
-          <w:rStyle w:val="VerbatimChar"/>
-        </w:rPr>
-        <w:t xml:space="preserve">       Effect Eta_Squared</w:t>
-      </w:r>
-      <w:r>
-        <w:br/>
-      </w:r>
-      <w:r>
-        <w:rPr>
-          <w:rStyle w:val="VerbatimChar"/>
-        </w:rPr>
-        <w:t xml:space="preserve">1     Species      0.6947</w:t>
-      </w:r>
-      <w:r>
-        <w:br/>
-      </w:r>
-      <w:r>
-        <w:rPr>
-          <w:rStyle w:val="VerbatimChar"/>
-        </w:rPr>
-        <w:t xml:space="preserve">2         Sex      0.1450</w:t>
-      </w:r>
-      <w:r>
-        <w:br/>
-      </w:r>
-      <w:r>
-        <w:rPr>
-          <w:rStyle w:val="VerbatimChar"/>
-        </w:rPr>
-        <w:t xml:space="preserve">3 Interaction      0.0081</w:t>
+        <w:t xml:space="preserve">## [1] "Effect Sizes (Type III):"</w:t>
+      </w:r>
+      <w:r>
+        <w:br/>
+      </w:r>
+      <w:r>
+        <w:rPr>
+          <w:rStyle w:val="VerbatimChar"/>
+        </w:rPr>
+        <w:t xml:space="preserve">##        Effect Eta_Squared</w:t>
+      </w:r>
+      <w:r>
+        <w:br/>
+      </w:r>
+      <w:r>
+        <w:rPr>
+          <w:rStyle w:val="VerbatimChar"/>
+        </w:rPr>
+        <w:t xml:space="preserve">## 1     Species      0.6947</w:t>
+      </w:r>
+      <w:r>
+        <w:br/>
+      </w:r>
+      <w:r>
+        <w:rPr>
+          <w:rStyle w:val="VerbatimChar"/>
+        </w:rPr>
+        <w:t xml:space="preserve">## 2         Sex      0.1450</w:t>
+      </w:r>
+      <w:r>
+        <w:br/>
+      </w:r>
+      <w:r>
+        <w:rPr>
+          <w:rStyle w:val="VerbatimChar"/>
+        </w:rPr>
+        <w:t xml:space="preserve">## 3 Interaction      0.0081</w:t>
       </w:r>
     </w:p>
     <w:bookmarkEnd w:id="117"/>
@@ -8421,51 +8571,43 @@
         <w:rPr>
           <w:rStyle w:val="VerbatimChar"/>
         </w:rPr>
-        <w:t xml:space="preserve">[1] "Grand mean: 4207.1"</w:t>
-      </w:r>
-    </w:p>
-    <w:p>
-      <w:pPr>
-        <w:pStyle w:val="SourceCode"/>
-      </w:pPr>
-      <w:r>
-        <w:rPr>
-          <w:rStyle w:val="VerbatimChar"/>
-        </w:rPr>
-        <w:t xml:space="preserve">[1] "Total SS: 215259666"</w:t>
-      </w:r>
-    </w:p>
-    <w:p>
-      <w:pPr>
-        <w:pStyle w:val="SourceCode"/>
-      </w:pPr>
-      <w:r>
-        <w:rPr>
-          <w:rStyle w:val="VerbatimChar"/>
-        </w:rPr>
-        <w:t xml:space="preserve">[1] "Between-groups SS: 183957038"</w:t>
-      </w:r>
-    </w:p>
-    <w:p>
-      <w:pPr>
-        <w:pStyle w:val="SourceCode"/>
-      </w:pPr>
-      <w:r>
-        <w:rPr>
-          <w:rStyle w:val="VerbatimChar"/>
-        </w:rPr>
-        <w:t xml:space="preserve">[1] "Within-groups SS: 31302628"</w:t>
-      </w:r>
-    </w:p>
-    <w:p>
-      <w:pPr>
-        <w:pStyle w:val="SourceCode"/>
-      </w:pPr>
-      <w:r>
-        <w:rPr>
-          <w:rStyle w:val="VerbatimChar"/>
-        </w:rPr>
-        <w:t xml:space="preserve">[1] "Check: Between + Within = 215259666"</w:t>
+        <w:t xml:space="preserve">## [1] "Grand mean: 4207.1"</w:t>
+      </w:r>
+      <w:r>
+        <w:br/>
+      </w:r>
+      <w:r>
+        <w:rPr>
+          <w:rStyle w:val="VerbatimChar"/>
+        </w:rPr>
+        <w:t xml:space="preserve">## [1] "Total SS: 215259666"</w:t>
+      </w:r>
+      <w:r>
+        <w:br/>
+      </w:r>
+      <w:r>
+        <w:rPr>
+          <w:rStyle w:val="VerbatimChar"/>
+        </w:rPr>
+        <w:t xml:space="preserve">## [1] "Between-groups SS: 183957038"</w:t>
+      </w:r>
+      <w:r>
+        <w:br/>
+      </w:r>
+      <w:r>
+        <w:rPr>
+          <w:rStyle w:val="VerbatimChar"/>
+        </w:rPr>
+        <w:t xml:space="preserve">## [1] "Within-groups SS: 31302628"</w:t>
+      </w:r>
+      <w:r>
+        <w:br/>
+      </w:r>
+      <w:r>
+        <w:rPr>
+          <w:rStyle w:val="VerbatimChar"/>
+        </w:rPr>
+        <w:t xml:space="preserve">## [1] "Check: Between + Within = 215259666"</w:t>
       </w:r>
     </w:p>
     <w:bookmarkEnd w:id="119"/>
@@ -8486,51 +8628,79 @@
         <w:rPr>
           <w:rStyle w:val="VerbatimChar"/>
         </w:rPr>
-        <w:t xml:space="preserve">[1] "SS(Species alone): 145190219"</w:t>
-      </w:r>
-    </w:p>
-    <w:p>
-      <w:pPr>
-        <w:pStyle w:val="SourceCode"/>
-      </w:pPr>
-      <w:r>
-        <w:rPr>
-          <w:rStyle w:val="VerbatimChar"/>
-        </w:rPr>
-        <w:t xml:space="preserve">[1] "SS(Sex alone): 38878897"</w:t>
-      </w:r>
-    </w:p>
-    <w:p>
-      <w:pPr>
-        <w:pStyle w:val="SourceCode"/>
-      </w:pPr>
-      <w:r>
-        <w:rPr>
-          <w:rStyle w:val="VerbatimChar"/>
-        </w:rPr>
-        <w:t xml:space="preserve">[1] "Sum of main effects: 184069116"</w:t>
-      </w:r>
-    </w:p>
-    <w:p>
-      <w:pPr>
-        <w:pStyle w:val="SourceCode"/>
-      </w:pPr>
-      <w:r>
-        <w:rPr>
-          <w:rStyle w:val="VerbatimChar"/>
-        </w:rPr>
-        <w:t xml:space="preserve">[1] "Actual between SS: 183957038"</w:t>
-      </w:r>
-    </w:p>
-    <w:p>
-      <w:pPr>
-        <w:pStyle w:val="SourceCode"/>
-      </w:pPr>
-      <w:r>
-        <w:rPr>
-          <w:rStyle w:val="VerbatimChar"/>
-        </w:rPr>
-        <w:t xml:space="preserve">[1] "Difference (due to correlation): -112078"</w:t>
+        <w:t xml:space="preserve">## SS(Species alone): 145190219</w:t>
+      </w:r>
+      <w:r>
+        <w:br/>
+      </w:r>
+      <w:r>
+        <w:rPr>
+          <w:rStyle w:val="VerbatimChar"/>
+        </w:rPr>
+        <w:t xml:space="preserve">## SS(Sex alone): 38878897</w:t>
+      </w:r>
+      <w:r>
+        <w:br/>
+      </w:r>
+      <w:r>
+        <w:rPr>
+          <w:rStyle w:val="VerbatimChar"/>
+        </w:rPr>
+        <w:t xml:space="preserve">## </w:t>
+      </w:r>
+      <w:r>
+        <w:br/>
+      </w:r>
+      <w:r>
+        <w:rPr>
+          <w:rStyle w:val="VerbatimChar"/>
+        </w:rPr>
+        <w:t xml:space="preserve">## </w:t>
+      </w:r>
+      <w:r>
+        <w:br/>
+      </w:r>
+      <w:r>
+        <w:rPr>
+          <w:rStyle w:val="VerbatimChar"/>
+        </w:rPr>
+        <w:t xml:space="preserve">## Sum of main effects: 184069116</w:t>
+      </w:r>
+      <w:r>
+        <w:br/>
+      </w:r>
+      <w:r>
+        <w:rPr>
+          <w:rStyle w:val="VerbatimChar"/>
+        </w:rPr>
+        <w:t xml:space="preserve">## Actual between SS: 183957038</w:t>
+      </w:r>
+      <w:r>
+        <w:br/>
+      </w:r>
+      <w:r>
+        <w:rPr>
+          <w:rStyle w:val="VerbatimChar"/>
+        </w:rPr>
+        <w:t xml:space="preserve">## </w:t>
+      </w:r>
+      <w:r>
+        <w:br/>
+      </w:r>
+      <w:r>
+        <w:rPr>
+          <w:rStyle w:val="VerbatimChar"/>
+        </w:rPr>
+        <w:t xml:space="preserve">## </w:t>
+      </w:r>
+      <w:r>
+        <w:br/>
+      </w:r>
+      <w:r>
+        <w:rPr>
+          <w:rStyle w:val="VerbatimChar"/>
+        </w:rPr>
+        <w:t xml:space="preserve">## Difference (due to correlation): -112078</w:t>
       </w:r>
     </w:p>
     <w:bookmarkEnd w:id="120"/>
@@ -8561,285 +8731,313 @@
         <w:rPr>
           <w:rStyle w:val="VerbatimChar"/>
         </w:rPr>
-        <w:t xml:space="preserve">[1] "Species EMMs (model-based):"</w:t>
-      </w:r>
-    </w:p>
-    <w:p>
-      <w:pPr>
-        <w:pStyle w:val="SourceCode"/>
-      </w:pPr>
-      <w:r>
-        <w:rPr>
-          <w:rStyle w:val="VerbatimChar"/>
-        </w:rPr>
-        <w:t xml:space="preserve"> species   emmean   SE  df lower.CL upper.CL</w:t>
-      </w:r>
-      <w:r>
-        <w:br/>
-      </w:r>
-      <w:r>
-        <w:rPr>
-          <w:rStyle w:val="VerbatimChar"/>
-        </w:rPr>
-        <w:t xml:space="preserve"> Adelie      3706 25.6 327     3656     3757</w:t>
-      </w:r>
-      <w:r>
-        <w:br/>
-      </w:r>
-      <w:r>
-        <w:rPr>
-          <w:rStyle w:val="VerbatimChar"/>
-        </w:rPr>
-        <w:t xml:space="preserve"> Chinstrap   3733 37.5 327     3659     3807</w:t>
-      </w:r>
-      <w:r>
-        <w:br/>
-      </w:r>
-      <w:r>
-        <w:rPr>
-          <w:rStyle w:val="VerbatimChar"/>
-        </w:rPr>
-        <w:t xml:space="preserve"> Gentoo      5082 28.4 327     5026     5138</w:t>
-      </w:r>
-      <w:r>
-        <w:br/>
-      </w:r>
-      <w:r>
-        <w:br/>
-      </w:r>
-      <w:r>
-        <w:rPr>
-          <w:rStyle w:val="VerbatimChar"/>
-        </w:rPr>
-        <w:t xml:space="preserve">Results are averaged over the levels of: sex </w:t>
-      </w:r>
-      <w:r>
-        <w:br/>
-      </w:r>
-      <w:r>
-        <w:rPr>
-          <w:rStyle w:val="VerbatimChar"/>
-        </w:rPr>
-        <w:t xml:space="preserve">Confidence level used: 0.95 </w:t>
-      </w:r>
-    </w:p>
-    <w:p>
-      <w:pPr>
-        <w:pStyle w:val="SourceCode"/>
-      </w:pPr>
-      <w:r>
-        <w:rPr>
-          <w:rStyle w:val="VerbatimChar"/>
-        </w:rPr>
-        <w:t xml:space="preserve">[1] "\nSex EMMs (model-based):"</w:t>
-      </w:r>
-    </w:p>
-    <w:p>
-      <w:pPr>
-        <w:pStyle w:val="SourceCode"/>
-      </w:pPr>
-      <w:r>
-        <w:rPr>
-          <w:rStyle w:val="VerbatimChar"/>
-        </w:rPr>
-        <w:t xml:space="preserve"> sex    emmean   SE  df lower.CL upper.CL</w:t>
-      </w:r>
-      <w:r>
-        <w:br/>
-      </w:r>
-      <w:r>
-        <w:rPr>
-          <w:rStyle w:val="VerbatimChar"/>
-        </w:rPr>
-        <w:t xml:space="preserve"> female   3859 25.3 327     3809     3908</w:t>
-      </w:r>
-      <w:r>
-        <w:br/>
-      </w:r>
-      <w:r>
-        <w:rPr>
-          <w:rStyle w:val="VerbatimChar"/>
-        </w:rPr>
-        <w:t xml:space="preserve"> male     4489 25.2 327     4440     4539</w:t>
-      </w:r>
-      <w:r>
-        <w:br/>
-      </w:r>
-      <w:r>
-        <w:br/>
-      </w:r>
-      <w:r>
-        <w:rPr>
-          <w:rStyle w:val="VerbatimChar"/>
-        </w:rPr>
-        <w:t xml:space="preserve">Results are averaged over the levels of: species </w:t>
-      </w:r>
-      <w:r>
-        <w:br/>
-      </w:r>
-      <w:r>
-        <w:rPr>
-          <w:rStyle w:val="VerbatimChar"/>
-        </w:rPr>
-        <w:t xml:space="preserve">Confidence level used: 0.95 </w:t>
-      </w:r>
-    </w:p>
-    <w:p>
-      <w:pPr>
-        <w:pStyle w:val="SourceCode"/>
-      </w:pPr>
-      <w:r>
-        <w:rPr>
-          <w:rStyle w:val="VerbatimChar"/>
-        </w:rPr>
-        <w:t xml:space="preserve"> contrast                          estimate   SE  df t.ratio p.value</w:t>
-      </w:r>
-      <w:r>
-        <w:br/>
-      </w:r>
-      <w:r>
-        <w:rPr>
-          <w:rStyle w:val="VerbatimChar"/>
-        </w:rPr>
-        <w:t xml:space="preserve"> Adelie female - Chinstrap female      -193 73.5 198  -2.620  0.0973</w:t>
-      </w:r>
-      <w:r>
-        <w:br/>
-      </w:r>
-      <w:r>
-        <w:rPr>
-          <w:rStyle w:val="VerbatimChar"/>
-        </w:rPr>
-        <w:t xml:space="preserve"> Adelie female - Gentoo female        -1346 73.5 198 -18.310  &lt;.0001</w:t>
-      </w:r>
-      <w:r>
-        <w:br/>
-      </w:r>
-      <w:r>
-        <w:rPr>
-          <w:rStyle w:val="VerbatimChar"/>
-        </w:rPr>
-        <w:t xml:space="preserve"> Adelie female - Adelie male           -714 73.5 198  -9.710  &lt;.0001</w:t>
-      </w:r>
-      <w:r>
-        <w:br/>
-      </w:r>
-      <w:r>
-        <w:rPr>
-          <w:rStyle w:val="VerbatimChar"/>
-        </w:rPr>
-        <w:t xml:space="preserve"> Adelie female - Chinstrap male        -604 73.5 198  -8.220  &lt;.0001</w:t>
-      </w:r>
-      <w:r>
-        <w:br/>
-      </w:r>
-      <w:r>
-        <w:rPr>
-          <w:rStyle w:val="VerbatimChar"/>
-        </w:rPr>
-        <w:t xml:space="preserve"> Adelie female - Gentoo male          -2190 73.5 198 -29.789  &lt;.0001</w:t>
-      </w:r>
-      <w:r>
-        <w:br/>
-      </w:r>
-      <w:r>
-        <w:rPr>
-          <w:rStyle w:val="VerbatimChar"/>
-        </w:rPr>
-        <w:t xml:space="preserve"> Chinstrap female - Gentoo female     -1154 73.5 198 -15.690  &lt;.0001</w:t>
-      </w:r>
-      <w:r>
-        <w:br/>
-      </w:r>
-      <w:r>
-        <w:rPr>
-          <w:rStyle w:val="VerbatimChar"/>
-        </w:rPr>
-        <w:t xml:space="preserve"> Chinstrap female - Adelie male        -521 73.5 198  -7.090  &lt;.0001</w:t>
-      </w:r>
-      <w:r>
-        <w:br/>
-      </w:r>
-      <w:r>
-        <w:rPr>
-          <w:rStyle w:val="VerbatimChar"/>
-        </w:rPr>
-        <w:t xml:space="preserve"> Chinstrap female - Chinstrap male     -412 73.5 198  -5.600  &lt;.0001</w:t>
-      </w:r>
-      <w:r>
-        <w:br/>
-      </w:r>
-      <w:r>
-        <w:rPr>
-          <w:rStyle w:val="VerbatimChar"/>
-        </w:rPr>
-        <w:t xml:space="preserve"> Chinstrap female - Gentoo male       -1998 73.5 198 -27.169  &lt;.0001</w:t>
-      </w:r>
-      <w:r>
-        <w:br/>
-      </w:r>
-      <w:r>
-        <w:rPr>
-          <w:rStyle w:val="VerbatimChar"/>
-        </w:rPr>
-        <w:t xml:space="preserve"> Gentoo female - Adelie male            632 73.5 198   8.600  &lt;.0001</w:t>
-      </w:r>
-      <w:r>
-        <w:br/>
-      </w:r>
-      <w:r>
-        <w:rPr>
-          <w:rStyle w:val="VerbatimChar"/>
-        </w:rPr>
-        <w:t xml:space="preserve"> Gentoo female - Chinstrap male         742 73.5 198  10.090  &lt;.0001</w:t>
-      </w:r>
-      <w:r>
-        <w:br/>
-      </w:r>
-      <w:r>
-        <w:rPr>
-          <w:rStyle w:val="VerbatimChar"/>
-        </w:rPr>
-        <w:t xml:space="preserve"> Gentoo female - Gentoo male           -844 73.5 198 -11.480  &lt;.0001</w:t>
-      </w:r>
-      <w:r>
-        <w:br/>
-      </w:r>
-      <w:r>
-        <w:rPr>
-          <w:rStyle w:val="VerbatimChar"/>
-        </w:rPr>
-        <w:t xml:space="preserve"> Adelie male - Chinstrap male           110 73.5 198   1.490  0.6711</w:t>
-      </w:r>
-      <w:r>
-        <w:br/>
-      </w:r>
-      <w:r>
-        <w:rPr>
-          <w:rStyle w:val="VerbatimChar"/>
-        </w:rPr>
-        <w:t xml:space="preserve"> Adelie male - Gentoo male            -1476 73.5 198 -20.079  &lt;.0001</w:t>
-      </w:r>
-      <w:r>
-        <w:br/>
-      </w:r>
-      <w:r>
-        <w:rPr>
-          <w:rStyle w:val="VerbatimChar"/>
-        </w:rPr>
-        <w:t xml:space="preserve"> Chinstrap male - Gentoo male         -1586 73.5 198 -21.569  &lt;.0001</w:t>
-      </w:r>
-      <w:r>
-        <w:br/>
-      </w:r>
-      <w:r>
-        <w:br/>
-      </w:r>
-      <w:r>
-        <w:rPr>
-          <w:rStyle w:val="VerbatimChar"/>
-        </w:rPr>
-        <w:t xml:space="preserve">P value adjustment: tukey method for comparing a family of 6 estimates </w:t>
+        <w:t xml:space="preserve">## Species EMMs (model-based):</w:t>
+      </w:r>
+      <w:r>
+        <w:br/>
+      </w:r>
+      <w:r>
+        <w:rPr>
+          <w:rStyle w:val="VerbatimChar"/>
+        </w:rPr>
+        <w:t xml:space="preserve">##  species   emmean   SE  df lower.CL upper.CL</w:t>
+      </w:r>
+      <w:r>
+        <w:br/>
+      </w:r>
+      <w:r>
+        <w:rPr>
+          <w:rStyle w:val="VerbatimChar"/>
+        </w:rPr>
+        <w:t xml:space="preserve">##  Adelie      3706 25.6 327     3656     3757</w:t>
+      </w:r>
+      <w:r>
+        <w:br/>
+      </w:r>
+      <w:r>
+        <w:rPr>
+          <w:rStyle w:val="VerbatimChar"/>
+        </w:rPr>
+        <w:t xml:space="preserve">##  Chinstrap   3733 37.5 327     3659     3807</w:t>
+      </w:r>
+      <w:r>
+        <w:br/>
+      </w:r>
+      <w:r>
+        <w:rPr>
+          <w:rStyle w:val="VerbatimChar"/>
+        </w:rPr>
+        <w:t xml:space="preserve">##  Gentoo      5082 28.4 327     5026     5138</w:t>
+      </w:r>
+      <w:r>
+        <w:br/>
+      </w:r>
+      <w:r>
+        <w:rPr>
+          <w:rStyle w:val="VerbatimChar"/>
+        </w:rPr>
+        <w:t xml:space="preserve">## </w:t>
+      </w:r>
+      <w:r>
+        <w:br/>
+      </w:r>
+      <w:r>
+        <w:rPr>
+          <w:rStyle w:val="VerbatimChar"/>
+        </w:rPr>
+        <w:t xml:space="preserve">## Results are averaged over the levels of: sex </w:t>
+      </w:r>
+      <w:r>
+        <w:br/>
+      </w:r>
+      <w:r>
+        <w:rPr>
+          <w:rStyle w:val="VerbatimChar"/>
+        </w:rPr>
+        <w:t xml:space="preserve">## Confidence level used: 0.95</w:t>
+      </w:r>
+      <w:r>
+        <w:br/>
+      </w:r>
+      <w:r>
+        <w:rPr>
+          <w:rStyle w:val="VerbatimChar"/>
+        </w:rPr>
+        <w:t xml:space="preserve">## </w:t>
+      </w:r>
+      <w:r>
+        <w:br/>
+      </w:r>
+      <w:r>
+        <w:rPr>
+          <w:rStyle w:val="VerbatimChar"/>
+        </w:rPr>
+        <w:t xml:space="preserve">## </w:t>
+      </w:r>
+      <w:r>
+        <w:br/>
+      </w:r>
+      <w:r>
+        <w:rPr>
+          <w:rStyle w:val="VerbatimChar"/>
+        </w:rPr>
+        <w:t xml:space="preserve">## Sex EMMs (model-based):</w:t>
+      </w:r>
+      <w:r>
+        <w:br/>
+      </w:r>
+      <w:r>
+        <w:rPr>
+          <w:rStyle w:val="VerbatimChar"/>
+        </w:rPr>
+        <w:t xml:space="preserve">##  sex    emmean   SE  df lower.CL upper.CL</w:t>
+      </w:r>
+      <w:r>
+        <w:br/>
+      </w:r>
+      <w:r>
+        <w:rPr>
+          <w:rStyle w:val="VerbatimChar"/>
+        </w:rPr>
+        <w:t xml:space="preserve">##  female   3859 25.3 327     3809     3908</w:t>
+      </w:r>
+      <w:r>
+        <w:br/>
+      </w:r>
+      <w:r>
+        <w:rPr>
+          <w:rStyle w:val="VerbatimChar"/>
+        </w:rPr>
+        <w:t xml:space="preserve">##  male     4489 25.2 327     4440     4539</w:t>
+      </w:r>
+      <w:r>
+        <w:br/>
+      </w:r>
+      <w:r>
+        <w:rPr>
+          <w:rStyle w:val="VerbatimChar"/>
+        </w:rPr>
+        <w:t xml:space="preserve">## </w:t>
+      </w:r>
+      <w:r>
+        <w:br/>
+      </w:r>
+      <w:r>
+        <w:rPr>
+          <w:rStyle w:val="VerbatimChar"/>
+        </w:rPr>
+        <w:t xml:space="preserve">## Results are averaged over the levels of: species </w:t>
+      </w:r>
+      <w:r>
+        <w:br/>
+      </w:r>
+      <w:r>
+        <w:rPr>
+          <w:rStyle w:val="VerbatimChar"/>
+        </w:rPr>
+        <w:t xml:space="preserve">## Confidence level used: 0.95</w:t>
+      </w:r>
+      <w:r>
+        <w:br/>
+      </w:r>
+      <w:r>
+        <w:rPr>
+          <w:rStyle w:val="VerbatimChar"/>
+        </w:rPr>
+        <w:t xml:space="preserve">##  contrast                          estimate   SE  df t.ratio p.value</w:t>
+      </w:r>
+      <w:r>
+        <w:br/>
+      </w:r>
+      <w:r>
+        <w:rPr>
+          <w:rStyle w:val="VerbatimChar"/>
+        </w:rPr>
+        <w:t xml:space="preserve">##  Adelie female - Chinstrap female      -193 73.5 198  -2.620  0.0973</w:t>
+      </w:r>
+      <w:r>
+        <w:br/>
+      </w:r>
+      <w:r>
+        <w:rPr>
+          <w:rStyle w:val="VerbatimChar"/>
+        </w:rPr>
+        <w:t xml:space="preserve">##  Adelie female - Gentoo female        -1346 73.5 198 -18.310  &lt;.0001</w:t>
+      </w:r>
+      <w:r>
+        <w:br/>
+      </w:r>
+      <w:r>
+        <w:rPr>
+          <w:rStyle w:val="VerbatimChar"/>
+        </w:rPr>
+        <w:t xml:space="preserve">##  Adelie female - Adelie male           -714 73.5 198  -9.710  &lt;.0001</w:t>
+      </w:r>
+      <w:r>
+        <w:br/>
+      </w:r>
+      <w:r>
+        <w:rPr>
+          <w:rStyle w:val="VerbatimChar"/>
+        </w:rPr>
+        <w:t xml:space="preserve">##  Adelie female - Chinstrap male        -604 73.5 198  -8.220  &lt;.0001</w:t>
+      </w:r>
+      <w:r>
+        <w:br/>
+      </w:r>
+      <w:r>
+        <w:rPr>
+          <w:rStyle w:val="VerbatimChar"/>
+        </w:rPr>
+        <w:t xml:space="preserve">##  Adelie female - Gentoo male          -2190 73.5 198 -29.789  &lt;.0001</w:t>
+      </w:r>
+      <w:r>
+        <w:br/>
+      </w:r>
+      <w:r>
+        <w:rPr>
+          <w:rStyle w:val="VerbatimChar"/>
+        </w:rPr>
+        <w:t xml:space="preserve">##  Chinstrap female - Gentoo female     -1154 73.5 198 -15.690  &lt;.0001</w:t>
+      </w:r>
+      <w:r>
+        <w:br/>
+      </w:r>
+      <w:r>
+        <w:rPr>
+          <w:rStyle w:val="VerbatimChar"/>
+        </w:rPr>
+        <w:t xml:space="preserve">##  Chinstrap female - Adelie male        -521 73.5 198  -7.090  &lt;.0001</w:t>
+      </w:r>
+      <w:r>
+        <w:br/>
+      </w:r>
+      <w:r>
+        <w:rPr>
+          <w:rStyle w:val="VerbatimChar"/>
+        </w:rPr>
+        <w:t xml:space="preserve">##  Chinstrap female - Chinstrap male     -412 73.5 198  -5.600  &lt;.0001</w:t>
+      </w:r>
+      <w:r>
+        <w:br/>
+      </w:r>
+      <w:r>
+        <w:rPr>
+          <w:rStyle w:val="VerbatimChar"/>
+        </w:rPr>
+        <w:t xml:space="preserve">##  Chinstrap female - Gentoo male       -1998 73.5 198 -27.169  &lt;.0001</w:t>
+      </w:r>
+      <w:r>
+        <w:br/>
+      </w:r>
+      <w:r>
+        <w:rPr>
+          <w:rStyle w:val="VerbatimChar"/>
+        </w:rPr>
+        <w:t xml:space="preserve">##  Gentoo female - Adelie male            632 73.5 198   8.600  &lt;.0001</w:t>
+      </w:r>
+      <w:r>
+        <w:br/>
+      </w:r>
+      <w:r>
+        <w:rPr>
+          <w:rStyle w:val="VerbatimChar"/>
+        </w:rPr>
+        <w:t xml:space="preserve">##  Gentoo female - Chinstrap male         742 73.5 198  10.090  &lt;.0001</w:t>
+      </w:r>
+      <w:r>
+        <w:br/>
+      </w:r>
+      <w:r>
+        <w:rPr>
+          <w:rStyle w:val="VerbatimChar"/>
+        </w:rPr>
+        <w:t xml:space="preserve">##  Gentoo female - Gentoo male           -844 73.5 198 -11.480  &lt;.0001</w:t>
+      </w:r>
+      <w:r>
+        <w:br/>
+      </w:r>
+      <w:r>
+        <w:rPr>
+          <w:rStyle w:val="VerbatimChar"/>
+        </w:rPr>
+        <w:t xml:space="preserve">##  Adelie male - Chinstrap male           110 73.5 198   1.490  0.6711</w:t>
+      </w:r>
+      <w:r>
+        <w:br/>
+      </w:r>
+      <w:r>
+        <w:rPr>
+          <w:rStyle w:val="VerbatimChar"/>
+        </w:rPr>
+        <w:t xml:space="preserve">##  Adelie male - Gentoo male            -1476 73.5 198 -20.079  &lt;.0001</w:t>
+      </w:r>
+      <w:r>
+        <w:br/>
+      </w:r>
+      <w:r>
+        <w:rPr>
+          <w:rStyle w:val="VerbatimChar"/>
+        </w:rPr>
+        <w:t xml:space="preserve">##  Chinstrap male - Gentoo male         -1586 73.5 198 -21.569  &lt;.0001</w:t>
+      </w:r>
+      <w:r>
+        <w:br/>
+      </w:r>
+      <w:r>
+        <w:rPr>
+          <w:rStyle w:val="VerbatimChar"/>
+        </w:rPr>
+        <w:t xml:space="preserve">## </w:t>
+      </w:r>
+      <w:r>
+        <w:br/>
+      </w:r>
+      <w:r>
+        <w:rPr>
+          <w:rStyle w:val="VerbatimChar"/>
+        </w:rPr>
+        <w:t xml:space="preserve">## P value adjustment: tukey method for comparing a family of 6 estimates</w:t>
       </w:r>
     </w:p>
     <w:bookmarkEnd w:id="122"/>
@@ -8861,127 +9059,133 @@
         <w:rPr>
           <w:rStyle w:val="VerbatimChar"/>
         </w:rPr>
-        <w:t xml:space="preserve"> species   sex      emmean       SE  df lower.CL upper.CL .group</w:t>
-      </w:r>
-      <w:r>
-        <w:br/>
-      </w:r>
-      <w:r>
-        <w:rPr>
-          <w:rStyle w:val="VerbatimChar"/>
-        </w:rPr>
-        <w:t xml:space="preserve"> Adelie    female 3368.836 36.21222 327 3272.980 3464.692  a    </w:t>
-      </w:r>
-      <w:r>
-        <w:br/>
-      </w:r>
-      <w:r>
-        <w:rPr>
-          <w:rStyle w:val="VerbatimChar"/>
-        </w:rPr>
-        <w:t xml:space="preserve"> Adelie    male   4043.493 36.21222 327 3947.637 4139.349   b   </w:t>
-      </w:r>
-      <w:r>
-        <w:br/>
-      </w:r>
-      <w:r>
-        <w:rPr>
-          <w:rStyle w:val="VerbatimChar"/>
-        </w:rPr>
-        <w:t xml:space="preserve"> Chinstrap female 3527.206 53.06120 327 3386.749 3667.662  a    </w:t>
-      </w:r>
-      <w:r>
-        <w:br/>
-      </w:r>
-      <w:r>
-        <w:rPr>
-          <w:rStyle w:val="VerbatimChar"/>
-        </w:rPr>
-        <w:t xml:space="preserve"> Chinstrap male   3938.971 53.06120 327 3798.514 4079.427   b   </w:t>
-      </w:r>
-      <w:r>
-        <w:br/>
-      </w:r>
-      <w:r>
-        <w:rPr>
-          <w:rStyle w:val="VerbatimChar"/>
-        </w:rPr>
-        <w:t xml:space="preserve"> Gentoo    female 4679.741 40.62586 327 4572.202 4787.281    c  </w:t>
-      </w:r>
-      <w:r>
-        <w:br/>
-      </w:r>
-      <w:r>
-        <w:rPr>
-          <w:rStyle w:val="VerbatimChar"/>
-        </w:rPr>
-        <w:t xml:space="preserve"> Gentoo    male   5484.836 39.61427 327 5379.975 5589.698     d </w:t>
-      </w:r>
-      <w:r>
-        <w:br/>
-      </w:r>
-      <w:r>
-        <w:br/>
-      </w:r>
-      <w:r>
-        <w:rPr>
-          <w:rStyle w:val="VerbatimChar"/>
-        </w:rPr>
-        <w:t xml:space="preserve">Confidence level used: 0.95 </w:t>
-      </w:r>
-      <w:r>
-        <w:br/>
-      </w:r>
-      <w:r>
-        <w:rPr>
-          <w:rStyle w:val="VerbatimChar"/>
-        </w:rPr>
-        <w:t xml:space="preserve">Conf-level adjustment: sidak method for 6 estimates </w:t>
-      </w:r>
-      <w:r>
-        <w:br/>
-      </w:r>
-      <w:r>
-        <w:rPr>
-          <w:rStyle w:val="VerbatimChar"/>
-        </w:rPr>
-        <w:t xml:space="preserve">P value adjustment: sidak method for 15 tests </w:t>
-      </w:r>
-      <w:r>
-        <w:br/>
-      </w:r>
-      <w:r>
-        <w:rPr>
-          <w:rStyle w:val="VerbatimChar"/>
-        </w:rPr>
-        <w:t xml:space="preserve">significance level used: alpha = 0.05 </w:t>
-      </w:r>
-      <w:r>
-        <w:br/>
-      </w:r>
-      <w:r>
-        <w:rPr>
-          <w:rStyle w:val="VerbatimChar"/>
-        </w:rPr>
-        <w:t xml:space="preserve">NOTE: If two or more means share the same grouping symbol,</w:t>
-      </w:r>
-      <w:r>
-        <w:br/>
-      </w:r>
-      <w:r>
-        <w:rPr>
-          <w:rStyle w:val="VerbatimChar"/>
-        </w:rPr>
-        <w:t xml:space="preserve">      then we cannot show them to be different.</w:t>
-      </w:r>
-      <w:r>
-        <w:br/>
-      </w:r>
-      <w:r>
-        <w:rPr>
-          <w:rStyle w:val="VerbatimChar"/>
-        </w:rPr>
-        <w:t xml:space="preserve">      But we also did not show them to be the same. </w:t>
+        <w:t xml:space="preserve">##  species   sex      emmean       SE  df lower.CL upper.CL .group</w:t>
+      </w:r>
+      <w:r>
+        <w:br/>
+      </w:r>
+      <w:r>
+        <w:rPr>
+          <w:rStyle w:val="VerbatimChar"/>
+        </w:rPr>
+        <w:t xml:space="preserve">##  Adelie    female 3368.836 36.21222 327 3272.980 3464.692  a    </w:t>
+      </w:r>
+      <w:r>
+        <w:br/>
+      </w:r>
+      <w:r>
+        <w:rPr>
+          <w:rStyle w:val="VerbatimChar"/>
+        </w:rPr>
+        <w:t xml:space="preserve">##  Adelie    male   4043.493 36.21222 327 3947.637 4139.349   b   </w:t>
+      </w:r>
+      <w:r>
+        <w:br/>
+      </w:r>
+      <w:r>
+        <w:rPr>
+          <w:rStyle w:val="VerbatimChar"/>
+        </w:rPr>
+        <w:t xml:space="preserve">##  Chinstrap female 3527.206 53.06120 327 3386.749 3667.662  a    </w:t>
+      </w:r>
+      <w:r>
+        <w:br/>
+      </w:r>
+      <w:r>
+        <w:rPr>
+          <w:rStyle w:val="VerbatimChar"/>
+        </w:rPr>
+        <w:t xml:space="preserve">##  Chinstrap male   3938.971 53.06120 327 3798.514 4079.427   b   </w:t>
+      </w:r>
+      <w:r>
+        <w:br/>
+      </w:r>
+      <w:r>
+        <w:rPr>
+          <w:rStyle w:val="VerbatimChar"/>
+        </w:rPr>
+        <w:t xml:space="preserve">##  Gentoo    female 4679.741 40.62586 327 4572.202 4787.281    c  </w:t>
+      </w:r>
+      <w:r>
+        <w:br/>
+      </w:r>
+      <w:r>
+        <w:rPr>
+          <w:rStyle w:val="VerbatimChar"/>
+        </w:rPr>
+        <w:t xml:space="preserve">##  Gentoo    male   5484.836 39.61427 327 5379.975 5589.698     d </w:t>
+      </w:r>
+      <w:r>
+        <w:br/>
+      </w:r>
+      <w:r>
+        <w:rPr>
+          <w:rStyle w:val="VerbatimChar"/>
+        </w:rPr>
+        <w:t xml:space="preserve">## </w:t>
+      </w:r>
+      <w:r>
+        <w:br/>
+      </w:r>
+      <w:r>
+        <w:rPr>
+          <w:rStyle w:val="VerbatimChar"/>
+        </w:rPr>
+        <w:t xml:space="preserve">## Confidence level used: 0.95 </w:t>
+      </w:r>
+      <w:r>
+        <w:br/>
+      </w:r>
+      <w:r>
+        <w:rPr>
+          <w:rStyle w:val="VerbatimChar"/>
+        </w:rPr>
+        <w:t xml:space="preserve">## Conf-level adjustment: sidak method for 6 estimates </w:t>
+      </w:r>
+      <w:r>
+        <w:br/>
+      </w:r>
+      <w:r>
+        <w:rPr>
+          <w:rStyle w:val="VerbatimChar"/>
+        </w:rPr>
+        <w:t xml:space="preserve">## P value adjustment: sidak method for 15 tests </w:t>
+      </w:r>
+      <w:r>
+        <w:br/>
+      </w:r>
+      <w:r>
+        <w:rPr>
+          <w:rStyle w:val="VerbatimChar"/>
+        </w:rPr>
+        <w:t xml:space="preserve">## significance level used: alpha = 0.05 </w:t>
+      </w:r>
+      <w:r>
+        <w:br/>
+      </w:r>
+      <w:r>
+        <w:rPr>
+          <w:rStyle w:val="VerbatimChar"/>
+        </w:rPr>
+        <w:t xml:space="preserve">## NOTE: If two or more means share the same grouping symbol,</w:t>
+      </w:r>
+      <w:r>
+        <w:br/>
+      </w:r>
+      <w:r>
+        <w:rPr>
+          <w:rStyle w:val="VerbatimChar"/>
+        </w:rPr>
+        <w:t xml:space="preserve">##       then we cannot show them to be different.</w:t>
+      </w:r>
+      <w:r>
+        <w:br/>
+      </w:r>
+      <w:r>
+        <w:rPr>
+          <w:rStyle w:val="VerbatimChar"/>
+        </w:rPr>
+        <w:t xml:space="preserve">##       But we also did not show them to be the same.</w:t>
       </w:r>
     </w:p>
     <w:bookmarkEnd w:id="124"/>
@@ -9011,166 +9215,196 @@
         <w:rPr>
           <w:rStyle w:val="VerbatimChar"/>
         </w:rPr>
-        <w:t xml:space="preserve">[1] "Species pairwise comparisons (Tukey):"</w:t>
-      </w:r>
-    </w:p>
-    <w:p>
-      <w:pPr>
-        <w:pStyle w:val="SourceCode"/>
-      </w:pPr>
-      <w:r>
-        <w:rPr>
-          <w:rStyle w:val="VerbatimChar"/>
-        </w:rPr>
-        <w:t xml:space="preserve"> contrast           estimate   SE  df t.ratio p.value</w:t>
-      </w:r>
-      <w:r>
-        <w:br/>
-      </w:r>
-      <w:r>
-        <w:rPr>
-          <w:rStyle w:val="VerbatimChar"/>
-        </w:rPr>
-        <w:t xml:space="preserve"> Adelie - Chinstrap    -26.9 45.4 327  -0.593  0.8241</w:t>
-      </w:r>
-      <w:r>
-        <w:br/>
-      </w:r>
-      <w:r>
-        <w:rPr>
-          <w:rStyle w:val="VerbatimChar"/>
-        </w:rPr>
-        <w:t xml:space="preserve"> Adelie - Gentoo     -1376.1 38.2 327 -36.007  &lt;.0001</w:t>
-      </w:r>
-      <w:r>
-        <w:br/>
-      </w:r>
-      <w:r>
-        <w:rPr>
-          <w:rStyle w:val="VerbatimChar"/>
-        </w:rPr>
-        <w:t xml:space="preserve"> Chinstrap - Gentoo  -1349.2 47.0 327 -28.682  &lt;.0001</w:t>
-      </w:r>
-      <w:r>
-        <w:br/>
-      </w:r>
-      <w:r>
-        <w:br/>
-      </w:r>
-      <w:r>
-        <w:rPr>
-          <w:rStyle w:val="VerbatimChar"/>
-        </w:rPr>
-        <w:t xml:space="preserve">Results are averaged over the levels of: sex </w:t>
-      </w:r>
-      <w:r>
-        <w:br/>
-      </w:r>
-      <w:r>
-        <w:rPr>
-          <w:rStyle w:val="VerbatimChar"/>
-        </w:rPr>
-        <w:t xml:space="preserve">P value adjustment: tukey method for comparing a family of 3 estimates </w:t>
-      </w:r>
-    </w:p>
-    <w:p>
-      <w:pPr>
-        <w:pStyle w:val="SourceCode"/>
-      </w:pPr>
-      <w:r>
-        <w:rPr>
-          <w:rStyle w:val="VerbatimChar"/>
-        </w:rPr>
-        <w:t xml:space="preserve">[1] "\nSex effect within each species:"</w:t>
-      </w:r>
-    </w:p>
-    <w:p>
-      <w:pPr>
-        <w:pStyle w:val="SourceCode"/>
-      </w:pPr>
-      <w:r>
-        <w:rPr>
-          <w:rStyle w:val="VerbatimChar"/>
-        </w:rPr>
-        <w:t xml:space="preserve">species = Adelie:</w:t>
-      </w:r>
-      <w:r>
-        <w:br/>
-      </w:r>
-      <w:r>
-        <w:rPr>
-          <w:rStyle w:val="VerbatimChar"/>
-        </w:rPr>
-        <w:t xml:space="preserve"> contrast      estimate   SE  df t.ratio p.value</w:t>
-      </w:r>
-      <w:r>
-        <w:br/>
-      </w:r>
-      <w:r>
-        <w:rPr>
-          <w:rStyle w:val="VerbatimChar"/>
-        </w:rPr>
-        <w:t xml:space="preserve"> female - male     -675 51.2 327 -13.174  &lt;.0001</w:t>
-      </w:r>
-      <w:r>
-        <w:br/>
-      </w:r>
-      <w:r>
-        <w:br/>
-      </w:r>
-      <w:r>
-        <w:rPr>
-          <w:rStyle w:val="VerbatimChar"/>
-        </w:rPr>
-        <w:t xml:space="preserve">species = Chinstrap:</w:t>
-      </w:r>
-      <w:r>
-        <w:br/>
-      </w:r>
-      <w:r>
-        <w:rPr>
-          <w:rStyle w:val="VerbatimChar"/>
-        </w:rPr>
-        <w:t xml:space="preserve"> contrast      estimate   SE  df t.ratio p.value</w:t>
-      </w:r>
-      <w:r>
-        <w:br/>
-      </w:r>
-      <w:r>
-        <w:rPr>
-          <w:rStyle w:val="VerbatimChar"/>
-        </w:rPr>
-        <w:t xml:space="preserve"> female - male     -412 75.0 327  -5.487  &lt;.0001</w:t>
-      </w:r>
-      <w:r>
-        <w:br/>
-      </w:r>
-      <w:r>
-        <w:br/>
-      </w:r>
-      <w:r>
-        <w:rPr>
-          <w:rStyle w:val="VerbatimChar"/>
-        </w:rPr>
-        <w:t xml:space="preserve">species = Gentoo:</w:t>
-      </w:r>
-      <w:r>
-        <w:br/>
-      </w:r>
-      <w:r>
-        <w:rPr>
-          <w:rStyle w:val="VerbatimChar"/>
-        </w:rPr>
-        <w:t xml:space="preserve"> contrast      estimate   SE  df t.ratio p.value</w:t>
-      </w:r>
-      <w:r>
-        <w:br/>
-      </w:r>
-      <w:r>
-        <w:rPr>
-          <w:rStyle w:val="VerbatimChar"/>
-        </w:rPr>
-        <w:t xml:space="preserve"> female - male     -805 56.7 327 -14.188  &lt;.0001</w:t>
+        <w:t xml:space="preserve">## Species pairwise comparisons (Tukey):</w:t>
+      </w:r>
+      <w:r>
+        <w:br/>
+      </w:r>
+      <w:r>
+        <w:rPr>
+          <w:rStyle w:val="VerbatimChar"/>
+        </w:rPr>
+        <w:t xml:space="preserve">##  contrast           estimate   SE  df t.ratio p.value</w:t>
+      </w:r>
+      <w:r>
+        <w:br/>
+      </w:r>
+      <w:r>
+        <w:rPr>
+          <w:rStyle w:val="VerbatimChar"/>
+        </w:rPr>
+        <w:t xml:space="preserve">##  Adelie - Chinstrap    -26.9 45.4 327  -0.593  0.8241</w:t>
+      </w:r>
+      <w:r>
+        <w:br/>
+      </w:r>
+      <w:r>
+        <w:rPr>
+          <w:rStyle w:val="VerbatimChar"/>
+        </w:rPr>
+        <w:t xml:space="preserve">##  Adelie - Gentoo     -1376.1 38.2 327 -36.007  &lt;.0001</w:t>
+      </w:r>
+      <w:r>
+        <w:br/>
+      </w:r>
+      <w:r>
+        <w:rPr>
+          <w:rStyle w:val="VerbatimChar"/>
+        </w:rPr>
+        <w:t xml:space="preserve">##  Chinstrap - Gentoo  -1349.2 47.0 327 -28.682  &lt;.0001</w:t>
+      </w:r>
+      <w:r>
+        <w:br/>
+      </w:r>
+      <w:r>
+        <w:rPr>
+          <w:rStyle w:val="VerbatimChar"/>
+        </w:rPr>
+        <w:t xml:space="preserve">## </w:t>
+      </w:r>
+      <w:r>
+        <w:br/>
+      </w:r>
+      <w:r>
+        <w:rPr>
+          <w:rStyle w:val="VerbatimChar"/>
+        </w:rPr>
+        <w:t xml:space="preserve">## Results are averaged over the levels of: sex </w:t>
+      </w:r>
+      <w:r>
+        <w:br/>
+      </w:r>
+      <w:r>
+        <w:rPr>
+          <w:rStyle w:val="VerbatimChar"/>
+        </w:rPr>
+        <w:t xml:space="preserve">## P value adjustment: tukey method for comparing a family of 3 estimates</w:t>
+      </w:r>
+      <w:r>
+        <w:br/>
+      </w:r>
+      <w:r>
+        <w:rPr>
+          <w:rStyle w:val="VerbatimChar"/>
+        </w:rPr>
+        <w:t xml:space="preserve">## </w:t>
+      </w:r>
+      <w:r>
+        <w:br/>
+      </w:r>
+      <w:r>
+        <w:rPr>
+          <w:rStyle w:val="VerbatimChar"/>
+        </w:rPr>
+        <w:t xml:space="preserve">## </w:t>
+      </w:r>
+      <w:r>
+        <w:br/>
+      </w:r>
+      <w:r>
+        <w:rPr>
+          <w:rStyle w:val="VerbatimChar"/>
+        </w:rPr>
+        <w:t xml:space="preserve">## Sex effect within each species:</w:t>
+      </w:r>
+      <w:r>
+        <w:br/>
+      </w:r>
+      <w:r>
+        <w:rPr>
+          <w:rStyle w:val="VerbatimChar"/>
+        </w:rPr>
+        <w:t xml:space="preserve">## species = Adelie:</w:t>
+      </w:r>
+      <w:r>
+        <w:br/>
+      </w:r>
+      <w:r>
+        <w:rPr>
+          <w:rStyle w:val="VerbatimChar"/>
+        </w:rPr>
+        <w:t xml:space="preserve">##  contrast      estimate   SE  df t.ratio p.value</w:t>
+      </w:r>
+      <w:r>
+        <w:br/>
+      </w:r>
+      <w:r>
+        <w:rPr>
+          <w:rStyle w:val="VerbatimChar"/>
+        </w:rPr>
+        <w:t xml:space="preserve">##  female - male     -675 51.2 327 -13.174  &lt;.0001</w:t>
+      </w:r>
+      <w:r>
+        <w:br/>
+      </w:r>
+      <w:r>
+        <w:rPr>
+          <w:rStyle w:val="VerbatimChar"/>
+        </w:rPr>
+        <w:t xml:space="preserve">## </w:t>
+      </w:r>
+      <w:r>
+        <w:br/>
+      </w:r>
+      <w:r>
+        <w:rPr>
+          <w:rStyle w:val="VerbatimChar"/>
+        </w:rPr>
+        <w:t xml:space="preserve">## species = Chinstrap:</w:t>
+      </w:r>
+      <w:r>
+        <w:br/>
+      </w:r>
+      <w:r>
+        <w:rPr>
+          <w:rStyle w:val="VerbatimChar"/>
+        </w:rPr>
+        <w:t xml:space="preserve">##  contrast      estimate   SE  df t.ratio p.value</w:t>
+      </w:r>
+      <w:r>
+        <w:br/>
+      </w:r>
+      <w:r>
+        <w:rPr>
+          <w:rStyle w:val="VerbatimChar"/>
+        </w:rPr>
+        <w:t xml:space="preserve">##  female - male     -412 75.0 327  -5.487  &lt;.0001</w:t>
+      </w:r>
+      <w:r>
+        <w:br/>
+      </w:r>
+      <w:r>
+        <w:rPr>
+          <w:rStyle w:val="VerbatimChar"/>
+        </w:rPr>
+        <w:t xml:space="preserve">## </w:t>
+      </w:r>
+      <w:r>
+        <w:br/>
+      </w:r>
+      <w:r>
+        <w:rPr>
+          <w:rStyle w:val="VerbatimChar"/>
+        </w:rPr>
+        <w:t xml:space="preserve">## species = Gentoo:</w:t>
+      </w:r>
+      <w:r>
+        <w:br/>
+      </w:r>
+      <w:r>
+        <w:rPr>
+          <w:rStyle w:val="VerbatimChar"/>
+        </w:rPr>
+        <w:t xml:space="preserve">##  contrast      estimate   SE  df t.ratio p.value</w:t>
+      </w:r>
+      <w:r>
+        <w:br/>
+      </w:r>
+      <w:r>
+        <w:rPr>
+          <w:rStyle w:val="VerbatimChar"/>
+        </w:rPr>
+        <w:t xml:space="preserve">##  female - male     -805 56.7 327 -14.188  &lt;.0001</w:t>
       </w:r>
     </w:p>
     <w:bookmarkEnd w:id="125"/>
@@ -9191,67 +9425,79 @@
         <w:rPr>
           <w:rStyle w:val="VerbatimChar"/>
         </w:rPr>
-        <w:t xml:space="preserve">[1] "Sex effect (Male - Female) by species:"</w:t>
-      </w:r>
-    </w:p>
-    <w:p>
-      <w:pPr>
-        <w:pStyle w:val="SourceCode"/>
-      </w:pPr>
-      <w:r>
-        <w:rPr>
-          <w:rStyle w:val="VerbatimChar"/>
-        </w:rPr>
-        <w:t xml:space="preserve">    Species Sex_Effect</w:t>
-      </w:r>
-      <w:r>
-        <w:br/>
-      </w:r>
-      <w:r>
-        <w:rPr>
-          <w:rStyle w:val="VerbatimChar"/>
-        </w:rPr>
-        <w:t xml:space="preserve">1    Adelie       -675</w:t>
-      </w:r>
-      <w:r>
-        <w:br/>
-      </w:r>
-      <w:r>
-        <w:rPr>
-          <w:rStyle w:val="VerbatimChar"/>
-        </w:rPr>
-        <w:t xml:space="preserve">2 Chinstrap       -412</w:t>
-      </w:r>
-      <w:r>
-        <w:br/>
-      </w:r>
-      <w:r>
-        <w:rPr>
-          <w:rStyle w:val="VerbatimChar"/>
-        </w:rPr>
-        <w:t xml:space="preserve">3    Gentoo       -805</w:t>
-      </w:r>
-    </w:p>
-    <w:p>
-      <w:pPr>
-        <w:pStyle w:val="SourceCode"/>
-      </w:pPr>
-      <w:r>
-        <w:rPr>
-          <w:rStyle w:val="VerbatimChar"/>
-        </w:rPr>
-        <w:t xml:space="preserve">[1] "\nInteraction interpretation:"</w:t>
-      </w:r>
-    </w:p>
-    <w:p>
-      <w:pPr>
-        <w:pStyle w:val="SourceCode"/>
-      </w:pPr>
-      <w:r>
-        <w:rPr>
-          <w:rStyle w:val="VerbatimChar"/>
-        </w:rPr>
-        <w:t xml:space="preserve">[1] "Sex effects differ across species"</w:t>
+        <w:t xml:space="preserve">## Sex effect (Male - Female) by species:</w:t>
+      </w:r>
+      <w:r>
+        <w:br/>
+      </w:r>
+      <w:r>
+        <w:rPr>
+          <w:rStyle w:val="VerbatimChar"/>
+        </w:rPr>
+        <w:t xml:space="preserve">##     Species Sex_Effect</w:t>
+      </w:r>
+      <w:r>
+        <w:br/>
+      </w:r>
+      <w:r>
+        <w:rPr>
+          <w:rStyle w:val="VerbatimChar"/>
+        </w:rPr>
+        <w:t xml:space="preserve">## 1    Adelie       -675</w:t>
+      </w:r>
+      <w:r>
+        <w:br/>
+      </w:r>
+      <w:r>
+        <w:rPr>
+          <w:rStyle w:val="VerbatimChar"/>
+        </w:rPr>
+        <w:t xml:space="preserve">## 2 Chinstrap       -412</w:t>
+      </w:r>
+      <w:r>
+        <w:br/>
+      </w:r>
+      <w:r>
+        <w:rPr>
+          <w:rStyle w:val="VerbatimChar"/>
+        </w:rPr>
+        <w:t xml:space="preserve">## 3    Gentoo       -805</w:t>
+      </w:r>
+      <w:r>
+        <w:br/>
+      </w:r>
+      <w:r>
+        <w:rPr>
+          <w:rStyle w:val="VerbatimChar"/>
+        </w:rPr>
+        <w:t xml:space="preserve">## </w:t>
+      </w:r>
+      <w:r>
+        <w:br/>
+      </w:r>
+      <w:r>
+        <w:rPr>
+          <w:rStyle w:val="VerbatimChar"/>
+        </w:rPr>
+        <w:t xml:space="preserve">## </w:t>
+      </w:r>
+      <w:r>
+        <w:br/>
+      </w:r>
+      <w:r>
+        <w:rPr>
+          <w:rStyle w:val="VerbatimChar"/>
+        </w:rPr>
+        <w:t xml:space="preserve">## Interaction interpretation:</w:t>
+      </w:r>
+      <w:r>
+        <w:br/>
+      </w:r>
+      <w:r>
+        <w:rPr>
+          <w:rStyle w:val="VerbatimChar"/>
+        </w:rPr>
+        <w:t xml:space="preserve">## [1] "Sex effects differ across species"</w:t>
       </w:r>
     </w:p>
     <w:bookmarkEnd w:id="126"/>
@@ -9339,185 +9585,187 @@
         <w:rPr>
           <w:rStyle w:val="VerbatimChar"/>
         </w:rPr>
-        <w:t xml:space="preserve">[1] "Shapiro-Wilk test:"</w:t>
-      </w:r>
-    </w:p>
-    <w:p>
-      <w:pPr>
-        <w:pStyle w:val="SourceCode"/>
-      </w:pPr>
-      <w:r>
-        <w:br/>
-      </w:r>
-      <w:r>
-        <w:rPr>
-          <w:rStyle w:val="VerbatimChar"/>
-        </w:rPr>
-        <w:t xml:space="preserve">    Shapiro-Wilk normality test</w:t>
-      </w:r>
-      <w:r>
-        <w:br/>
-      </w:r>
-      <w:r>
-        <w:br/>
-      </w:r>
-      <w:r>
-        <w:rPr>
-          <w:rStyle w:val="VerbatimChar"/>
-        </w:rPr>
-        <w:t xml:space="preserve">data:  residuals(model_u)</w:t>
-      </w:r>
-      <w:r>
-        <w:br/>
-      </w:r>
-      <w:r>
-        <w:rPr>
-          <w:rStyle w:val="VerbatimChar"/>
-        </w:rPr>
-        <w:t xml:space="preserve">W = 0.99776, p-value = 0.9367</w:t>
-      </w:r>
-    </w:p>
-    <w:p>
-      <w:pPr>
-        <w:pStyle w:val="SourceCode"/>
-      </w:pPr>
-      <w:r>
-        <w:rPr>
-          <w:rStyle w:val="VerbatimChar"/>
-        </w:rPr>
-        <w:t xml:space="preserve">[1] "\nLevene's test:"</w:t>
-      </w:r>
-    </w:p>
-    <w:p>
-      <w:pPr>
-        <w:pStyle w:val="SourceCode"/>
-      </w:pPr>
-      <w:r>
-        <w:rPr>
-          <w:rStyle w:val="VerbatimChar"/>
-        </w:rPr>
-        <w:t xml:space="preserve">Levene's Test for Homogeneity of Variance (center = median)</w:t>
-      </w:r>
-      <w:r>
-        <w:br/>
-      </w:r>
-      <w:r>
-        <w:rPr>
-          <w:rStyle w:val="VerbatimChar"/>
-        </w:rPr>
-        <w:t xml:space="preserve">       Df F value Pr(&gt;F)</w:t>
-      </w:r>
-      <w:r>
-        <w:br/>
-      </w:r>
-      <w:r>
-        <w:rPr>
-          <w:rStyle w:val="VerbatimChar"/>
-        </w:rPr>
-        <w:t xml:space="preserve">group   5  1.3908 0.2272</w:t>
-      </w:r>
-      <w:r>
-        <w:br/>
-      </w:r>
-      <w:r>
-        <w:rPr>
-          <w:rStyle w:val="VerbatimChar"/>
-        </w:rPr>
-        <w:t xml:space="preserve">      327               </w:t>
-      </w:r>
-    </w:p>
-    <w:p>
-      <w:pPr>
-        <w:pStyle w:val="SourceCode"/>
-      </w:pPr>
-      <w:r>
-        <w:rPr>
-          <w:rStyle w:val="VerbatimChar"/>
-        </w:rPr>
-        <w:t xml:space="preserve">[1] "\nResidual SD by group:"</w:t>
-      </w:r>
-    </w:p>
-    <w:p>
-      <w:pPr>
-        <w:pStyle w:val="SourceCode"/>
-      </w:pPr>
-      <w:r>
-        <w:rPr>
-          <w:rStyle w:val="VerbatimChar"/>
-        </w:rPr>
-        <w:t xml:space="preserve"># A tibble: 6 × 3</w:t>
-      </w:r>
-      <w:r>
-        <w:br/>
-      </w:r>
-      <w:r>
-        <w:rPr>
-          <w:rStyle w:val="VerbatimChar"/>
-        </w:rPr>
-        <w:t xml:space="preserve">  species   sex    sd_resid</w:t>
-      </w:r>
-      <w:r>
-        <w:br/>
-      </w:r>
-      <w:r>
-        <w:rPr>
-          <w:rStyle w:val="VerbatimChar"/>
-        </w:rPr>
-        <w:t xml:space="preserve">  &lt;fct&gt;     &lt;fct&gt;     &lt;dbl&gt;</w:t>
-      </w:r>
-      <w:r>
-        <w:br/>
-      </w:r>
-      <w:r>
-        <w:rPr>
-          <w:rStyle w:val="VerbatimChar"/>
-        </w:rPr>
-        <w:t xml:space="preserve">1 Adelie    female     269.</w:t>
-      </w:r>
-      <w:r>
-        <w:br/>
-      </w:r>
-      <w:r>
-        <w:rPr>
-          <w:rStyle w:val="VerbatimChar"/>
-        </w:rPr>
-        <w:t xml:space="preserve">2 Adelie    male       347.</w:t>
-      </w:r>
-      <w:r>
-        <w:br/>
-      </w:r>
-      <w:r>
-        <w:rPr>
-          <w:rStyle w:val="VerbatimChar"/>
-        </w:rPr>
-        <w:t xml:space="preserve">3 Chinstrap female     285.</w:t>
-      </w:r>
-      <w:r>
-        <w:br/>
-      </w:r>
-      <w:r>
-        <w:rPr>
-          <w:rStyle w:val="VerbatimChar"/>
-        </w:rPr>
-        <w:t xml:space="preserve">4 Chinstrap male       362.</w:t>
-      </w:r>
-      <w:r>
-        <w:br/>
-      </w:r>
-      <w:r>
-        <w:rPr>
-          <w:rStyle w:val="VerbatimChar"/>
-        </w:rPr>
-        <w:t xml:space="preserve">5 Gentoo    female     282.</w:t>
-      </w:r>
-      <w:r>
-        <w:br/>
-      </w:r>
-      <w:r>
-        <w:rPr>
-          <w:rStyle w:val="VerbatimChar"/>
-        </w:rPr>
-        <w:t xml:space="preserve">6 Gentoo    male       313.</w:t>
+        <w:t xml:space="preserve">## [1] "Shapiro-Wilk test:"</w:t>
+      </w:r>
+      <w:r>
+        <w:br/>
+      </w:r>
+      <w:r>
+        <w:rPr>
+          <w:rStyle w:val="VerbatimChar"/>
+        </w:rPr>
+        <w:t xml:space="preserve">## </w:t>
+      </w:r>
+      <w:r>
+        <w:br/>
+      </w:r>
+      <w:r>
+        <w:rPr>
+          <w:rStyle w:val="VerbatimChar"/>
+        </w:rPr>
+        <w:t xml:space="preserve">##  Shapiro-Wilk normality test</w:t>
+      </w:r>
+      <w:r>
+        <w:br/>
+      </w:r>
+      <w:r>
+        <w:rPr>
+          <w:rStyle w:val="VerbatimChar"/>
+        </w:rPr>
+        <w:t xml:space="preserve">## </w:t>
+      </w:r>
+      <w:r>
+        <w:br/>
+      </w:r>
+      <w:r>
+        <w:rPr>
+          <w:rStyle w:val="VerbatimChar"/>
+        </w:rPr>
+        <w:t xml:space="preserve">## data:  residuals(model_u)</w:t>
+      </w:r>
+      <w:r>
+        <w:br/>
+      </w:r>
+      <w:r>
+        <w:rPr>
+          <w:rStyle w:val="VerbatimChar"/>
+        </w:rPr>
+        <w:t xml:space="preserve">## W = 0.99776, p-value = 0.9367</w:t>
+      </w:r>
+      <w:r>
+        <w:br/>
+      </w:r>
+      <w:r>
+        <w:rPr>
+          <w:rStyle w:val="VerbatimChar"/>
+        </w:rPr>
+        <w:t xml:space="preserve">## [1] "\nLevene's test:"</w:t>
+      </w:r>
+      <w:r>
+        <w:br/>
+      </w:r>
+      <w:r>
+        <w:rPr>
+          <w:rStyle w:val="VerbatimChar"/>
+        </w:rPr>
+        <w:t xml:space="preserve">## Levene's Test for Homogeneity of Variance (center = median)</w:t>
+      </w:r>
+      <w:r>
+        <w:br/>
+      </w:r>
+      <w:r>
+        <w:rPr>
+          <w:rStyle w:val="VerbatimChar"/>
+        </w:rPr>
+        <w:t xml:space="preserve">##        Df F value Pr(&gt;F)</w:t>
+      </w:r>
+      <w:r>
+        <w:br/>
+      </w:r>
+      <w:r>
+        <w:rPr>
+          <w:rStyle w:val="VerbatimChar"/>
+        </w:rPr>
+        <w:t xml:space="preserve">## group   5  1.3908 0.2272</w:t>
+      </w:r>
+      <w:r>
+        <w:br/>
+      </w:r>
+      <w:r>
+        <w:rPr>
+          <w:rStyle w:val="VerbatimChar"/>
+        </w:rPr>
+        <w:t xml:space="preserve">##       327</w:t>
+      </w:r>
+      <w:r>
+        <w:br/>
+      </w:r>
+      <w:r>
+        <w:rPr>
+          <w:rStyle w:val="VerbatimChar"/>
+        </w:rPr>
+        <w:t xml:space="preserve">## [1] "\nResidual SD by group:"</w:t>
+      </w:r>
+      <w:r>
+        <w:br/>
+      </w:r>
+      <w:r>
+        <w:rPr>
+          <w:rStyle w:val="VerbatimChar"/>
+        </w:rPr>
+        <w:t xml:space="preserve">## # A tibble: 6 × 3</w:t>
+      </w:r>
+      <w:r>
+        <w:br/>
+      </w:r>
+      <w:r>
+        <w:rPr>
+          <w:rStyle w:val="VerbatimChar"/>
+        </w:rPr>
+        <w:t xml:space="preserve">##   species   sex    sd_resid</w:t>
+      </w:r>
+      <w:r>
+        <w:br/>
+      </w:r>
+      <w:r>
+        <w:rPr>
+          <w:rStyle w:val="VerbatimChar"/>
+        </w:rPr>
+        <w:t xml:space="preserve">##   &lt;fct&gt;     &lt;fct&gt;     &lt;dbl&gt;</w:t>
+      </w:r>
+      <w:r>
+        <w:br/>
+      </w:r>
+      <w:r>
+        <w:rPr>
+          <w:rStyle w:val="VerbatimChar"/>
+        </w:rPr>
+        <w:t xml:space="preserve">## 1 Adelie    female     269.</w:t>
+      </w:r>
+      <w:r>
+        <w:br/>
+      </w:r>
+      <w:r>
+        <w:rPr>
+          <w:rStyle w:val="VerbatimChar"/>
+        </w:rPr>
+        <w:t xml:space="preserve">## 2 Adelie    male       347.</w:t>
+      </w:r>
+      <w:r>
+        <w:br/>
+      </w:r>
+      <w:r>
+        <w:rPr>
+          <w:rStyle w:val="VerbatimChar"/>
+        </w:rPr>
+        <w:t xml:space="preserve">## 3 Chinstrap female     285.</w:t>
+      </w:r>
+      <w:r>
+        <w:br/>
+      </w:r>
+      <w:r>
+        <w:rPr>
+          <w:rStyle w:val="VerbatimChar"/>
+        </w:rPr>
+        <w:t xml:space="preserve">## 4 Chinstrap male       362.</w:t>
+      </w:r>
+      <w:r>
+        <w:br/>
+      </w:r>
+      <w:r>
+        <w:rPr>
+          <w:rStyle w:val="VerbatimChar"/>
+        </w:rPr>
+        <w:t xml:space="preserve">## 5 Gentoo    female     282.</w:t>
+      </w:r>
+      <w:r>
+        <w:br/>
+      </w:r>
+      <w:r>
+        <w:rPr>
+          <w:rStyle w:val="VerbatimChar"/>
+        </w:rPr>
+        <w:t xml:space="preserve">## 6 Gentoo    male       313.</w:t>
       </w:r>
     </w:p>
     <w:bookmarkEnd w:id="132"/>
@@ -9548,89 +9796,97 @@
         <w:rPr>
           <w:rStyle w:val="VerbatimChar"/>
         </w:rPr>
-        <w:t xml:space="preserve">[1] "Balanced vs Unbalanced Results:"</w:t>
-      </w:r>
-    </w:p>
-    <w:p>
-      <w:pPr>
-        <w:pStyle w:val="SourceCode"/>
-      </w:pPr>
-      <w:r>
-        <w:rPr>
-          <w:rStyle w:val="VerbatimChar"/>
-        </w:rPr>
-        <w:t xml:space="preserve">       Effect Balanced_F Balanced_p Unbalanced_F Unbalanced_p</w:t>
-      </w:r>
-      <w:r>
-        <w:br/>
-      </w:r>
-      <w:r>
-        <w:rPr>
-          <w:rStyle w:val="VerbatimChar"/>
-        </w:rPr>
-        <w:t xml:space="preserve">1     Species     477.20      0e+00       746.92        0e+00</w:t>
-      </w:r>
-      <w:r>
-        <w:br/>
-      </w:r>
-      <w:r>
-        <w:rPr>
-          <w:rStyle w:val="VerbatimChar"/>
-        </w:rPr>
-        <w:t xml:space="preserve">2         Sex     239.22      0e+00       311.84        0e+00</w:t>
-      </w:r>
-      <w:r>
-        <w:br/>
-      </w:r>
-      <w:r>
-        <w:rPr>
-          <w:rStyle w:val="VerbatimChar"/>
-        </w:rPr>
-        <w:t xml:space="preserve">3 Interaction       9.10      2e-04         8.76        2e-04</w:t>
-      </w:r>
-    </w:p>
-    <w:p>
-      <w:pPr>
-        <w:pStyle w:val="SourceCode"/>
-      </w:pPr>
-      <w:r>
-        <w:rPr>
-          <w:rStyle w:val="VerbatimChar"/>
-        </w:rPr>
-        <w:t xml:space="preserve">[1] "\nSample sizes:"</w:t>
-      </w:r>
-    </w:p>
-    <w:p>
-      <w:pPr>
-        <w:pStyle w:val="SourceCode"/>
-      </w:pPr>
-      <w:r>
-        <w:rPr>
-          <w:rStyle w:val="VerbatimChar"/>
-        </w:rPr>
-        <w:t xml:space="preserve">[1] "Balanced total N: 204"</w:t>
-      </w:r>
-    </w:p>
-    <w:p>
-      <w:pPr>
-        <w:pStyle w:val="SourceCode"/>
-      </w:pPr>
-      <w:r>
-        <w:rPr>
-          <w:rStyle w:val="VerbatimChar"/>
-        </w:rPr>
-        <w:t xml:space="preserve">[1] "Unbalanced total N: 333"</w:t>
-      </w:r>
-    </w:p>
-    <w:p>
-      <w:pPr>
-        <w:pStyle w:val="SourceCode"/>
-      </w:pPr>
-      <w:r>
-        <w:rPr>
-          <w:rStyle w:val="VerbatimChar"/>
-        </w:rPr>
-        <w:t xml:space="preserve">[1] "Data discarded: 129 observations"</w:t>
+        <w:t xml:space="preserve">## Balanced vs Unbalanced Results:</w:t>
+      </w:r>
+      <w:r>
+        <w:br/>
+      </w:r>
+      <w:r>
+        <w:rPr>
+          <w:rStyle w:val="VerbatimChar"/>
+        </w:rPr>
+        <w:t xml:space="preserve">##        Effect Balanced_F Balanced_p Unbalanced_F Unbalanced_p</w:t>
+      </w:r>
+      <w:r>
+        <w:br/>
+      </w:r>
+      <w:r>
+        <w:rPr>
+          <w:rStyle w:val="VerbatimChar"/>
+        </w:rPr>
+        <w:t xml:space="preserve">## 1     Species     477.20      0e+00       746.92        0e+00</w:t>
+      </w:r>
+      <w:r>
+        <w:br/>
+      </w:r>
+      <w:r>
+        <w:rPr>
+          <w:rStyle w:val="VerbatimChar"/>
+        </w:rPr>
+        <w:t xml:space="preserve">## 2         Sex     239.22      0e+00       311.84        0e+00</w:t>
+      </w:r>
+      <w:r>
+        <w:br/>
+      </w:r>
+      <w:r>
+        <w:rPr>
+          <w:rStyle w:val="VerbatimChar"/>
+        </w:rPr>
+        <w:t xml:space="preserve">## 3 Interaction       9.10      2e-04         8.76        2e-04</w:t>
+      </w:r>
+      <w:r>
+        <w:br/>
+      </w:r>
+      <w:r>
+        <w:rPr>
+          <w:rStyle w:val="VerbatimChar"/>
+        </w:rPr>
+        <w:t xml:space="preserve">## </w:t>
+      </w:r>
+      <w:r>
+        <w:br/>
+      </w:r>
+      <w:r>
+        <w:rPr>
+          <w:rStyle w:val="VerbatimChar"/>
+        </w:rPr>
+        <w:t xml:space="preserve">## </w:t>
+      </w:r>
+      <w:r>
+        <w:br/>
+      </w:r>
+      <w:r>
+        <w:rPr>
+          <w:rStyle w:val="VerbatimChar"/>
+        </w:rPr>
+        <w:t xml:space="preserve">## Sample sizes:</w:t>
+      </w:r>
+      <w:r>
+        <w:br/>
+      </w:r>
+      <w:r>
+        <w:rPr>
+          <w:rStyle w:val="VerbatimChar"/>
+        </w:rPr>
+        <w:t xml:space="preserve">## Balanced total N: 204</w:t>
+      </w:r>
+      <w:r>
+        <w:br/>
+      </w:r>
+      <w:r>
+        <w:rPr>
+          <w:rStyle w:val="VerbatimChar"/>
+        </w:rPr>
+        <w:t xml:space="preserve">## Unbalanced total N: 333</w:t>
+      </w:r>
+      <w:r>
+        <w:br/>
+      </w:r>
+      <w:r>
+        <w:rPr>
+          <w:rStyle w:val="VerbatimChar"/>
+        </w:rPr>
+        <w:t xml:space="preserve">## Data discarded: 129 observations</w:t>
       </w:r>
     </w:p>
     <w:bookmarkEnd w:id="134"/>
